--- a/rapports/16_02_2026/GNING/coh_EQ32_sup_132202010003.docx
+++ b/rapports/16_02_2026/GNING/coh_EQ32_sup_132202010003.docx
@@ -25,7 +25,7 @@
         <w:br/>
         <w:t>Grappe: 132202010003</w:t>
         <w:br/>
-        <w:t>Date: 16/02/2026 a 12:41</w:t>
+        <w:t>Date: 16/02/2026 a 12:58</w:t>
       </w:r>
     </w:p>
     <w:p/>

--- a/rapports/16_02_2026/GNING/coh_EQ32_sup_132202010003.docx
+++ b/rapports/16_02_2026/GNING/coh_EQ32_sup_132202010003.docx
@@ -25,7 +25,7 @@
         <w:br/>
         <w:t>Grappe: 132202010003</w:t>
         <w:br/>
-        <w:t>Date: 16/02/2026 a 12:58</w:t>
+        <w:t>Date: 16/02/2026 a 13:05</w:t>
       </w:r>
     </w:p>
     <w:p/>
@@ -97,7 +97,7 @@
           </w:tcPr>
           <w:p>
             <w:r>
-              <w:t>2</w:t>
+              <w:t>12</w:t>
             </w:r>
           </w:p>
         </w:tc>
@@ -119,7 +119,7 @@
           </w:tcPr>
           <w:p>
             <w:r>
-              <w:t>21</w:t>
+              <w:t>27</w:t>
             </w:r>
           </w:p>
         </w:tc>
@@ -199,7 +199,7 @@
           </w:tcPr>
           <w:p>
             <w:r>
-              <w:t>Section0</w:t>
+              <w:t>Section2</w:t>
             </w:r>
           </w:p>
         </w:tc>
@@ -209,7 +209,7 @@
           </w:tcPr>
           <w:p>
             <w:r>
-              <w:t>Identification et renseignements de controle</w:t>
+              <w:t>Education</w:t>
             </w:r>
           </w:p>
         </w:tc>
@@ -219,7 +219,71 @@
           </w:tcPr>
           <w:p>
             <w:r>
-              <w:t>2</w:t>
+              <w:t>12</w:t>
+            </w:r>
+          </w:p>
+        </w:tc>
+      </w:tr>
+      <w:tr>
+        <w:tc>
+          <w:tcPr>
+            <w:tcW w:type="dxa" w:w="3324"/>
+          </w:tcPr>
+          <w:p>
+            <w:r>
+              <w:t>Section7b</w:t>
+            </w:r>
+          </w:p>
+        </w:tc>
+        <w:tc>
+          <w:tcPr>
+            <w:tcW w:type="dxa" w:w="3324"/>
+          </w:tcPr>
+          <w:p>
+            <w:r>
+              <w:t>Consommation alimentaire - 7 jours</w:t>
+            </w:r>
+          </w:p>
+        </w:tc>
+        <w:tc>
+          <w:tcPr>
+            <w:tcW w:type="dxa" w:w="3324"/>
+          </w:tcPr>
+          <w:p>
+            <w:r>
+              <w:t>12</w:t>
+            </w:r>
+          </w:p>
+        </w:tc>
+      </w:tr>
+      <w:tr>
+        <w:tc>
+          <w:tcPr>
+            <w:tcW w:type="dxa" w:w="3324"/>
+          </w:tcPr>
+          <w:p>
+            <w:r>
+              <w:t>Section16a</w:t>
+            </w:r>
+          </w:p>
+        </w:tc>
+        <w:tc>
+          <w:tcPr>
+            <w:tcW w:type="dxa" w:w="3324"/>
+          </w:tcPr>
+          <w:p>
+            <w:r>
+              <w:t>Champs et parcelles</w:t>
+            </w:r>
+          </w:p>
+        </w:tc>
+        <w:tc>
+          <w:tcPr>
+            <w:tcW w:type="dxa" w:w="3324"/>
+          </w:tcPr>
+          <w:p>
+            <w:r>
+              <w:t>12</w:t>
             </w:r>
           </w:p>
         </w:tc>
@@ -251,7 +315,7 @@
           </w:tcPr>
           <w:p>
             <w:r>
-              <w:t>2</w:t>
+              <w:t>11</w:t>
             </w:r>
           </w:p>
         </w:tc>
@@ -263,7 +327,7 @@
           </w:tcPr>
           <w:p>
             <w:r>
-              <w:t>Section2</w:t>
+              <w:t>Section4b</w:t>
             </w:r>
           </w:p>
         </w:tc>
@@ -273,7 +337,7 @@
           </w:tcPr>
           <w:p>
             <w:r>
-              <w:t>Education</w:t>
+              <w:t>Emploi - Activite principale</w:t>
             </w:r>
           </w:p>
         </w:tc>
@@ -283,7 +347,103 @@
           </w:tcPr>
           <w:p>
             <w:r>
-              <w:t>2</w:t>
+              <w:t>11</w:t>
+            </w:r>
+          </w:p>
+        </w:tc>
+      </w:tr>
+      <w:tr>
+        <w:tc>
+          <w:tcPr>
+            <w:tcW w:type="dxa" w:w="3324"/>
+          </w:tcPr>
+          <w:p>
+            <w:r>
+              <w:t>Section9c</w:t>
+            </w:r>
+          </w:p>
+        </w:tc>
+        <w:tc>
+          <w:tcPr>
+            <w:tcW w:type="dxa" w:w="3324"/>
+          </w:tcPr>
+          <w:p>
+            <w:r>
+              <w:t>Depenses non-alimentaires - 30 jours</w:t>
+            </w:r>
+          </w:p>
+        </w:tc>
+        <w:tc>
+          <w:tcPr>
+            <w:tcW w:type="dxa" w:w="3324"/>
+          </w:tcPr>
+          <w:p>
+            <w:r>
+              <w:t>11</w:t>
+            </w:r>
+          </w:p>
+        </w:tc>
+      </w:tr>
+      <w:tr>
+        <w:tc>
+          <w:tcPr>
+            <w:tcW w:type="dxa" w:w="3324"/>
+          </w:tcPr>
+          <w:p>
+            <w:r>
+              <w:t>Section11</w:t>
+            </w:r>
+          </w:p>
+        </w:tc>
+        <w:tc>
+          <w:tcPr>
+            <w:tcW w:type="dxa" w:w="3324"/>
+          </w:tcPr>
+          <w:p>
+            <w:r>
+              <w:t>Caracteristiques logement</w:t>
+            </w:r>
+          </w:p>
+        </w:tc>
+        <w:tc>
+          <w:tcPr>
+            <w:tcW w:type="dxa" w:w="3324"/>
+          </w:tcPr>
+          <w:p>
+            <w:r>
+              <w:t>10</w:t>
+            </w:r>
+          </w:p>
+        </w:tc>
+      </w:tr>
+      <w:tr>
+        <w:tc>
+          <w:tcPr>
+            <w:tcW w:type="dxa" w:w="3324"/>
+          </w:tcPr>
+          <w:p>
+            <w:r>
+              <w:t>Section19</w:t>
+            </w:r>
+          </w:p>
+        </w:tc>
+        <w:tc>
+          <w:tcPr>
+            <w:tcW w:type="dxa" w:w="3324"/>
+          </w:tcPr>
+          <w:p>
+            <w:r>
+              <w:t>Equipements agricoles</w:t>
+            </w:r>
+          </w:p>
+        </w:tc>
+        <w:tc>
+          <w:tcPr>
+            <w:tcW w:type="dxa" w:w="3324"/>
+          </w:tcPr>
+          <w:p>
+            <w:r>
+              <w:t>10</w:t>
             </w:r>
           </w:p>
         </w:tc>
@@ -315,39 +475,7 @@
           </w:tcPr>
           <w:p>
             <w:r>
-              <w:t>2</w:t>
-            </w:r>
-          </w:p>
-        </w:tc>
-      </w:tr>
-      <w:tr>
-        <w:tc>
-          <w:tcPr>
-            <w:tcW w:type="dxa" w:w="3324"/>
-          </w:tcPr>
-          <w:p>
-            <w:r>
-              <w:t>Section4b</w:t>
-            </w:r>
-          </w:p>
-        </w:tc>
-        <w:tc>
-          <w:tcPr>
-            <w:tcW w:type="dxa" w:w="3324"/>
-          </w:tcPr>
-          <w:p>
-            <w:r>
-              <w:t>Emploi - Activite principale</w:t>
-            </w:r>
-          </w:p>
-        </w:tc>
-        <w:tc>
-          <w:tcPr>
-            <w:tcW w:type="dxa" w:w="3324"/>
-          </w:tcPr>
-          <w:p>
-            <w:r>
-              <w:t>2</w:t>
+              <w:t>9</w:t>
             </w:r>
           </w:p>
         </w:tc>
@@ -379,7 +507,280 @@
           </w:tcPr>
           <w:p>
             <w:r>
-              <w:t>2</w:t>
+              <w:t>8</w:t>
+            </w:r>
+          </w:p>
+        </w:tc>
+      </w:tr>
+    </w:tbl>
+    <w:p/>
+    <w:p>
+      <w:pPr>
+        <w:pStyle w:val="Heading1"/>
+      </w:pPr>
+      <w:r>
+        <w:t>Details des erreurs par menage</w:t>
+      </w:r>
+    </w:p>
+    <w:p>
+      <w:pPr>
+        <w:pStyle w:val="Heading2"/>
+      </w:pPr>
+      <w:r>
+        <w:t>Menage 1</w:t>
+      </w:r>
+    </w:p>
+    <w:tbl>
+      <w:tblPr>
+        <w:tblStyle w:val="TableGrid"/>
+        <w:tblW w:type="auto" w:w="0"/>
+        <w:tblLook w:firstColumn="1" w:firstRow="1" w:lastColumn="0" w:lastRow="0" w:noHBand="0" w:noVBand="1" w:val="04A0"/>
+      </w:tblPr>
+      <w:tblGrid>
+        <w:gridCol w:w="1662"/>
+        <w:gridCol w:w="1662"/>
+        <w:gridCol w:w="1662"/>
+        <w:gridCol w:w="1662"/>
+        <w:gridCol w:w="1662"/>
+        <w:gridCol w:w="1662"/>
+      </w:tblGrid>
+      <w:tr>
+        <w:tc>
+          <w:tcPr>
+            <w:tcW w:type="dxa" w:w="1662"/>
+            <w:shd w:fill="5B9BD5"/>
+          </w:tcPr>
+          <w:p>
+            <w:r>
+              <w:rPr>
+                <w:b/>
+                <w:color w:val="FFFFFF"/>
+                <w:sz w:val="16"/>
+              </w:rPr>
+              <w:t>Interview Key</w:t>
+            </w:r>
+          </w:p>
+        </w:tc>
+        <w:tc>
+          <w:tcPr>
+            <w:tcW w:type="dxa" w:w="1662"/>
+            <w:shd w:fill="5B9BD5"/>
+          </w:tcPr>
+          <w:p>
+            <w:r>
+              <w:rPr>
+                <w:b/>
+                <w:color w:val="FFFFFF"/>
+                <w:sz w:val="16"/>
+              </w:rPr>
+              <w:t>Interview ID</w:t>
+            </w:r>
+          </w:p>
+        </w:tc>
+        <w:tc>
+          <w:tcPr>
+            <w:tcW w:type="dxa" w:w="1662"/>
+            <w:shd w:fill="5B9BD5"/>
+          </w:tcPr>
+          <w:p>
+            <w:r>
+              <w:rPr>
+                <w:b/>
+                <w:color w:val="FFFFFF"/>
+                <w:sz w:val="16"/>
+              </w:rPr>
+              <w:t>ID Agent</w:t>
+            </w:r>
+          </w:p>
+        </w:tc>
+        <w:tc>
+          <w:tcPr>
+            <w:tcW w:type="dxa" w:w="1662"/>
+            <w:shd w:fill="5B9BD5"/>
+          </w:tcPr>
+          <w:p>
+            <w:r>
+              <w:rPr>
+                <w:b/>
+                <w:color w:val="FFFFFF"/>
+                <w:sz w:val="16"/>
+              </w:rPr>
+              <w:t>ID Equipe</w:t>
+            </w:r>
+          </w:p>
+        </w:tc>
+        <w:tc>
+          <w:tcPr>
+            <w:tcW w:type="dxa" w:w="1662"/>
+            <w:shd w:fill="5B9BD5"/>
+          </w:tcPr>
+          <w:p>
+            <w:r>
+              <w:rPr>
+                <w:b/>
+                <w:color w:val="FFFFFF"/>
+                <w:sz w:val="16"/>
+              </w:rPr>
+              <w:t>Agent</w:t>
+            </w:r>
+          </w:p>
+        </w:tc>
+        <w:tc>
+          <w:tcPr>
+            <w:tcW w:type="dxa" w:w="1662"/>
+            <w:shd w:fill="5B9BD5"/>
+          </w:tcPr>
+          <w:p>
+            <w:r>
+              <w:rPr>
+                <w:b/>
+                <w:color w:val="FFFFFF"/>
+                <w:sz w:val="16"/>
+              </w:rPr>
+              <w:t>Chef d'equipe</w:t>
+            </w:r>
+          </w:p>
+        </w:tc>
+      </w:tr>
+      <w:tr>
+        <w:tc>
+          <w:tcPr>
+            <w:tcW w:type="dxa" w:w="1662"/>
+          </w:tcPr>
+          <w:p>
+            <w:r>
+              <w:rPr>
+                <w:sz w:val="14"/>
+              </w:rPr>
+              <w:t>69-67-31-65</w:t>
+            </w:r>
+          </w:p>
+        </w:tc>
+        <w:tc>
+          <w:tcPr>
+            <w:tcW w:type="dxa" w:w="1662"/>
+          </w:tcPr>
+          <w:p>
+            <w:r>
+              <w:rPr>
+                <w:sz w:val="14"/>
+              </w:rPr>
+              <w:t>46b6a9ba19164280a800fae243815feb</w:t>
+            </w:r>
+          </w:p>
+        </w:tc>
+        <w:tc>
+          <w:tcPr>
+            <w:tcW w:type="dxa" w:w="1662"/>
+          </w:tcPr>
+          <w:p>
+            <w:r>
+              <w:rPr>
+                <w:sz w:val="14"/>
+              </w:rPr>
+              <w:t>EQ32_enq1</w:t>
+            </w:r>
+          </w:p>
+        </w:tc>
+        <w:tc>
+          <w:tcPr>
+            <w:tcW w:type="dxa" w:w="1662"/>
+          </w:tcPr>
+          <w:p>
+            <w:r>
+              <w:rPr>
+                <w:sz w:val="14"/>
+              </w:rPr>
+              <w:t>Equipe32</w:t>
+            </w:r>
+          </w:p>
+        </w:tc>
+        <w:tc>
+          <w:tcPr>
+            <w:tcW w:type="dxa" w:w="1662"/>
+          </w:tcPr>
+          <w:p>
+            <w:r>
+              <w:rPr>
+                <w:sz w:val="14"/>
+              </w:rPr>
+              <w:t>Ibrahima DIALLO</w:t>
+            </w:r>
+          </w:p>
+        </w:tc>
+        <w:tc>
+          <w:tcPr>
+            <w:tcW w:type="dxa" w:w="1662"/>
+          </w:tcPr>
+          <w:p>
+            <w:r>
+              <w:rPr>
+                <w:sz w:val="14"/>
+              </w:rPr>
+              <w:t>Doudou SANE</w:t>
+            </w:r>
+          </w:p>
+        </w:tc>
+      </w:tr>
+    </w:tbl>
+    <w:p/>
+    <w:tbl>
+      <w:tblPr>
+        <w:tblStyle w:val="TableGrid"/>
+        <w:tblW w:type="auto" w:w="0"/>
+        <w:tblLook w:firstColumn="1" w:firstRow="1" w:lastColumn="0" w:lastRow="0" w:noHBand="0" w:noVBand="1" w:val="04A0"/>
+      </w:tblPr>
+      <w:tblGrid>
+        <w:gridCol w:w="3324"/>
+        <w:gridCol w:w="3324"/>
+        <w:gridCol w:w="3324"/>
+      </w:tblGrid>
+      <w:tr>
+        <w:tc>
+          <w:tcPr>
+            <w:tcW w:type="dxa" w:w="3324"/>
+            <w:shd w:fill="70AD47"/>
+          </w:tcPr>
+          <w:p>
+            <w:r>
+              <w:rPr>
+                <w:b/>
+                <w:color w:val="FFFFFF"/>
+                <w:sz w:val="18"/>
+              </w:rPr>
+              <w:t>Chef de Menage</w:t>
+            </w:r>
+          </w:p>
+        </w:tc>
+        <w:tc>
+          <w:tcPr>
+            <w:tcW w:type="dxa" w:w="3324"/>
+            <w:shd w:fill="70AD47"/>
+          </w:tcPr>
+          <w:p>
+            <w:r>
+              <w:rPr>
+                <w:b/>
+                <w:color w:val="FFFFFF"/>
+                <w:sz w:val="18"/>
+              </w:rPr>
+              <w:t>Quartier/Village (s00q05)</w:t>
+            </w:r>
+          </w:p>
+        </w:tc>
+        <w:tc>
+          <w:tcPr>
+            <w:tcW w:type="dxa" w:w="3324"/>
+            <w:shd w:fill="70AD47"/>
+          </w:tcPr>
+          <w:p>
+            <w:r>
+              <w:rPr>
+                <w:b/>
+                <w:color w:val="FFFFFF"/>
+                <w:sz w:val="18"/>
+              </w:rPr>
+              <w:t>Localisation GPS</w:t>
             </w:r>
           </w:p>
         </w:tc>
@@ -391,7 +792,10 @@
           </w:tcPr>
           <w:p>
             <w:r>
-              <w:t>Section6</w:t>
+              <w:rPr>
+                <w:sz w:val="18"/>
+              </w:rPr>
+              <w:t>LAMINE GASSAMA</w:t>
             </w:r>
           </w:p>
         </w:tc>
@@ -401,7 +805,10 @@
           </w:tcPr>
           <w:p>
             <w:r>
-              <w:t>Epargne et credit</w:t>
+              <w:rPr>
+                <w:sz w:val="18"/>
+              </w:rPr>
+              <w:t>N/A</w:t>
             </w:r>
           </w:p>
         </w:tc>
@@ -410,8 +817,750 @@
             <w:tcW w:type="dxa" w:w="3324"/>
           </w:tcPr>
           <w:p>
+            <w:r/>
+            <w:hyperlink r:id="rId9">
+              <w:r>
+                <w:rPr>
+                  <w:color w:val="0563C1"/>
+                  <w:u w:val="single"/>
+                </w:rPr>
+                <w:t>DAR SALAM</w:t>
+              </w:r>
+            </w:hyperlink>
+          </w:p>
+        </w:tc>
+      </w:tr>
+    </w:tbl>
+    <w:p/>
+    <w:p>
+      <w:r>
+        <w:rPr>
+          <w:b/>
+          <w:color w:val="4672C4"/>
+          <w:sz w:val="22"/>
+        </w:rPr>
+        <w:t>&gt;&gt; Section1 - Caracteristiques des membres</w:t>
+      </w:r>
+    </w:p>
+    <w:p>
+      <w:pPr>
+        <w:ind w:left="283"/>
+      </w:pPr>
+      <w:r>
+        <w:rPr>
+          <w:sz w:val="20"/>
+        </w:rPr>
+        <w:t xml:space="preserve">- L'ethni de AISSATOU GASSAMA est Diakhanké, prière de bien classer cet ethni qui existe soit dans la liste des ethni ou n'éxiste pas comme ethni. </w:t>
+        <w:br/>
+        <w:t xml:space="preserve">- L'ethni de AMI CISSE est diakhanke, prière de bien classer cet ethni qui existe soit dans la liste des ethni ou n'éxiste pas comme ethni. </w:t>
+        <w:br/>
+        <w:t xml:space="preserve">- L'ethni de BACOUMERA GASSAMA est diakhanke, prière de bien classer cet ethni qui existe soit dans la liste des ethni ou n'éxiste pas comme ethni. </w:t>
+        <w:br/>
+        <w:t xml:space="preserve">- L'ethni de BAKARY GASSAMA est diakhanke, prière de bien classer cet ethni qui existe soit dans la liste des ethni ou n'éxiste pas comme ethni. La raison principale pour laquelle que BAKARY GASSAMA est venu vivre dans cette localité est etudier au darra et semble exister dans les modalités, prière de prendre attache avec le QG pour plus d'explication afin de la classer bien. </w:t>
+        <w:br/>
+        <w:t xml:space="preserve">- L'ethni de BINTOU CISSE est diakhanke, prière de bien classer cet ethni qui existe soit dans la liste des ethni ou n'éxiste pas comme ethni. </w:t>
+        <w:br/>
+        <w:t xml:space="preserve">- L'ethni de BINTOU GASSAMA est diakhanke, prière de bien classer cet ethni qui existe soit dans la liste des ethni ou n'éxiste pas comme ethni. </w:t>
+        <w:br/>
+        <w:t xml:space="preserve">- L'ethni de DABO WAGUE est diakhanke, prière de bien classer cet ethni qui existe soit dans la liste des ethni ou n'éxiste pas comme ethni. </w:t>
+        <w:br/>
+        <w:t xml:space="preserve">- L'ethni de DALO GASSAMA est Diakhanké, prière de bien classer cet ethni qui existe soit dans la liste des ethni ou n'éxiste pas comme ethni. </w:t>
+        <w:br/>
+        <w:t xml:space="preserve">- L'ethni de DAOUDA GASSAMA est diakhanke, prière de bien classer cet ethni qui existe soit dans la liste des ethni ou n'éxiste pas comme ethni. </w:t>
+        <w:br/>
+        <w:t xml:space="preserve">- L'ethni de FANTA CAGNA CISSE est diakhanke, prière de bien classer cet ethni qui existe soit dans la liste des ethni ou n'éxiste pas comme ethni. </w:t>
+        <w:br/>
+        <w:t xml:space="preserve">- L'ethni de FANTA GASSAMA est dizkhanke, prière de bien classer cet ethni qui existe soit dans la liste des ethni ou n'éxiste pas comme ethni. </w:t>
+        <w:br/>
+        <w:t xml:space="preserve">- L'ethni de FANTA GASSAMA1 est diakhanke, prière de bien classer cet ethni qui existe soit dans la liste des ethni ou n'éxiste pas comme ethni. </w:t>
+        <w:br/>
+        <w:t xml:space="preserve">- L'ethni de FATOUMATA GASSAMA est diakhanke, prière de bien classer cet ethni qui existe soit dans la liste des ethni ou n'éxiste pas comme ethni. </w:t>
+        <w:br/>
+        <w:t xml:space="preserve">- L'ethni de FATOUMATA GASSAMA2 est diakhanke, prière de bien classer cet ethni qui existe soit dans la liste des ethni ou n'éxiste pas comme ethni. </w:t>
+        <w:br/>
+        <w:t xml:space="preserve">- L'ethni de FATOUMATA SYLLA est diakhanké, prière de bien classer cet ethni qui existe soit dans la liste des ethni ou n'éxiste pas comme ethni. </w:t>
+        <w:br/>
+        <w:t xml:space="preserve">- L'ethni de FILY DIABY est diakhanke, prière de bien classer cet ethni qui existe soit dans la liste des ethni ou n'éxiste pas comme ethni. </w:t>
+        <w:br/>
+        <w:t xml:space="preserve">- L'ethni de FOUNÉ GASSAMA est diakhanke, prière de bien classer cet ethni qui existe soit dans la liste des ethni ou n'éxiste pas comme ethni. </w:t>
+        <w:br/>
+        <w:t xml:space="preserve">- L'ethni de GOUNDO GASSAMA est diakhanke, prière de bien classer cet ethni qui existe soit dans la liste des ethni ou n'éxiste pas comme ethni. </w:t>
+        <w:br/>
+        <w:t xml:space="preserve">- L'ethni de KABA GASSAMA est diakhanke, prière de bien classer cet ethni qui existe soit dans la liste des ethni ou n'éxiste pas comme ethni. </w:t>
+        <w:br/>
+        <w:t xml:space="preserve">- L'ethni de LAMINE GASSAMA est Diakhanke, prière de bien classer cet ethni qui existe soit dans la liste des ethni ou n'éxiste pas comme ethni. La raison principale pour laquelle que LAMINE GASSAMA est venu vivre dans cette localité est son emploi et semble exister dans les modalités, prière de prendre attache avec le QG pour plus d'explication afin de la classer bien. </w:t>
+        <w:br/>
+        <w:t xml:space="preserve">- L'ethni de MAMADOU GASSAMA est Diakhanké, prière de bien classer cet ethni qui existe soit dans la liste des ethni ou n'éxiste pas comme ethni. </w:t>
+        <w:br/>
+        <w:t xml:space="preserve">- L'ethni de MAMADOU SYLLA est diakhanke, prière de bien classer cet ethni qui existe soit dans la liste des ethni ou n'éxiste pas comme ethni. La raison principale pour laquelle que MAMADOU SYLLA est venu vivre dans cette localité est etude daara et semble exister dans les modalités, prière de prendre attache avec le QG pour plus d'explication afin de la classer bien. </w:t>
+        <w:br/>
+        <w:t xml:space="preserve">- L'ethni de MARIAMA GASSAMA est diakhanké, prière de bien classer cet ethni qui existe soit dans la liste des ethni ou n'éxiste pas comme ethni. </w:t>
+        <w:br/>
+        <w:t xml:space="preserve">- L'ethni de MOUHAMED LAMINE GASSAMA est diakhanke, prière de bien classer cet ethni qui existe soit dans la liste des ethni ou n'éxiste pas comme ethni. </w:t>
+        <w:br/>
+        <w:t xml:space="preserve">- L'ethni de NAÏSSATA SYLLA est diakhanké, prière de bien classer cet ethni qui existe soit dans la liste des ethni ou n'éxiste pas comme ethni. </w:t>
+        <w:br/>
+        <w:t xml:space="preserve">- L'ethni de NDOUNGOU GASSAMA est diakhanke, prière de bien classer cet ethni qui existe soit dans la liste des ethni ou n'éxiste pas comme ethni. </w:t>
+        <w:br/>
+        <w:t xml:space="preserve">- L'ethni de OUMAR GASSAMA est diakhanke, prière de bien classer cet ethni qui existe soit dans la liste des ethni ou n'éxiste pas comme ethni. </w:t>
+        <w:br/>
+        <w:t xml:space="preserve">- L'ethni de SALIMOU GASSAMA est diakhanke, prière de bien classer cet ethni qui existe soit dans la liste des ethni ou n'éxiste pas comme ethni. Attention ! Le montant (5000 Fcfa) dépensé ou reçu en cadeau pour les cartes prépayées, les transferts de crédit et les abonnements de  SALIMOU GASSAMA est relativement élevé par rapport aux autres montants depansés observés dans cette zone. Prière de corriger ou de confirmer avec le QG. </w:t>
+        <w:br/>
+        <w:t xml:space="preserve">- L'ethni de SOUARO GASSAMA est diakhanke, prière de bien classer cet ethni qui existe soit dans la liste des ethni ou n'éxiste pas comme ethni. La raison principale pour laquelle que SOUARO GASSAMA est venu vivre dans cette localité est pour les etudes et semble exister dans les modalités, prière de prendre attache avec le QG pour plus d'explication afin de la classer bien. Attention ! Le montant (5000 Fcfa) dépensé ou reçu en cadeau pour les cartes prépayées, les transferts de crédit et les abonnements de  SOUARO GASSAMA est relativement élevé par rapport aux autres montants depansés observés dans cette zone. Prière de corriger ou de confirmer avec le QG. Attention ! Le montant (5000 Fcfa) dépensé ou reçu en cadeau pour les recharges internet ou de forfaits de données mobiles(hors appels vocaux), aucours des 30 derniers jours de  SOUARO GASSAMA est relativement élevé par rapport aux autres montants depansés observés dans cette zone. Prière de corriger ou de confirmer avec le QG. </w:t>
+        <w:br/>
+        <w:t xml:space="preserve">- La raison principale pour laquelle que FODE SADIAKHOU est venu vivre dans cette localité est etude daara et semble exister dans les modalités, prière de prendre attache avec le QG pour plus d'explication afin de la classer bien. </w:t>
+        <w:br/>
+        <w:t xml:space="preserve">- La raison principale pour laquelle que MAMADOU DIABY est venu vivre dans cette localité est daara et semble exister dans les modalités, prière de prendre attache avec le QG pour plus d'explication afin de la classer bien. </w:t>
+        <w:br/>
+        <w:t xml:space="preserve">- La raison principale pour laquelle que MOUSSA SOUARE est venu vivre dans cette localité est etude daara et semble exister dans les modalités, prière de prendre attache avec le QG pour plus d'explication afin de la classer bien. </w:t>
+        <w:br/>
+        <w:t xml:space="preserve">- Les informations sur l'acte de naissance (ni Jours, ni mois et ni années) de  ABDOULAYE DOUMBIA  manquent, s'il vous plait pouvez-vous fournir d'effort pour avoir ces informations. L'ethni de ABDOULAYE DOUMBIA est diakhanke, prière de bien classer cet ethni qui existe soit dans la liste des ethni ou n'éxiste pas comme ethni. </w:t>
+        <w:br/>
+        <w:t xml:space="preserve">- Les informations sur l'acte de naissance (ni Jours, ni mois et ni années) de  ALADJI DIABY  manquent, s'il vous plait pouvez-vous fournir d'effort pour avoir ces informations. La raison principale pour laquelle que ALADJI DIABY est venu vivre dans cette localité est etudie dans le daara et semble exister dans les modalités, prière de prendre attache avec le QG pour plus d'explication afin de la classer bien. </w:t>
+        <w:br/>
+        <w:t xml:space="preserve">- Les informations sur l'acte de naissance (ni Jours, ni mois et ni années) de  BAKARY SOUARE  manquent, s'il vous plait pouvez-vous fournir d'effort pour avoir ces informations. La raison principale pour laquelle que BAKARY SOUARE est venu vivre dans cette localité est etude daara et semble exister dans les modalités, prière de prendre attache avec le QG pour plus d'explication afin de la classer bien. </w:t>
+        <w:br/>
+        <w:t xml:space="preserve">- Les informations sur l'acte de naissance (ni Jours, ni mois et ni années) de  BOUBACAR CAMARA  manquent, s'il vous plait pouvez-vous fournir d'effort pour avoir ces informations. L'ethni de BOUBACAR CAMARA est dakhanke, prière de bien classer cet ethni qui existe soit dans la liste des ethni ou n'éxiste pas comme ethni. La raison principale pour laquelle que BOUBACAR CAMARA est venu vivre dans cette localité est etude daara et semble exister dans les modalités, prière de prendre attache avec le QG pour plus d'explication afin de la classer bien. </w:t>
+        <w:br/>
+        <w:t xml:space="preserve">- Les informations sur l'acte de naissance (ni Jours, ni mois et ni années) de  BOUBACAR KANTE  manquent, s'il vous plait pouvez-vous fournir d'effort pour avoir ces informations. L'ethni de BOUBACAR KANTE est diakhanke, prière de bien classer cet ethni qui existe soit dans la liste des ethni ou n'éxiste pas comme ethni. </w:t>
+        <w:br/>
+        <w:t>- Les informations sur l'acte de naissance (ni Jours, ni mois et ni années) de  WOURY KEITA  manquent, s'il vous plait pouvez-vous fournir d'effort pour avoir ces informations. L'ethni de WOURY KEITA est diakhanke, prière de bien classer cet ethni qui existe soit dans la liste des ethni ou n'éxiste pas comme ethni.</w:t>
+      </w:r>
+    </w:p>
+    <w:p>
+      <w:r>
+        <w:rPr>
+          <w:b/>
+          <w:color w:val="4672C4"/>
+          <w:sz w:val="22"/>
+        </w:rPr>
+        <w:t>&gt;&gt; Section2 - Education</w:t>
+      </w:r>
+    </w:p>
+    <w:p>
+      <w:pPr>
+        <w:ind w:left="283"/>
+      </w:pPr>
+      <w:r>
+        <w:rPr>
+          <w:sz w:val="20"/>
+        </w:rPr>
+        <w:t xml:space="preserve">- Le domaine que SALIMOU GASSAMA bénéficié de cette formation est acteur de la societe civil et semble exister dans les modalités, prière de prendre attache avec le QG pour plus d'explication afin de la classer bien. </w:t>
+        <w:br/>
+        <w:t xml:space="preserve">- Peu probable! ABDOULAYE DOUMBIA  n'arrive pas  à comprendre un petit texte lu dans une langue locale (s02q03). Veuillez corriger ou donner des explications au QG. Peu probable! ABDOULAYE DOUMBIA  ne sait ni lire, ni écrire, ni comprendre dans aucune des langues  (s02q01,s02q02,s02q03). Veuillez corriger ou donner des explications au QG. La raison principale que ABDOULAYE DOUMBIA n'a pas fait des études dans une école formelle est daara et semble exister dans les modalités, prière de prendre attache avec le QG pour plus d'explication afin de la classer bien. </w:t>
+        <w:br/>
+        <w:t xml:space="preserve">- Peu probable! ALADJI DIABY  n'arrive pas  à comprendre un petit texte lu dans une langue locale (s02q03). Veuillez corriger ou donner des explications au QG. Peu probable! ALADJI DIABY  ne sait ni lire, ni écrire, ni comprendre dans aucune des langues  (s02q01,s02q02,s02q03). Veuillez corriger ou donner des explications au QG. La raison principale que ALADJI DIABY n'a pas fait des études dans une école formelle est daara et semble exister dans les modalités, prière de prendre attache avec le QG pour plus d'explication afin de la classer bien. </w:t>
+        <w:br/>
+        <w:t xml:space="preserve">- Peu probable! AMI CISSE  n'arrive pas  à comprendre un petit texte lu dans une langue locale (s02q03). Veuillez corriger ou donner des explications au QG. La raison principale que AMI CISSE n'a pas fait des études dans une école formelle est mariage et semble exister dans les modalités, prière de prendre attache avec le QG pour plus d'explication afin de la classer bien. </w:t>
+        <w:br/>
+        <w:t xml:space="preserve">- Peu probable! BACOUMERA GASSAMA  n'arrive pas  à comprendre un petit texte lu dans une langue locale (s02q03). Veuillez corriger ou donner des explications au QG. Peu probable! BACOUMERA GASSAMA  ne sait ni lire, ni écrire, ni comprendre dans aucune des langues  (s02q01,s02q02,s02q03). Veuillez corriger ou donner des explications au QG. La raison principale que BACOUMERA GASSAMA n'a pas fait des études dans une école formelle est abandon et semble exister dans les modalités, prière de prendre attache avec le QG pour plus d'explication afin de la classer bien. </w:t>
+        <w:br/>
+        <w:t xml:space="preserve">- Peu probable! BAKARY GASSAMA  n'arrive pas  à comprendre un petit texte lu dans une langue locale (s02q03). Veuillez corriger ou donner des explications au QG. Peu probable! BAKARY GASSAMA  ne sait ni lire, ni écrire, ni comprendre dans aucune des langues  (s02q01,s02q02,s02q03). Veuillez corriger ou donner des explications au QG. La raison principale que BAKARY GASSAMA n'a pas fait des études dans une école formelle est trop age et semble exister dans les modalités, prière de prendre attache avec le QG pour plus d'explication afin de la classer bien. </w:t>
+        <w:br/>
+        <w:t xml:space="preserve">- Peu probable! BAKARY SOUARE  n'arrive pas  à comprendre un petit texte lu dans une langue locale (s02q03). Veuillez corriger ou donner des explications au QG. Peu probable! BAKARY SOUARE  ne sait ni lire, ni écrire, ni comprendre dans aucune des langues  (s02q01,s02q02,s02q03). Veuillez corriger ou donner des explications au QG. La raison principale que BAKARY SOUARE n'a pas fait des études dans une école formelle est daara et semble exister dans les modalités, prière de prendre attache avec le QG pour plus d'explication afin de la classer bien. </w:t>
+        <w:br/>
+        <w:t xml:space="preserve">- Peu probable! BINTOU CISSE  n'arrive pas  à comprendre un petit texte lu dans une langue locale (s02q03). Veuillez corriger ou donner des explications au QG. Peu probable! BINTOU CISSE  ne sait ni lire, ni écrire, ni comprendre dans aucune des langues  (s02q01,s02q02,s02q03). Veuillez corriger ou donner des explications au QG. La raison principale que BINTOU CISSE n'a pas fait des études dans une école formelle est trop age et semble exister dans les modalités, prière de prendre attache avec le QG pour plus d'explication afin de la classer bien. </w:t>
+        <w:br/>
+        <w:t xml:space="preserve">- Peu probable! BINTOU GASSAMA  n'arrive pas  à comprendre un petit texte lu dans une langue locale (s02q03). Veuillez corriger ou donner des explications au QG. Peu probable! BINTOU GASSAMA  ne sait ni lire, ni écrire, ni comprendre dans aucune des langues  (s02q01,s02q02,s02q03). Veuillez corriger ou donner des explications au QG. Le montant des frais pour les cahiers et autres matériels scolaires pour l'année scolaire de BINTOU GASSAMA est de 0 FCFA, BINTOU GASSAMA a fait comment pour payer ces cahiers et autres matériels scolaires (SAC, stylo, craie, ardoise, crayon...) ? prière de corriger. </w:t>
+        <w:br/>
+        <w:t xml:space="preserve">- Peu probable! BOUBACAR CAMARA  n'arrive pas  à comprendre un petit texte lu dans une langue locale (s02q03). Veuillez corriger ou donner des explications au QG. Peu probable! BOUBACAR CAMARA  ne sait ni lire, ni écrire, ni comprendre dans aucune des langues  (s02q01,s02q02,s02q03). Veuillez corriger ou donner des explications au QG. La raison principale que BOUBACAR CAMARA n'a pas fait des études dans une école formelle est darra et semble exister dans les modalités, prière de prendre attache avec le QG pour plus d'explication afin de la classer bien. </w:t>
+        <w:br/>
+        <w:t xml:space="preserve">- Peu probable! BOUBACAR KANTE  n'arrive pas  à comprendre un petit texte lu dans une langue locale (s02q03). Veuillez corriger ou donner des explications au QG. Peu probable! BOUBACAR KANTE  ne sait ni lire, ni écrire, ni comprendre dans aucune des langues  (s02q01,s02q02,s02q03). Veuillez corriger ou donner des explications au QG. La raison principale que BOUBACAR KANTE n'a pas fait des études dans une école formelle est daara et semble exister dans les modalités, prière de prendre attache avec le QG pour plus d'explication afin de la classer bien. </w:t>
+        <w:br/>
+        <w:t xml:space="preserve">- Peu probable! DABO WAGUE  n'arrive pas  à comprendre un petit texte lu dans une langue locale (s02q03). Veuillez corriger ou donner des explications au QG. Peu probable! DABO WAGUE  ne sait ni lire, ni écrire, ni comprendre dans aucune des langues  (s02q01,s02q02,s02q03). Veuillez corriger ou donner des explications au QG. La raison principale que DABO WAGUE n'a pas fait des études dans une école formelle est mariage et semble exister dans les modalités, prière de prendre attache avec le QG pour plus d'explication afin de la classer bien. </w:t>
+        <w:br/>
+        <w:t xml:space="preserve">- Peu probable! DALO GASSAMA  n'arrive pas  à comprendre un petit texte lu dans une langue locale (s02q03). Veuillez corriger ou donner des explications au QG. Peu probable! DALO GASSAMA  ne sait ni lire, ni écrire, ni comprendre dans aucune des langues  (s02q01,s02q02,s02q03). Veuillez corriger ou donner des explications au QG. </w:t>
+        <w:br/>
+        <w:t xml:space="preserve">- Peu probable! FANTA CAGNA CISSE  n'arrive pas  à comprendre un petit texte lu dans une langue locale (s02q03). Veuillez corriger ou donner des explications au QG. La raison principale que FANTA CAGNA CISSE n'a pas fait des études dans une école formelle est mariage et semble exister dans les modalités, prière de prendre attache avec le QG pour plus d'explication afin de la classer bien. </w:t>
+        <w:br/>
+        <w:t xml:space="preserve">- Peu probable! FANTA GASSAMA  n'arrive pas  à comprendre un petit texte lu dans une langue locale (s02q03). Veuillez corriger ou donner des explications au QG. Peu probable! FANTA GASSAMA  ne sait ni lire, ni écrire, ni comprendre dans aucune des langues  (s02q01,s02q02,s02q03). Veuillez corriger ou donner des explications au QG. Peu plausible FANTA GASSAMA fréquente au minimum le fondamental 1 mais ne sait ni lire ni comprendre la langue française, prière de corriger ou de confirmer avec le QG merci. Avertissement!! FANTA GASSAMA fréquente au minimum la troisième année de fondamental 1 mais ne sait pas écrire, prière de corriger ou confirmer avec le QG. </w:t>
+        <w:br/>
+        <w:t xml:space="preserve">- Peu probable! FANTA GASSAMA1  n'arrive pas  à comprendre un petit texte lu dans une langue locale (s02q03). Veuillez corriger ou donner des explications au QG. Peu probable! FANTA GASSAMA1  ne sait ni lire, ni écrire, ni comprendre dans aucune des langues  (s02q01,s02q02,s02q03). Veuillez corriger ou donner des explications au QG. La raison principale que FANTA GASSAMA1 n'a pas fait des études dans une école formelle est trop agee et semble exister dans les modalités, prière de prendre attache avec le QG pour plus d'explication afin de la classer bien. </w:t>
+        <w:br/>
+        <w:t xml:space="preserve">- Peu probable! FATOUMATA GASSAMA  n'arrive pas  à comprendre un petit texte lu dans une langue locale (s02q03). Veuillez corriger ou donner des explications au QG. Peu probable! FATOUMATA GASSAMA  ne sait ni lire, ni écrire, ni comprendre dans aucune des langues  (s02q01,s02q02,s02q03). Veuillez corriger ou donner des explications au QG. La raison principale que FATOUMATA GASSAMA n'a pas fait des études dans une école formelle est etudie au dara et semble exister dans les modalités, prière de prendre attache avec le QG pour plus d'explication afin de la classer bien. </w:t>
+        <w:br/>
+        <w:t xml:space="preserve">- Peu probable! FATOUMATA SYLLA  n'arrive pas  à comprendre un petit texte lu dans une langue locale (s02q03). Veuillez corriger ou donner des explications au QG. Peu probable! FATOUMATA SYLLA  ne sait ni lire, ni écrire, ni comprendre dans aucune des langues  (s02q01,s02q02,s02q03). Veuillez corriger ou donner des explications au QG. La raison principale que FATOUMATA SYLLA n'a pas fait des études dans une école formelle est mariage et semble exister dans les modalités, prière de prendre attache avec le QG pour plus d'explication afin de la classer bien. </w:t>
+        <w:br/>
+        <w:t xml:space="preserve">- Peu probable! FILY DIABY  n'arrive pas  à comprendre un petit texte lu dans une langue locale (s02q03). Veuillez corriger ou donner des explications au QG. Peu probable! FILY DIABY  ne sait ni lire, ni écrire, ni comprendre dans aucune des langues  (s02q01,s02q02,s02q03). Veuillez corriger ou donner des explications au QG. La raison principale que FILY DIABY n'a pas fait des études dans une école formelle est daara et semble exister dans les modalités, prière de prendre attache avec le QG pour plus d'explication afin de la classer bien. </w:t>
+        <w:br/>
+        <w:t xml:space="preserve">- Peu probable! FODE SADIAKHOU  n'arrive pas  à comprendre un petit texte lu dans une langue locale (s02q03). Veuillez corriger ou donner des explications au QG. Peu probable! FODE SADIAKHOU  ne sait ni lire, ni écrire, ni comprendre dans aucune des langues  (s02q01,s02q02,s02q03). Veuillez corriger ou donner des explications au QG. La raison principale que FODE SADIAKHOU n'a pas fait des études dans une école formelle est daara et semble exister dans les modalités, prière de prendre attache avec le QG pour plus d'explication afin de la classer bien. </w:t>
+        <w:br/>
+        <w:t xml:space="preserve">- Peu probable! FOUNÉ GASSAMA  n'arrive pas  à comprendre un petit texte lu dans une langue locale (s02q03). Veuillez corriger ou donner des explications au QG. Peu probable! FOUNÉ GASSAMA  ne sait ni lire, ni écrire, ni comprendre dans aucune des langues  (s02q01,s02q02,s02q03). Veuillez corriger ou donner des explications au QG. </w:t>
+        <w:br/>
+        <w:t xml:space="preserve">- Peu probable! GOUNDO GASSAMA  n'arrive pas  à comprendre un petit texte lu dans une langue locale (s02q03). Veuillez corriger ou donner des explications au QG. Peu probable! GOUNDO GASSAMA  ne sait ni lire, ni écrire, ni comprendre dans aucune des langues  (s02q01,s02q02,s02q03). Veuillez corriger ou donner des explications au QG. Le montant des frais pour les cahiers et autres matériels scolaires pour l'année scolaire de GOUNDO GASSAMA est de 0 FCFA, GOUNDO GASSAMA a fait comment pour payer ces cahiers et autres matériels scolaires (SAC, stylo, craie, ardoise, crayon...) ? prière de corriger. Le montant des frais de cantines ou de restauration pour l'année scolaire de GOUNDO GASSAMA est faible ou élevé. veuillez, s'il vous plait, confirmer ces informations avec le QG ou apporter les corrections nécessaires. </w:t>
+        <w:br/>
+        <w:t xml:space="preserve">- Peu probable! LAMINE GASSAMA  n'arrive pas  à comprendre un petit texte lu dans une langue locale (s02q03). Veuillez corriger ou donner des explications au QG. </w:t>
+        <w:br/>
+        <w:t xml:space="preserve">- Peu probable! MAMADOU DIABY  n'arrive pas  à comprendre un petit texte lu dans une langue locale (s02q03). Veuillez corriger ou donner des explications au QG. Peu probable! MAMADOU DIABY  ne sait ni lire, ni écrire, ni comprendre dans aucune des langues  (s02q01,s02q02,s02q03). Veuillez corriger ou donner des explications au QG. La raison principale que MAMADOU DIABY n'a pas fait des études dans une école formelle est daara et semble exister dans les modalités, prière de prendre attache avec le QG pour plus d'explication afin de la classer bien. </w:t>
+        <w:br/>
+        <w:t xml:space="preserve">- Peu probable! MAMADOU SYLLA  n'arrive pas  à comprendre un petit texte lu dans une langue locale (s02q03). Veuillez corriger ou donner des explications au QG. Peu probable! MAMADOU SYLLA  ne sait ni lire, ni écrire, ni comprendre dans aucune des langues  (s02q01,s02q02,s02q03). Veuillez corriger ou donner des explications au QG. La raison principale que MAMADOU SYLLA n'a pas fait des études dans une école formelle est daara et semble exister dans les modalités, prière de prendre attache avec le QG pour plus d'explication afin de la classer bien. </w:t>
+        <w:br/>
+        <w:t xml:space="preserve">- Peu probable! MARIAMA GASSAMA  n'arrive pas  à comprendre un petit texte lu dans une langue locale (s02q03). Veuillez corriger ou donner des explications au QG. Peu probable! MARIAMA GASSAMA  ne sait ni lire, ni écrire, ni comprendre dans aucune des langues  (s02q01,s02q02,s02q03). Veuillez corriger ou donner des explications au QG. Le montant des frais de cantines ou de restauration pour l'année scolaire de MARIAMA GASSAMA est faible ou élevé. veuillez, s'il vous plait, confirmer ces informations avec le QG ou apporter les corrections nécessaires. </w:t>
+        <w:br/>
+        <w:t xml:space="preserve">- Peu probable! MOUHAMED LAMINE GASSAMA  n'arrive pas  à comprendre un petit texte lu dans une langue locale (s02q03). Veuillez corriger ou donner des explications au QG. Peu probable! MOUHAMED LAMINE GASSAMA  ne sait ni lire, ni écrire, ni comprendre dans aucune des langues  (s02q01,s02q02,s02q03). Veuillez corriger ou donner des explications au QG. Peu plausible MOUHAMED LAMINE GASSAMA fréquente au minimum le fondamental 1 mais ne sait ni lire ni comprendre la langue française, prière de corriger ou de confirmer avec le QG merci. </w:t>
+        <w:br/>
+        <w:t xml:space="preserve">- Peu probable! MOUSSA SOUARE  n'arrive pas  à comprendre un petit texte lu dans une langue locale (s02q03). Veuillez corriger ou donner des explications au QG. Peu probable! MOUSSA SOUARE  ne sait ni lire, ni écrire, ni comprendre dans aucune des langues  (s02q01,s02q02,s02q03). Veuillez corriger ou donner des explications au QG. </w:t>
+        <w:br/>
+        <w:t xml:space="preserve">- Peu probable! NAÏSSATA SYLLA  n'arrive pas  à comprendre un petit texte lu dans une langue locale (s02q03). Veuillez corriger ou donner des explications au QG. Peu probable! NAÏSSATA SYLLA  ne sait ni lire, ni écrire, ni comprendre dans aucune des langues  (s02q01,s02q02,s02q03). Veuillez corriger ou donner des explications au QG. La raison principale que NAÏSSATA SYLLA n'a pas fait des études dans une école formelle est mariage et semble exister dans les modalités, prière de prendre attache avec le QG pour plus d'explication afin de la classer bien. </w:t>
+        <w:br/>
+        <w:t xml:space="preserve">- Peu probable! NDOUNGOU GASSAMA  n'arrive pas  à comprendre un petit texte lu dans une langue locale (s02q03). Veuillez corriger ou donner des explications au QG. Peu probable! NDOUNGOU GASSAMA  ne sait ni lire, ni écrire, ni comprendre dans aucune des langues  (s02q01,s02q02,s02q03). Veuillez corriger ou donner des explications au QG. Peu plausible NDOUNGOU GASSAMA fréquente au minimum le fondamental 1 mais ne sait ni lire ni comprendre la langue française, prière de corriger ou de confirmer avec le QG merci. Attention ! Le frais de scolarité (3000 Fcfa) de NDOUNGOU GASSAMA en 1ére année de Primaire est relativement élevé par rapport aux autres frais de scolarités observés dans cette zone. Prière de corriger ou de confirmer avec le QG. </w:t>
+        <w:br/>
+        <w:t xml:space="preserve">- Peu probable! OUMAR GASSAMA  n'arrive pas  à comprendre un petit texte lu dans une langue locale (s02q03). Veuillez corriger ou donner des explications au QG. Peu probable! OUMAR GASSAMA  ne sait ni lire, ni écrire, ni comprendre dans aucune des langues  (s02q01,s02q02,s02q03). Veuillez corriger ou donner des explications au QG. Peu plausible OUMAR GASSAMA fréquente au minimum le fondamental 1 mais ne sait ni lire ni comprendre la langue française, prière de corriger ou de confirmer avec le QG merci. Avertissement!! OUMAR GASSAMA fréquente au minimum la troisième année de fondamental 1 mais ne sait pas écrire, prière de corriger ou confirmer avec le QG. Attention ! Le frais de scolarité (3000 Fcfa) de OUMAR GASSAMA en 5ème année de Primaire est relativement élevé par rapport aux autres frais de scolarités observés dans cette zone. Prière de corriger ou de confirmer avec le QG. </w:t>
+        <w:br/>
+        <w:t>- Peu probable! WOURY KEITA  n'arrive pas  à comprendre un petit texte lu dans une langue locale (s02q03). Veuillez corriger ou donner des explications au QG. Peu probable! WOURY KEITA  ne sait ni lire, ni écrire, ni comprendre dans aucune des langues  (s02q01,s02q02,s02q03). Veuillez corriger ou donner des explications au QG. La raison principale que WOURY KEITA n'a pas fait des études dans une école formelle est daara et semble exister dans les modalités, prière de prendre attache avec le QG pour plus d'explication afin de la classer bien.</w:t>
+      </w:r>
+    </w:p>
+    <w:p>
+      <w:r>
+        <w:rPr>
+          <w:b/>
+          <w:color w:val="4672C4"/>
+          <w:sz w:val="22"/>
+        </w:rPr>
+        <w:t>&gt;&gt; Section3 - Sante</w:t>
+      </w:r>
+    </w:p>
+    <w:p>
+      <w:pPr>
+        <w:ind w:left="283"/>
+      </w:pPr>
+      <w:r>
+        <w:rPr>
+          <w:sz w:val="20"/>
+        </w:rPr>
+        <w:t xml:space="preserve">- Le montant(32500 FCFA) des dépenses pour chaque visite prénatale de AMI CISSE semble faible (voir nul) ou élevé, prière de corriger. Le principal problème de santé que AMI CISSE a eu est grossesse et semble exister dans les modalités, prière de prendre attache avec le QG pour plus d'explication afin de la classer bien. </w:t>
+        <w:br/>
+        <w:t xml:space="preserve">- Le principal problème de santé que DALO GASSAMA a eu est maux de ventre et semble exister dans les modalités, prière de prendre attache avec le QG pour plus d'explication afin de la classer bien. </w:t>
+        <w:br/>
+        <w:t xml:space="preserve">- Le principal problème de santé que KABA GASSAMA a eu est maux de ventre et semble exister dans les modalités, prière de prendre attache avec le QG pour plus d'explication afin de la classer bien. Le dernier problème de santé pour lequel KABA GASSAMA a été hospitalisé au cours des 12 derniers mois est maux de ventre et semble exister dans les modalités, prière de prendre attache avec le QG pour plus d'explication afin de la classer bien. </w:t>
+        <w:br/>
+        <w:t>- Vous déclarez que LAMINE GASSAMA dans ce ménage s'est consulté dans un service de santé, ou chez un guérisseur au cours des 3 derniers mois sans hospitalisation (ne pas considérer les consultations prénatales) q13=Oui, mais vous avez pris NSP partout de la question q14 à q21. Le principal assuré ou qui paye la cotisation à la mutuelle de santé pour LAMINE GASSAMA est entreprise et semble exister dans les modalités, prière de prendre attache avec le QG pour plus d'explication afin de la classer bien.</w:t>
+      </w:r>
+    </w:p>
+    <w:p>
+      <w:r>
+        <w:rPr>
+          <w:b/>
+          <w:color w:val="4672C4"/>
+          <w:sz w:val="22"/>
+        </w:rPr>
+        <w:t>&gt;&gt; Section4a - Emploi</w:t>
+      </w:r>
+    </w:p>
+    <w:p>
+      <w:pPr>
+        <w:ind w:left="283"/>
+      </w:pPr>
+      <w:r>
+        <w:rPr>
+          <w:sz w:val="20"/>
+        </w:rPr>
+        <w:t xml:space="preserve">- La  raison principale que ABDOULAYE DOUMBIA n'a pas cherché du travail au cours des 30 derniers jours est talibe et semble exister dans les modalités, prière de prendre attache avec le QG pour plus d'explication afin de la classer bien. </w:t>
+        <w:br/>
+        <w:t xml:space="preserve">-  La  raison principale que ALADJI DIABY n'a pas cherché du travail au cours des 30 derniers jours est talibe et semble exister dans les modalités, prière de prendre attache avec le QG pour plus d'explication afin de la classer bien. </w:t>
+        <w:br/>
+        <w:t xml:space="preserve">-  La  raison principale que BACOUMERA GASSAMA n'a pas cherché du travail au cours des 30 derniers jours est on lui cherche un metier et semble exister dans les modalités, prière de prendre attache avec le QG pour plus d'explication afin de la classer bien. </w:t>
+        <w:br/>
+        <w:t xml:space="preserve">-  La  raison principale que BAKARY SOUARE n'a pas cherché du travail au cours des 30 derniers jours est c’est un talibé et semble exister dans les modalités, prière de prendre attache avec le QG pour plus d'explication afin de la classer bien. </w:t>
+        <w:br/>
+        <w:t xml:space="preserve">-  La  raison principale que BOUBACAR CAMARA n'a pas cherché du travail au cours des 30 derniers jours est talibe et semble exister dans les modalités, prière de prendre attache avec le QG pour plus d'explication afin de la classer bien. </w:t>
+        <w:br/>
+        <w:t xml:space="preserve">-  La  raison principale que BOUBACAR KANTE n'a pas cherché du travail au cours des 30 derniers jours est talibe et semble exister dans les modalités, prière de prendre attache avec le QG pour plus d'explication afin de la classer bien. </w:t>
+        <w:br/>
+        <w:t xml:space="preserve">-  La  raison principale que FATOUMATA GASSAMA n'a pas cherché du travail au cours des 30 derniers jours est daara et semble exister dans les modalités, prière de prendre attache avec le QG pour plus d'explication afin de la classer bien. </w:t>
+        <w:br/>
+        <w:t xml:space="preserve">-  La  raison principale que FILY DIABY n'a pas cherché du travail au cours des 30 derniers jours est talibe et semble exister dans les modalités, prière de prendre attache avec le QG pour plus d'explication afin de la classer bien. </w:t>
+        <w:br/>
+        <w:t xml:space="preserve">-  La  raison principale que FODE SADIAKHOU n'a pas cherché du travail au cours des 30 derniers jours est talibe et semble exister dans les modalités, prière de prendre attache avec le QG pour plus d'explication afin de la classer bien. </w:t>
+        <w:br/>
+        <w:t xml:space="preserve">-  La  raison principale que MAMADOU DIABY n'a pas cherché du travail au cours des 30 derniers jours est talibe et semble exister dans les modalités, prière de prendre attache avec le QG pour plus d'explication afin de la classer bien. </w:t>
+        <w:br/>
+        <w:t xml:space="preserve">-  La  raison principale que MAMADOU SYLLA n'a pas cherché du travail au cours des 30 derniers jours est c’est un talibe et semble exister dans les modalités, prière de prendre attache avec le QG pour plus d'explication afin de la classer bien. </w:t>
+        <w:br/>
+        <w:t xml:space="preserve">-  La  raison principale que MOUSSA SOUARE n'a pas cherché du travail au cours des 30 derniers jours est talibe et semble exister dans les modalités, prière de prendre attache avec le QG pour plus d'explication afin de la classer bien. </w:t>
+        <w:br/>
+        <w:t xml:space="preserve">-  La  raison principale que WOURY KEITA n'a pas cherché du travail au cours des 30 derniers jours est talibe et semble exister dans les modalités, prière de prendre attache avec le QG pour plus d'explication afin de la classer bien. </w:t>
+        <w:br/>
+        <w:t>- Avertissement! FOUNÉ GASSAMA n'a consacré aucune heure pour aucun des travaux du ménage, prière de regarder les réponses prises dans les questions (s04q01 s04q02 s04q03 s04q04 s04q05 s04q06 s04q07 s04q08).</w:t>
+      </w:r>
+    </w:p>
+    <w:p>
+      <w:r>
+        <w:rPr>
+          <w:b/>
+          <w:color w:val="4672C4"/>
+          <w:sz w:val="22"/>
+        </w:rPr>
+        <w:t>&gt;&gt; Section4b - Emploi - Activite principale</w:t>
+      </w:r>
+    </w:p>
+    <w:p>
+      <w:pPr>
+        <w:ind w:left="283"/>
+      </w:pPr>
+      <w:r>
+        <w:rPr>
+          <w:sz w:val="20"/>
+        </w:rPr>
+        <w:t xml:space="preserve">- || Attention ! Le nombre de jours que LAMINE GASSAMA a travaillés par mois semble être inférieur à 15. Veuillez, s'il vous plaît, confirmer cette information. Avertissement!!! LAMINE GASSAMA est un Employés administratifs non classés ailleurs qui travaille dans Entreprise Privée et a declaré comme catégorie socioprofessionnelle Ouvrier ou employé qualifié , prière de vérifier cette information de catégorie socioprofessionnelle auprès de l'enquêté (e) ou confirmer avec le QG. </w:t>
+        <w:br/>
+        <w:t xml:space="preserve">- Avertissement! Nombre de mois que DABO WAGUE a exercé dans l'emploi au cours des 12 derniers mois est de 0 mois, veuillez corriger s'il vous plait.Nombre de mois exercé par DABO WAGUE dans l'emploi au cours des 12 derniers mois semble faible, veuillez corriger s'il vous plait ou comfirmer avec le QG. Attention ! Le nombre de jours que DABO WAGUE a travaillés par mois semble être inférieur à 15. Veuillez, s'il vous plaît, confirmer cette information. </w:t>
+        <w:br/>
+        <w:t xml:space="preserve">- Incohérence détectée ! Il semble peu probable que SALIMOU GASSAMA occupe un emploi pour l'ETAT/collectivités locales ou dans une entreprise publique/parapublique tout en travaillant moins de 20 jours par mois. Veuillez, s'il vous plaît, corriger cette information. Attention ! Le nombre de jours que SALIMOU GASSAMA a travaillés par mois semble être inférieur à 15. Veuillez, s'il vous plaît, confirmer cette information. Incohérence détectée ! Il semble peu probable que SALIMOU GASSAMA occupe un emploi pour l'ETAT/collectivités locales ou dans une entreprise publique/parapublique tout en travaillant moins de  6h par jour. Veuillez, s'il vous plaît, corriger cette information. </w:t>
+        <w:br/>
+        <w:t xml:space="preserve">- Nombre de mois exercé par AMI CISSE dans l'emploi au cours des 12 derniers mois semble faible, veuillez corriger s'il vous plait ou comfirmer avec le QG. Attention ! Le nombre de jours que AMI CISSE a travaillés par mois semble être inférieur à 15. Veuillez, s'il vous plaît, confirmer cette information. </w:t>
+        <w:br/>
+        <w:t xml:space="preserve">- Nombre de mois exercé par FANTA CAGNA CISSE dans l'emploi au cours des 12 derniers mois semble faible, veuillez corriger s'il vous plait ou comfirmer avec le QG. Attention ! Le nombre de jours que FANTA CAGNA CISSE a travaillés par mois semble être inférieur à 15. Veuillez, s'il vous plaît, confirmer cette information. </w:t>
+        <w:br/>
+        <w:t xml:space="preserve">- Nombre de mois exercé par FATOUMATA SYLLA dans l'emploi au cours des 12 derniers mois semble faible, veuillez corriger s'il vous plait ou comfirmer avec le QG. Attention ! Le nombre de jours que FATOUMATA SYLLA a travaillés par mois semble être inférieur à 15. Veuillez, s'il vous plaît, confirmer cette information. </w:t>
+        <w:br/>
+        <w:t>- Nombre de mois exercé par NAÏSSATA SYLLA dans l'emploi au cours des 12 derniers mois semble faible, veuillez corriger s'il vous plait ou comfirmer avec le QG. Attention ! Le nombre de jours que NAÏSSATA SYLLA a travaillés par mois semble être inférieur à 15. Veuillez, s'il vous plaît, confirmer cette information. Attention! le nombre d'heure que NAÏSSATA SYLLA a travaillé par jour semble être inferieur à 4, veuillez s'il vous plait confirmer cette information avec le QG.</w:t>
+      </w:r>
+    </w:p>
+    <w:p>
+      <w:r>
+        <w:rPr>
+          <w:b/>
+          <w:color w:val="4672C4"/>
+          <w:sz w:val="22"/>
+        </w:rPr>
+        <w:t>&gt;&gt; Section6 - Epargne et credit</w:t>
+      </w:r>
+    </w:p>
+    <w:p>
+      <w:pPr>
+        <w:ind w:left="283"/>
+      </w:pPr>
+      <w:r>
+        <w:rPr>
+          <w:sz w:val="20"/>
+        </w:rPr>
+        <w:t xml:space="preserve">- Avertissement!!! LAMINE GASSAMA a demandé un crédit auprès d'une institution financière au cours des 12 derniers mois, qui a obtenu un crédit auprès d'une de ces institutions au cours des 12 derniers mois dit n'avoir pas beneficer de crédit immobilier. Veuillez vous rassurez réellement que la personne n'a pas affecté de crédit immobilier. Le montant nominal devant être rembourser chaque mois de LAMINE GASSAMA sembe elevé pour le premier crédit autres qu'immobilier, veuillez revoir cette partie et corriger ou confirmer avec le QG. </w:t>
+        <w:br/>
+        <w:t>-  Avertissement!!! SALIMOU GASSAMA a demandé un crédit auprès d'une institution financière au cours des 12 derniers mois, qui a obtenu un crédit auprès d'une de ces institutions au cours des 12 derniers mois dit n'avoir pas beneficer de crédit immobilier. Veuillez vous rassurez réellement que la personne n'a pas affecté de crédit immobilier. Le montant nominal devant être rembourser chaque mois de SALIMOU GASSAMA sembe elevé pour le premier crédit autres qu'immobilier, veuillez revoir cette partie et corriger ou confirmer avec le QG.</w:t>
+      </w:r>
+    </w:p>
+    <w:p>
+      <w:r>
+        <w:rPr>
+          <w:b/>
+          <w:color w:val="4672C4"/>
+          <w:sz w:val="22"/>
+        </w:rPr>
+        <w:t>&gt;&gt; Section7b - Consommation alimentaire - 7 jours</w:t>
+      </w:r>
+    </w:p>
+    <w:p>
+      <w:pPr>
+        <w:ind w:left="283"/>
+      </w:pPr>
+      <w:r>
+        <w:rPr>
+          <w:sz w:val="20"/>
+        </w:rPr>
+        <w:t>- Attention ! Le prix unitaire d'achat (1250 Fcfa) de Orange  en Tas (Petit) est relativement élevé par rapport aux autres prix observés dans cette zone. Prière de corriger ou de confirmer avec le QG. Attention ! Le prix unitaire d'achat (40 Fcfa) de Jus de fruits type 1 (orange, ananas, bissap, gingembre, jus de cajou, etc.) en Sachets (Petit) est relativement faible par rapport aux autres prix observés dans cette zone. Prière de corriger ou de confirmer avec le QG. Avertissement!! Les quantités du Thé en feuille consommées en Sachets industriel semble incoherent car les ménages consomment géneralement en sachet ou en paquet, prière de corriger ou confirmer avec le QG. Avertissement!!! Le ménage a consommé 12 Pièce Petit de Caramel, bonbons, confiseries, etc., cette quantité semble anormale pour une consommation des 7 derniers jours.Prière de corriger ou de confirmer avec le QG. Avertissement!!! Le ménage a consommé 8 Paquet Petit de Thé en sachet, cette quantité semble anormale pour une consommation des 7 derniers jours.Prière de corriger ou de confirmer avec le QG. Avertissement!! le prix unitaire (100 Fcfa) de Thé en sachet (unité: Paquet) de taille Petit est très faible ou élevé. Prière de corriger ou de confirmer avec le QG. Avertissement!!!Le ménage a consommé 48 Kg de taille unique de Riz local Gambiaka  ce qui semble incoherent pour une consommation aucours des 7 derniers jours, prière de verifier et corriger. Incohérence!! Dans ce ménage, chaque individus consomme par jour 10.21564 Kg  de cereale; Prière de revoir les quantités prises de ces produits. Incohérence!! Dans ce ménage, chaque individus consomme par jour 10.21564 Kg  de cereale; Prière de revoir les quantités prises de ces produits.</w:t>
+      </w:r>
+    </w:p>
+    <w:p>
+      <w:r>
+        <w:rPr>
+          <w:b/>
+          <w:color w:val="4672C4"/>
+          <w:sz w:val="22"/>
+        </w:rPr>
+        <w:t>&gt;&gt; Section9c - Depenses non-alimentaires - 30 jours</w:t>
+      </w:r>
+    </w:p>
+    <w:p>
+      <w:pPr>
+        <w:ind w:left="283"/>
+      </w:pPr>
+      <w:r>
+        <w:rPr>
+          <w:sz w:val="20"/>
+        </w:rPr>
+        <w:t>- Peu plausible! le montant de la dépense pour  Savon de ménage, lessive en poudre, détergents (eau de javel, etc. ) semble trop élevé. Veuillez, s'il vous plaît, confirmer cette information avec le QG ou la corriger.</w:t>
+      </w:r>
+    </w:p>
+    <w:p>
+      <w:r>
+        <w:rPr>
+          <w:b/>
+          <w:color w:val="4672C4"/>
+          <w:sz w:val="22"/>
+        </w:rPr>
+        <w:t>&gt;&gt; Section11 - Caracteristiques logement</w:t>
+      </w:r>
+    </w:p>
+    <w:p>
+      <w:pPr>
+        <w:ind w:left="283"/>
+      </w:pPr>
+      <w:r>
+        <w:rPr>
+          <w:sz w:val="20"/>
+        </w:rPr>
+        <w:t>- Avertissement!! Le temps cela prend au ménage (en minutes) pour s’approvisionner (acheter/ramasser) cette source d’énergie semble élevé ou égal à 0, prière de corriger ou confirmer avec le QG.  Le moyen que le ménage utilise pour se débarrasser des excréments hors de la concession est un autre trou et semble exister dans les modalités, prière de prendre attache avec le QG pour plus d'explication afin de la classer bien.</w:t>
+      </w:r>
+    </w:p>
+    <w:p>
+      <w:r>
+        <w:rPr>
+          <w:b/>
+          <w:color w:val="4672C4"/>
+          <w:sz w:val="22"/>
+        </w:rPr>
+        <w:t>&gt;&gt; Section12 - Actifs du menage</w:t>
+      </w:r>
+    </w:p>
+    <w:p>
+      <w:pPr>
+        <w:ind w:left="283"/>
+      </w:pPr>
+      <w:r>
+        <w:rPr>
+          <w:sz w:val="20"/>
+        </w:rPr>
+        <w:t>- Le nombre d'article ( Lit)  dans ce ménages est élevé (22), prière de corriger ou confirmer avec le QG.</w:t>
+      </w:r>
+    </w:p>
+    <w:p>
+      <w:r>
+        <w:rPr>
+          <w:b/>
+          <w:color w:val="4672C4"/>
+          <w:sz w:val="22"/>
+        </w:rPr>
+        <w:t>&gt;&gt; Section16a - Champs et parcelles</w:t>
+      </w:r>
+    </w:p>
+    <w:p>
+      <w:pPr>
+        <w:ind w:left="283"/>
+      </w:pPr>
+      <w:r>
+        <w:rPr>
+          <w:sz w:val="20"/>
+        </w:rPr>
+        <w:t xml:space="preserve">- La superficie de la parcelle RIZ selon les mesures GPS est de 0 hectare qui semble élevé ou faible, prière de corriger. Le document légal (titre, acte, certificat etc. ) qui affirme votre possession de la parcelle RIZ est  et semble exister dans les modalités, prière de prendre attache avec le QG pour plus d'explication afin de la classer bien. </w:t>
+        <w:br/>
+        <w:t xml:space="preserve">- La superficie de la parcelle arachide selon les mesures GPS est de 0 hectare qui semble élevé ou faible, prière de corriger. Le document légal (titre, acte, certificat etc. ) qui affirme votre possession de la parcelle arachide est  et semble exister dans les modalités, prière de prendre attache avec le QG pour plus d'explication afin de la classer bien. </w:t>
+        <w:br/>
+        <w:t xml:space="preserve">- La superficie de la parcelle manioc selon les mesures GPS est de 0 hectare qui semble élevé ou faible, prière de corriger. Le document légal (titre, acte, certificat etc. ) qui affirme votre possession de la parcelle manioc est  et semble exister dans les modalités, prière de prendre attache avec le QG pour plus d'explication afin de la classer bien. </w:t>
+        <w:br/>
+        <w:t>- La superficie de la parcelle maïs selon les mesures GPS est de 0 hectare qui semble élevé ou faible, prière de corriger. Le document légal (titre, acte, certificat etc. ) qui affirme votre possession de la parcelle maïs est  et semble exister dans les modalités, prière de prendre attache avec le QG pour plus d'explication afin de la classer bien.</w:t>
+      </w:r>
+    </w:p>
+    <w:p>
+      <w:r>
+        <w:rPr>
+          <w:b/>
+          <w:color w:val="4672C4"/>
+          <w:sz w:val="22"/>
+        </w:rPr>
+        <w:t>&gt;&gt; Section16c - Cultures</w:t>
+      </w:r>
+    </w:p>
+    <w:p>
+      <w:pPr>
+        <w:ind w:left="283"/>
+      </w:pPr>
+      <w:r>
+        <w:rPr>
+          <w:sz w:val="20"/>
+        </w:rPr>
+        <w:t>- La pourcentage de la superficie qui reste à recolter ne doit pas être égale à 0 et superieur à 100, Veuillez corriger cette partie (s16Cq12).</w:t>
+      </w:r>
+    </w:p>
+    <w:p>
+      <w:r>
+        <w:rPr>
+          <w:b/>
+          <w:color w:val="4672C4"/>
+          <w:sz w:val="22"/>
+        </w:rPr>
+        <w:t>&gt;&gt; Section19 - Equipements agricoles</w:t>
+      </w:r>
+    </w:p>
+    <w:p>
+      <w:pPr>
+        <w:ind w:left="283"/>
+      </w:pPr>
+      <w:r>
+        <w:rPr>
+          <w:sz w:val="20"/>
+        </w:rPr>
+        <w:t xml:space="preserve">- Attention ! Charrue a été revendu à 45000 Fcfa qui est relativement élevé par rapport aux autres prix de revente observés dans cette zone. Prière de corriger ou de confirmer avec le QG. </w:t>
+        <w:br/>
+        <w:t xml:space="preserve">- Attention ! Hache/pioche a été revendu à 5000 Fcfa qui est relativement élevé par rapport aux autres prix de revente observés dans cette zone. Prière de corriger ou de confirmer avec le QG. </w:t>
+        <w:br/>
+        <w:t>- Avertissement!! Le nombre (20)  de Houe/daba/hilaire est élevé, prière de corriger ou confirmer avec le QG.</w:t>
+      </w:r>
+    </w:p>
+    <w:p>
+      <w:r>
+        <w:t>________________________________________________________________________________</w:t>
+      </w:r>
+    </w:p>
+    <w:p>
+      <w:pPr>
+        <w:pStyle w:val="Heading2"/>
+      </w:pPr>
+      <w:r>
+        <w:t>Menage 2</w:t>
+      </w:r>
+    </w:p>
+    <w:tbl>
+      <w:tblPr>
+        <w:tblStyle w:val="TableGrid"/>
+        <w:tblW w:type="auto" w:w="0"/>
+        <w:tblLook w:firstColumn="1" w:firstRow="1" w:lastColumn="0" w:lastRow="0" w:noHBand="0" w:noVBand="1" w:val="04A0"/>
+      </w:tblPr>
+      <w:tblGrid>
+        <w:gridCol w:w="1662"/>
+        <w:gridCol w:w="1662"/>
+        <w:gridCol w:w="1662"/>
+        <w:gridCol w:w="1662"/>
+        <w:gridCol w:w="1662"/>
+        <w:gridCol w:w="1662"/>
+      </w:tblGrid>
+      <w:tr>
+        <w:tc>
+          <w:tcPr>
+            <w:tcW w:type="dxa" w:w="1662"/>
+            <w:shd w:fill="5B9BD5"/>
+          </w:tcPr>
+          <w:p>
             <w:r>
-              <w:t>2</w:t>
+              <w:rPr>
+                <w:b/>
+                <w:color w:val="FFFFFF"/>
+                <w:sz w:val="16"/>
+              </w:rPr>
+              <w:t>Interview Key</w:t>
+            </w:r>
+          </w:p>
+        </w:tc>
+        <w:tc>
+          <w:tcPr>
+            <w:tcW w:type="dxa" w:w="1662"/>
+            <w:shd w:fill="5B9BD5"/>
+          </w:tcPr>
+          <w:p>
+            <w:r>
+              <w:rPr>
+                <w:b/>
+                <w:color w:val="FFFFFF"/>
+                <w:sz w:val="16"/>
+              </w:rPr>
+              <w:t>Interview ID</w:t>
+            </w:r>
+          </w:p>
+        </w:tc>
+        <w:tc>
+          <w:tcPr>
+            <w:tcW w:type="dxa" w:w="1662"/>
+            <w:shd w:fill="5B9BD5"/>
+          </w:tcPr>
+          <w:p>
+            <w:r>
+              <w:rPr>
+                <w:b/>
+                <w:color w:val="FFFFFF"/>
+                <w:sz w:val="16"/>
+              </w:rPr>
+              <w:t>ID Agent</w:t>
+            </w:r>
+          </w:p>
+        </w:tc>
+        <w:tc>
+          <w:tcPr>
+            <w:tcW w:type="dxa" w:w="1662"/>
+            <w:shd w:fill="5B9BD5"/>
+          </w:tcPr>
+          <w:p>
+            <w:r>
+              <w:rPr>
+                <w:b/>
+                <w:color w:val="FFFFFF"/>
+                <w:sz w:val="16"/>
+              </w:rPr>
+              <w:t>ID Equipe</w:t>
+            </w:r>
+          </w:p>
+        </w:tc>
+        <w:tc>
+          <w:tcPr>
+            <w:tcW w:type="dxa" w:w="1662"/>
+            <w:shd w:fill="5B9BD5"/>
+          </w:tcPr>
+          <w:p>
+            <w:r>
+              <w:rPr>
+                <w:b/>
+                <w:color w:val="FFFFFF"/>
+                <w:sz w:val="16"/>
+              </w:rPr>
+              <w:t>Agent</w:t>
+            </w:r>
+          </w:p>
+        </w:tc>
+        <w:tc>
+          <w:tcPr>
+            <w:tcW w:type="dxa" w:w="1662"/>
+            <w:shd w:fill="5B9BD5"/>
+          </w:tcPr>
+          <w:p>
+            <w:r>
+              <w:rPr>
+                <w:b/>
+                <w:color w:val="FFFFFF"/>
+                <w:sz w:val="16"/>
+              </w:rPr>
+              <w:t>Chef d'equipe</w:t>
+            </w:r>
+          </w:p>
+        </w:tc>
+      </w:tr>
+      <w:tr>
+        <w:tc>
+          <w:tcPr>
+            <w:tcW w:type="dxa" w:w="1662"/>
+          </w:tcPr>
+          <w:p>
+            <w:r>
+              <w:rPr>
+                <w:sz w:val="14"/>
+              </w:rPr>
+              <w:t>17-39-61-06</w:t>
+            </w:r>
+          </w:p>
+        </w:tc>
+        <w:tc>
+          <w:tcPr>
+            <w:tcW w:type="dxa" w:w="1662"/>
+          </w:tcPr>
+          <w:p>
+            <w:r>
+              <w:rPr>
+                <w:sz w:val="14"/>
+              </w:rPr>
+              <w:t>6d1c722954924ba7a804a280bd7b3f90</w:t>
+            </w:r>
+          </w:p>
+        </w:tc>
+        <w:tc>
+          <w:tcPr>
+            <w:tcW w:type="dxa" w:w="1662"/>
+          </w:tcPr>
+          <w:p>
+            <w:r>
+              <w:rPr>
+                <w:sz w:val="14"/>
+              </w:rPr>
+              <w:t>EQ32_enq3</w:t>
+            </w:r>
+          </w:p>
+        </w:tc>
+        <w:tc>
+          <w:tcPr>
+            <w:tcW w:type="dxa" w:w="1662"/>
+          </w:tcPr>
+          <w:p>
+            <w:r>
+              <w:rPr>
+                <w:sz w:val="14"/>
+              </w:rPr>
+              <w:t>Equipe32</w:t>
+            </w:r>
+          </w:p>
+        </w:tc>
+        <w:tc>
+          <w:tcPr>
+            <w:tcW w:type="dxa" w:w="1662"/>
+          </w:tcPr>
+          <w:p>
+            <w:r>
+              <w:rPr>
+                <w:sz w:val="14"/>
+              </w:rPr>
+              <w:t>Almemy SAGNA</w:t>
+            </w:r>
+          </w:p>
+        </w:tc>
+        <w:tc>
+          <w:tcPr>
+            <w:tcW w:type="dxa" w:w="1662"/>
+          </w:tcPr>
+          <w:p>
+            <w:r>
+              <w:rPr>
+                <w:sz w:val="14"/>
+              </w:rPr>
+              <w:t>Doudou SANE</w:t>
+            </w:r>
+          </w:p>
+        </w:tc>
+      </w:tr>
+    </w:tbl>
+    <w:p/>
+    <w:tbl>
+      <w:tblPr>
+        <w:tblStyle w:val="TableGrid"/>
+        <w:tblW w:type="auto" w:w="0"/>
+        <w:tblLook w:firstColumn="1" w:firstRow="1" w:lastColumn="0" w:lastRow="0" w:noHBand="0" w:noVBand="1" w:val="04A0"/>
+      </w:tblPr>
+      <w:tblGrid>
+        <w:gridCol w:w="3324"/>
+        <w:gridCol w:w="3324"/>
+        <w:gridCol w:w="3324"/>
+      </w:tblGrid>
+      <w:tr>
+        <w:tc>
+          <w:tcPr>
+            <w:tcW w:type="dxa" w:w="3324"/>
+            <w:shd w:fill="70AD47"/>
+          </w:tcPr>
+          <w:p>
+            <w:r>
+              <w:rPr>
+                <w:b/>
+                <w:color w:val="FFFFFF"/>
+                <w:sz w:val="18"/>
+              </w:rPr>
+              <w:t>Chef de Menage</w:t>
+            </w:r>
+          </w:p>
+        </w:tc>
+        <w:tc>
+          <w:tcPr>
+            <w:tcW w:type="dxa" w:w="3324"/>
+            <w:shd w:fill="70AD47"/>
+          </w:tcPr>
+          <w:p>
+            <w:r>
+              <w:rPr>
+                <w:b/>
+                <w:color w:val="FFFFFF"/>
+                <w:sz w:val="18"/>
+              </w:rPr>
+              <w:t>Quartier/Village (s00q05)</w:t>
+            </w:r>
+          </w:p>
+        </w:tc>
+        <w:tc>
+          <w:tcPr>
+            <w:tcW w:type="dxa" w:w="3324"/>
+            <w:shd w:fill="70AD47"/>
+          </w:tcPr>
+          <w:p>
+            <w:r>
+              <w:rPr>
+                <w:b/>
+                <w:color w:val="FFFFFF"/>
+                <w:sz w:val="18"/>
+              </w:rPr>
+              <w:t>Localisation GPS</w:t>
             </w:r>
           </w:p>
         </w:tc>
@@ -423,7 +1572,10 @@
           </w:tcPr>
           <w:p>
             <w:r>
-              <w:t>Section9c</w:t>
+              <w:rPr>
+                <w:sz w:val="18"/>
+              </w:rPr>
+              <w:t>SAYBO CISSE</w:t>
             </w:r>
           </w:p>
         </w:tc>
@@ -433,7 +1585,10 @@
           </w:tcPr>
           <w:p>
             <w:r>
-              <w:t>Depenses non-alimentaires - 30 jours</w:t>
+              <w:rPr>
+                <w:sz w:val="18"/>
+              </w:rPr>
+              <w:t>N/A</w:t>
             </w:r>
           </w:p>
         </w:tc>
@@ -442,8 +1597,749 @@
             <w:tcW w:type="dxa" w:w="3324"/>
           </w:tcPr>
           <w:p>
+            <w:r/>
+            <w:hyperlink r:id="rId10">
+              <w:r>
+                <w:rPr>
+                  <w:color w:val="0563C1"/>
+                  <w:u w:val="single"/>
+                </w:rPr>
+                <w:t>DAR SALAM</w:t>
+              </w:r>
+            </w:hyperlink>
+          </w:p>
+        </w:tc>
+      </w:tr>
+    </w:tbl>
+    <w:p/>
+    <w:p>
+      <w:r>
+        <w:rPr>
+          <w:b/>
+          <w:color w:val="4672C4"/>
+          <w:sz w:val="22"/>
+        </w:rPr>
+        <w:t>&gt;&gt; Section1 - Caracteristiques des membres</w:t>
+      </w:r>
+    </w:p>
+    <w:p>
+      <w:pPr>
+        <w:ind w:left="283"/>
+      </w:pPr>
+      <w:r>
+        <w:rPr>
+          <w:sz w:val="20"/>
+        </w:rPr>
+        <w:t xml:space="preserve">- Avertissement!!!  FANTA CISSE  possède un téléphone android mais dit n'avoir pas accès à l'internet, prière de confirmer cette information avec le QG ou la corriger. Incoherence! FANTA CISSE dispose d'un téléphone portable à s01q39, donc la raison évoquée ne peut pas être (ne dispose pas d'appareil). </w:t>
+        <w:br/>
+        <w:t xml:space="preserve">- Attention ! Le montant (20000 Fcfa) dépensé ou reçu en cadeau pour les recharges internet ou de forfaits de données mobiles(hors appels vocaux), aucours des 30 derniers jours de  MAMADOUDINGO CISSE est relativement élevé par rapport aux autres montants depansés observés dans cette zone. Prière de corriger ou de confirmer avec le QG. </w:t>
+        <w:br/>
+        <w:t xml:space="preserve">- Incoherence! BANGALI CISEE dispose d'un téléphone portable à s01q39, donc la raison évoquée ne peut pas être (ne dispose pas d'appareil). </w:t>
+        <w:br/>
+        <w:t xml:space="preserve">- Incoherence! MARIAMA DIOULDE WAGUE dispose d'un téléphone portable à s01q39, donc la raison évoquée ne peut pas être (ne dispose pas d'appareil). </w:t>
+        <w:br/>
+        <w:t>- La raison principale pour laquelle que OUSMANE CISSE est venu vivre dans cette localité est APPRENTISSAGE DU CORAN et semble exister dans les modalités, prière de prendre attache avec le QG pour plus d'explication afin de la classer bien.</w:t>
+      </w:r>
+    </w:p>
+    <w:p>
+      <w:r>
+        <w:rPr>
+          <w:b/>
+          <w:color w:val="4672C4"/>
+          <w:sz w:val="22"/>
+        </w:rPr>
+        <w:t>&gt;&gt; Section2 - Education</w:t>
+      </w:r>
+    </w:p>
+    <w:p>
+      <w:pPr>
+        <w:ind w:left="283"/>
+      </w:pPr>
+      <w:r>
+        <w:rPr>
+          <w:sz w:val="20"/>
+        </w:rPr>
+        <w:t xml:space="preserve">- Peu probable! AMADOU SADIO CISSE  n'arrive pas  à comprendre un petit texte lu dans une langue locale (s02q03). Veuillez corriger ou donner des explications au QG. </w:t>
+        <w:br/>
+        <w:t xml:space="preserve">- Peu probable! BANGALI CISEE  n'arrive pas  à comprendre un petit texte lu dans une langue locale (s02q03). Veuillez corriger ou donner des explications au QG. </w:t>
+        <w:br/>
+        <w:t xml:space="preserve">- Peu probable! DANE CISSE  n'arrive pas  à comprendre un petit texte lu dans une langue locale (s02q03). Veuillez corriger ou donner des explications au QG. </w:t>
+        <w:br/>
+        <w:t xml:space="preserve">- Peu probable! FANTA CISSE  n'arrive pas  à comprendre un petit texte lu dans une langue locale (s02q03). Veuillez corriger ou donner des explications au QG. Le domaine que FANTA CISSE bénéficié de cette formation est santé mais n'a pas pu terminer à cause de son mariage et semble exister dans les modalités, prière de prendre attache avec le QG pour plus d'explication afin de la classer bien. </w:t>
+        <w:br/>
+        <w:t xml:space="preserve">- Peu probable! FANTA GASSAMA  n'arrive pas  à comprendre un petit texte lu dans une langue locale (s02q03). Veuillez corriger ou donner des explications au QG. </w:t>
+        <w:br/>
+        <w:t xml:space="preserve">- Peu probable! FATOUMATA CISSE  n'arrive pas  à comprendre un petit texte lu dans une langue locale (s02q03). Veuillez corriger ou donner des explications au QG. Peu probable! FATOUMATA CISSE  ne sait ni lire, ni écrire, ni comprendre dans aucune des langues  (s02q01,s02q02,s02q03). Veuillez corriger ou donner des explications au QG. </w:t>
+        <w:br/>
+        <w:t xml:space="preserve">- Peu probable! MARIAMA DIOULDE WAGUE  n'arrive pas  à comprendre un petit texte lu dans une langue locale (s02q03). Veuillez corriger ou donner des explications au QG. Peu probable! MARIAMA DIOULDE WAGUE  ne sait ni lire, ni écrire, ni comprendre dans aucune des langues  (s02q01,s02q02,s02q03). Veuillez corriger ou donner des explications au QG. </w:t>
+        <w:br/>
+        <w:t xml:space="preserve">- Peu probable! OUSMANE CISSE  n'arrive pas  à comprendre un petit texte lu dans une langue locale (s02q03). Veuillez corriger ou donner des explications au QG. La raison principale que OUSMANE CISSE n'a pas été à l'école entre 2024/2025 est PRÉFÉRENCE POUR ÉCOLE CORANIQUE et semble exister dans les modalités, prière de prendre attache avec le QG pour plus d'explication afin de la classer bien. </w:t>
+        <w:br/>
+        <w:t xml:space="preserve">- Peu probable! OUSMANE CISSÉ 1  n'arrive pas  à comprendre un petit texte lu dans une langue locale (s02q03). Veuillez corriger ou donner des explications au QG. Peu probable! OUSMANE CISSÉ 1  ne sait ni lire, ni écrire, ni comprendre dans aucune des langues  (s02q01,s02q02,s02q03). Veuillez corriger ou donner des explications au QG. Attention ! Le frais de scolarité (10000 Fcfa) de OUSMANE CISSÉ 1 en 2ème année de Maternelle est relativement élevé par rapport aux autres frais de scolarités observés dans cette zone. Prière de corriger ou de confirmer avec le QG. </w:t>
+        <w:br/>
+        <w:t>- Peu probable! SOUARO CISSÉ  n'arrive pas  à comprendre un petit texte lu dans une langue locale (s02q03). Veuillez corriger ou donner des explications au QG. Peu probable! SOUARO CISSÉ  ne sait ni lire, ni écrire, ni comprendre dans aucune des langues  (s02q01,s02q02,s02q03). Veuillez corriger ou donner des explications au QG. Peu plausible SOUARO CISSÉ fréquente au minimum le fondamental 1 mais ne sait ni lire ni comprendre la langue française, prière de corriger ou de confirmer avec le QG merci.</w:t>
+      </w:r>
+    </w:p>
+    <w:p>
+      <w:r>
+        <w:rPr>
+          <w:b/>
+          <w:color w:val="4672C4"/>
+          <w:sz w:val="22"/>
+        </w:rPr>
+        <w:t>&gt;&gt; Section3 - Sante</w:t>
+      </w:r>
+    </w:p>
+    <w:p>
+      <w:pPr>
+        <w:ind w:left="283"/>
+      </w:pPr>
+      <w:r>
+        <w:rPr>
+          <w:sz w:val="20"/>
+        </w:rPr>
+        <w:t>- Le principal problème de santé que FANTA GASSAMA a eu est MAL DE TÊTE et semble exister dans les modalités, prière de prendre attache avec le QG pour plus d'explication afin de la classer bien.</w:t>
+      </w:r>
+    </w:p>
+    <w:p>
+      <w:r>
+        <w:rPr>
+          <w:b/>
+          <w:color w:val="4672C4"/>
+          <w:sz w:val="22"/>
+        </w:rPr>
+        <w:t>&gt;&gt; Section4a - Emploi</w:t>
+      </w:r>
+    </w:p>
+    <w:p>
+      <w:pPr>
+        <w:ind w:left="283"/>
+      </w:pPr>
+      <w:r>
+        <w:rPr>
+          <w:sz w:val="20"/>
+        </w:rPr>
+        <w:t>- Avertissement! MARIAMA DIOULDE WAGUE travaille principalement dans l'agriculture ou élevage ou pêche et le secteur institutionnel déclaré semble  incohérent, prière de corriger ou confirmer avec le QG.</w:t>
+      </w:r>
+    </w:p>
+    <w:p>
+      <w:r>
+        <w:rPr>
+          <w:b/>
+          <w:color w:val="4672C4"/>
+          <w:sz w:val="22"/>
+        </w:rPr>
+        <w:t>&gt;&gt; Section4b - Emploi - Activite principale</w:t>
+      </w:r>
+    </w:p>
+    <w:p>
+      <w:pPr>
+        <w:ind w:left="283"/>
+      </w:pPr>
+      <w:r>
+        <w:rPr>
+          <w:sz w:val="20"/>
+        </w:rPr>
+        <w:t xml:space="preserve">- Attention ! Le nombre de jours que AMADOU SADIO CISSE a travaillés par mois semble être inférieur à 15. Veuillez, s'il vous plaît, confirmer cette information. </w:t>
+        <w:br/>
+        <w:t xml:space="preserve">- Attention ! Le nombre de jours que FANTA CISSE a travaillés par mois semble être inférieur à 15. Veuillez, s'il vous plaît, confirmer cette information. </w:t>
+        <w:br/>
+        <w:t>- Attention ! Le nombre de jours que FANTA GASSAMA a travaillés par mois semble être inférieur à 15. Veuillez, s'il vous plaît, confirmer cette information.</w:t>
+      </w:r>
+    </w:p>
+    <w:p>
+      <w:r>
+        <w:rPr>
+          <w:b/>
+          <w:color w:val="4672C4"/>
+          <w:sz w:val="22"/>
+        </w:rPr>
+        <w:t>&gt;&gt; Section4c - Emploi - Activite secondaire</w:t>
+      </w:r>
+    </w:p>
+    <w:p>
+      <w:pPr>
+        <w:ind w:left="283"/>
+      </w:pPr>
+      <w:r>
+        <w:rPr>
+          <w:sz w:val="20"/>
+        </w:rPr>
+        <w:t xml:space="preserve">- Avertissement!!! la branche d'activité de MAMADOUDINGO CISSE est identique dans l'emploi principale et secondaire, prière de confirmer cette information avec le QG ou de corriger. Avertissement!!! les informations de MAMADOUDINGO CISSE sur le nombre de mois, jours ou heures de son emploi secondaire sont superieur a celles de son emploi principal , veuillez corriger ou confirmer aupres du QG. </w:t>
+        <w:br/>
+        <w:t>- Nombre de mois exercé par DANE CISSE dans l'emploi secondaire au cours des 12 derniers mois semble faible, veuillez corriger s'il vous plait ou comfirmer avec le QG. Attention ! Le nombre de jours que DANE CISSE a travaillés par mois semble être inférieur à 15. Veuillez, s'il vous plaît, confirmer cette information.</w:t>
+      </w:r>
+    </w:p>
+    <w:p>
+      <w:r>
+        <w:rPr>
+          <w:b/>
+          <w:color w:val="4672C4"/>
+          <w:sz w:val="22"/>
+        </w:rPr>
+        <w:t>&gt;&gt; Section6 - Epargne et credit</w:t>
+      </w:r>
+    </w:p>
+    <w:p>
+      <w:pPr>
+        <w:ind w:left="283"/>
+      </w:pPr>
+      <w:r>
+        <w:rPr>
+          <w:sz w:val="20"/>
+        </w:rPr>
+        <w:t xml:space="preserve">- La   principale utilisation que DANE CISSE a fait de ce dernier crédit est HABILLEMENT et semble exister dans les modalités, prière de prendre attache avec le QG pour plus d'explication afin de la classer bien. </w:t>
+        <w:br/>
+        <w:t xml:space="preserve">-  La   principale utilisation que FANTA CISSE a fait de ce dernier crédit est SUBVENIR AUX DÉPENSES JOURNALIÈRES DE LA MAISON et semble exister dans les modalités, prière de prendre attache avec le QG pour plus d'explication afin de la classer bien. </w:t>
+        <w:br/>
+        <w:t xml:space="preserve">-  La   principale utilisation que MAMADOUDINGO CISSE a fait de ce dernier crédit est DÉPENSES ALIMENTAIRES et semble exister dans les modalités, prière de prendre attache avec le QG pour plus d'explication afin de la classer bien. </w:t>
+        <w:br/>
+        <w:t>- Le nombre d'échéances de remboursement restant de FANTA GASSAMA est trop élevé pour le premier crédit autres qu'immobilier, veuillez revoir la question et corriger ou confirmer avec le QG.</w:t>
+      </w:r>
+    </w:p>
+    <w:p>
+      <w:r>
+        <w:rPr>
+          <w:b/>
+          <w:color w:val="4672C4"/>
+          <w:sz w:val="22"/>
+        </w:rPr>
+        <w:t>&gt;&gt; Section7b - Consommation alimentaire - 7 jours</w:t>
+      </w:r>
+    </w:p>
+    <w:p>
+      <w:pPr>
+        <w:ind w:left="283"/>
+      </w:pPr>
+      <w:r>
+        <w:rPr>
+          <w:sz w:val="20"/>
+        </w:rPr>
+        <w:t>- Attention ! Le prix unitaire d'achat (25 Fcfa) de Ail en Gousse (Petit) est relativement faible par rapport aux autres prix observés dans cette zone. Prière de corriger ou de confirmer avec le QG. Avertissement!!! Le ménage a consommé 21 Sachets Petit de Sucre en poudre , cette quantité semble anormale pour une consommation des 7 derniers jours.Prière de corriger ou de confirmer avec le QG. Avertissement!!! Le ménage a consommé 32 Sachets Tres petit de Gombo en poudre, cette quantité semble anormale pour une consommation des 7 derniers jours.Prière de corriger ou de confirmer avec le QG.  La dernière fois que vous avez acheté Gombo en poudre est TABLE À DOMICILE et semble exister dans les modalités, prière de prendre attache avec le QG pour plus d'explication afin de la classer bien. Avertissement!!! Le ménage a consommé 4 Cuillère Moyen de Pâte d'arachide, cette quantité semble anormale pour une consommation des 7 derniers jours. Etes vous sur d'avoir selectionner la bonne unitée ? prière de verifier et corriger. Avertissement!!! Le ménage a consommé 7 Paquet Tres petit de Thé en sachet, cette quantité semble anormale pour une consommation des 7 derniers jours.Prière de corriger ou de confirmer avec le QG. Avertissement!! le prix unitaire (100 Fcfa) de Thé en sachet (unité: Paquet) de taille Tres petit est très faible ou élevé. Prière de corriger ou de confirmer avec le QG. Incohérence!! Dans ce ménage, chaque individus consomme par jour 33.82703 Kg  de cereale; Prière de revoir les quantités prises de ces produits. Incohérence!! Dans ce ménage, chaque individus consomme par jour 33.82703 Kg  de cereale; Prière de revoir les quantités prises de ces produits. Attention ! Le prix unitaire d'achat (720 Fcfa) de Riz importé parfumé en Kg (taille unique) est relativement élevé par rapport aux autres prix observés dans cette zone. Prière de corriger ou de confirmer avec le QG.</w:t>
+      </w:r>
+    </w:p>
+    <w:p>
+      <w:r>
+        <w:rPr>
+          <w:b/>
+          <w:color w:val="4672C4"/>
+          <w:sz w:val="22"/>
+        </w:rPr>
+        <w:t>&gt;&gt; Section9c - Depenses non-alimentaires - 30 jours</w:t>
+      </w:r>
+    </w:p>
+    <w:p>
+      <w:pPr>
+        <w:ind w:left="283"/>
+      </w:pPr>
+      <w:r>
+        <w:rPr>
+          <w:sz w:val="20"/>
+        </w:rPr>
+        <w:t xml:space="preserve">- La dernière fois que vous avez acheté Frais de coiffure homme et femme (salon, tressage, mèches, coupe, etc.), manucure, pédicure est SALON DE COIFFURE et semble exister dans les modalités, prière de prendre attache avec le QG pour plus d'explication afin de la classer bien. </w:t>
+        <w:br/>
+        <w:t>-  La dernière fois que vous avez acheté Frais de mouture des céréales est MOULIN et semble exister dans les modalités, prière de prendre attache avec le QG pour plus d'explication afin de la classer bien.</w:t>
+      </w:r>
+    </w:p>
+    <w:p>
+      <w:r>
+        <w:rPr>
+          <w:b/>
+          <w:color w:val="4672C4"/>
+          <w:sz w:val="22"/>
+        </w:rPr>
+        <w:t>&gt;&gt; Section9e - Depenses non-alimentaires - 6 mois</w:t>
+      </w:r>
+    </w:p>
+    <w:p>
+      <w:pPr>
+        <w:ind w:left="283"/>
+      </w:pPr>
+      <w:r>
+        <w:rPr>
+          <w:sz w:val="20"/>
+        </w:rPr>
+        <w:t xml:space="preserve">- Peu plausible! le montant de la dépense pour Chaussures hommes semble élevé. Veuillez, s'il vous plaît, confirmer cette information avec le QG ou la corriger. </w:t>
+        <w:br/>
+        <w:t xml:space="preserve">- Peu plausible! le montant de la dépense pour Parfums semble élevé. Veuillez, s'il vous plaît, confirmer cette information avec le QG ou la corriger. </w:t>
+        <w:br/>
+        <w:t>- Peu plausible! le montant de la dépense pour Vêtements enfants (0-14 ans): layette pour bébé, chemise, pantalon garçon, robe fillette, slip enfant, blouses, etc. (Pas inclure les uniformes scolaires) semble élevé. Veuillez, s'il vous plaît, confirmer cette information avec le QG ou la corriger.</w:t>
+      </w:r>
+    </w:p>
+    <w:p>
+      <w:r>
+        <w:rPr>
+          <w:b/>
+          <w:color w:val="4672C4"/>
+          <w:sz w:val="22"/>
+        </w:rPr>
+        <w:t>&gt;&gt; Section10b - caracteristiques entreprise non agricole</w:t>
+      </w:r>
+    </w:p>
+    <w:p>
+      <w:pPr>
+        <w:ind w:left="283"/>
+      </w:pPr>
+      <w:r>
+        <w:rPr>
+          <w:sz w:val="20"/>
+        </w:rPr>
+        <w:t xml:space="preserve">- Le montant dépensé de l'entreprise ORPAILLAGE en achat de matières premières pour les produits vendus au cours des 30 derniers jours ou durant le dernier mois où l'entreprise a fonctionné ne peut pas être supéreur aux montants obtenus sur la vente de produits transformés par l'entreprise au cours de cette même période où l'entreprise a fonctionné (s10q49 &gt; s10q48), prière de corriger. </w:t>
+        <w:br/>
+        <w:t>- Le salaire qu'une personne de cette catégorie (10.62) a travaillé(e) dans cette entreprise CONSTRUCTION MAISON est élevé ou faible. Prière de confirmer cette information avec le QG ou de corriger.</w:t>
+      </w:r>
+    </w:p>
+    <w:p>
+      <w:r>
+        <w:rPr>
+          <w:b/>
+          <w:color w:val="4672C4"/>
+          <w:sz w:val="22"/>
+        </w:rPr>
+        <w:t>&gt;&gt; Section11 - Caracteristiques logement</w:t>
+      </w:r>
+    </w:p>
+    <w:p>
+      <w:pPr>
+        <w:ind w:left="283"/>
+      </w:pPr>
+      <w:r>
+        <w:rPr>
+          <w:sz w:val="20"/>
+        </w:rPr>
+        <w:t>- Le montant (FCFA) du loyer mensuel payé pour un logement comme le votre dans ce village/quartier est trop élevé, Veuillez s'il vous plaît corriger cette information. le montant supporté par le ménage pour cette source d’énergie au cours des 30 derniers jours semble élevé, prière de confirmer ou corriger.  Le principal mode d'évacuation des eaux usées du ménage est DANS LA TOILETTE et semble exister dans les modalités, prière de prendre attache avec le QG pour plus d'explication afin de la classer bien.</w:t>
+      </w:r>
+    </w:p>
+    <w:p>
+      <w:r>
+        <w:rPr>
+          <w:b/>
+          <w:color w:val="4672C4"/>
+          <w:sz w:val="22"/>
+        </w:rPr>
+        <w:t>&gt;&gt; Section12 - Actifs du menage</w:t>
+      </w:r>
+    </w:p>
+    <w:p>
+      <w:pPr>
+        <w:ind w:left="283"/>
+      </w:pPr>
+      <w:r>
+        <w:rPr>
+          <w:sz w:val="20"/>
+        </w:rPr>
+        <w:t xml:space="preserve">- Le nombre d'article ( Armoires et autres meubles)  dans ce ménages est élevé (13), prière de corriger ou confirmer avec le QG. </w:t>
+        <w:br/>
+        <w:t>- Le nombre d'article ( Tapis)  dans ce ménages est élevé (18), prière de corriger ou confirmer avec le QG.</w:t>
+      </w:r>
+    </w:p>
+    <w:p>
+      <w:r>
+        <w:rPr>
+          <w:b/>
+          <w:color w:val="4672C4"/>
+          <w:sz w:val="22"/>
+        </w:rPr>
+        <w:t>&gt;&gt; Section16a - Champs et parcelles</w:t>
+      </w:r>
+    </w:p>
+    <w:p>
+      <w:pPr>
+        <w:ind w:left="283"/>
+      </w:pPr>
+      <w:r>
+        <w:rPr>
+          <w:sz w:val="20"/>
+        </w:rPr>
+        <w:t xml:space="preserve">- Avertissement!! Le champs a comme nom (CHAMP 1) qui ne semble pas être un bon nom ou contient des lettres, prière de mettre le vrai nom du champs. Avertissement!! La parcelle a comme nom (Parcelle 1 arachide et wousso) qui ne semble pas être un bon nom ou contient des lettres, prière de mettre le vrai nom de la parcelle. La quantité de fumure appliquée dans la parcelle Parcelle 1 arachide et wousso est de 98  qui semble élevé ou ne sait pas, prière de fournir d'effort pour estimer la quantité afin de corriger. La parcelle Parcelle 1 arachide et wousso n'a pas été mésurée pour des raisons comme qu'elle est trop petite, GPS en panne et que le Ménage indisponible. Nous vous rappelons que ces raisons ne passent pas pour la non mesure des parcelles prière de les mésurer. Le document légal (titre, acte, certificat etc. ) qui affirme votre possession de la parcelle Parcelle 1 arachide et wousso est  et semble exister dans les modalités, prière de prendre attache avec le QG pour plus d'explication afin de la classer bien. </w:t>
+        <w:br/>
+        <w:t xml:space="preserve">- Avertissement!! Le champs a comme nom (CHAMP 1) qui ne semble pas être un bon nom ou contient des lettres, prière de mettre le vrai nom du champs. Avertissement!! La parcelle a comme nom (Parcelle 1 arachide et wousso) qui ne semble pas être un bon nom ou contient des lettres, prière de mettre le vrai nom de la parcelle. La quantité de fumure appliquée dans la parcelle Parcelle 1 arachide et wousso est de 98  qui semble élevé ou ne sait pas, prière de fournir d'effort pour estimer la quantité afin de corriger. Le salaire total payé de toutes catégories confondues par le ménage SAYBO CISSE pour la main-d'oeuvre non-familiale sur la parcelle Parcelle 1 arachide et wousso au cours de la campagne pour la période des récoltes est de 0 qui semble élevé ou faible. Merci de corriger. La parcelle Parcelle 1 arachide et wousso n'a pas été mésurée pour des raisons comme qu'elle est trop petite, GPS en panne et que le Ménage indisponible. Nous vous rappelons que ces raisons ne passent pas pour la non mesure des parcelles prière de les mésurer. Le document légal (titre, acte, certificat etc. ) qui affirme votre possession de la parcelle Parcelle 1 arachide et wousso est  et semble exister dans les modalités, prière de prendre attache avec le QG pour plus d'explication afin de la classer bien. </w:t>
+        <w:br/>
+        <w:t xml:space="preserve">- Avertissement!! Le champs a comme nom (CHAMP 1) qui ne semble pas être un bon nom ou contient des lettres, prière de mettre le vrai nom du champs. Avertissement!! La parcelle a comme nom (Parcelle 1 arachide et wousso) qui ne semble pas être un bon nom ou contient des lettres, prière de mettre le vrai nom de la parcelle. La quantité de fumure appliquée dans la parcelle Parcelle 1 arachide et wousso est de 98  qui semble élevé ou ne sait pas, prière de fournir d'effort pour estimer la quantité afin de corriger. Le salaire total payé de toutes catégories confondues par le ménage SAYBO CISSE pour la main-d'oeuvre non-familiale sur la parcelle Parcelle 1 arachide et wousso au cours de la campagne pour la période des récoltes est de 0 qui semble élevé ou faible. Merci de corriger. La superficie de la parcelle Parcelle 1 arachide et wousso selon les mesures GPS est de .a hectare qui semble élevé ou faible, prière de corriger. Le document légal (titre, acte, certificat etc. ) qui affirme votre possession de la parcelle Parcelle 1 arachide et wousso est  et semble exister dans les modalités, prière de prendre attache avec le QG pour plus d'explication afin de la classer bien. </w:t>
+        <w:br/>
+        <w:t xml:space="preserve">- Avertissement!! Le champs a comme nom (CHAMP 1) qui ne semble pas être un bon nom ou contient des lettres, prière de mettre le vrai nom du champs. Avertissement!! La parcelle a comme nom (Parcelle 1 arachide) qui ne semble pas être un bon nom ou contient des lettres, prière de mettre le vrai nom de la parcelle. La quantité de fumure appliquée dans la parcelle Parcelle 1 arachide est de 98  qui semble élevé ou ne sait pas, prière de fournir d'effort pour estimer la quantité afin de corriger. La parcelle Parcelle 1 arachide n'a pas été mésurée pour des raisons comme qu'elle est trop petite, GPS en panne et que le Ménage indisponible. Nous vous rappelons que ces raisons ne passent pas pour la non mesure des parcelles prière de les mésurer. Le document légal (titre, acte, certificat etc. ) qui affirme votre possession de la parcelle Parcelle 1 arachide est  et semble exister dans les modalités, prière de prendre attache avec le QG pour plus d'explication afin de la classer bien. </w:t>
+        <w:br/>
+        <w:t xml:space="preserve">- Avertissement!! Le champs a comme nom (CHAMP 1) qui ne semble pas être un bon nom ou contient des lettres, prière de mettre le vrai nom du champs. Avertissement!! La parcelle a comme nom (Parcelle 1 arachide) qui ne semble pas être un bon nom ou contient des lettres, prière de mettre le vrai nom de la parcelle. La quantité de fumure appliquée dans la parcelle Parcelle 1 arachide est de 98  qui semble élevé ou ne sait pas, prière de fournir d'effort pour estimer la quantité afin de corriger. La superficie de la parcelle Parcelle 1 arachide selon les mesures GPS est de .a hectare qui semble élevé ou faible, prière de corriger. Le document légal (titre, acte, certificat etc. ) qui affirme votre possession de la parcelle Parcelle 1 arachide est  et semble exister dans les modalités, prière de prendre attache avec le QG pour plus d'explication afin de la classer bien. </w:t>
+        <w:br/>
+        <w:t xml:space="preserve">- Avertissement!! Le champs a comme nom (CHAMP 1) qui ne semble pas être un bon nom ou contient des lettres, prière de mettre le vrai nom du champs. La quantité de fumure appliquée dans la parcelle Parcelle Fanta GASSAMA - Riz est de 98  qui semble élevé ou ne sait pas, prière de fournir d'effort pour estimer la quantité afin de corriger. La parcelle Parcelle Fanta GASSAMA - Riz n'a pas été mésurée pour des raisons comme qu'elle est trop petite, GPS en panne et que le Ménage indisponible. Nous vous rappelons que ces raisons ne passent pas pour la non mesure des parcelles prière de les mésurer. Le document légal (titre, acte, certificat etc. ) qui affirme votre possession de la parcelle Parcelle Fanta GASSAMA - Riz est  et semble exister dans les modalités, prière de prendre attache avec le QG pour plus d'explication afin de la classer bien. </w:t>
+        <w:br/>
+        <w:t xml:space="preserve">- Avertissement!! Le champs a comme nom (CHAMP 1) qui ne semble pas être un bon nom ou contient des lettres, prière de mettre le vrai nom du champs. La quantité de fumure appliquée dans la parcelle Parcelle Fanta GASSAMA - Riz est de 98  qui semble élevé ou ne sait pas, prière de fournir d'effort pour estimer la quantité afin de corriger. La superficie de la parcelle Parcelle Fanta GASSAMA - Riz selon les mesures GPS est de 3403.54 hectare qui semble élevé ou faible, prière de corriger. Le document légal (titre, acte, certificat etc. ) qui affirme votre possession de la parcelle Parcelle Fanta GASSAMA - Riz est  et semble exister dans les modalités, prière de prendre attache avec le QG pour plus d'explication afin de la classer bien. </w:t>
+        <w:br/>
+        <w:t xml:space="preserve">- Avertissement!! Le champs a comme nom (CHAMP 1) qui ne semble pas être un bon nom ou contient des lettres, prière de mettre le vrai nom du champs. La quantité de fumure appliquée dans la parcelle Parcelle wousso est de 98  qui semble élevé ou ne sait pas, prière de fournir d'effort pour estimer la quantité afin de corriger. La parcelle Parcelle wousso n'a pas été mésurée pour des raisons comme qu'elle est trop petite, GPS en panne et que le Ménage indisponible. Nous vous rappelons que ces raisons ne passent pas pour la non mesure des parcelles prière de les mésurer. Le document légal (titre, acte, certificat etc. ) qui affirme votre possession de la parcelle Parcelle wousso est  et semble exister dans les modalités, prière de prendre attache avec le QG pour plus d'explication afin de la classer bien. </w:t>
+        <w:br/>
+        <w:t>- Avertissement!! Le champs a comme nom (CHAMP 1) qui ne semble pas être un bon nom ou contient des lettres, prière de mettre le vrai nom du champs. La quantité de fumure appliquée dans la parcelle Parcelle wousso est de 98  qui semble élevé ou ne sait pas, prière de fournir d'effort pour estimer la quantité afin de corriger. La parcelle Parcelle wousso n'a pas été mésurée pour des raisons comme qu'elle est trop petite, GPS en panne et que le Ménage indisponible. Nous vous rappelons que ces raisons ne passent pas pour la non mesure des parcelles prière de les mésurer. Le document légal (titre, acte, certificat etc. ) qui affirme votre possession de la parcelle Parcelle wousso est  et semble exister dans les modalités, prière de prendre attache avec le QG pour plus d'explication afin de la classer bien.</w:t>
+      </w:r>
+    </w:p>
+    <w:p>
+      <w:r>
+        <w:rPr>
+          <w:b/>
+          <w:color w:val="4672C4"/>
+          <w:sz w:val="22"/>
+        </w:rPr>
+        <w:t>&gt;&gt; Section16c - Cultures</w:t>
+      </w:r>
+    </w:p>
+    <w:p>
+      <w:pPr>
+        <w:ind w:left="283"/>
+      </w:pPr>
+      <w:r>
+        <w:rPr>
+          <w:sz w:val="20"/>
+        </w:rPr>
+        <w:t xml:space="preserve">- La quantité estimée en Kg est incorrecte (Exemple : si le ménage a eu 10 sacs de 100kg = 10*100=1000kg), prière de corriger merci. </w:t>
+        <w:br/>
+        <w:t xml:space="preserve">- La quantité estimée en Kg est incorrecte (Exemple : si le ménage a eu 10 sacs de 100kg = 10*100=1000kg), prière de corriger merci. </w:t>
+        <w:br/>
+        <w:t xml:space="preserve">- La quantité estimée en Kg est incorrecte (Exemple : si le ménage a eu 10 sacs de 100kg = 10*100=1000kg), prière de corriger merci. </w:t>
+        <w:br/>
+        <w:t xml:space="preserve">- La quantité estimée en Kg est incorrecte (Exemple : si le ménage a eu 10 sacs de 100kg = 10*100=1000kg), prière de corriger merci. </w:t>
+        <w:br/>
+        <w:t xml:space="preserve">- La quantité estimée en Kg est incorrecte (Exemple : si le ménage a eu 10 sacs de 100kg = 10*100=1000kg), prière de corriger merci. </w:t>
+        <w:br/>
+        <w:t xml:space="preserve">- La quantité estimée en Kg est incorrecte (Exemple : si le ménage a eu 10 sacs de 100kg = 10*100=1000kg), prière de corriger merci. </w:t>
+        <w:br/>
+        <w:t xml:space="preserve">- La quantité estimée en Kg est incorrecte (Exemple : si le ménage a eu 10 sacs de 100kg = 10*100=1000kg), prière de corriger merci. </w:t>
+        <w:br/>
+        <w:t xml:space="preserve">- La quantité estimée en Kg est incorrecte (Exemple : si le ménage a eu 10 sacs de 100kg = 10*100=1000kg), prière de corriger merci. </w:t>
+        <w:br/>
+        <w:t xml:space="preserve">- La quantité estimée en Kg est incorrecte (Exemple : si le ménage a eu 10 sacs de 100kg = 10*100=1000kg), prière de corriger merci. </w:t>
+        <w:br/>
+        <w:t>- La quantité estimée en Kg est incorrecte (Exemple : si le ménage a eu 10 sacs de 100kg = 10*100=1000kg), prière de corriger merci.</w:t>
+      </w:r>
+    </w:p>
+    <w:p>
+      <w:r>
+        <w:rPr>
+          <w:b/>
+          <w:color w:val="4672C4"/>
+          <w:sz w:val="22"/>
+        </w:rPr>
+        <w:t>&gt;&gt; Section16d - Utilisation de la production</w:t>
+      </w:r>
+    </w:p>
+    <w:p>
+      <w:pPr>
+        <w:ind w:left="283"/>
+      </w:pPr>
+      <w:r>
+        <w:rPr>
+          <w:sz w:val="20"/>
+        </w:rPr>
+        <w:t xml:space="preserve">- || </w:t>
+        <w:br/>
+        <w:t>-  ||</w:t>
+      </w:r>
+    </w:p>
+    <w:p>
+      <w:r>
+        <w:rPr>
+          <w:b/>
+          <w:color w:val="4672C4"/>
+          <w:sz w:val="22"/>
+        </w:rPr>
+        <w:t>&gt;&gt; Section18c - Cueillette</w:t>
+      </w:r>
+    </w:p>
+    <w:p>
+      <w:pPr>
+        <w:ind w:left="283"/>
+      </w:pPr>
+      <w:r>
+        <w:rPr>
+          <w:sz w:val="20"/>
+        </w:rPr>
+        <w:t xml:space="preserve">- Prière de renseigner la valeur de ce produit consommé ou stocké par votre ménage au cours des 12 derniers mois, prière de fournir d'effort pour avoir une estimation (s18cq03) au lieu de 9999. </w:t>
+        <w:br/>
+        <w:t>- Prière de renseigner la valeur de ce produit consommé ou stocké par votre ménage au cours des 12 derniers mois, prière de fournir d'effort pour avoir une estimation (s18cq03) au lieu de 9999.</w:t>
+      </w:r>
+    </w:p>
+    <w:p>
+      <w:r>
+        <w:rPr>
+          <w:b/>
+          <w:color w:val="4672C4"/>
+          <w:sz w:val="22"/>
+        </w:rPr>
+        <w:t>&gt;&gt; Section19 - Equipements agricoles</w:t>
+      </w:r>
+    </w:p>
+    <w:p>
+      <w:pPr>
+        <w:ind w:left="283"/>
+      </w:pPr>
+      <w:r>
+        <w:rPr>
+          <w:sz w:val="20"/>
+        </w:rPr>
+        <w:t>- Attention ! Houe/daba/hilaire a été revendu à 4000 Fcfa qui est relativement élevé par rapport aux autres prix de revente observés dans cette zone. Prière de corriger ou de confirmer avec le QG.</w:t>
+      </w:r>
+    </w:p>
+    <w:p>
+      <w:r>
+        <w:t>________________________________________________________________________________</w:t>
+      </w:r>
+    </w:p>
+    <w:p>
+      <w:pPr>
+        <w:pStyle w:val="Heading2"/>
+      </w:pPr>
+      <w:r>
+        <w:t>Menage 3</w:t>
+      </w:r>
+    </w:p>
+    <w:tbl>
+      <w:tblPr>
+        <w:tblStyle w:val="TableGrid"/>
+        <w:tblW w:type="auto" w:w="0"/>
+        <w:tblLook w:firstColumn="1" w:firstRow="1" w:lastColumn="0" w:lastRow="0" w:noHBand="0" w:noVBand="1" w:val="04A0"/>
+      </w:tblPr>
+      <w:tblGrid>
+        <w:gridCol w:w="1662"/>
+        <w:gridCol w:w="1662"/>
+        <w:gridCol w:w="1662"/>
+        <w:gridCol w:w="1662"/>
+        <w:gridCol w:w="1662"/>
+        <w:gridCol w:w="1662"/>
+      </w:tblGrid>
+      <w:tr>
+        <w:tc>
+          <w:tcPr>
+            <w:tcW w:type="dxa" w:w="1662"/>
+            <w:shd w:fill="5B9BD5"/>
+          </w:tcPr>
+          <w:p>
             <w:r>
-              <w:t>2</w:t>
+              <w:rPr>
+                <w:b/>
+                <w:color w:val="FFFFFF"/>
+                <w:sz w:val="16"/>
+              </w:rPr>
+              <w:t>Interview Key</w:t>
+            </w:r>
+          </w:p>
+        </w:tc>
+        <w:tc>
+          <w:tcPr>
+            <w:tcW w:type="dxa" w:w="1662"/>
+            <w:shd w:fill="5B9BD5"/>
+          </w:tcPr>
+          <w:p>
+            <w:r>
+              <w:rPr>
+                <w:b/>
+                <w:color w:val="FFFFFF"/>
+                <w:sz w:val="16"/>
+              </w:rPr>
+              <w:t>Interview ID</w:t>
+            </w:r>
+          </w:p>
+        </w:tc>
+        <w:tc>
+          <w:tcPr>
+            <w:tcW w:type="dxa" w:w="1662"/>
+            <w:shd w:fill="5B9BD5"/>
+          </w:tcPr>
+          <w:p>
+            <w:r>
+              <w:rPr>
+                <w:b/>
+                <w:color w:val="FFFFFF"/>
+                <w:sz w:val="16"/>
+              </w:rPr>
+              <w:t>ID Agent</w:t>
+            </w:r>
+          </w:p>
+        </w:tc>
+        <w:tc>
+          <w:tcPr>
+            <w:tcW w:type="dxa" w:w="1662"/>
+            <w:shd w:fill="5B9BD5"/>
+          </w:tcPr>
+          <w:p>
+            <w:r>
+              <w:rPr>
+                <w:b/>
+                <w:color w:val="FFFFFF"/>
+                <w:sz w:val="16"/>
+              </w:rPr>
+              <w:t>ID Equipe</w:t>
+            </w:r>
+          </w:p>
+        </w:tc>
+        <w:tc>
+          <w:tcPr>
+            <w:tcW w:type="dxa" w:w="1662"/>
+            <w:shd w:fill="5B9BD5"/>
+          </w:tcPr>
+          <w:p>
+            <w:r>
+              <w:rPr>
+                <w:b/>
+                <w:color w:val="FFFFFF"/>
+                <w:sz w:val="16"/>
+              </w:rPr>
+              <w:t>Agent</w:t>
+            </w:r>
+          </w:p>
+        </w:tc>
+        <w:tc>
+          <w:tcPr>
+            <w:tcW w:type="dxa" w:w="1662"/>
+            <w:shd w:fill="5B9BD5"/>
+          </w:tcPr>
+          <w:p>
+            <w:r>
+              <w:rPr>
+                <w:b/>
+                <w:color w:val="FFFFFF"/>
+                <w:sz w:val="16"/>
+              </w:rPr>
+              <w:t>Chef d'equipe</w:t>
+            </w:r>
+          </w:p>
+        </w:tc>
+      </w:tr>
+      <w:tr>
+        <w:tc>
+          <w:tcPr>
+            <w:tcW w:type="dxa" w:w="1662"/>
+          </w:tcPr>
+          <w:p>
+            <w:r>
+              <w:rPr>
+                <w:sz w:val="14"/>
+              </w:rPr>
+              <w:t>07-19-30-02</w:t>
+            </w:r>
+          </w:p>
+        </w:tc>
+        <w:tc>
+          <w:tcPr>
+            <w:tcW w:type="dxa" w:w="1662"/>
+          </w:tcPr>
+          <w:p>
+            <w:r>
+              <w:rPr>
+                <w:sz w:val="14"/>
+              </w:rPr>
+              <w:t>1ec2b4365d9b4b6a8890aae5bdeac752</w:t>
+            </w:r>
+          </w:p>
+        </w:tc>
+        <w:tc>
+          <w:tcPr>
+            <w:tcW w:type="dxa" w:w="1662"/>
+          </w:tcPr>
+          <w:p>
+            <w:r>
+              <w:rPr>
+                <w:sz w:val="14"/>
+              </w:rPr>
+              <w:t>EQ32_enq3</w:t>
+            </w:r>
+          </w:p>
+        </w:tc>
+        <w:tc>
+          <w:tcPr>
+            <w:tcW w:type="dxa" w:w="1662"/>
+          </w:tcPr>
+          <w:p>
+            <w:r>
+              <w:rPr>
+                <w:sz w:val="14"/>
+              </w:rPr>
+              <w:t>Equipe32</w:t>
+            </w:r>
+          </w:p>
+        </w:tc>
+        <w:tc>
+          <w:tcPr>
+            <w:tcW w:type="dxa" w:w="1662"/>
+          </w:tcPr>
+          <w:p>
+            <w:r>
+              <w:rPr>
+                <w:sz w:val="14"/>
+              </w:rPr>
+              <w:t>Almemy SAGNA</w:t>
+            </w:r>
+          </w:p>
+        </w:tc>
+        <w:tc>
+          <w:tcPr>
+            <w:tcW w:type="dxa" w:w="1662"/>
+          </w:tcPr>
+          <w:p>
+            <w:r>
+              <w:rPr>
+                <w:sz w:val="14"/>
+              </w:rPr>
+              <w:t>Doudou SANE</w:t>
+            </w:r>
+          </w:p>
+        </w:tc>
+      </w:tr>
+    </w:tbl>
+    <w:p/>
+    <w:tbl>
+      <w:tblPr>
+        <w:tblStyle w:val="TableGrid"/>
+        <w:tblW w:type="auto" w:w="0"/>
+        <w:tblLook w:firstColumn="1" w:firstRow="1" w:lastColumn="0" w:lastRow="0" w:noHBand="0" w:noVBand="1" w:val="04A0"/>
+      </w:tblPr>
+      <w:tblGrid>
+        <w:gridCol w:w="3324"/>
+        <w:gridCol w:w="3324"/>
+        <w:gridCol w:w="3324"/>
+      </w:tblGrid>
+      <w:tr>
+        <w:tc>
+          <w:tcPr>
+            <w:tcW w:type="dxa" w:w="3324"/>
+            <w:shd w:fill="70AD47"/>
+          </w:tcPr>
+          <w:p>
+            <w:r>
+              <w:rPr>
+                <w:b/>
+                <w:color w:val="FFFFFF"/>
+                <w:sz w:val="18"/>
+              </w:rPr>
+              <w:t>Chef de Menage</w:t>
+            </w:r>
+          </w:p>
+        </w:tc>
+        <w:tc>
+          <w:tcPr>
+            <w:tcW w:type="dxa" w:w="3324"/>
+            <w:shd w:fill="70AD47"/>
+          </w:tcPr>
+          <w:p>
+            <w:r>
+              <w:rPr>
+                <w:b/>
+                <w:color w:val="FFFFFF"/>
+                <w:sz w:val="18"/>
+              </w:rPr>
+              <w:t>Quartier/Village (s00q05)</w:t>
+            </w:r>
+          </w:p>
+        </w:tc>
+        <w:tc>
+          <w:tcPr>
+            <w:tcW w:type="dxa" w:w="3324"/>
+            <w:shd w:fill="70AD47"/>
+          </w:tcPr>
+          <w:p>
+            <w:r>
+              <w:rPr>
+                <w:b/>
+                <w:color w:val="FFFFFF"/>
+                <w:sz w:val="18"/>
+              </w:rPr>
+              <w:t>Localisation GPS</w:t>
             </w:r>
           </w:p>
         </w:tc>
@@ -455,7 +2351,10 @@
           </w:tcPr>
           <w:p>
             <w:r>
-              <w:t>Section16a</w:t>
+              <w:rPr>
+                <w:sz w:val="18"/>
+              </w:rPr>
+              <w:t>LAMINE GASSAMA</w:t>
             </w:r>
           </w:p>
         </w:tc>
@@ -465,7 +2364,10 @@
           </w:tcPr>
           <w:p>
             <w:r>
-              <w:t>Champs et parcelles</w:t>
+              <w:rPr>
+                <w:sz w:val="18"/>
+              </w:rPr>
+              <w:t>N/A</w:t>
             </w:r>
           </w:p>
         </w:tc>
@@ -474,52 +2376,362 @@
             <w:tcW w:type="dxa" w:w="3324"/>
           </w:tcPr>
           <w:p>
-            <w:r>
-              <w:t>2</w:t>
-            </w:r>
-          </w:p>
-        </w:tc>
-      </w:tr>
-      <w:tr>
-        <w:tc>
-          <w:tcPr>
-            <w:tcW w:type="dxa" w:w="3324"/>
-          </w:tcPr>
-          <w:p>
-            <w:r>
-              <w:t>Section7a1</w:t>
-            </w:r>
-          </w:p>
-        </w:tc>
-        <w:tc>
-          <w:tcPr>
-            <w:tcW w:type="dxa" w:w="3324"/>
-          </w:tcPr>
-          <w:p>
-            <w:r>
-              <w:t>Repas pris a l'exterieur du menage</w:t>
-            </w:r>
-          </w:p>
-        </w:tc>
-        <w:tc>
-          <w:tcPr>
-            <w:tcW w:type="dxa" w:w="3324"/>
-          </w:tcPr>
-          <w:p>
-            <w:r>
-              <w:t>1</w:t>
-            </w:r>
+            <w:r/>
+            <w:hyperlink r:id="rId11">
+              <w:r>
+                <w:rPr>
+                  <w:color w:val="0563C1"/>
+                  <w:u w:val="single"/>
+                </w:rPr>
+                <w:t>dans</w:t>
+              </w:r>
+            </w:hyperlink>
           </w:p>
         </w:tc>
       </w:tr>
     </w:tbl>
     <w:p/>
     <w:p>
-      <w:pPr>
-        <w:pStyle w:val="Heading1"/>
-      </w:pPr>
-      <w:r>
-        <w:t>Details des erreurs par menage</w:t>
+      <w:r>
+        <w:rPr>
+          <w:b/>
+          <w:color w:val="4672C4"/>
+          <w:sz w:val="22"/>
+        </w:rPr>
+        <w:t>&gt;&gt; Section1 - Caracteristiques des membres</w:t>
+      </w:r>
+    </w:p>
+    <w:p>
+      <w:pPr>
+        <w:ind w:left="283"/>
+      </w:pPr>
+      <w:r>
+        <w:rPr>
+          <w:sz w:val="20"/>
+        </w:rPr>
+        <w:t xml:space="preserve">- Incoherence! LAMINE GASSAMA dispose d'un téléphone portable à s01q39, donc la raison évoquée ne peut pas être (ne dispose pas d'appareil). </w:t>
+        <w:br/>
+        <w:t>- La raison principale pour laquelle que ALPHA MAMOUDOU SIDIBE est venu vivre dans cette localité est CONFIÉ POUR ÉDUCATION et semble exister dans les modalités, prière de prendre attache avec le QG pour plus d'explication afin de la classer bien.</w:t>
+      </w:r>
+    </w:p>
+    <w:p>
+      <w:r>
+        <w:rPr>
+          <w:b/>
+          <w:color w:val="4672C4"/>
+          <w:sz w:val="22"/>
+        </w:rPr>
+        <w:t>&gt;&gt; Section2 - Education</w:t>
+      </w:r>
+    </w:p>
+    <w:p>
+      <w:pPr>
+        <w:ind w:left="283"/>
+      </w:pPr>
+      <w:r>
+        <w:rPr>
+          <w:sz w:val="20"/>
+        </w:rPr>
+        <w:t xml:space="preserve">- Peu probable! ADAMA DIALLO  n'arrive pas  à comprendre un petit texte lu dans une langue locale (s02q03). Veuillez corriger ou donner des explications au QG. Peu probable! ADAMA DIALLO  ne sait ni lire, ni écrire, ni comprendre dans aucune des langues  (s02q01,s02q02,s02q03). Veuillez corriger ou donner des explications au QG. </w:t>
+        <w:br/>
+        <w:t xml:space="preserve">- Peu probable! ALPHA MAMOUDOU SIDIBE  n'arrive pas  à comprendre un petit texte lu dans une langue locale (s02q03). Veuillez corriger ou donner des explications au QG. Peu probable! ALPHA MAMOUDOU SIDIBE  ne sait ni lire, ni écrire, ni comprendre dans aucune des langues  (s02q01,s02q02,s02q03). Veuillez corriger ou donner des explications au QG. Peu plausible ALPHA MAMOUDOU SIDIBE fréquente au minimum le fondamental 1 mais ne sait ni lire ni comprendre la langue française, prière de corriger ou de confirmer avec le QG merci. Avertissement!! ALPHA MAMOUDOU SIDIBE fréquente au minimum la troisième année de fondamental 1 mais ne sait pas écrire, prière de corriger ou confirmer avec le QG. </w:t>
+        <w:br/>
+        <w:t xml:space="preserve">- Peu probable! BAÏNDING GASSAMA  n'arrive pas  à comprendre un petit texte lu dans une langue locale (s02q03). Veuillez corriger ou donner des explications au QG. </w:t>
+        <w:br/>
+        <w:t xml:space="preserve">- Peu probable! DIEYNABOU CISSE  n'arrive pas  à comprendre un petit texte lu dans une langue locale (s02q03). Veuillez corriger ou donner des explications au QG. Peu probable! DIEYNABOU CISSE  ne sait ni lire, ni écrire, ni comprendre dans aucune des langues  (s02q01,s02q02,s02q03). Veuillez corriger ou donner des explications au QG. </w:t>
+        <w:br/>
+        <w:t xml:space="preserve">- Peu probable! FATOU BA  n'arrive pas  à comprendre un petit texte lu dans une langue locale (s02q03). Veuillez corriger ou donner des explications au QG. Peu probable! FATOU BA  ne sait ni lire, ni écrire, ni comprendre dans aucune des langues  (s02q01,s02q02,s02q03). Veuillez corriger ou donner des explications au QG. </w:t>
+        <w:br/>
+        <w:t xml:space="preserve">- Peu probable! LAMINE GASSAMA  n'arrive pas  à comprendre un petit texte lu dans une langue locale (s02q03). Veuillez corriger ou donner des explications au QG. Peu probable! LAMINE GASSAMA  ne sait ni lire, ni écrire, ni comprendre dans aucune des langues  (s02q01,s02q02,s02q03). Veuillez corriger ou donner des explications au QG. La raison principale que LAMINE GASSAMA n'a pas été à l'école entre 2024/2025 est TROP ÂGÉ et semble exister dans les modalités, prière de prendre attache avec le QG pour plus d'explication afin de la classer bien. </w:t>
+        <w:br/>
+        <w:t xml:space="preserve">- Peu probable! MADA SIDIBE  n'arrive pas  à comprendre un petit texte lu dans une langue locale (s02q03). Veuillez corriger ou donner des explications au QG. Peu probable! MADA SIDIBE  ne sait ni lire, ni écrire, ni comprendre dans aucune des langues  (s02q01,s02q02,s02q03). Veuillez corriger ou donner des explications au QG. </w:t>
+        <w:br/>
+        <w:t xml:space="preserve">- Peu probable! MARIAMA GASSAMA  n'arrive pas  à comprendre un petit texte lu dans une langue locale (s02q03). Veuillez corriger ou donner des explications au QG. </w:t>
+        <w:br/>
+        <w:t xml:space="preserve">- Peu probable! OUMOU GASSAMA  n'arrive pas  à comprendre un petit texte lu dans une langue locale (s02q03). Veuillez corriger ou donner des explications au QG. </w:t>
+        <w:br/>
+        <w:t>- Peu probable! SOPHIE GASSAMA  n'arrive pas  à comprendre un petit texte lu dans une langue locale (s02q03). Veuillez corriger ou donner des explications au QG. Peu probable! SOPHIE GASSAMA  ne sait ni lire, ni écrire, ni comprendre dans aucune des langues  (s02q01,s02q02,s02q03). Veuillez corriger ou donner des explications au QG.</w:t>
+      </w:r>
+    </w:p>
+    <w:p>
+      <w:r>
+        <w:rPr>
+          <w:b/>
+          <w:color w:val="4672C4"/>
+          <w:sz w:val="22"/>
+        </w:rPr>
+        <w:t>&gt;&gt; Section4a - Emploi</w:t>
+      </w:r>
+    </w:p>
+    <w:p>
+      <w:pPr>
+        <w:ind w:left="283"/>
+      </w:pPr>
+      <w:r>
+        <w:rPr>
+          <w:sz w:val="20"/>
+        </w:rPr>
+        <w:t>- Avertissement! Généralement les jeunes hommes (10 à 25ans) font des travaux ménager soit apprendre les enfants à reviser leurs léçons ou d'autres cours, ALPHA MAMOUDOU SIDIBE n'a consacré aucune heure pour les travaux cités en s04q01, s04q02, s04q03, s04q04, s04q05, s04q06, s04q07 et s04q08.Prière de regarder pour corriger ou confirmer avec le QG.</w:t>
+      </w:r>
+    </w:p>
+    <w:p>
+      <w:r>
+        <w:rPr>
+          <w:b/>
+          <w:color w:val="4672C4"/>
+          <w:sz w:val="22"/>
+        </w:rPr>
+        <w:t>&gt;&gt; Section4b - Emploi - Activite principale</w:t>
+      </w:r>
+    </w:p>
+    <w:p>
+      <w:pPr>
+        <w:ind w:left="283"/>
+      </w:pPr>
+      <w:r>
+        <w:rPr>
+          <w:sz w:val="20"/>
+        </w:rPr>
+        <w:t xml:space="preserve">- Nombre de mois exercé par DIEYNABOU CISSE dans l'emploi au cours des 12 derniers mois semble faible, veuillez corriger s'il vous plait ou comfirmer avec le QG. </w:t>
+        <w:br/>
+        <w:t xml:space="preserve">- Nombre de mois exercé par LAMINE GASSAMA dans l'emploi au cours des 12 derniers mois semble faible, veuillez corriger s'il vous plait ou comfirmer avec le QG. </w:t>
+        <w:br/>
+        <w:t>- Nombre de mois exercé par MADA SIDIBE dans l'emploi au cours des 12 derniers mois semble faible, veuillez corriger s'il vous plait ou comfirmer avec le QG.</w:t>
+      </w:r>
+    </w:p>
+    <w:p>
+      <w:r>
+        <w:rPr>
+          <w:b/>
+          <w:color w:val="4672C4"/>
+          <w:sz w:val="22"/>
+        </w:rPr>
+        <w:t>&gt;&gt; Section4c - Emploi - Activite secondaire</w:t>
+      </w:r>
+    </w:p>
+    <w:p>
+      <w:pPr>
+        <w:ind w:left="283"/>
+      </w:pPr>
+      <w:r>
+        <w:rPr>
+          <w:sz w:val="20"/>
+        </w:rPr>
+        <w:t>- Avertissement!!! les informations de DIEYNABOU CISSE sur le nombre de mois, jours ou heures de son emploi secondaire sont superieur a celles de son emploi principal , veuillez corriger ou confirmer aupres du QG.</w:t>
+      </w:r>
+    </w:p>
+    <w:p>
+      <w:r>
+        <w:rPr>
+          <w:b/>
+          <w:color w:val="4672C4"/>
+          <w:sz w:val="22"/>
+        </w:rPr>
+        <w:t>&gt;&gt; Section6 - Epargne et credit</w:t>
+      </w:r>
+    </w:p>
+    <w:p>
+      <w:pPr>
+        <w:ind w:left="283"/>
+      </w:pPr>
+      <w:r>
+        <w:rPr>
+          <w:sz w:val="20"/>
+        </w:rPr>
+        <w:t>- La   principale utilisation que DIEYNABOU CISSE a fait de ce dernier crédit est REMBOURSER UN VENDEUR et semble exister dans les modalités, prière de prendre attache avec le QG pour plus d'explication afin de la classer bien.</w:t>
+      </w:r>
+    </w:p>
+    <w:p>
+      <w:r>
+        <w:rPr>
+          <w:b/>
+          <w:color w:val="4672C4"/>
+          <w:sz w:val="22"/>
+        </w:rPr>
+        <w:t>&gt;&gt; Section7b - Consommation alimentaire - 7 jours</w:t>
+      </w:r>
+    </w:p>
+    <w:p>
+      <w:pPr>
+        <w:ind w:left="283"/>
+      </w:pPr>
+      <w:r>
+        <w:rPr>
+          <w:sz w:val="20"/>
+        </w:rPr>
+        <w:t>- Attention ! Le prix unitaire d'achat (100 Fcfa) de Poivre en Sachets (Tres petit) est relativement élevé par rapport aux autres prix observés dans cette zone. Prière de corriger ou de confirmer avec le QG. Avertissement!!! Le ménage a consommé 14 Tas Tres petit de Mâchoiron séchée (Kon), cette quantité semble anormale pour une consommation des 7 derniers jours.Prière de corriger ou de confirmer avec le QG. Avertissement!!! Le ménage a consommé 3 Cuillère Moyen de Pâte d'arachide, cette quantité semble anormale pour une consommation des 7 derniers jours. Etes vous sur d'avoir selectionner la bonne unitée ? prière de verifier et corriger. Avertissement!!! Le ménage a consommé 7 Paquet Tres petit de Thé en sachet, cette quantité semble anormale pour une consommation des 7 derniers jours.Prière de corriger ou de confirmer avec le QG. Avertissement!! le prix unitaire (100 Fcfa) de Thé en sachet (unité: Paquet) de taille Tres petit est très faible ou élevé. Prière de corriger ou de confirmer avec le QG. Incohérence!! Dans ce ménage, chaque individus consomme par jour 13.82299 Kg  de cereale; Prière de revoir les quantités prises de ces produits. Incohérence!! Dans ce ménage, chaque individus consomme par jour 13.82299 Kg  de cereale; Prière de revoir les quantités prises de ces produits. Incohérence!! Dans ce ménage, chaque individus consomme par jour 13.82299 Kg  de cereale; Prière de revoir les quantités prises de ces produits. Le prix d'achat unitaire (16500 Fcfa) de Riz importé parfumé en Kg de taille taille unique semble élevé, prière de regarder les reponses prises dans les questions s07bq07a s07bq07b s07bq07c s07bq08 pour mieux corriger. Attention ! Le prix unitaire d'achat (16500 Fcfa) de Riz importé parfumé en Kg (taille unique) est relativement élevé par rapport aux autres prix observés dans cette zone. Prière de corriger ou de confirmer avec le QG.</w:t>
+      </w:r>
+    </w:p>
+    <w:p>
+      <w:r>
+        <w:rPr>
+          <w:b/>
+          <w:color w:val="4672C4"/>
+          <w:sz w:val="22"/>
+        </w:rPr>
+        <w:t>&gt;&gt; Section9c - Depenses non-alimentaires - 30 jours</w:t>
+      </w:r>
+    </w:p>
+    <w:p>
+      <w:pPr>
+        <w:ind w:left="283"/>
+      </w:pPr>
+      <w:r>
+        <w:rPr>
+          <w:sz w:val="20"/>
+        </w:rPr>
+        <w:t xml:space="preserve">- La dernière fois que vous avez acheté Frais de coiffure homme et femme (salon, tressage, mèches, coupe, etc.), manucure, pédicure est salon de coiffure et semble exister dans les modalités, prière de prendre attache avec le QG pour plus d'explication afin de la classer bien. </w:t>
+        <w:br/>
+        <w:t xml:space="preserve">-  La dernière fois que vous avez acheté Frais de mouture des céréales est Moulin et semble exister dans les modalités, prière de prendre attache avec le QG pour plus d'explication afin de la classer bien. </w:t>
+        <w:br/>
+        <w:t>- Peu plausible! le montant de la dépense pour  Savon de ménage, lessive en poudre, détergents (eau de javel, etc. ) semble trop élevé. Veuillez, s'il vous plaît, confirmer cette information avec le QG ou la corriger.</w:t>
+      </w:r>
+    </w:p>
+    <w:p>
+      <w:r>
+        <w:rPr>
+          <w:b/>
+          <w:color w:val="4672C4"/>
+          <w:sz w:val="22"/>
+        </w:rPr>
+        <w:t>&gt;&gt; Section9f - Depenses non-alimentaires - 12 mois</w:t>
+      </w:r>
+    </w:p>
+    <w:p>
+      <w:pPr>
+        <w:ind w:left="283"/>
+      </w:pPr>
+      <w:r>
+        <w:rPr>
+          <w:sz w:val="20"/>
+        </w:rPr>
+        <w:t>- ||</w:t>
+      </w:r>
+    </w:p>
+    <w:p>
+      <w:r>
+        <w:rPr>
+          <w:b/>
+          <w:color w:val="4672C4"/>
+          <w:sz w:val="22"/>
+        </w:rPr>
+        <w:t>&gt;&gt; Section11 - Caracteristiques logement</w:t>
+      </w:r>
+    </w:p>
+    <w:p>
+      <w:pPr>
+        <w:ind w:left="283"/>
+      </w:pPr>
+      <w:r>
+        <w:rPr>
+          <w:sz w:val="20"/>
+        </w:rPr>
+        <w:t>- Le montant (FCFA) du loyer mensuel payé pour un logement comme le votre dans ce village/quartier est trop élevé, Veuillez s'il vous plaît corriger cette information.</w:t>
+      </w:r>
+    </w:p>
+    <w:p>
+      <w:r>
+        <w:rPr>
+          <w:b/>
+          <w:color w:val="4672C4"/>
+          <w:sz w:val="22"/>
+        </w:rPr>
+        <w:t>&gt;&gt; Section16a - Champs et parcelles</w:t>
+      </w:r>
+    </w:p>
+    <w:p>
+      <w:pPr>
+        <w:ind w:left="283"/>
+      </w:pPr>
+      <w:r>
+        <w:rPr>
+          <w:sz w:val="20"/>
+        </w:rPr>
+        <w:t xml:space="preserve">- Avertissement!! Le champs a comme nom (CHAMP 1) qui ne semble pas être un bon nom ou contient des lettres, prière de mettre le vrai nom du champs. La quantité de fumure appliquée dans la parcelle PARCELLE MAÏS ET TARO est de 98  qui semble élevé ou ne sait pas, prière de fournir d'effort pour estimer la quantité afin de corriger. La superficie de la parcelle PARCELLE MAÏS ET TARO selon les mesures GPS est de 0 hectare qui semble élevé ou faible, prière de corriger. </w:t>
+        <w:br/>
+        <w:t xml:space="preserve">- Avertissement!! Le champs a comme nom (CHAMP 1) qui ne semble pas être un bon nom ou contient des lettres, prière de mettre le vrai nom du champs. La quantité de fumure appliquée dans la parcelle Parcelle Arachide est de 98  qui semble élevé ou ne sait pas, prière de fournir d'effort pour estimer la quantité afin de corriger. Le salaire total payé de toutes catégories confondues par le ménage LAMINE GASSAMA pour la main-d'oeuvre non-familiale sur la parcelle Parcelle Arachide au cours de la campagne pour la période de préparation du sol (labour) et des semis est de 0 qui semble élevé ou faible. Merci de corriger. La superficie de la parcelle Parcelle Arachide selon les mesures GPS est de 0 hectare qui semble élevé ou faible, prière de corriger. </w:t>
+        <w:br/>
+        <w:t>- Avertissement!! Le champs a comme nom (CHAMP 1) qui ne semble pas être un bon nom ou contient des lettres, prière de mettre le vrai nom du champs. Le salaire total payé de toutes catégories confondues par le ménage LAMINE GASSAMA pour la main-d'oeuvre non-familiale sur la parcelle Parcelle Arachide au cours de la campagne pour la période de préparation du sol (labour) et des semis est de 0 qui semble élevé ou faible. Merci de corriger. La parcelle Parcelle Arachide n'a pas été mésurée pour des raisons comme qu'elle est trop petite, GPS en panne et que le Ménage indisponible. Nous vous rappelons que ces raisons ne passent pas pour la non mesure des parcelles prière de les mésurer. Le document légal (titre, acte, certificat etc. ) qui affirme votre possession de la parcelle Parcelle Arachide est  et semble exister dans les modalités, prière de prendre attache avec le QG pour plus d'explication afin de la classer bien.</w:t>
+      </w:r>
+    </w:p>
+    <w:p>
+      <w:r>
+        <w:rPr>
+          <w:b/>
+          <w:color w:val="4672C4"/>
+          <w:sz w:val="22"/>
+        </w:rPr>
+        <w:t>&gt;&gt; Section16c - Cultures</w:t>
+      </w:r>
+    </w:p>
+    <w:p>
+      <w:pPr>
+        <w:ind w:left="283"/>
+      </w:pPr>
+      <w:r>
+        <w:rPr>
+          <w:sz w:val="20"/>
+        </w:rPr>
+        <w:t xml:space="preserve">- La quantité estimée en Kg est incorrecte (Exemple : si le ménage a eu 10 sacs de 100kg = 10*100=1000kg), prière de corriger merci. </w:t>
+        <w:br/>
+        <w:t xml:space="preserve">- La quantité estimée en Kg est incorrecte (Exemple : si le ménage a eu 10 sacs de 100kg = 10*100=1000kg), prière de corriger merci. </w:t>
+        <w:br/>
+        <w:t>- La quantité estimée en Kg est incorrecte (Exemple : si le ménage a eu 10 sacs de 100kg = 10*100=1000kg), prière de corriger merci.</w:t>
+      </w:r>
+    </w:p>
+    <w:p>
+      <w:r>
+        <w:rPr>
+          <w:b/>
+          <w:color w:val="4672C4"/>
+          <w:sz w:val="22"/>
+        </w:rPr>
+        <w:t>&gt;&gt; Section18c - Cueillette</w:t>
+      </w:r>
+    </w:p>
+    <w:p>
+      <w:pPr>
+        <w:ind w:left="283"/>
+      </w:pPr>
+      <w:r>
+        <w:rPr>
+          <w:sz w:val="20"/>
+        </w:rPr>
+        <w:t xml:space="preserve">- Prière de renseigner la valeur de ce produit consommé ou stocké par votre ménage au cours des 12 derniers mois, prière de fournir d'effort pour avoir une estimation (s18cq03) au lieu de 9999. </w:t>
+        <w:br/>
+        <w:t xml:space="preserve">- Prière de renseigner la valeur de ce produit consommé ou stocké par votre ménage au cours des 12 derniers mois, prière de fournir d'effort pour avoir une estimation (s18cq03) au lieu de 9999. </w:t>
+        <w:br/>
+        <w:t>- Prière de renseigner la valeur de ce produit consommé ou stocké par votre ménage au cours des 12 derniers mois, prière de fournir d'effort pour avoir une estimation (s18cq03) au lieu de 9999.</w:t>
+      </w:r>
+    </w:p>
+    <w:p>
+      <w:r>
+        <w:rPr>
+          <w:b/>
+          <w:color w:val="4672C4"/>
+          <w:sz w:val="22"/>
+        </w:rPr>
+        <w:t>&gt;&gt; Section19 - Equipements agricoles</w:t>
+      </w:r>
+    </w:p>
+    <w:p>
+      <w:pPr>
+        <w:ind w:left="283"/>
+      </w:pPr>
+      <w:r>
+        <w:rPr>
+          <w:sz w:val="20"/>
+        </w:rPr>
+        <w:t xml:space="preserve">- Attention ! Hache/pioche a été revendu à 5000 Fcfa qui est relativement élevé par rapport aux autres prix de revente observés dans cette zone. Prière de corriger ou de confirmer avec le QG. </w:t>
+        <w:br/>
+        <w:t xml:space="preserve">- Attention ! Machette a été revendu à 4000 Fcfa qui est relativement élevé par rapport aux autres prix de revente observés dans cette zone. Prière de corriger ou de confirmer avec le QG. </w:t>
+        <w:br/>
+        <w:t>- Attention ! Pompe manuelle a été revendu à 45000 Fcfa qui est relativement élevé par rapport aux autres prix de revente observés dans cette zone. Prière de corriger ou de confirmer avec le QG.</w:t>
+      </w:r>
+    </w:p>
+    <w:p>
+      <w:r>
+        <w:t>________________________________________________________________________________</w:t>
       </w:r>
     </w:p>
     <w:p>
@@ -818,7 +3030,7 @@
           </w:tcPr>
           <w:p>
             <w:r/>
-            <w:hyperlink r:id="rId9">
+            <w:hyperlink r:id="rId12">
               <w:r>
                 <w:rPr>
                   <w:color w:val="0563C1"/>
@@ -839,7 +3051,7 @@
           <w:color w:val="4672C4"/>
           <w:sz w:val="22"/>
         </w:rPr>
-        <w:t>&gt;&gt; Section0 - Identification et renseignements de controle</w:t>
+        <w:t>&gt;&gt; Section1 - Caracteristiques des membres</w:t>
       </w:r>
     </w:p>
     <w:p>
@@ -850,9 +3062,605 @@
         <w:rPr>
           <w:sz w:val="20"/>
         </w:rPr>
-        <w:t>- Prière de renseigner toutes les informations du ménage dans la section 0 avant d'entamer les autres informations.</w:t>
-      </w:r>
-    </w:p>
+        <w:t xml:space="preserve">- Avertissement!!!  BINTOU GASSAMA  possède un téléphone android mais dit n'avoir pas accès à l'internet, prière de confirmer cette information avec le QG ou la corriger. Incoherence! BINTOU GASSAMA dispose d'un téléphone portable à s01q39, donc la raison évoquée ne peut pas être (ne dispose pas d'appareil). </w:t>
+        <w:br/>
+        <w:t xml:space="preserve">- Les informations sur l'acte de naissance (ni Jours, ni mois et ni années) de  DIEYNABOU DRAME  manquent, s'il vous plait pouvez-vous fournir d'effort pour avoir ces informations.  Avertissement! Veuillez renseigner par oui ou non toutes les modalités de la question s01q47. </w:t>
+        <w:br/>
+        <w:t>- Les informations sur l'acte de naissance (ni Jours, ni mois et ni années) de  FODE GASSAMA  manquent, s'il vous plait pouvez-vous fournir d'effort pour avoir ces informations. Le mois de l'enfant ( FODE GASSAMA ) n'est pas connu mais vous avez declaré en s01q04a le nombre de mois, prière de changer NSP au niveau de s01q03b.</w:t>
+      </w:r>
+    </w:p>
+    <w:p>
+      <w:r>
+        <w:rPr>
+          <w:b/>
+          <w:color w:val="4672C4"/>
+          <w:sz w:val="22"/>
+        </w:rPr>
+        <w:t>&gt;&gt; Section2 - Education</w:t>
+      </w:r>
+    </w:p>
+    <w:p>
+      <w:pPr>
+        <w:ind w:left="283"/>
+      </w:pPr>
+      <w:r>
+        <w:rPr>
+          <w:sz w:val="20"/>
+        </w:rPr>
+        <w:t xml:space="preserve">- Peu probable! BACARY GASSAMA  n'arrive pas  à comprendre un petit texte lu dans une langue locale (s02q03). Veuillez corriger ou donner des explications au QG. Peu probable! BACARY GASSAMA  ne sait ni lire, ni écrire, ni comprendre dans aucune des langues  (s02q01,s02q02,s02q03). Veuillez corriger ou donner des explications au QG. </w:t>
+        <w:br/>
+        <w:t xml:space="preserve">- Peu probable! DEMBO GASSAMA  n'arrive pas  à comprendre un petit texte lu dans une langue locale (s02q03). Veuillez corriger ou donner des explications au QG. Attention ! Le frais de scolarité (5000 Fcfa) de DEMBO GASSAMA en 6ème année de Primaire est relativement élevé par rapport aux autres frais de scolarités observés dans cette zone. Prière de corriger ou de confirmer avec le QG. </w:t>
+        <w:br/>
+        <w:t xml:space="preserve">- Peu probable! DIEYNABOU DRAME  n'arrive pas  à comprendre un petit texte lu dans une langue locale (s02q03). Veuillez corriger ou donner des explications au QG. Peu probable! DIEYNABOU DRAME  ne sait ni lire, ni écrire, ni comprendre dans aucune des langues  (s02q01,s02q02,s02q03). Veuillez corriger ou donner des explications au QG. </w:t>
+        <w:br/>
+        <w:t xml:space="preserve">- Peu probable! GNIMA CISSÉ  n'arrive pas  à comprendre un petit texte lu dans une langue locale (s02q03). Veuillez corriger ou donner des explications au QG. Peu probable! GNIMA CISSÉ  ne sait ni lire, ni écrire, ni comprendre dans aucune des langues  (s02q01,s02q02,s02q03). Veuillez corriger ou donner des explications au QG. </w:t>
+        <w:br/>
+        <w:t>- Peu probable! MAMADOUBÂ GASSAMA  n'arrive pas  à comprendre un petit texte lu dans une langue locale (s02q03). Veuillez corriger ou donner des explications au QG.</w:t>
+      </w:r>
+    </w:p>
+    <w:p>
+      <w:r>
+        <w:rPr>
+          <w:b/>
+          <w:color w:val="4672C4"/>
+          <w:sz w:val="22"/>
+        </w:rPr>
+        <w:t>&gt;&gt; Section3 - Sante</w:t>
+      </w:r>
+    </w:p>
+    <w:p>
+      <w:pPr>
+        <w:ind w:left="283"/>
+      </w:pPr>
+      <w:r>
+        <w:rPr>
+          <w:sz w:val="20"/>
+        </w:rPr>
+        <w:t>- Le principal problème de santé que BASSEYDOU GASSAMA a eu est MAL DE TÊTE et semble exister dans les modalités, prière de prendre attache avec le QG pour plus d'explication afin de la classer bien.</w:t>
+      </w:r>
+    </w:p>
+    <w:p>
+      <w:r>
+        <w:rPr>
+          <w:b/>
+          <w:color w:val="4672C4"/>
+          <w:sz w:val="22"/>
+        </w:rPr>
+        <w:t>&gt;&gt; Section4b - Emploi - Activite principale</w:t>
+      </w:r>
+    </w:p>
+    <w:p>
+      <w:pPr>
+        <w:ind w:left="283"/>
+      </w:pPr>
+      <w:r>
+        <w:rPr>
+          <w:sz w:val="20"/>
+        </w:rPr>
+        <w:t xml:space="preserve">- || Attention ! Le nombre de jours que GNIMA CISSÉ a travaillés par mois semble être inférieur à 15. Veuillez, s'il vous plaît, confirmer cette information. </w:t>
+        <w:br/>
+        <w:t>- Attention! le nombre d'heure que BINTOU GASSAMA a travaillé par jour semble être inferieur à 4, veuillez s'il vous plait confirmer cette information avec le QG.</w:t>
+      </w:r>
+    </w:p>
+    <w:p>
+      <w:r>
+        <w:rPr>
+          <w:b/>
+          <w:color w:val="4672C4"/>
+          <w:sz w:val="22"/>
+        </w:rPr>
+        <w:t>&gt;&gt; Section4c - Emploi - Activite secondaire</w:t>
+      </w:r>
+    </w:p>
+    <w:p>
+      <w:pPr>
+        <w:ind w:left="283"/>
+      </w:pPr>
+      <w:r>
+        <w:rPr>
+          <w:sz w:val="20"/>
+        </w:rPr>
+        <w:t xml:space="preserve">- Attention ! Le nombre de jours que BINTOU GASSAMA a travaillés par mois semble être inférieur à 15. Veuillez, s'il vous plaît, confirmer cette information. Avertissement!!! les informations de BINTOU GASSAMA sur le nombre de mois, jours ou heures de son emploi secondaire sont superieur a celles de son emploi principal , veuillez corriger ou confirmer aupres du QG. </w:t>
+        <w:br/>
+        <w:t>- Avertissement!!! les informations de GNIMA CISSÉ sur le nombre de mois, jours ou heures de son emploi secondaire sont superieur a celles de son emploi principal , veuillez corriger ou confirmer aupres du QG.</w:t>
+      </w:r>
+    </w:p>
+    <w:p>
+      <w:r>
+        <w:rPr>
+          <w:b/>
+          <w:color w:val="4672C4"/>
+          <w:sz w:val="22"/>
+        </w:rPr>
+        <w:t>&gt;&gt; Section6 - Epargne et credit</w:t>
+      </w:r>
+    </w:p>
+    <w:p>
+      <w:pPr>
+        <w:ind w:left="283"/>
+      </w:pPr>
+      <w:r>
+        <w:rPr>
+          <w:sz w:val="20"/>
+        </w:rPr>
+        <w:t xml:space="preserve">- La   principale utilisation que DIEYNABOU DRAME a fait de ce dernier crédit est LOCATION DE TRACTEUR POUR SON CHAMP et semble exister dans les modalités, prière de prendre attache avec le QG pour plus d'explication afin de la classer bien. </w:t>
+        <w:br/>
+        <w:t>-  La   principale utilisation que GNIMA CISSÉ a fait de ce dernier crédit est LOCATION D'UN TRACTEUR POUR SON CHAMP et semble exister dans les modalités, prière de prendre attache avec le QG pour plus d'explication afin de la classer bien.</w:t>
+      </w:r>
+    </w:p>
+    <w:p>
+      <w:r>
+        <w:rPr>
+          <w:b/>
+          <w:color w:val="4672C4"/>
+          <w:sz w:val="22"/>
+        </w:rPr>
+        <w:t>&gt;&gt; Section7b - Consommation alimentaire - 7 jours</w:t>
+      </w:r>
+    </w:p>
+    <w:p>
+      <w:pPr>
+        <w:ind w:left="283"/>
+      </w:pPr>
+      <w:r>
+        <w:rPr>
+          <w:sz w:val="20"/>
+        </w:rPr>
+        <w:t>- La dernière fois que vous avez acheté Gombo frais est Vendeuse de légumes à domicile et semble exister dans les modalités, prière de prendre attache avec le QG pour plus d'explication afin de la classer bien.  La dernière fois que vous avez acheté Poulet sur pied est VENDEUR À DOMICILE et semble exister dans les modalités, prière de prendre attache avec le QG pour plus d'explication afin de la classer bien. Attention ! Le prix unitaire d'achat (25 Fcfa) de Poivre en Sachets (Tres petit) est relativement faible par rapport aux autres prix observés dans cette zone. Prière de corriger ou de confirmer avec le QG. Avertissement!!! Le ménage a consommé 1 Cuillère Moyen de Pâte d'arachide, cette quantité semble anormale pour une consommation des 7 derniers jours. Etes vous sur d'avoir selectionner la bonne unitée ? prière de verifier et corriger. Avertissement!!! Le ménage a consommé 7 Paquet Tres petit de Thé en sachet, cette quantité semble anormale pour une consommation des 7 derniers jours.Prière de corriger ou de confirmer avec le QG. Avertissement!! le prix unitaire (100 Fcfa) de Thé en sachet (unité: Sachets) de taille Tres petit est très faible ou élevé. Prière de corriger ou de confirmer avec le QG. Incohérence!! Dans ce ménage, chaque individus consomme par jour 42.54365 Kg  de cereale; Prière de revoir les quantités prises de ces produits. Incohérence!! Dans ce ménage, chaque individus consomme par jour 42.54365 Kg  de cereale; Prière de revoir les quantités prises de ces produits. Incohérence!! Dans ce ménage, chaque individus consomme par jour 42.54365 Kg  de cereale; Prière de revoir les quantités prises de ces produits.</w:t>
+      </w:r>
+    </w:p>
+    <w:p>
+      <w:r>
+        <w:rPr>
+          <w:b/>
+          <w:color w:val="4672C4"/>
+          <w:sz w:val="22"/>
+        </w:rPr>
+        <w:t>&gt;&gt; Section9c - Depenses non-alimentaires - 30 jours</w:t>
+      </w:r>
+    </w:p>
+    <w:p>
+      <w:pPr>
+        <w:ind w:left="283"/>
+      </w:pPr>
+      <w:r>
+        <w:rPr>
+          <w:sz w:val="20"/>
+        </w:rPr>
+        <w:t xml:space="preserve">- La dernière fois que vous avez acheté Frais de coiffure homme et femme (salon, tressage, mèches, coupe, etc.), manucure, pédicure est SALON DE COIFFURE et semble exister dans les modalités, prière de prendre attache avec le QG pour plus d'explication afin de la classer bien. </w:t>
+        <w:br/>
+        <w:t>-  La dernière fois que vous avez acheté Frais de mouture des céréales est MOULIN et semble exister dans les modalités, prière de prendre attache avec le QG pour plus d'explication afin de la classer bien.</w:t>
+      </w:r>
+    </w:p>
+    <w:p>
+      <w:r>
+        <w:rPr>
+          <w:b/>
+          <w:color w:val="4672C4"/>
+          <w:sz w:val="22"/>
+        </w:rPr>
+        <w:t>&gt;&gt; Section12 - Actifs du menage</w:t>
+      </w:r>
+    </w:p>
+    <w:p>
+      <w:pPr>
+        <w:ind w:left="283"/>
+      </w:pPr>
+      <w:r>
+        <w:rPr>
+          <w:sz w:val="20"/>
+        </w:rPr>
+        <w:t xml:space="preserve">- Attention ! Fer à repasser à charbon a été achété à 10000 Fcfa est relativement élevé par rapport aux autres prix d'achat observés dans cette zone. Prière de corriger ou de confirmer avec le QG. </w:t>
+        <w:br/>
+        <w:t xml:space="preserve">- Attention ! Lit a été revendu à 250000 Fcfa qui est relativement élevé par rapport aux autres prix de revente observés dans cette zone. Prière de corriger ou de confirmer avec le QG. </w:t>
+        <w:br/>
+        <w:t>- Le prix d'achat de l'article  Téléphone portable ne doit pas être égal 0 même si le ménage l'a reçu en cadeau prière de leurs aider à faire une estimations. Le prix d'achat de l'article  Téléphone portable est nul (achété à 0fcfa) mais le prix de revente est different de 0 impossible, prière de verifier et corriger.</w:t>
+      </w:r>
+    </w:p>
+    <w:p>
+      <w:r>
+        <w:rPr>
+          <w:b/>
+          <w:color w:val="4672C4"/>
+          <w:sz w:val="22"/>
+        </w:rPr>
+        <w:t>&gt;&gt; Section16a - Champs et parcelles</w:t>
+      </w:r>
+    </w:p>
+    <w:p>
+      <w:pPr>
+        <w:ind w:left="283"/>
+      </w:pPr>
+      <w:r>
+        <w:rPr>
+          <w:sz w:val="20"/>
+        </w:rPr>
+        <w:t xml:space="preserve">- Avertissement!! Le champs a comme nom (CHAMP 1) qui ne semble pas être un bon nom ou contient des lettres, prière de mettre le vrai nom du champs. Avertissement!! La parcelle a comme nom (PARCELLE 1- ARACHIDE) qui ne semble pas être un bon nom ou contient des lettres, prière de mettre le vrai nom de la parcelle. La quantité de fumure appliquée dans la parcelle PARCELLE 1- ARACHIDE est de 98  qui semble élevé ou ne sait pas, prière de fournir d'effort pour estimer la quantité afin de corriger. La parcelle PARCELLE 1- ARACHIDE n'a pas été mésurée pour des raisons comme qu'elle est trop petite, GPS en panne et que le Ménage indisponible. Nous vous rappelons que ces raisons ne passent pas pour la non mesure des parcelles prière de les mésurer. </w:t>
+        <w:br/>
+        <w:t xml:space="preserve">- Avertissement!! Le champs a comme nom (CHAMP 1) qui ne semble pas être un bon nom ou contient des lettres, prière de mettre le vrai nom du champs. Avertissement!! La parcelle a comme nom (PARCELLE 1- ARACHIDE) qui ne semble pas être un bon nom ou contient des lettres, prière de mettre le vrai nom de la parcelle. La quantité de fumure appliquée dans la parcelle PARCELLE 1- ARACHIDE est de 98  qui semble élevé ou ne sait pas, prière de fournir d'effort pour estimer la quantité afin de corriger. La parcelle PARCELLE 1- ARACHIDE n'a pas été mésurée pour des raisons comme qu'elle est trop petite, GPS en panne et que le Ménage indisponible. Nous vous rappelons que ces raisons ne passent pas pour la non mesure des parcelles prière de les mésurer. </w:t>
+        <w:br/>
+        <w:t xml:space="preserve">- Avertissement!! Le champs a comme nom (CHAMP 1) qui ne semble pas être un bon nom ou contient des lettres, prière de mettre le vrai nom du champs. Avertissement!! La parcelle a comme nom (PARCELLE 1- ARACHIDE) qui ne semble pas être un bon nom ou contient des lettres, prière de mettre le vrai nom de la parcelle. La quantité de fumure appliquée dans la parcelle PARCELLE 1- ARACHIDE est de 98  qui semble élevé ou ne sait pas, prière de fournir d'effort pour estimer la quantité afin de corriger. La superficie de la parcelle PARCELLE 1- ARACHIDE selon les mesures GPS est de 0 hectare qui semble élevé ou faible, prière de corriger. Le document légal (titre, acte, certificat etc. ) qui affirme votre possession de la parcelle PARCELLE 1- ARACHIDE est  et semble exister dans les modalités, prière de prendre attache avec le QG pour plus d'explication afin de la classer bien. </w:t>
+        <w:br/>
+        <w:t xml:space="preserve">- Avertissement!! Le champs a comme nom (CHAMP 1) qui ne semble pas être un bon nom ou contient des lettres, prière de mettre le vrai nom du champs. Avertissement!! La parcelle a comme nom (PARCELLE 1- ARACHIDE) qui ne semble pas être un bon nom ou contient des lettres, prière de mettre le vrai nom de la parcelle. La quantité de fumure appliquée dans la parcelle PARCELLE 1- ARACHIDE est de 98  qui semble élevé ou ne sait pas, prière de fournir d'effort pour estimer la quantité afin de corriger. La superficie de la parcelle PARCELLE 1- ARACHIDE selon les mesures GPS est de 0 hectare qui semble élevé ou faible, prière de corriger. Le document légal (titre, acte, certificat etc. ) qui affirme votre possession de la parcelle PARCELLE 1- ARACHIDE est  et semble exister dans les modalités, prière de prendre attache avec le QG pour plus d'explication afin de la classer bien. </w:t>
+        <w:br/>
+        <w:t xml:space="preserve">- Avertissement!! Le champs a comme nom (CHAMP 1) qui ne semble pas être un bon nom ou contient des lettres, prière de mettre le vrai nom du champs. Avertissement!! La parcelle a comme nom (PARCELLE 1- ARACHIDE) qui ne semble pas être un bon nom ou contient des lettres, prière de mettre le vrai nom de la parcelle. La quantité de fumure appliquée dans la parcelle PARCELLE 1- ARACHIDE est de 98  qui semble élevé ou ne sait pas, prière de fournir d'effort pour estimer la quantité afin de corriger. Le salaire total payé de toutes catégories confondues par le ménage BAKARY GASSAMA pour la main-d'oeuvre non-familiale sur la parcelle PARCELLE 1- ARACHIDE au cours de la campagne pour la période des récoltes est de 0 qui semble élevé ou faible. Merci de corriger. La parcelle PARCELLE 1- ARACHIDE n'a pas été mésurée pour des raisons comme qu'elle est trop petite, GPS en panne et que le Ménage indisponible. Nous vous rappelons que ces raisons ne passent pas pour la non mesure des parcelles prière de les mésurer. </w:t>
+        <w:br/>
+        <w:t xml:space="preserve">- Avertissement!! Le champs a comme nom (CHAMP 1) qui ne semble pas être un bon nom ou contient des lettres, prière de mettre le vrai nom du champs. Avertissement!! La parcelle a comme nom (Parcelle 1 - Maïs) qui ne semble pas être un bon nom ou contient des lettres, prière de mettre le vrai nom de la parcelle. La quantité de fumure appliquée dans la parcelle Parcelle 1 - Maïs est de 98  qui semble élevé ou ne sait pas, prière de fournir d'effort pour estimer la quantité afin de corriger. La superficie de la parcelle Parcelle 1 - Maïs selon les mesures GPS est de 0 hectare qui semble élevé ou faible, prière de corriger. </w:t>
+        <w:br/>
+        <w:t>- Avertissement!! Le champs a comme nom (CHAMP 1) qui ne semble pas être un bon nom ou contient des lettres, prière de mettre le vrai nom du champs. Avertissement!! La parcelle a comme nom (Parcelle 1 - Maïs) qui ne semble pas être un bon nom ou contient des lettres, prière de mettre le vrai nom de la parcelle. La quantité de fumure appliquée dans la parcelle Parcelle 1 - Maïs est de 98  qui semble élevé ou ne sait pas, prière de fournir d'effort pour estimer la quantité afin de corriger. Le nombre de personnes toutes catégories confondues des main-d'oeuvre non-familiale sur la parcelle Parcelle 1 - Maïs au cours de la campagne pour la période des récoltes est de 20 personnes qui semble faible ou élevé. Merci de corriger. Le salaire total payé de toutes catégories confondues par le ménage BAKARY GASSAMA pour la main-d'oeuvre non-familiale sur la parcelle Parcelle 1 - Maïs au cours de la campagne pour la période des récoltes est de 0 qui semble élevé ou faible. Merci de corriger. La superficie de la parcelle Parcelle 1 - Maïs selon les mesures GPS est de 0 hectare qui semble élevé ou faible, prière de corriger.</w:t>
+      </w:r>
+    </w:p>
+    <w:p>
+      <w:r>
+        <w:rPr>
+          <w:b/>
+          <w:color w:val="4672C4"/>
+          <w:sz w:val="22"/>
+        </w:rPr>
+        <w:t>&gt;&gt; Section16c - Cultures</w:t>
+      </w:r>
+    </w:p>
+    <w:p>
+      <w:pPr>
+        <w:ind w:left="283"/>
+      </w:pPr>
+      <w:r>
+        <w:rPr>
+          <w:sz w:val="20"/>
+        </w:rPr>
+        <w:t xml:space="preserve">- La quantité estimée en Kg est incorrecte (Exemple : si le ménage a eu 10 sacs de 100kg = 10*100=1000kg), prière de corriger merci. </w:t>
+        <w:br/>
+        <w:t xml:space="preserve">- La quantité estimée en Kg est incorrecte (Exemple : si le ménage a eu 10 sacs de 100kg = 10*100=1000kg), prière de corriger merci. </w:t>
+        <w:br/>
+        <w:t xml:space="preserve">- La quantité estimée en Kg est incorrecte (Exemple : si le ménage a eu 10 sacs de 100kg = 10*100=1000kg), prière de corriger merci. </w:t>
+        <w:br/>
+        <w:t xml:space="preserve">- La quantité estimée en Kg est incorrecte (Exemple : si le ménage a eu 10 sacs de 100kg = 10*100=1000kg), prière de corriger merci. </w:t>
+        <w:br/>
+        <w:t xml:space="preserve">- La quantité estimée en Kg est incorrecte (Exemple : si le ménage a eu 10 sacs de 100kg = 10*100=1000kg), prière de corriger merci. </w:t>
+        <w:br/>
+        <w:t>- La quantité estimée en Kg est incorrecte (Exemple : si le ménage a eu 10 sacs de 100kg = 10*100=1000kg), prière de corriger merci.</w:t>
+      </w:r>
+    </w:p>
+    <w:p>
+      <w:r>
+        <w:rPr>
+          <w:b/>
+          <w:color w:val="4672C4"/>
+          <w:sz w:val="22"/>
+        </w:rPr>
+        <w:t>&gt;&gt; Section18c - Cueillette</w:t>
+      </w:r>
+    </w:p>
+    <w:p>
+      <w:pPr>
+        <w:ind w:left="283"/>
+      </w:pPr>
+      <w:r>
+        <w:rPr>
+          <w:sz w:val="20"/>
+        </w:rPr>
+        <w:t xml:space="preserve">- Prière de renseigner la valeur de ce produit consommé ou stocké par votre ménage au cours des 12 derniers mois, prière de fournir d'effort pour avoir une estimation (s18cq03) au lieu de 9999. </w:t>
+        <w:br/>
+        <w:t xml:space="preserve">- Prière de renseigner la valeur de ce produit consommé ou stocké par votre ménage au cours des 12 derniers mois, prière de fournir d'effort pour avoir une estimation (s18cq03) au lieu de 9999. </w:t>
+        <w:br/>
+        <w:t>- Prière de renseigner la valeur de ce produit consommé ou stocké par votre ménage au cours des 12 derniers mois, prière de fournir d'effort pour avoir une estimation (s18cq03) au lieu de 9999.</w:t>
+      </w:r>
+    </w:p>
+    <w:p>
+      <w:r>
+        <w:t>________________________________________________________________________________</w:t>
+      </w:r>
+    </w:p>
+    <w:p>
+      <w:pPr>
+        <w:pStyle w:val="Heading2"/>
+      </w:pPr>
+      <w:r>
+        <w:t>Menage 5</w:t>
+      </w:r>
+    </w:p>
+    <w:tbl>
+      <w:tblPr>
+        <w:tblStyle w:val="TableGrid"/>
+        <w:tblW w:type="auto" w:w="0"/>
+        <w:tblLook w:firstColumn="1" w:firstRow="1" w:lastColumn="0" w:lastRow="0" w:noHBand="0" w:noVBand="1" w:val="04A0"/>
+      </w:tblPr>
+      <w:tblGrid>
+        <w:gridCol w:w="1662"/>
+        <w:gridCol w:w="1662"/>
+        <w:gridCol w:w="1662"/>
+        <w:gridCol w:w="1662"/>
+        <w:gridCol w:w="1662"/>
+        <w:gridCol w:w="1662"/>
+      </w:tblGrid>
+      <w:tr>
+        <w:tc>
+          <w:tcPr>
+            <w:tcW w:type="dxa" w:w="1662"/>
+            <w:shd w:fill="5B9BD5"/>
+          </w:tcPr>
+          <w:p>
+            <w:r>
+              <w:rPr>
+                <w:b/>
+                <w:color w:val="FFFFFF"/>
+                <w:sz w:val="16"/>
+              </w:rPr>
+              <w:t>Interview Key</w:t>
+            </w:r>
+          </w:p>
+        </w:tc>
+        <w:tc>
+          <w:tcPr>
+            <w:tcW w:type="dxa" w:w="1662"/>
+            <w:shd w:fill="5B9BD5"/>
+          </w:tcPr>
+          <w:p>
+            <w:r>
+              <w:rPr>
+                <w:b/>
+                <w:color w:val="FFFFFF"/>
+                <w:sz w:val="16"/>
+              </w:rPr>
+              <w:t>Interview ID</w:t>
+            </w:r>
+          </w:p>
+        </w:tc>
+        <w:tc>
+          <w:tcPr>
+            <w:tcW w:type="dxa" w:w="1662"/>
+            <w:shd w:fill="5B9BD5"/>
+          </w:tcPr>
+          <w:p>
+            <w:r>
+              <w:rPr>
+                <w:b/>
+                <w:color w:val="FFFFFF"/>
+                <w:sz w:val="16"/>
+              </w:rPr>
+              <w:t>ID Agent</w:t>
+            </w:r>
+          </w:p>
+        </w:tc>
+        <w:tc>
+          <w:tcPr>
+            <w:tcW w:type="dxa" w:w="1662"/>
+            <w:shd w:fill="5B9BD5"/>
+          </w:tcPr>
+          <w:p>
+            <w:r>
+              <w:rPr>
+                <w:b/>
+                <w:color w:val="FFFFFF"/>
+                <w:sz w:val="16"/>
+              </w:rPr>
+              <w:t>ID Equipe</w:t>
+            </w:r>
+          </w:p>
+        </w:tc>
+        <w:tc>
+          <w:tcPr>
+            <w:tcW w:type="dxa" w:w="1662"/>
+            <w:shd w:fill="5B9BD5"/>
+          </w:tcPr>
+          <w:p>
+            <w:r>
+              <w:rPr>
+                <w:b/>
+                <w:color w:val="FFFFFF"/>
+                <w:sz w:val="16"/>
+              </w:rPr>
+              <w:t>Agent</w:t>
+            </w:r>
+          </w:p>
+        </w:tc>
+        <w:tc>
+          <w:tcPr>
+            <w:tcW w:type="dxa" w:w="1662"/>
+            <w:shd w:fill="5B9BD5"/>
+          </w:tcPr>
+          <w:p>
+            <w:r>
+              <w:rPr>
+                <w:b/>
+                <w:color w:val="FFFFFF"/>
+                <w:sz w:val="16"/>
+              </w:rPr>
+              <w:t>Chef d'equipe</w:t>
+            </w:r>
+          </w:p>
+        </w:tc>
+      </w:tr>
+      <w:tr>
+        <w:tc>
+          <w:tcPr>
+            <w:tcW w:type="dxa" w:w="1662"/>
+          </w:tcPr>
+          <w:p>
+            <w:r>
+              <w:rPr>
+                <w:sz w:val="14"/>
+              </w:rPr>
+              <w:t>61-40-39-10</w:t>
+            </w:r>
+          </w:p>
+        </w:tc>
+        <w:tc>
+          <w:tcPr>
+            <w:tcW w:type="dxa" w:w="1662"/>
+          </w:tcPr>
+          <w:p>
+            <w:r>
+              <w:rPr>
+                <w:sz w:val="14"/>
+              </w:rPr>
+              <w:t>76089e93f6ee46d1a9c7877a527462d6</w:t>
+            </w:r>
+          </w:p>
+        </w:tc>
+        <w:tc>
+          <w:tcPr>
+            <w:tcW w:type="dxa" w:w="1662"/>
+          </w:tcPr>
+          <w:p>
+            <w:r>
+              <w:rPr>
+                <w:sz w:val="14"/>
+              </w:rPr>
+              <w:t>EQ32_enq1</w:t>
+            </w:r>
+          </w:p>
+        </w:tc>
+        <w:tc>
+          <w:tcPr>
+            <w:tcW w:type="dxa" w:w="1662"/>
+          </w:tcPr>
+          <w:p>
+            <w:r>
+              <w:rPr>
+                <w:sz w:val="14"/>
+              </w:rPr>
+              <w:t>Equipe32</w:t>
+            </w:r>
+          </w:p>
+        </w:tc>
+        <w:tc>
+          <w:tcPr>
+            <w:tcW w:type="dxa" w:w="1662"/>
+          </w:tcPr>
+          <w:p>
+            <w:r>
+              <w:rPr>
+                <w:sz w:val="14"/>
+              </w:rPr>
+              <w:t>Ibrahima DIALLO</w:t>
+            </w:r>
+          </w:p>
+        </w:tc>
+        <w:tc>
+          <w:tcPr>
+            <w:tcW w:type="dxa" w:w="1662"/>
+          </w:tcPr>
+          <w:p>
+            <w:r>
+              <w:rPr>
+                <w:sz w:val="14"/>
+              </w:rPr>
+              <w:t>Doudou SANE</w:t>
+            </w:r>
+          </w:p>
+        </w:tc>
+      </w:tr>
+    </w:tbl>
+    <w:p/>
+    <w:tbl>
+      <w:tblPr>
+        <w:tblStyle w:val="TableGrid"/>
+        <w:tblW w:type="auto" w:w="0"/>
+        <w:tblLook w:firstColumn="1" w:firstRow="1" w:lastColumn="0" w:lastRow="0" w:noHBand="0" w:noVBand="1" w:val="04A0"/>
+      </w:tblPr>
+      <w:tblGrid>
+        <w:gridCol w:w="3324"/>
+        <w:gridCol w:w="3324"/>
+        <w:gridCol w:w="3324"/>
+      </w:tblGrid>
+      <w:tr>
+        <w:tc>
+          <w:tcPr>
+            <w:tcW w:type="dxa" w:w="3324"/>
+            <w:shd w:fill="70AD47"/>
+          </w:tcPr>
+          <w:p>
+            <w:r>
+              <w:rPr>
+                <w:b/>
+                <w:color w:val="FFFFFF"/>
+                <w:sz w:val="18"/>
+              </w:rPr>
+              <w:t>Chef de Menage</w:t>
+            </w:r>
+          </w:p>
+        </w:tc>
+        <w:tc>
+          <w:tcPr>
+            <w:tcW w:type="dxa" w:w="3324"/>
+            <w:shd w:fill="70AD47"/>
+          </w:tcPr>
+          <w:p>
+            <w:r>
+              <w:rPr>
+                <w:b/>
+                <w:color w:val="FFFFFF"/>
+                <w:sz w:val="18"/>
+              </w:rPr>
+              <w:t>Quartier/Village (s00q05)</w:t>
+            </w:r>
+          </w:p>
+        </w:tc>
+        <w:tc>
+          <w:tcPr>
+            <w:tcW w:type="dxa" w:w="3324"/>
+            <w:shd w:fill="70AD47"/>
+          </w:tcPr>
+          <w:p>
+            <w:r>
+              <w:rPr>
+                <w:b/>
+                <w:color w:val="FFFFFF"/>
+                <w:sz w:val="18"/>
+              </w:rPr>
+              <w:t>Localisation GPS</w:t>
+            </w:r>
+          </w:p>
+        </w:tc>
+      </w:tr>
+      <w:tr>
+        <w:tc>
+          <w:tcPr>
+            <w:tcW w:type="dxa" w:w="3324"/>
+          </w:tcPr>
+          <w:p>
+            <w:r>
+              <w:rPr>
+                <w:sz w:val="18"/>
+              </w:rPr>
+              <w:t>MAMADOU CISSOKHO</w:t>
+            </w:r>
+          </w:p>
+        </w:tc>
+        <w:tc>
+          <w:tcPr>
+            <w:tcW w:type="dxa" w:w="3324"/>
+          </w:tcPr>
+          <w:p>
+            <w:r>
+              <w:rPr>
+                <w:sz w:val="18"/>
+              </w:rPr>
+              <w:t>N/A</w:t>
+            </w:r>
+          </w:p>
+        </w:tc>
+        <w:tc>
+          <w:tcPr>
+            <w:tcW w:type="dxa" w:w="3324"/>
+          </w:tcPr>
+          <w:p>
+            <w:r/>
+            <w:hyperlink r:id="rId13">
+              <w:r>
+                <w:rPr>
+                  <w:color w:val="0563C1"/>
+                  <w:u w:val="single"/>
+                </w:rPr>
+                <w:t>DAR SALAM</w:t>
+              </w:r>
+            </w:hyperlink>
+          </w:p>
+        </w:tc>
+      </w:tr>
+    </w:tbl>
+    <w:p/>
     <w:p>
       <w:r>
         <w:rPr>
@@ -871,11 +3679,15 @@
         <w:rPr>
           <w:sz w:val="20"/>
         </w:rPr>
-        <w:t xml:space="preserve">- Avertissement!!!  BINTOU GASSAMA  possède un téléphone android mais dit n'avoir pas accès à l'internet, prière de confirmer cette information avec le QG ou la corriger. Incoherence! BINTOU GASSAMA dispose d'un téléphone portable à s01q39, donc la raison évoquée ne peut pas être (ne dispose pas d'appareil). </w:t>
-        <w:br/>
-        <w:t xml:space="preserve">- Les informations sur l'acte de naissance (ni Jours, ni mois et ni années) de  DIEYNABOU DRAME  manquent, s'il vous plait pouvez-vous fournir d'effort pour avoir ces informations.  Avertissement! Veuillez renseigner par oui ou non toutes les modalités de la question s01q47. </w:t>
-        <w:br/>
-        <w:t>- Les informations sur l'acte de naissance (ni Jours, ni mois et ni années) de  FODE GASSAMA  manquent, s'il vous plait pouvez-vous fournir d'effort pour avoir ces informations. Le mois de l'enfant ( FODE GASSAMA ) n'est pas connu mais vous avez declaré en s01q04a le nombre de mois, prière de changer NSP au niveau de s01q03b.</w:t>
+        <w:t xml:space="preserve">- Attention ! Le montant (5000 Fcfa) dépensé ou reçu en cadeau pour les cartes prépayées, les transferts de crédit et les abonnements de  MAMADOU CISSOKHO est relativement élevé par rapport aux autres montants depansés observés dans cette zone. Prière de corriger ou de confirmer avec le QG. </w:t>
+        <w:br/>
+        <w:t xml:space="preserve">- L'ethni de SEKOU DIAKHABY est diakhanke, prière de bien classer cet ethni qui existe soit dans la liste des ethni ou n'éxiste pas comme ethni. </w:t>
+        <w:br/>
+        <w:t xml:space="preserve">- L'ethni de SIRANDOU DIAKHABY est diakhanke, prière de bien classer cet ethni qui existe soit dans la liste des ethni ou n'éxiste pas comme ethni. </w:t>
+        <w:br/>
+        <w:t xml:space="preserve">- La raison principale pour laquelle que IBRAHIMA CISSOKHO est venu vivre dans cette localité est travail et semble exister dans les modalités, prière de prendre attache avec le QG pour plus d'explication afin de la classer bien. </w:t>
+        <w:br/>
+        <w:t>- Les informations sur l'acte de naissance (ni Jours, ni mois et ni années) de  MARIAMA CAMARA  manquent, s'il vous plait pouvez-vous fournir d'effort pour avoir ces informations.</w:t>
       </w:r>
     </w:p>
     <w:p>
@@ -896,15 +3708,29 @@
         <w:rPr>
           <w:sz w:val="20"/>
         </w:rPr>
-        <w:t xml:space="preserve">- Peu probable! BACARY GASSAMA  n'arrive pas  à comprendre un petit texte lu dans une langue locale (s02q03). Veuillez corriger ou donner des explications au QG. Peu probable! BACARY GASSAMA  ne sait ni lire, ni écrire, ni comprendre dans aucune des langues  (s02q01,s02q02,s02q03). Veuillez corriger ou donner des explications au QG. </w:t>
-        <w:br/>
-        <w:t xml:space="preserve">- Peu probable! DEMBO GASSAMA  n'arrive pas  à comprendre un petit texte lu dans une langue locale (s02q03). Veuillez corriger ou donner des explications au QG. Attention ! Le frais de scolarité (5000 Fcfa) de DEMBO GASSAMA en 6ème année de Primaire est relativement élevé par rapport aux autres frais de scolarités observés dans cette zone. Prière de corriger ou de confirmer avec le QG. </w:t>
-        <w:br/>
-        <w:t xml:space="preserve">- Peu probable! DIEYNABOU DRAME  n'arrive pas  à comprendre un petit texte lu dans une langue locale (s02q03). Veuillez corriger ou donner des explications au QG. Peu probable! DIEYNABOU DRAME  ne sait ni lire, ni écrire, ni comprendre dans aucune des langues  (s02q01,s02q02,s02q03). Veuillez corriger ou donner des explications au QG. </w:t>
-        <w:br/>
-        <w:t xml:space="preserve">- Peu probable! GNIMA CISSÉ  n'arrive pas  à comprendre un petit texte lu dans une langue locale (s02q03). Veuillez corriger ou donner des explications au QG. Peu probable! GNIMA CISSÉ  ne sait ni lire, ni écrire, ni comprendre dans aucune des langues  (s02q01,s02q02,s02q03). Veuillez corriger ou donner des explications au QG. </w:t>
-        <w:br/>
-        <w:t>- Peu probable! MAMADOUBÂ GASSAMA  n'arrive pas  à comprendre un petit texte lu dans une langue locale (s02q03). Veuillez corriger ou donner des explications au QG.</w:t>
+        <w:t xml:space="preserve">- Peu probable! AISSATOU CAMARA  n'arrive pas  à comprendre un petit texte lu dans une langue locale (s02q03). Veuillez corriger ou donner des explications au QG. La raison principale que AISSATOU CAMARA n'a pas fait des études dans une école formelle est mariage et semble exister dans les modalités, prière de prendre attache avec le QG pour plus d'explication afin de la classer bien. </w:t>
+        <w:br/>
+        <w:t xml:space="preserve">- Peu probable! BAKARY CISSOKHO  n'arrive pas  à comprendre un petit texte lu dans une langue locale (s02q03). Veuillez corriger ou donner des explications au QG. </w:t>
+        <w:br/>
+        <w:t xml:space="preserve">- Peu probable! FODE CISSOKHO  n'arrive pas  à comprendre un petit texte lu dans une langue locale (s02q03). Veuillez corriger ou donner des explications au QG. Peu probable! FODE CISSOKHO  ne sait ni lire, ni écrire, ni comprendre dans aucune des langues  (s02q01,s02q02,s02q03). Veuillez corriger ou donner des explications au QG. Peu plausible FODE CISSOKHO fréquente au minimum le fondamental 1 mais ne sait ni lire ni comprendre la langue française, prière de corriger ou de confirmer avec le QG merci. </w:t>
+        <w:br/>
+        <w:t xml:space="preserve">- Peu probable! IBRAHIMA CISSOKHO  n'arrive pas  à comprendre un petit texte lu dans une langue locale (s02q03). Veuillez corriger ou donner des explications au QG. Peu probable! IBRAHIMA CISSOKHO  ne sait ni lire, ni écrire, ni comprendre dans aucune des langues  (s02q01,s02q02,s02q03). Veuillez corriger ou donner des explications au QG. </w:t>
+        <w:br/>
+        <w:t xml:space="preserve">- Peu probable! KHADIDIA CISSOKHO  n'arrive pas  à comprendre un petit texte lu dans une langue locale (s02q03). Veuillez corriger ou donner des explications au QG. Peu probable! KHADIDIA CISSOKHO  ne sait ni lire, ni écrire, ni comprendre dans aucune des langues  (s02q01,s02q02,s02q03). Veuillez corriger ou donner des explications au QG. </w:t>
+        <w:br/>
+        <w:t xml:space="preserve">- Peu probable! MAMADOU CISSOKHO  n'arrive pas  à comprendre un petit texte lu dans une langue locale (s02q03). Veuillez corriger ou donner des explications au QG. Peu probable! MAMADOU CISSOKHO  ne sait ni lire, ni écrire, ni comprendre dans aucune des langues  (s02q01,s02q02,s02q03). Veuillez corriger ou donner des explications au QG. </w:t>
+        <w:br/>
+        <w:t xml:space="preserve">- Peu probable! MARIAMA CAMARA  n'arrive pas  à comprendre un petit texte lu dans une langue locale (s02q03). Veuillez corriger ou donner des explications au QG. Peu probable! MARIAMA CAMARA  ne sait ni lire, ni écrire, ni comprendre dans aucune des langues  (s02q01,s02q02,s02q03). Veuillez corriger ou donner des explications au QG. La raison principale que MARIAMA CAMARA n'a pas fait des études dans une école formelle est trop age et semble exister dans les modalités, prière de prendre attache avec le QG pour plus d'explication afin de la classer bien. </w:t>
+        <w:br/>
+        <w:t xml:space="preserve">- Peu probable! MARIAMA CISSOKHO  n'arrive pas  à comprendre un petit texte lu dans une langue locale (s02q03). Veuillez corriger ou donner des explications au QG. Peu probable! MARIAMA CISSOKHO  ne sait ni lire, ni écrire, ni comprendre dans aucune des langues  (s02q01,s02q02,s02q03). Veuillez corriger ou donner des explications au QG. Peu plausible MARIAMA CISSOKHO fréquente au minimum le fondamental 1 mais ne sait ni lire ni comprendre la langue française, prière de corriger ou de confirmer avec le QG merci. Avertissement!! MARIAMA CISSOKHO fréquente au minimum la troisième année de fondamental 1 mais ne sait pas écrire, prière de corriger ou confirmer avec le QG. </w:t>
+        <w:br/>
+        <w:t xml:space="preserve">- Peu probable! MARIAMA DIALLO  n'arrive pas  à comprendre un petit texte lu dans une langue locale (s02q03). Veuillez corriger ou donner des explications au QG. Peu probable! MARIAMA DIALLO  ne sait ni lire, ni écrire, ni comprendre dans aucune des langues  (s02q01,s02q02,s02q03). Veuillez corriger ou donner des explications au QG. La raison principale que MARIAMA DIALLO n'a pas fait des études dans une école formelle est mariage et semble exister dans les modalités, prière de prendre attache avec le QG pour plus d'explication afin de la classer bien. </w:t>
+        <w:br/>
+        <w:t xml:space="preserve">- Peu probable! SATAN FOUNE TRAORE  n'arrive pas  à comprendre un petit texte lu dans une langue locale (s02q03). Veuillez corriger ou donner des explications au QG. La raison principale que SATAN FOUNE TRAORE n'a pas fait des études dans une école formelle est mariage et semble exister dans les modalités, prière de prendre attache avec le QG pour plus d'explication afin de la classer bien. </w:t>
+        <w:br/>
+        <w:t xml:space="preserve">- Peu probable! SEKOU DIAKHABY  n'arrive pas  à comprendre un petit texte lu dans une langue locale (s02q03). Veuillez corriger ou donner des explications au QG. Peu probable! SEKOU DIAKHABY  ne sait ni lire, ni écrire, ni comprendre dans aucune des langues  (s02q01,s02q02,s02q03). Veuillez corriger ou donner des explications au QG. Peu plausible SEKOU DIAKHABY fréquente au minimum le fondamental 1 mais ne sait ni lire ni comprendre la langue française, prière de corriger ou de confirmer avec le QG merci. Avertissement!! SEKOU DIAKHABY fréquente au minimum la troisième année de fondamental 1 mais ne sait pas écrire, prière de corriger ou confirmer avec le QG. </w:t>
+        <w:br/>
+        <w:t>- Peu probable! SIRANDOU DIAKHABY  n'arrive pas  à comprendre un petit texte lu dans une langue locale (s02q03). Veuillez corriger ou donner des explications au QG. Peu probable! SIRANDOU DIAKHABY  ne sait ni lire, ni écrire, ni comprendre dans aucune des langues  (s02q01,s02q02,s02q03). Veuillez corriger ou donner des explications au QG. La raison principale que SIRANDOU DIAKHABY n'a pas fait des études dans une école formelle est mariage et semble exister dans les modalités, prière de prendre attache avec le QG pour plus d'explication afin de la classer bien.</w:t>
       </w:r>
     </w:p>
     <w:p>
@@ -925,7 +3751,38 @@
         <w:rPr>
           <w:sz w:val="20"/>
         </w:rPr>
-        <w:t>- Le principal problème de santé que BASSEYDOU GASSAMA a eu est MAL DE TÊTE et semble exister dans les modalités, prière de prendre attache avec le QG pour plus d'explication afin de la classer bien.</w:t>
+        <w:t xml:space="preserve">- Le montant(155 FCFA) des dépenses de l'accouchement de AISSATOU CAMARA semble faible, veuillez revoir la partie. Le montant(155 FCFA) des dépenses liées à l'accouchement de AISSATOU CAMARA est faible ou élevé, prière de corriger. Le montant(500 FCFA) des dépenses pour chaque visite prénatale de AISSATOU CAMARA semble faible (voir nul) ou élevé, prière de corriger. Le principal problème de santé que AISSATOU CAMARA a eu est maux de tete et semble exister dans les modalités, prière de prendre attache avec le QG pour plus d'explication afin de la classer bien. </w:t>
+        <w:br/>
+        <w:t xml:space="preserve">- Le montant(500 FCFA) des dépenses pour chaque visite prénatale de MARIAMA DIALLO semble faible (voir nul) ou élevé, prière de corriger. Le principal problème de santé que MARIAMA DIALLO a eu est accouvhement et semble exister dans les modalités, prière de prendre attache avec le QG pour plus d'explication afin de la classer bien. </w:t>
+        <w:br/>
+        <w:t xml:space="preserve">- Le principal assuré ou qui paye la cotisation à la mutuelle de santé pour SIRANDOU DIAKHABY est mari et semble exister dans les modalités, prière de prendre attache avec le QG pour plus d'explication afin de la classer bien. </w:t>
+        <w:br/>
+        <w:t>- Le principal problème de santé que SATAN FOUNE TRAORE a eu est douleur au poumon et semble exister dans les modalités, prière de prendre attache avec le QG pour plus d'explication afin de la classer bien. Le principal assuré ou qui paye la cotisation à la mutuelle de santé pour SATAN FOUNE TRAORE est mari et semble exister dans les modalités, prière de prendre attache avec le QG pour plus d'explication afin de la classer bien.</w:t>
+      </w:r>
+    </w:p>
+    <w:p>
+      <w:r>
+        <w:rPr>
+          <w:b/>
+          <w:color w:val="4672C4"/>
+          <w:sz w:val="22"/>
+        </w:rPr>
+        <w:t>&gt;&gt; Section4a - Emploi</w:t>
+      </w:r>
+    </w:p>
+    <w:p>
+      <w:pPr>
+        <w:ind w:left="283"/>
+      </w:pPr>
+      <w:r>
+        <w:rPr>
+          <w:sz w:val="20"/>
+        </w:rPr>
+        <w:t xml:space="preserve">- La  raison principale que MARIAMA DIALLO n'a pas cherché du travail au cours des 30 derniers jours est vient d’accouché et semble exister dans les modalités, prière de prendre attache avec le QG pour plus d'explication afin de la classer bien. </w:t>
+        <w:br/>
+        <w:t xml:space="preserve">-  La  raison principale que SATAN FOUNE TRAORE n'a pas cherché du travail au cours des 30 derniers jours est en grossesse et semble exister dans les modalités, prière de prendre attache avec le QG pour plus d'explication afin de la classer bien. </w:t>
+        <w:br/>
+        <w:t>- Avertissement! SIRANDOU DIAKHABY travaille principalement dans l'agriculture ou élevage ou pêche et le secteur institutionnel déclaré semble  incohérent, prière de corriger ou confirmer avec le QG.  La  raison principale que SIRANDOU DIAKHABY n'a pas cherché du travail au cours des 30 derniers jours est rien et semble exister dans les modalités, prière de prendre attache avec le QG pour plus d'explication afin de la classer bien.</w:t>
       </w:r>
     </w:p>
     <w:p>
@@ -946,32 +3803,9 @@
         <w:rPr>
           <w:sz w:val="20"/>
         </w:rPr>
-        <w:t xml:space="preserve">- || Attention ! Le nombre de jours que GNIMA CISSÉ a travaillés par mois semble être inférieur à 15. Veuillez, s'il vous plaît, confirmer cette information. </w:t>
-        <w:br/>
-        <w:t>- Attention! le nombre d'heure que BINTOU GASSAMA a travaillé par jour semble être inferieur à 4, veuillez s'il vous plait confirmer cette information avec le QG.</w:t>
-      </w:r>
-    </w:p>
-    <w:p>
-      <w:r>
-        <w:rPr>
-          <w:b/>
-          <w:color w:val="4672C4"/>
-          <w:sz w:val="22"/>
-        </w:rPr>
-        <w:t>&gt;&gt; Section4c - Emploi - Activite secondaire</w:t>
-      </w:r>
-    </w:p>
-    <w:p>
-      <w:pPr>
-        <w:ind w:left="283"/>
-      </w:pPr>
-      <w:r>
-        <w:rPr>
-          <w:sz w:val="20"/>
-        </w:rPr>
-        <w:t xml:space="preserve">- Attention ! Le nombre de jours que BINTOU GASSAMA a travaillés par mois semble être inférieur à 15. Veuillez, s'il vous plaît, confirmer cette information. Avertissement!!! les informations de BINTOU GASSAMA sur le nombre de mois, jours ou heures de son emploi secondaire sont superieur a celles de son emploi principal , veuillez corriger ou confirmer aupres du QG. </w:t>
-        <w:br/>
-        <w:t>- Avertissement!!! les informations de GNIMA CISSÉ sur le nombre de mois, jours ou heures de son emploi secondaire sont superieur a celles de son emploi principal , veuillez corriger ou confirmer aupres du QG.</w:t>
+        <w:t xml:space="preserve">- Attention! le nombre d'heure que MAMADOU CISSOKHO a travaillé par jour semble être inferieur à 4, veuillez s'il vous plait confirmer cette information avec le QG. </w:t>
+        <w:br/>
+        <w:t>- Nombre de mois exercé par AISSATOU CAMARA dans l'emploi au cours des 12 derniers mois semble faible, veuillez corriger s'il vous plait ou comfirmer avec le QG. Attention ! Le nombre de jours que AISSATOU CAMARA a travaillés par mois semble être inférieur à 15. Veuillez, s'il vous plaît, confirmer cette information.</w:t>
       </w:r>
     </w:p>
     <w:p>
@@ -992,9 +3826,28 @@
         <w:rPr>
           <w:sz w:val="20"/>
         </w:rPr>
-        <w:t xml:space="preserve">- La   principale utilisation que DIEYNABOU DRAME a fait de ce dernier crédit est LOCATION DE TRACTEUR POUR SON CHAMP et semble exister dans les modalités, prière de prendre attache avec le QG pour plus d'explication afin de la classer bien. </w:t>
-        <w:br/>
-        <w:t>-  La   principale utilisation que GNIMA CISSÉ a fait de ce dernier crédit est LOCATION D'UN TRACTEUR POUR SON CHAMP et semble exister dans les modalités, prière de prendre attache avec le QG pour plus d'explication afin de la classer bien.</w:t>
+        <w:t>- La  raison principale que MAMADOU CISSOKHO n'a pas obtenu de crédit est ne sait pas et semble exister dans les modalités, prière de prendre attache avec le QG pour plus d'explication afin de la classer bien.</w:t>
+      </w:r>
+    </w:p>
+    <w:p>
+      <w:r>
+        <w:rPr>
+          <w:b/>
+          <w:color w:val="4672C4"/>
+          <w:sz w:val="22"/>
+        </w:rPr>
+        <w:t>&gt;&gt; Section7b - Consommation alimentaire - 7 jours</w:t>
+      </w:r>
+    </w:p>
+    <w:p>
+      <w:pPr>
+        <w:ind w:left="283"/>
+      </w:pPr>
+      <w:r>
+        <w:rPr>
+          <w:sz w:val="20"/>
+        </w:rPr>
+        <w:t>- Attention ! Le prix unitaire d'achat (50 Fcfa) de Cube alimentaire (Maggi, Jumbo, ) en Cube (Petit) est relativement élevé par rapport aux autres prix observés dans cette zone. Prière de corriger ou de confirmer avec le QG. Avertissement!! Les quantités du Thé en feuille consommées en Sachets industriel semble incoherent car les ménages consomment géneralement en sachet ou en paquet, prière de corriger ou confirmer avec le QG. Avertissement!!! Le ménage a consommé 10 Pièce Petit de Caramel, bonbons, confiseries, etc., cette quantité semble anormale pour une consommation des 7 derniers jours.Prière de corriger ou de confirmer avec le QG. Avertissement!!! Le ménage a consommé 15 Sachets Petit de Sucre en poudre , cette quantité semble anormale pour une consommation des 7 derniers jours.Prière de corriger ou de confirmer avec le QG. Avertissement!!! Le ménage a consommé 5 Cuillère Moyen de Pâte d'arachide, cette quantité semble anormale pour une consommation des 7 derniers jours. Etes vous sur d'avoir selectionner la bonne unitée ? prière de verifier et corriger. Avertissement!!! Le ménage a consommé 7 Paquet Petit de Thé en sachet, cette quantité semble anormale pour une consommation des 7 derniers jours.Prière de corriger ou de confirmer avec le QG. Avertissement!! le prix unitaire (100 Fcfa) de Thé en sachet (unité: Paquet) de taille Petit est très faible ou élevé. Prière de corriger ou de confirmer avec le QG. Incohérence!! Dans ce ménage, chaque individus consomme par jour 26.47543 Kg  de cereale; Prière de revoir les quantités prises de ces produits. Incohérence!! Dans ce ménage, chaque individus consomme par jour 26.47543 Kg  de cereale; Prière de revoir les quantités prises de ces produits. Le prix d'achat unitaire (1 Fcfa) de Poivre en Sachets de taille Petit  est invraisemblable, prière de regarder les reponses prises dans les questions s07bq07a s07bq07b s07bq07c s07bq08 pour mieux corriger. Attention ! Le prix unitaire d'achat (1 Fcfa) de Poivre en Sachets (Petit) est relativement faible par rapport aux autres prix observés dans cette zone. Prière de corriger ou de confirmer avec le QG.</w:t>
       </w:r>
     </w:p>
     <w:p>
@@ -1015,9 +3868,7 @@
         <w:rPr>
           <w:sz w:val="20"/>
         </w:rPr>
-        <w:t xml:space="preserve">- La dernière fois que vous avez acheté Frais de coiffure homme et femme (salon, tressage, mèches, coupe, etc.), manucure, pédicure est SALON DE COIFFURE et semble exister dans les modalités, prière de prendre attache avec le QG pour plus d'explication afin de la classer bien. </w:t>
-        <w:br/>
-        <w:t>-  La dernière fois que vous avez acheté Frais de mouture des céréales est MOULIN et semble exister dans les modalités, prière de prendre attache avec le QG pour plus d'explication afin de la classer bien.</w:t>
+        <w:t>- Peu plausible! le montant de la dépense pour  Savon de ménage, lessive en poudre, détergents (eau de javel, etc. ) semble trop élevé. Veuillez, s'il vous plaît, confirmer cette information avec le QG ou la corriger.</w:t>
       </w:r>
     </w:p>
     <w:p>
@@ -1027,7 +3878,7 @@
           <w:color w:val="4672C4"/>
           <w:sz w:val="22"/>
         </w:rPr>
-        <w:t>&gt;&gt; Section12 - Actifs du menage</w:t>
+        <w:t>&gt;&gt; Section10b - caracteristiques entreprise non agricole</w:t>
       </w:r>
     </w:p>
     <w:p>
@@ -1038,7 +3889,28 @@
         <w:rPr>
           <w:sz w:val="20"/>
         </w:rPr>
-        <w:t>- Le prix d'achat de l'article  Téléphone portable ne doit pas être égal 0 même si le ménage l'a reçu en cadeau prière de leurs aider à faire une estimations. Le prix d'achat de l'article  Téléphone portable est nul (achété à 0fcfa) mais le prix de revente est different de 0 impossible, prière de verifier et corriger.</w:t>
+        <w:t>- Incohérence!! L'entreprise elle vend du diabere dit avoir réçu une somme sur la revente de ces marchandises achetées et revendues en état (s10q46 est differnt de 0) mais n'a depensé aucune somme sur l'achat des marchandises revendues en état (s10q47==0), prière de fournir plus d'effort pour estimer le montant obtenu sur la depense de ces marchandises achetées et revendues en état.</w:t>
+      </w:r>
+    </w:p>
+    <w:p>
+      <w:r>
+        <w:rPr>
+          <w:b/>
+          <w:color w:val="4672C4"/>
+          <w:sz w:val="22"/>
+        </w:rPr>
+        <w:t>&gt;&gt; Section11 - Caracteristiques logement</w:t>
+      </w:r>
+    </w:p>
+    <w:p>
+      <w:pPr>
+        <w:ind w:left="283"/>
+      </w:pPr>
+      <w:r>
+        <w:rPr>
+          <w:sz w:val="20"/>
+        </w:rPr>
+        <w:t>- Le moyen que le ménage utilise pour se débarrasser des excréments hors de la concession est un autre trou et semble exister dans les modalités, prière de prendre attache avec le QG pour plus d'explication afin de la classer bien.</w:t>
       </w:r>
     </w:p>
     <w:p>
@@ -1059,19 +3931,13 @@
         <w:rPr>
           <w:sz w:val="20"/>
         </w:rPr>
-        <w:t xml:space="preserve">- Avertissement!! Le champs a comme nom (CHAMP 1) qui ne semble pas être un bon nom ou contient des lettres, prière de mettre le vrai nom du champs. Avertissement!! La parcelle a comme nom (PARCELLE 1- ARACHIDE) qui ne semble pas être un bon nom ou contient des lettres, prière de mettre le vrai nom de la parcelle. La quantité de fumure appliquée dans la parcelle PARCELLE 1- ARACHIDE est de 98  qui semble élevé ou ne sait pas, prière de fournir d'effort pour estimer la quantité afin de corriger. La superficie de la parcelle PARCELLE 1- ARACHIDE selon les mesures GPS est de .a hectare qui semble élevé ou faible, prière de corriger. </w:t>
-        <w:br/>
-        <w:t xml:space="preserve">- Avertissement!! Le champs a comme nom (CHAMP 1) qui ne semble pas être un bon nom ou contient des lettres, prière de mettre le vrai nom du champs. Avertissement!! La parcelle a comme nom (PARCELLE 1- ARACHIDE) qui ne semble pas être un bon nom ou contient des lettres, prière de mettre le vrai nom de la parcelle. La quantité de fumure appliquée dans la parcelle PARCELLE 1- ARACHIDE est de 98  qui semble élevé ou ne sait pas, prière de fournir d'effort pour estimer la quantité afin de corriger. La superficie de la parcelle PARCELLE 1- ARACHIDE selon les mesures GPS est de .a hectare qui semble élevé ou faible, prière de corriger. Le document légal (titre, acte, certificat etc. ) qui affirme votre possession de la parcelle PARCELLE 1- ARACHIDE est  et semble exister dans les modalités, prière de prendre attache avec le QG pour plus d'explication afin de la classer bien. </w:t>
-        <w:br/>
-        <w:t xml:space="preserve">- Avertissement!! Le champs a comme nom (CHAMP 1) qui ne semble pas être un bon nom ou contient des lettres, prière de mettre le vrai nom du champs. Avertissement!! La parcelle a comme nom (PARCELLE 1- ARACHIDE) qui ne semble pas être un bon nom ou contient des lettres, prière de mettre le vrai nom de la parcelle. La quantité de fumure appliquée dans la parcelle PARCELLE 1- ARACHIDE est de 98  qui semble élevé ou ne sait pas, prière de fournir d'effort pour estimer la quantité afin de corriger. Le salaire total payé de toutes catégories confondues par le ménage BAKARY GASSAMA pour la main-d'oeuvre non-familiale sur la parcelle PARCELLE 1- ARACHIDE au cours de la campagne pour la période des récoltes est de 0 qui semble élevé ou faible. Merci de corriger. La superficie de la parcelle PARCELLE 1- ARACHIDE selon les mesures GPS est de .a hectare qui semble élevé ou faible, prière de corriger. </w:t>
-        <w:br/>
-        <w:t xml:space="preserve">- Avertissement!! Le champs a comme nom (CHAMP 1) qui ne semble pas être un bon nom ou contient des lettres, prière de mettre le vrai nom du champs. Avertissement!! La parcelle a comme nom (PARCELLE 1- ARACHIDE) qui ne semble pas être un bon nom ou contient des lettres, prière de mettre le vrai nom de la parcelle. La quantité de fumure appliquée dans la parcelle PARCELLE 1- ARACHIDE est de 98  qui semble élevé ou ne sait pas, prière de fournir d'effort pour estimer la quantité afin de corriger. Nous constatons que la question qui porte sur la mésure du champs de la parcelle PARCELLE 1- ARACHIDE n'a pas été renseigné, la collecte était-il encours ou s'agit-il de quoi ? prière de verifier et corriger. </w:t>
-        <w:br/>
-        <w:t xml:space="preserve">- Avertissement!! Le champs a comme nom (CHAMP 1) qui ne semble pas être un bon nom ou contient des lettres, prière de mettre le vrai nom du champs. Avertissement!! La parcelle a comme nom (PARCELLE 1- ARACHIDE) qui ne semble pas être un bon nom ou contient des lettres, prière de mettre le vrai nom de la parcelle. La quantité de fumure appliquée dans la parcelle PARCELLE 1- ARACHIDE est de 98  qui semble élevé ou ne sait pas, prière de fournir d'effort pour estimer la quantité afin de corriger. Nous constatons que la question qui porte sur la mésure du champs de la parcelle PARCELLE 1- ARACHIDE n'a pas été renseigné, la collecte était-il encours ou s'agit-il de quoi ? prière de verifier et corriger. Le document légal (titre, acte, certificat etc. ) qui affirme votre possession de la parcelle PARCELLE 1- ARACHIDE est  et semble exister dans les modalités, prière de prendre attache avec le QG pour plus d'explication afin de la classer bien. </w:t>
-        <w:br/>
-        <w:t xml:space="preserve">- Avertissement!! Le champs a comme nom (CHAMP 1) qui ne semble pas être un bon nom ou contient des lettres, prière de mettre le vrai nom du champs. Avertissement!! La parcelle a comme nom (Parcelle 1 - Maïs) qui ne semble pas être un bon nom ou contient des lettres, prière de mettre le vrai nom de la parcelle. La quantité de fumure appliquée dans la parcelle Parcelle 1 - Maïs est de 98  qui semble élevé ou ne sait pas, prière de fournir d'effort pour estimer la quantité afin de corriger. La superficie de la parcelle Parcelle 1 - Maïs selon les mesures GPS est de .a hectare qui semble élevé ou faible, prière de corriger. </w:t>
-        <w:br/>
-        <w:t>- Avertissement!! Le champs a comme nom (CHAMP 1) qui ne semble pas être un bon nom ou contient des lettres, prière de mettre le vrai nom du champs. Avertissement!! La parcelle a comme nom (Parcelle 1 - Maïs) qui ne semble pas être un bon nom ou contient des lettres, prière de mettre le vrai nom de la parcelle. La quantité de fumure appliquée dans la parcelle Parcelle 1 - Maïs est de 98  qui semble élevé ou ne sait pas, prière de fournir d'effort pour estimer la quantité afin de corriger. Le nombre de personnes toutes catégories confondues des main-d'oeuvre non-familiale sur la parcelle Parcelle 1 - Maïs au cours de la campagne pour la période des récoltes est de 20 personnes qui semble faible ou élevé. Merci de corriger. Le salaire total payé de toutes catégories confondues par le ménage BAKARY GASSAMA pour la main-d'oeuvre non-familiale sur la parcelle Parcelle 1 - Maïs au cours de la campagne pour la période des récoltes est de 0 qui semble élevé ou faible. Merci de corriger. La superficie de la parcelle Parcelle 1 - Maïs selon les mesures GPS est de .a hectare qui semble élevé ou faible, prière de corriger.</w:t>
+        <w:t xml:space="preserve">- La parcelle diabere n'a pas été mésurée pour des raisons comme qu'elle est trop petite, GPS en panne et que le Ménage indisponible. Nous vous rappelons que ces raisons ne passent pas pour la non mesure des parcelles prière de les mésurer. </w:t>
+        <w:br/>
+        <w:t xml:space="preserve">- La parcelle jaxatu et gombo n'a pas été mésurée pour des raisons comme qu'elle est trop petite, GPS en panne et que le Ménage indisponible. Nous vous rappelons que ces raisons ne passent pas pour la non mesure des parcelles prière de les mésurer. </w:t>
+        <w:br/>
+        <w:t xml:space="preserve">- Le salaire total payé de toutes catégories confondues par le ménage MAMADOU CISSOKHO pour la main-d'oeuvre non-familiale sur la parcelle Arachide au cours de la campagne pour la période des récoltes est de 0 qui semble élevé ou faible. Merci de corriger. La superficie de la parcelle Arachide selon les mesures GPS est de 0 hectare qui semble élevé ou faible, prière de corriger. </w:t>
+        <w:br/>
+        <w:t>- Le salaire total payé de toutes catégories confondues par le ménage MAMADOU CISSOKHO pour la main-d'oeuvre non-familiale sur la parcelle mais au cours de la campagne pour la période des récoltes est de 0 qui semble élevé ou faible. Merci de corriger. La superficie de la parcelle mais selon les mesures GPS est de 0 hectare qui semble élevé ou faible, prière de corriger.</w:t>
       </w:r>
     </w:p>
     <w:p>
@@ -1092,16 +3958,6 @@
         <w:rPr>
           <w:sz w:val="20"/>
         </w:rPr>
-        <w:t xml:space="preserve">- La quantité estimée en Kg est incorrecte (Exemple : si le ménage a eu 10 sacs de 100kg = 10*100=1000kg), prière de corriger merci. </w:t>
-        <w:br/>
-        <w:t xml:space="preserve">- La quantité estimée en Kg est incorrecte (Exemple : si le ménage a eu 10 sacs de 100kg = 10*100=1000kg), prière de corriger merci. </w:t>
-        <w:br/>
-        <w:t xml:space="preserve">- La quantité estimée en Kg est incorrecte (Exemple : si le ménage a eu 10 sacs de 100kg = 10*100=1000kg), prière de corriger merci. </w:t>
-        <w:br/>
-        <w:t xml:space="preserve">- La quantité estimée en Kg est incorrecte (Exemple : si le ménage a eu 10 sacs de 100kg = 10*100=1000kg), prière de corriger merci. </w:t>
-        <w:br/>
-        <w:t xml:space="preserve">- La quantité estimée en Kg est incorrecte (Exemple : si le ménage a eu 10 sacs de 100kg = 10*100=1000kg), prière de corriger merci. </w:t>
-        <w:br/>
         <w:t>- La quantité estimée en Kg est incorrecte (Exemple : si le ménage a eu 10 sacs de 100kg = 10*100=1000kg), prière de corriger merci.</w:t>
       </w:r>
     </w:p>
@@ -1148,7 +4004,9 @@
         <w:rPr>
           <w:sz w:val="20"/>
         </w:rPr>
-        <w:t>- Attention ! Hache/pioche a été revendu à 3000 Fcfa qui est relativement élevé par rapport aux autres prix de revente observés dans cette zone. Prière de corriger ou de confirmer avec le QG.</w:t>
+        <w:t xml:space="preserve">- Attention ! Filet maillant a été revendu à 10000 Fcfa qui est relativement élevé par rapport aux autres prix de revente observés dans cette zone. Prière de corriger ou de confirmer avec le QG. </w:t>
+        <w:br/>
+        <w:t>- Attention ! Hache/pioche a été revendu à 5000 Fcfa qui est relativement élevé par rapport aux autres prix de revente observés dans cette zone. Prière de corriger ou de confirmer avec le QG.</w:t>
       </w:r>
     </w:p>
     <w:p>
@@ -1452,7 +4310,7 @@
           </w:tcPr>
           <w:p>
             <w:r/>
-            <w:hyperlink r:id="rId10">
+            <w:hyperlink r:id="rId14">
               <w:r>
                 <w:rPr>
                   <w:color w:val="0563C1"/>
@@ -1473,7 +4331,7 @@
           <w:color w:val="4672C4"/>
           <w:sz w:val="22"/>
         </w:rPr>
-        <w:t>&gt;&gt; Section0 - Identification et renseignements de controle</w:t>
+        <w:t>&gt;&gt; Section1 - Caracteristiques des membres</w:t>
       </w:r>
     </w:p>
     <w:p>
@@ -1484,7 +4342,696 @@
         <w:rPr>
           <w:sz w:val="20"/>
         </w:rPr>
-        <w:t>- Prière de renseigner toutes les informations du ménage dans la section 0 avant d'entamer les autres informations.</w:t>
+        <w:t xml:space="preserve">- Avertissement! Veuillez renseigner par oui ou non toutes les modalités de la question s01q47. L'ethni de Fatoumata DIABY est Diankhanké, prière de bien classer cet ethni qui existe soit dans la liste des ethni ou n'éxiste pas comme ethni. </w:t>
+        <w:br/>
+        <w:t xml:space="preserve">-  Avertissement!!!  Nounou DIABY  ne possède pas le téléphone android, a accès à l'internet , prière de confirmer cette information. L'ethni de Nounou DIABY est Diakhanké, prière de bien classer cet ethni qui existe soit dans la liste des ethni ou n'éxiste pas comme ethni. </w:t>
+        <w:br/>
+        <w:t xml:space="preserve">- Attention ! Vous avez déclaré en s01q00 que le répondant est la personne elle-même, or Fatoumata GASSAMA 1 est trop jeune (2 ans) pour fournir des informations correctes. Prière de refaire la section 1 pour Fatoumata GASSAMA 1 en demandant à un adulte de répondre aux questions à sa place. </w:t>
+        <w:br/>
+        <w:t xml:space="preserve">- Attention ! Vous avez déclaré en s01q00 que le répondant est la personne elle-même, or Mamadou DIABY 1 est trop jeune (0 ans) pour fournir des informations correctes. Prière de refaire la section 1 pour Mamadou DIABY 1 en demandant à un adulte de répondre aux questions à sa place. L'ethni de Mamadou DIABY 1 est diakhanké, prière de bien classer cet ethni qui existe soit dans la liste des ethni ou n'éxiste pas comme ethni. </w:t>
+        <w:br/>
+        <w:t xml:space="preserve">- Attention ! Vous avez déclaré en s01q00 que le répondant est la personne elle-même, or Mamadou DIABY 2 est trop jeune (10 ans) pour fournir des informations correctes. Prière de refaire la section 1 pour Mamadou DIABY 2 en demandant à un adulte de répondre aux questions à sa place. L'ethni de Mamadou DIABY 2 est diakhanké, prière de bien classer cet ethni qui existe soit dans la liste des ethni ou n'éxiste pas comme ethni. </w:t>
+        <w:br/>
+        <w:t xml:space="preserve">- Incoherence! Oumou DIABY dispose d'un téléphone portable à s01q39, donc la raison évoquée ne peut pas être (ne dispose pas d'appareil). L'ethni de Oumou DIABY est Diakhanké, prière de bien classer cet ethni qui existe soit dans la liste des ethni ou n'éxiste pas comme ethni. </w:t>
+        <w:br/>
+        <w:t xml:space="preserve">- L'ethni de Aliou DIABY est Diakhanké, prière de bien classer cet ethni qui existe soit dans la liste des ethni ou n'éxiste pas comme ethni. </w:t>
+        <w:br/>
+        <w:t xml:space="preserve">- L'ethni de Amy Sylla est diakhanké, prière de bien classer cet ethni qui existe soit dans la liste des ethni ou n'éxiste pas comme ethni. </w:t>
+        <w:br/>
+        <w:t xml:space="preserve">- L'ethni de Bakary DIABY est Diakhanké, prière de bien classer cet ethni qui existe soit dans la liste des ethni ou n'éxiste pas comme ethni. </w:t>
+        <w:br/>
+        <w:t xml:space="preserve">- L'ethni de Bandiata DIABY est diakhanké, prière de bien classer cet ethni qui existe soit dans la liste des ethni ou n'éxiste pas comme ethni. </w:t>
+        <w:br/>
+        <w:t xml:space="preserve">- L'ethni de Coumba DANSOKHO est diakhanké, prière de bien classer cet ethni qui existe soit dans la liste des ethni ou n'éxiste pas comme ethni. </w:t>
+        <w:br/>
+        <w:t xml:space="preserve">- L'ethni de Fatoumata GASSAMA est diakhanké, prière de bien classer cet ethni qui existe soit dans la liste des ethni ou n'éxiste pas comme ethni. </w:t>
+        <w:br/>
+        <w:t xml:space="preserve">- L'ethni de Fatoumata SYLLA est diakhanké, prière de bien classer cet ethni qui existe soit dans la liste des ethni ou n'éxiste pas comme ethni. </w:t>
+        <w:br/>
+        <w:t xml:space="preserve">- L'ethni de Goundo SISSOKHO est Diakhanké, prière de bien classer cet ethni qui existe soit dans la liste des ethni ou n'éxiste pas comme ethni. </w:t>
+        <w:br/>
+        <w:t xml:space="preserve">- L'ethni de Hawa DIABY est diakhanké, prière de bien classer cet ethni qui existe soit dans la liste des ethni ou n'éxiste pas comme ethni. </w:t>
+        <w:br/>
+        <w:t xml:space="preserve">- L'ethni de Mamadou DIABY est diankanké, prière de bien classer cet ethni qui existe soit dans la liste des ethni ou n'éxiste pas comme ethni. </w:t>
+        <w:br/>
+        <w:t xml:space="preserve">- L'ethni de Tiguida DIABY est Diakhanké, prière de bien classer cet ethni qui existe soit dans la liste des ethni ou n'éxiste pas comme ethni. </w:t>
+        <w:br/>
+        <w:t xml:space="preserve">- L'ethni de fatoumata DIABY 1 est diakhanké, prière de bien classer cet ethni qui existe soit dans la liste des ethni ou n'éxiste pas comme ethni. </w:t>
+        <w:br/>
+        <w:t xml:space="preserve">- L'ethni de kabading GASSAMA est Diakhanké, prière de bien classer cet ethni qui existe soit dans la liste des ethni ou n'éxiste pas comme ethni. </w:t>
+        <w:br/>
+        <w:t>- Les catégories socioprofessionnelles du père biologique de  Sianding GASSAMA  ne sont pas coherentes, prière de corriger. L'ethni de Sianding GASSAMA est Diakhanké, prière de bien classer cet ethni qui existe soit dans la liste des ethni ou n'éxiste pas comme ethni.</w:t>
+      </w:r>
+    </w:p>
+    <w:p>
+      <w:r>
+        <w:rPr>
+          <w:b/>
+          <w:color w:val="4672C4"/>
+          <w:sz w:val="22"/>
+        </w:rPr>
+        <w:t>&gt;&gt; Section2 - Education</w:t>
+      </w:r>
+    </w:p>
+    <w:p>
+      <w:pPr>
+        <w:ind w:left="283"/>
+      </w:pPr>
+      <w:r>
+        <w:rPr>
+          <w:sz w:val="20"/>
+        </w:rPr>
+        <w:t xml:space="preserve">- Avertissement!!! L'âge de Bandiata DIABY avec son niveau d'étude (Fondamental 2) semble incoherent, veuillez confirmer cette information avec le QG ou corriger l'incohérence. </w:t>
+        <w:br/>
+        <w:t xml:space="preserve">- Le domaine que Tiguida DIABY bénéficié de cette formation est sage femme et semble exister dans les modalités, prière de prendre attache avec le QG pour plus d'explication afin de la classer bien. </w:t>
+        <w:br/>
+        <w:t xml:space="preserve">- Peu probable! Amy Sylla  n'arrive pas  à comprendre un petit texte lu dans une langue locale (s02q03). Veuillez corriger ou donner des explications au QG. </w:t>
+        <w:br/>
+        <w:t xml:space="preserve">- Peu probable! Bakary DIABY  n'arrive pas  à comprendre un petit texte lu dans une langue locale (s02q03). Veuillez corriger ou donner des explications au QG. Incohérence!! Bakary DIABY fréquente l'école  mais ne paie ni la scolarité ni la cotisation, prière de corriger ou fournir une explication à cela. </w:t>
+        <w:br/>
+        <w:t xml:space="preserve">- Peu probable! Coumba DANSOKHO  n'arrive pas  à comprendre un petit texte lu dans une langue locale (s02q03). Veuillez corriger ou donner des explications au QG. Avertissement!! Coumba DANSOKHO qui sait écrire en français doit pouvoir lire en français. </w:t>
+        <w:br/>
+        <w:t xml:space="preserve">- Peu probable! Goundo SISSOKHO  n'arrive pas  à comprendre un petit texte lu dans une langue locale (s02q03). Veuillez corriger ou donner des explications au QG. Avertissement!! Goundo SISSOKHO qui sait écrire en français doit pouvoir lire en français. </w:t>
+        <w:br/>
+        <w:t xml:space="preserve">- Peu probable! Hawa DIABY  n'arrive pas  à comprendre un petit texte lu dans une langue locale (s02q03). Veuillez corriger ou donner des explications au QG. Peu probable! Hawa DIABY  ne sait ni lire, ni écrire, ni comprendre dans aucune des langues  (s02q01,s02q02,s02q03). Veuillez corriger ou donner des explications au QG. </w:t>
+        <w:br/>
+        <w:t xml:space="preserve">- Peu probable! Mamadou DIABY  n'arrive pas  à comprendre un petit texte lu dans une langue locale (s02q03). Veuillez corriger ou donner des explications au QG. </w:t>
+        <w:br/>
+        <w:t xml:space="preserve">- Peu probable! Mamadou DIABY 2  n'arrive pas  à comprendre un petit texte lu dans une langue locale (s02q03). Veuillez corriger ou donner des explications au QG. Incohérence!! Mamadou DIABY 2 fréquente l'école  mais ne paie ni la scolarité ni la cotisation, prière de corriger ou fournir une explication à cela. </w:t>
+        <w:br/>
+        <w:t xml:space="preserve">- Peu probable! Nounou DIABY  n'arrive pas  à comprendre un petit texte lu dans une langue locale (s02q03). Veuillez corriger ou donner des explications au QG. </w:t>
+        <w:br/>
+        <w:t>- Peu probable! fatoumata DIABY 1  n'arrive pas  à comprendre un petit texte lu dans une langue locale (s02q03). Veuillez corriger ou donner des explications au QG. Incohérence!! fatoumata DIABY 1 fréquente l'école  mais ne paie ni la scolarité ni la cotisation, prière de corriger ou fournir une explication à cela.</w:t>
+      </w:r>
+    </w:p>
+    <w:p>
+      <w:r>
+        <w:rPr>
+          <w:b/>
+          <w:color w:val="4672C4"/>
+          <w:sz w:val="22"/>
+        </w:rPr>
+        <w:t>&gt;&gt; Section3 - Sante</w:t>
+      </w:r>
+    </w:p>
+    <w:p>
+      <w:pPr>
+        <w:ind w:left="283"/>
+      </w:pPr>
+      <w:r>
+        <w:rPr>
+          <w:sz w:val="20"/>
+        </w:rPr>
+        <w:t xml:space="preserve">- Le montant(500 FCFA) des dépenses pour chaque visite prénatale de Sianding GASSAMA semble faible (voir nul) ou élevé, prière de corriger. </w:t>
+        <w:br/>
+        <w:t xml:space="preserve">- Le principal problème de santé que Goundo SISSOKHO a eu est anémie et semble exister dans les modalités, prière de prendre attache avec le QG pour plus d'explication afin de la classer bien. Le dernier problème de santé pour lequel Goundo SISSOKHO a été hospitalisé au cours des 12 derniers mois est anémie et semble exister dans les modalités, prière de prendre attache avec le QG pour plus d'explication afin de la classer bien. </w:t>
+        <w:br/>
+        <w:t xml:space="preserve">- Le principal problème de santé que Nounou DIABY a eu est tension et semble exister dans les modalités, prière de prendre attache avec le QG pour plus d'explication afin de la classer bien. Le dernier problème de santé pour lequel Nounou DIABY a été hospitalisé au cours des 12 derniers mois est tension et semble exister dans les modalités, prière de prendre attache avec le QG pour plus d'explication afin de la classer bien. </w:t>
+        <w:br/>
+        <w:t xml:space="preserve">- Le principal problème de santé que Oumou DIABY a eu est allergie et bouton sur le corp et semble exister dans les modalités, prière de prendre attache avec le QG pour plus d'explication afin de la classer bien. </w:t>
+        <w:br/>
+        <w:t>- Le principal problème de santé que fatoumata DIABY 1 a eu est allergie et bouton sur son corps et semble exister dans les modalités, prière de prendre attache avec le QG pour plus d'explication afin de la classer bien.</w:t>
+      </w:r>
+    </w:p>
+    <w:p>
+      <w:r>
+        <w:rPr>
+          <w:b/>
+          <w:color w:val="4672C4"/>
+          <w:sz w:val="22"/>
+        </w:rPr>
+        <w:t>&gt;&gt; Section4a - Emploi</w:t>
+      </w:r>
+    </w:p>
+    <w:p>
+      <w:pPr>
+        <w:ind w:left="283"/>
+      </w:pPr>
+      <w:r>
+        <w:rPr>
+          <w:sz w:val="20"/>
+        </w:rPr>
+        <w:t>- Avertissement Tiguida DIABY est Etudiant/Elève de la 4.21 mais Tiguida DIABY n'a pas frequenté l'école en 2024-2025, prière de corriger ou confirmer cette information avec le QG.</w:t>
+      </w:r>
+    </w:p>
+    <w:p>
+      <w:r>
+        <w:rPr>
+          <w:b/>
+          <w:color w:val="4672C4"/>
+          <w:sz w:val="22"/>
+        </w:rPr>
+        <w:t>&gt;&gt; Section4b - Emploi - Activite principale</w:t>
+      </w:r>
+    </w:p>
+    <w:p>
+      <w:pPr>
+        <w:ind w:left="283"/>
+      </w:pPr>
+      <w:r>
+        <w:rPr>
+          <w:sz w:val="20"/>
+        </w:rPr>
+        <w:t xml:space="preserve">- Attention! le nombre d'heure que kabading GASSAMA a travaillé par jour semble être inferieur à 4, veuillez s'il vous plait confirmer cette information avec le QG. </w:t>
+        <w:br/>
+        <w:t>- Avertissement!! Le montant de Goundo SISSOKHO semble trop faible pour un revenu net gagné par an. Veuillez, s'il vous plaît, confirmer cette information avec le QG ou la corriger.</w:t>
+      </w:r>
+    </w:p>
+    <w:p>
+      <w:r>
+        <w:rPr>
+          <w:b/>
+          <w:color w:val="4672C4"/>
+          <w:sz w:val="22"/>
+        </w:rPr>
+        <w:t>&gt;&gt; Section4c - Emploi - Activite secondaire</w:t>
+      </w:r>
+    </w:p>
+    <w:p>
+      <w:pPr>
+        <w:ind w:left="283"/>
+      </w:pPr>
+      <w:r>
+        <w:rPr>
+          <w:sz w:val="20"/>
+        </w:rPr>
+        <w:t>- Avertissement!!! les informations de kabading GASSAMA sur le nombre de mois, jours ou heures de son emploi secondaire sont superieur a celles de son emploi principal , veuillez corriger ou confirmer aupres du QG.</w:t>
+      </w:r>
+    </w:p>
+    <w:p>
+      <w:r>
+        <w:rPr>
+          <w:b/>
+          <w:color w:val="4672C4"/>
+          <w:sz w:val="22"/>
+        </w:rPr>
+        <w:t>&gt;&gt; Section7b - Consommation alimentaire - 7 jours</w:t>
+      </w:r>
+    </w:p>
+    <w:p>
+      <w:pPr>
+        <w:ind w:left="283"/>
+      </w:pPr>
+      <w:r>
+        <w:rPr>
+          <w:sz w:val="20"/>
+        </w:rPr>
+        <w:t>- Attention ! Le prix unitaire d'achat (75 Fcfa) de Café en poudre soluble en Sachets industriel (Tres petit) est relativement élevé par rapport aux autres prix observés dans cette zone. Prière de corriger ou de confirmer avec le QG. Avertissement!!! Le ménage a consommé 14 Paquet Petit de Thé en sachet, cette quantité semble anormale pour une consommation des 7 derniers jours.Prière de corriger ou de confirmer avec le QG. Avertissement!! le prix unitaire (100 Fcfa) de Thé en sachet (unité: Paquet) de taille Petit est très faible ou élevé. Prière de corriger ou de confirmer avec le QG. Avertissement!!! Le ménage a consommé 24 Cuillère Petit de Chocolat pâte à tartiner, cette quantité semble anormale pour une consommation des 7 derniers jours.Prière de corriger ou de confirmer avec le QG. Incohérence!! Dans ce ménage, chaque individus consomme par jour 22.68068 Kg  de cereale; Prière de revoir les quantités prises de ces produits. Incohérence!! Dans ce ménage, chaque individus consomme par jour 22.68068 Kg  de cereale; Prière de revoir les quantités prises de ces produits.</w:t>
+      </w:r>
+    </w:p>
+    <w:p>
+      <w:r>
+        <w:rPr>
+          <w:b/>
+          <w:color w:val="4672C4"/>
+          <w:sz w:val="22"/>
+        </w:rPr>
+        <w:t>&gt;&gt; Section8 - Sécurite alimentaire</w:t>
+      </w:r>
+    </w:p>
+    <w:p>
+      <w:pPr>
+        <w:ind w:left="283"/>
+      </w:pPr>
+      <w:r>
+        <w:rPr>
+          <w:sz w:val="20"/>
+        </w:rPr>
+        <w:t>- Prière de fournir d'effort pour avoir des réponses exactes au lieu de NSP ou Refus. Prière de demander le ménage pour renseigner le reste (Section 8).</w:t>
+      </w:r>
+    </w:p>
+    <w:p>
+      <w:r>
+        <w:rPr>
+          <w:b/>
+          <w:color w:val="4672C4"/>
+          <w:sz w:val="22"/>
+        </w:rPr>
+        <w:t>&gt;&gt; Section9c - Depenses non-alimentaires - 30 jours</w:t>
+      </w:r>
+    </w:p>
+    <w:p>
+      <w:pPr>
+        <w:ind w:left="283"/>
+      </w:pPr>
+      <w:r>
+        <w:rPr>
+          <w:sz w:val="20"/>
+        </w:rPr>
+        <w:t xml:space="preserve">- La dernière fois que vous avez acheté Bois de chauffe ramassé/coupé (estimer la valeur) est brousse et semble exister dans les modalités, prière de prendre attache avec le QG pour plus d'explication afin de la classer bien. </w:t>
+        <w:br/>
+        <w:t>- Peu plausible! le montant de la dépense pour  Savon de toilette, shampoing semble trop élevé. Veuillez, s'il vous plaît, confirmer cette information avec le QG ou la corriger.</w:t>
+      </w:r>
+    </w:p>
+    <w:p>
+      <w:r>
+        <w:rPr>
+          <w:b/>
+          <w:color w:val="4672C4"/>
+          <w:sz w:val="22"/>
+        </w:rPr>
+        <w:t>&gt;&gt; Section9d - Depenses non-alimentaires - 3 mois</w:t>
+      </w:r>
+    </w:p>
+    <w:p>
+      <w:pPr>
+        <w:ind w:left="283"/>
+      </w:pPr>
+      <w:r>
+        <w:rPr>
+          <w:sz w:val="20"/>
+        </w:rPr>
+        <w:t>- Peu plausible! le montant de la dépense pour Brosse à dents semble trop élevé. Veuillez, s'il vous plaît, confirmer cette information avec le QG ou la corriger.</w:t>
+      </w:r>
+    </w:p>
+    <w:p>
+      <w:r>
+        <w:rPr>
+          <w:b/>
+          <w:color w:val="4672C4"/>
+          <w:sz w:val="22"/>
+        </w:rPr>
+        <w:t>&gt;&gt; Section10b - caracteristiques entreprise non agricole</w:t>
+      </w:r>
+    </w:p>
+    <w:p>
+      <w:pPr>
+        <w:ind w:left="283"/>
+      </w:pPr>
+      <w:r>
+        <w:rPr>
+          <w:sz w:val="20"/>
+        </w:rPr>
+        <w:t>- L'entreprise produit des beignets est généralement une entreprise commerciale ou de service dont elle ne depense pas en achat de matières premières.Elle ne transforme pas de produit donc ne peut pas obtenir un montant sur la vente des produits transformés (10.48 ou 10.49). Prière de mettre 0 pour ces questions si elles ne font pas de transformation.</w:t>
+      </w:r>
+    </w:p>
+    <w:p>
+      <w:r>
+        <w:rPr>
+          <w:b/>
+          <w:color w:val="4672C4"/>
+          <w:sz w:val="22"/>
+        </w:rPr>
+        <w:t>&gt;&gt; Section11 - Caracteristiques logement</w:t>
+      </w:r>
+    </w:p>
+    <w:p>
+      <w:pPr>
+        <w:ind w:left="283"/>
+      </w:pPr>
+      <w:r>
+        <w:rPr>
+          <w:sz w:val="20"/>
+        </w:rPr>
+        <w:t>- Le montant (FCFA) du loyer mensuel payé pour un logement comme le votre dans ce village/quartier est trop élevé, Veuillez s'il vous plaît corriger cette information. Le temps mis (en heure et en minute) pour s'approvisionner en eau de boisson une fois à la source est  5 fois plus élevé que le temps mis (en minutes) pour se rendre à la principale source d'approvisionnement en eau de boisson, prière de corriger. le montant supporté par le ménage pour cette source d’énergie au cours des 30 derniers jours semble élevé, prière de confirmer ou corriger.  Le moyen que le ménage utilise pour se débarrasser des excréments hors de la concession est ferme et ouvre un autre et semble exister dans les modalités, prière de prendre attache avec le QG pour plus d'explication afin de la classer bien.</w:t>
+      </w:r>
+    </w:p>
+    <w:p>
+      <w:r>
+        <w:rPr>
+          <w:b/>
+          <w:color w:val="4672C4"/>
+          <w:sz w:val="22"/>
+        </w:rPr>
+        <w:t>&gt;&gt; Section16a - Champs et parcelles</w:t>
+      </w:r>
+    </w:p>
+    <w:p>
+      <w:pPr>
+        <w:ind w:left="283"/>
+      </w:pPr>
+      <w:r>
+        <w:rPr>
+          <w:sz w:val="20"/>
+        </w:rPr>
+        <w:t xml:space="preserve">- Avertissement!! La parcelle a comme nom (Riz 1) qui ne semble pas être un bon nom ou contient des lettres, prière de mettre le vrai nom de la parcelle. La parcelle Riz 1 n'a pas été mésurée pour des raisons comme qu'elle est trop petite, GPS en panne et que le Ménage indisponible. Nous vous rappelons que ces raisons ne passent pas pour la non mesure des parcelles prière de les mésurer. Le document légal (titre, acte, certificat etc. ) qui affirme votre possession de la parcelle Riz 1 est  et semble exister dans les modalités, prière de prendre attache avec le QG pour plus d'explication afin de la classer bien. </w:t>
+        <w:br/>
+        <w:t xml:space="preserve">- Avertissement!! La parcelle a comme nom (Riz 2) qui ne semble pas être un bon nom ou contient des lettres, prière de mettre le vrai nom de la parcelle. La parcelle Riz 2 n'a pas été mésurée pour des raisons comme qu'elle est trop petite, GPS en panne et que le Ménage indisponible. Nous vous rappelons que ces raisons ne passent pas pour la non mesure des parcelles prière de les mésurer. Le document légal (titre, acte, certificat etc. ) qui affirme votre possession de la parcelle Riz 2 est  et semble exister dans les modalités, prière de prendre attache avec le QG pour plus d'explication afin de la classer bien. </w:t>
+        <w:br/>
+        <w:t xml:space="preserve">- La parcelle Diabéré n'a pas été mésurée pour des raisons comme qu'elle est trop petite, GPS en panne et que le Ménage indisponible. Nous vous rappelons que ces raisons ne passent pas pour la non mesure des parcelles prière de les mésurer. Le document légal (titre, acte, certificat etc. ) qui affirme votre possession de la parcelle Diabéré est  et semble exister dans les modalités, prière de prendre attache avec le QG pour plus d'explication afin de la classer bien. </w:t>
+        <w:br/>
+        <w:t xml:space="preserve">- La superficie de la parcelle Arachide selon les mesures GPS est de 1500 hectare qui semble élevé ou faible, prière de corriger. Le document légal (titre, acte, certificat etc. ) qui affirme votre possession de la parcelle Arachide est  et semble exister dans les modalités, prière de prendre attache avec le QG pour plus d'explication afin de la classer bien. </w:t>
+        <w:br/>
+        <w:t xml:space="preserve">- La superficie de la parcelle Arachide selon les mesures GPS est de 2614 hectare qui semble élevé ou faible, prière de corriger. Le document légal (titre, acte, certificat etc. ) qui affirme votre possession de la parcelle Arachide est  et semble exister dans les modalités, prière de prendre attache avec le QG pour plus d'explication afin de la classer bien. </w:t>
+        <w:br/>
+        <w:t>- La superficie de la parcelle riz selon les mesures GPS est de 0 hectare qui semble élevé ou faible, prière de corriger. Le document légal (titre, acte, certificat etc. ) qui affirme votre possession de la parcelle riz est  et semble exister dans les modalités, prière de prendre attache avec le QG pour plus d'explication afin de la classer bien.</w:t>
+      </w:r>
+    </w:p>
+    <w:p>
+      <w:r>
+        <w:rPr>
+          <w:b/>
+          <w:color w:val="4672C4"/>
+          <w:sz w:val="22"/>
+        </w:rPr>
+        <w:t>&gt;&gt; Section19 - Equipements agricoles</w:t>
+      </w:r>
+    </w:p>
+    <w:p>
+      <w:pPr>
+        <w:ind w:left="283"/>
+      </w:pPr>
+      <w:r>
+        <w:rPr>
+          <w:sz w:val="20"/>
+        </w:rPr>
+        <w:t>- Attention ! Houe/daba/hilaire a été revendu à 2500 Fcfa qui est relativement élevé par rapport aux autres prix de revente observés dans cette zone. Prière de corriger ou de confirmer avec le QG.</w:t>
+      </w:r>
+    </w:p>
+    <w:p>
+      <w:r>
+        <w:t>________________________________________________________________________________</w:t>
+      </w:r>
+    </w:p>
+    <w:p>
+      <w:pPr>
+        <w:pStyle w:val="Heading2"/>
+      </w:pPr>
+      <w:r>
+        <w:t>Menage 8</w:t>
+      </w:r>
+    </w:p>
+    <w:tbl>
+      <w:tblPr>
+        <w:tblStyle w:val="TableGrid"/>
+        <w:tblW w:type="auto" w:w="0"/>
+        <w:tblLook w:firstColumn="1" w:firstRow="1" w:lastColumn="0" w:lastRow="0" w:noHBand="0" w:noVBand="1" w:val="04A0"/>
+      </w:tblPr>
+      <w:tblGrid>
+        <w:gridCol w:w="1662"/>
+        <w:gridCol w:w="1662"/>
+        <w:gridCol w:w="1662"/>
+        <w:gridCol w:w="1662"/>
+        <w:gridCol w:w="1662"/>
+        <w:gridCol w:w="1662"/>
+      </w:tblGrid>
+      <w:tr>
+        <w:tc>
+          <w:tcPr>
+            <w:tcW w:type="dxa" w:w="1662"/>
+            <w:shd w:fill="5B9BD5"/>
+          </w:tcPr>
+          <w:p>
+            <w:r>
+              <w:rPr>
+                <w:b/>
+                <w:color w:val="FFFFFF"/>
+                <w:sz w:val="16"/>
+              </w:rPr>
+              <w:t>Interview Key</w:t>
+            </w:r>
+          </w:p>
+        </w:tc>
+        <w:tc>
+          <w:tcPr>
+            <w:tcW w:type="dxa" w:w="1662"/>
+            <w:shd w:fill="5B9BD5"/>
+          </w:tcPr>
+          <w:p>
+            <w:r>
+              <w:rPr>
+                <w:b/>
+                <w:color w:val="FFFFFF"/>
+                <w:sz w:val="16"/>
+              </w:rPr>
+              <w:t>Interview ID</w:t>
+            </w:r>
+          </w:p>
+        </w:tc>
+        <w:tc>
+          <w:tcPr>
+            <w:tcW w:type="dxa" w:w="1662"/>
+            <w:shd w:fill="5B9BD5"/>
+          </w:tcPr>
+          <w:p>
+            <w:r>
+              <w:rPr>
+                <w:b/>
+                <w:color w:val="FFFFFF"/>
+                <w:sz w:val="16"/>
+              </w:rPr>
+              <w:t>ID Agent</w:t>
+            </w:r>
+          </w:p>
+        </w:tc>
+        <w:tc>
+          <w:tcPr>
+            <w:tcW w:type="dxa" w:w="1662"/>
+            <w:shd w:fill="5B9BD5"/>
+          </w:tcPr>
+          <w:p>
+            <w:r>
+              <w:rPr>
+                <w:b/>
+                <w:color w:val="FFFFFF"/>
+                <w:sz w:val="16"/>
+              </w:rPr>
+              <w:t>ID Equipe</w:t>
+            </w:r>
+          </w:p>
+        </w:tc>
+        <w:tc>
+          <w:tcPr>
+            <w:tcW w:type="dxa" w:w="1662"/>
+            <w:shd w:fill="5B9BD5"/>
+          </w:tcPr>
+          <w:p>
+            <w:r>
+              <w:rPr>
+                <w:b/>
+                <w:color w:val="FFFFFF"/>
+                <w:sz w:val="16"/>
+              </w:rPr>
+              <w:t>Agent</w:t>
+            </w:r>
+          </w:p>
+        </w:tc>
+        <w:tc>
+          <w:tcPr>
+            <w:tcW w:type="dxa" w:w="1662"/>
+            <w:shd w:fill="5B9BD5"/>
+          </w:tcPr>
+          <w:p>
+            <w:r>
+              <w:rPr>
+                <w:b/>
+                <w:color w:val="FFFFFF"/>
+                <w:sz w:val="16"/>
+              </w:rPr>
+              <w:t>Chef d'equipe</w:t>
+            </w:r>
+          </w:p>
+        </w:tc>
+      </w:tr>
+      <w:tr>
+        <w:tc>
+          <w:tcPr>
+            <w:tcW w:type="dxa" w:w="1662"/>
+          </w:tcPr>
+          <w:p>
+            <w:r>
+              <w:rPr>
+                <w:sz w:val="14"/>
+              </w:rPr>
+              <w:t>34-73-92-78</w:t>
+            </w:r>
+          </w:p>
+        </w:tc>
+        <w:tc>
+          <w:tcPr>
+            <w:tcW w:type="dxa" w:w="1662"/>
+          </w:tcPr>
+          <w:p>
+            <w:r>
+              <w:rPr>
+                <w:sz w:val="14"/>
+              </w:rPr>
+              <w:t>8d09b14deeba4bae84a9cb7e19ee96c8</w:t>
+            </w:r>
+          </w:p>
+        </w:tc>
+        <w:tc>
+          <w:tcPr>
+            <w:tcW w:type="dxa" w:w="1662"/>
+          </w:tcPr>
+          <w:p>
+            <w:r>
+              <w:rPr>
+                <w:sz w:val="14"/>
+              </w:rPr>
+              <w:t>EQ32_enq2</w:t>
+            </w:r>
+          </w:p>
+        </w:tc>
+        <w:tc>
+          <w:tcPr>
+            <w:tcW w:type="dxa" w:w="1662"/>
+          </w:tcPr>
+          <w:p>
+            <w:r>
+              <w:rPr>
+                <w:sz w:val="14"/>
+              </w:rPr>
+              <w:t>Equipe32</w:t>
+            </w:r>
+          </w:p>
+        </w:tc>
+        <w:tc>
+          <w:tcPr>
+            <w:tcW w:type="dxa" w:w="1662"/>
+          </w:tcPr>
+          <w:p>
+            <w:r>
+              <w:rPr>
+                <w:sz w:val="14"/>
+              </w:rPr>
+              <w:t>Mamadou Mourtalla  DIENG</w:t>
+            </w:r>
+          </w:p>
+        </w:tc>
+        <w:tc>
+          <w:tcPr>
+            <w:tcW w:type="dxa" w:w="1662"/>
+          </w:tcPr>
+          <w:p>
+            <w:r>
+              <w:rPr>
+                <w:sz w:val="14"/>
+              </w:rPr>
+              <w:t>Doudou SANE</w:t>
+            </w:r>
+          </w:p>
+        </w:tc>
+      </w:tr>
+    </w:tbl>
+    <w:p/>
+    <w:tbl>
+      <w:tblPr>
+        <w:tblStyle w:val="TableGrid"/>
+        <w:tblW w:type="auto" w:w="0"/>
+        <w:tblLook w:firstColumn="1" w:firstRow="1" w:lastColumn="0" w:lastRow="0" w:noHBand="0" w:noVBand="1" w:val="04A0"/>
+      </w:tblPr>
+      <w:tblGrid>
+        <w:gridCol w:w="3324"/>
+        <w:gridCol w:w="3324"/>
+        <w:gridCol w:w="3324"/>
+      </w:tblGrid>
+      <w:tr>
+        <w:tc>
+          <w:tcPr>
+            <w:tcW w:type="dxa" w:w="3324"/>
+            <w:shd w:fill="70AD47"/>
+          </w:tcPr>
+          <w:p>
+            <w:r>
+              <w:rPr>
+                <w:b/>
+                <w:color w:val="FFFFFF"/>
+                <w:sz w:val="18"/>
+              </w:rPr>
+              <w:t>Chef de Menage</w:t>
+            </w:r>
+          </w:p>
+        </w:tc>
+        <w:tc>
+          <w:tcPr>
+            <w:tcW w:type="dxa" w:w="3324"/>
+            <w:shd w:fill="70AD47"/>
+          </w:tcPr>
+          <w:p>
+            <w:r>
+              <w:rPr>
+                <w:b/>
+                <w:color w:val="FFFFFF"/>
+                <w:sz w:val="18"/>
+              </w:rPr>
+              <w:t>Quartier/Village (s00q05)</w:t>
+            </w:r>
+          </w:p>
+        </w:tc>
+        <w:tc>
+          <w:tcPr>
+            <w:tcW w:type="dxa" w:w="3324"/>
+            <w:shd w:fill="70AD47"/>
+          </w:tcPr>
+          <w:p>
+            <w:r>
+              <w:rPr>
+                <w:b/>
+                <w:color w:val="FFFFFF"/>
+                <w:sz w:val="18"/>
+              </w:rPr>
+              <w:t>Localisation GPS</w:t>
+            </w:r>
+          </w:p>
+        </w:tc>
+      </w:tr>
+      <w:tr>
+        <w:tc>
+          <w:tcPr>
+            <w:tcW w:type="dxa" w:w="3324"/>
+          </w:tcPr>
+          <w:p>
+            <w:r>
+              <w:rPr>
+                <w:sz w:val="18"/>
+              </w:rPr>
+              <w:t>DEMBO KANTE</w:t>
+            </w:r>
+          </w:p>
+        </w:tc>
+        <w:tc>
+          <w:tcPr>
+            <w:tcW w:type="dxa" w:w="3324"/>
+          </w:tcPr>
+          <w:p>
+            <w:r>
+              <w:rPr>
+                <w:sz w:val="18"/>
+              </w:rPr>
+              <w:t>N/A</w:t>
+            </w:r>
+          </w:p>
+        </w:tc>
+        <w:tc>
+          <w:tcPr>
+            <w:tcW w:type="dxa" w:w="3324"/>
+          </w:tcPr>
+          <w:p>
+            <w:r/>
+            <w:hyperlink r:id="rId15">
+              <w:r>
+                <w:rPr>
+                  <w:color w:val="0563C1"/>
+                  <w:u w:val="single"/>
+                </w:rPr>
+                <w:t>DAR SALAM</w:t>
+              </w:r>
+            </w:hyperlink>
+          </w:p>
+        </w:tc>
+      </w:tr>
+    </w:tbl>
+    <w:p/>
+    <w:p>
+      <w:r>
+        <w:rPr>
+          <w:b/>
+          <w:color w:val="4672C4"/>
+          <w:sz w:val="22"/>
+        </w:rPr>
+        <w:t>&gt;&gt; Section0 - Identification et renseignements de controle</w:t>
+      </w:r>
+    </w:p>
+    <w:p>
+      <w:pPr>
+        <w:ind w:left="283"/>
+      </w:pPr>
+      <w:r>
+        <w:rPr>
+          <w:sz w:val="20"/>
+        </w:rPr>
+        <w:t>- Vous avez declaré que le questionnaire est complètement fini mais le questionnaire est en statut partiel, prière de mettre le questionnaire en statut complet s'il est fini.</w:t>
       </w:r>
     </w:p>
     <w:p>
@@ -1505,47 +5052,23 @@
         <w:rPr>
           <w:sz w:val="20"/>
         </w:rPr>
-        <w:t xml:space="preserve">- Avertissement! Veuillez renseigner par oui ou non toutes les modalités de la question s01q47. L'ethni de Fatoumata DIABY est Diankhanké, prière de bien classer cet ethni qui existe soit dans la liste des ethni ou n'éxiste pas comme ethni. </w:t>
-        <w:br/>
-        <w:t xml:space="preserve">-  Avertissement!!!  Nounou DIABY  ne possède pas le téléphone android, a accès à l'internet , prière de confirmer cette information. L'ethni de Nounou DIABY est Diakhanké, prière de bien classer cet ethni qui existe soit dans la liste des ethni ou n'éxiste pas comme ethni. </w:t>
-        <w:br/>
-        <w:t xml:space="preserve">- Attention ! Vous avez déclaré en s01q00 que le répondant est la personne elle-même, or Fatoumata GASSAMA 1 est trop jeune (2 ans) pour fournir des informations correctes. Prière de refaire la section 1 pour Fatoumata GASSAMA 1 en demandant à un adulte de répondre aux questions à sa place. </w:t>
-        <w:br/>
-        <w:t xml:space="preserve">- Attention ! Vous avez déclaré en s01q00 que le répondant est la personne elle-même, or Mamadou DIABY 1 est trop jeune (0 ans) pour fournir des informations correctes. Prière de refaire la section 1 pour Mamadou DIABY 1 en demandant à un adulte de répondre aux questions à sa place. L'ethni de Mamadou DIABY 1 est diakhanké, prière de bien classer cet ethni qui existe soit dans la liste des ethni ou n'éxiste pas comme ethni. </w:t>
-        <w:br/>
-        <w:t xml:space="preserve">- Attention ! Vous avez déclaré en s01q00 que le répondant est la personne elle-même, or Mamadou DIABY 2 est trop jeune (10 ans) pour fournir des informations correctes. Prière de refaire la section 1 pour Mamadou DIABY 2 en demandant à un adulte de répondre aux questions à sa place. L'ethni de Mamadou DIABY 2 est diakhanké, prière de bien classer cet ethni qui existe soit dans la liste des ethni ou n'éxiste pas comme ethni. </w:t>
-        <w:br/>
-        <w:t xml:space="preserve">- Incoherence! Oumou DIABY dispose d'un téléphone portable à s01q39, donc la raison évoquée ne peut pas être (ne dispose pas d'appareil). L'ethni de Oumou DIABY est Diakhanké, prière de bien classer cet ethni qui existe soit dans la liste des ethni ou n'éxiste pas comme ethni. </w:t>
-        <w:br/>
-        <w:t xml:space="preserve">- L'ethni de Aliou DIABY est Diakhanké, prière de bien classer cet ethni qui existe soit dans la liste des ethni ou n'éxiste pas comme ethni. </w:t>
-        <w:br/>
-        <w:t xml:space="preserve">- L'ethni de Amy Sylla est diakhanké, prière de bien classer cet ethni qui existe soit dans la liste des ethni ou n'éxiste pas comme ethni. </w:t>
-        <w:br/>
-        <w:t xml:space="preserve">- L'ethni de Bakary DIABY est Diakhanké, prière de bien classer cet ethni qui existe soit dans la liste des ethni ou n'éxiste pas comme ethni. </w:t>
-        <w:br/>
-        <w:t xml:space="preserve">- L'ethni de Bandiata DIABY est diakhanké, prière de bien classer cet ethni qui existe soit dans la liste des ethni ou n'éxiste pas comme ethni. </w:t>
-        <w:br/>
-        <w:t xml:space="preserve">- L'ethni de Coumba DANSOKHO est diakhanké, prière de bien classer cet ethni qui existe soit dans la liste des ethni ou n'éxiste pas comme ethni. </w:t>
-        <w:br/>
-        <w:t xml:space="preserve">- L'ethni de Fatoumata GASSAMA est diakhanké, prière de bien classer cet ethni qui existe soit dans la liste des ethni ou n'éxiste pas comme ethni. </w:t>
-        <w:br/>
-        <w:t xml:space="preserve">- L'ethni de Fatoumata SYLLA est diakhanké, prière de bien classer cet ethni qui existe soit dans la liste des ethni ou n'éxiste pas comme ethni. </w:t>
-        <w:br/>
-        <w:t xml:space="preserve">- L'ethni de Goundo SISSOKHO est Diakhanké, prière de bien classer cet ethni qui existe soit dans la liste des ethni ou n'éxiste pas comme ethni. </w:t>
-        <w:br/>
-        <w:t xml:space="preserve">- L'ethni de Hawa DIABY est diakhanké, prière de bien classer cet ethni qui existe soit dans la liste des ethni ou n'éxiste pas comme ethni. </w:t>
-        <w:br/>
-        <w:t xml:space="preserve">- L'ethni de Mamadou DIABY est diankanké, prière de bien classer cet ethni qui existe soit dans la liste des ethni ou n'éxiste pas comme ethni. </w:t>
-        <w:br/>
-        <w:t xml:space="preserve">- L'ethni de Sekou DIABY est diakhanké, prière de bien classer cet ethni qui existe soit dans la liste des ethni ou n'éxiste pas comme ethni. </w:t>
-        <w:br/>
-        <w:t xml:space="preserve">- L'ethni de Tiguida DIABY est Diakhanké, prière de bien classer cet ethni qui existe soit dans la liste des ethni ou n'éxiste pas comme ethni. </w:t>
-        <w:br/>
-        <w:t xml:space="preserve">- L'ethni de fatoumata DIABY 1 est diakhanké, prière de bien classer cet ethni qui existe soit dans la liste des ethni ou n'éxiste pas comme ethni. </w:t>
-        <w:br/>
-        <w:t xml:space="preserve">- L'ethni de kabading GASSAMA est Diakhanké, prière de bien classer cet ethni qui existe soit dans la liste des ethni ou n'éxiste pas comme ethni. </w:t>
-        <w:br/>
-        <w:t>- Les catégories socioprofessionnelles du père biologique de  Sianding GASSAMA  ne sont pas coherentes, prière de corriger. L'ethni de Sianding GASSAMA est Diakhanké, prière de bien classer cet ethni qui existe soit dans la liste des ethni ou n'éxiste pas comme ethni.</w:t>
+        <w:t xml:space="preserve">- Attention ! Vous avez déclaré en s01q00 que le répondant est la personne elle-même, or Dieynabou KEITA est trop jeune (10 ans) pour fournir des informations correctes. Prière de refaire la section 1 pour Dieynabou KEITA en demandant à un adulte de répondre aux questions à sa place. L'ethni de Dieynabou KEITA est diakhanké, prière de bien classer cet ethni qui existe soit dans la liste des ethni ou n'éxiste pas comme ethni. </w:t>
+        <w:br/>
+        <w:t xml:space="preserve">- L'ethni de Adama Hawa KEITA est diakhanké, prière de bien classer cet ethni qui existe soit dans la liste des ethni ou n'éxiste pas comme ethni. </w:t>
+        <w:br/>
+        <w:t xml:space="preserve">- L'ethni de Aladji Bakary KANTE est diakhanké, prière de bien classer cet ethni qui existe soit dans la liste des ethni ou n'éxiste pas comme ethni. </w:t>
+        <w:br/>
+        <w:t xml:space="preserve">- L'ethni de Alphousseyni KANTE est diakhanké, prière de bien classer cet ethni qui existe soit dans la liste des ethni ou n'éxiste pas comme ethni. </w:t>
+        <w:br/>
+        <w:t xml:space="preserve">- L'ethni de Dembo KANTE est diakhanké, prière de bien classer cet ethni qui existe soit dans la liste des ethni ou n'éxiste pas comme ethni. </w:t>
+        <w:br/>
+        <w:t xml:space="preserve">- L'ethni de Hawa KANTE est Diakhanké, prière de bien classer cet ethni qui existe soit dans la liste des ethni ou n'éxiste pas comme ethni. </w:t>
+        <w:br/>
+        <w:t xml:space="preserve">- L'ethni de Kaba FOFANA est diakhanké, prière de bien classer cet ethni qui existe soit dans la liste des ethni ou n'éxiste pas comme ethni. </w:t>
+        <w:br/>
+        <w:t xml:space="preserve">- L'ethni de Mariama Tanou KANTE est diakhanké, prière de bien classer cet ethni qui existe soit dans la liste des ethni ou n'éxiste pas comme ethni. </w:t>
+        <w:br/>
+        <w:t>- L'ethni de Maïmouna Sadio KANTE est diakhanké, prière de bien classer cet ethni qui existe soit dans la liste des ethni ou n'éxiste pas comme ethni.</w:t>
       </w:r>
     </w:p>
     <w:p>
@@ -1566,29 +5089,17 @@
         <w:rPr>
           <w:sz w:val="20"/>
         </w:rPr>
-        <w:t xml:space="preserve">- Avertissement!!! L'âge de Bandiata DIABY avec son niveau d'étude (Fondamental 2) semble incoherent, veuillez confirmer cette information avec le QG ou corriger l'incohérence. </w:t>
-        <w:br/>
-        <w:t xml:space="preserve">- Le domaine que Tiguida DIABY bénéficié de cette formation est sage femme et semble exister dans les modalités, prière de prendre attache avec le QG pour plus d'explication afin de la classer bien. </w:t>
-        <w:br/>
-        <w:t xml:space="preserve">- Peu probable! Amy Sylla  n'arrive pas  à comprendre un petit texte lu dans une langue locale (s02q03). Veuillez corriger ou donner des explications au QG. </w:t>
-        <w:br/>
-        <w:t xml:space="preserve">- Peu probable! Bakary DIABY  n'arrive pas  à comprendre un petit texte lu dans une langue locale (s02q03). Veuillez corriger ou donner des explications au QG. Incohérence!! Bakary DIABY fréquente l'école  mais ne paie ni la scolarité ni la cotisation, prière de corriger ou fournir une explication à cela. </w:t>
-        <w:br/>
-        <w:t xml:space="preserve">- Peu probable! Coumba DANSOKHO  n'arrive pas  à comprendre un petit texte lu dans une langue locale (s02q03). Veuillez corriger ou donner des explications au QG. Avertissement!! Coumba DANSOKHO qui sait écrire en français doit pouvoir lire en français. </w:t>
-        <w:br/>
-        <w:t xml:space="preserve">- Peu probable! Goundo SISSOKHO  n'arrive pas  à comprendre un petit texte lu dans une langue locale (s02q03). Veuillez corriger ou donner des explications au QG. Avertissement!! Goundo SISSOKHO qui sait écrire en français doit pouvoir lire en français. </w:t>
-        <w:br/>
-        <w:t xml:space="preserve">- Peu probable! Hawa DIABY  n'arrive pas  à comprendre un petit texte lu dans une langue locale (s02q03). Veuillez corriger ou donner des explications au QG. Peu probable! Hawa DIABY  ne sait ni lire, ni écrire, ni comprendre dans aucune des langues  (s02q01,s02q02,s02q03). Veuillez corriger ou donner des explications au QG. </w:t>
-        <w:br/>
-        <w:t xml:space="preserve">- Peu probable! Mamadou DIABY  n'arrive pas  à comprendre un petit texte lu dans une langue locale (s02q03). Veuillez corriger ou donner des explications au QG. </w:t>
-        <w:br/>
-        <w:t xml:space="preserve">- Peu probable! Mamadou DIABY 2  n'arrive pas  à comprendre un petit texte lu dans une langue locale (s02q03). Veuillez corriger ou donner des explications au QG. Incohérence!! Mamadou DIABY 2 fréquente l'école  mais ne paie ni la scolarité ni la cotisation, prière de corriger ou fournir une explication à cela. </w:t>
-        <w:br/>
-        <w:t xml:space="preserve">- Peu probable! Nounou DIABY  n'arrive pas  à comprendre un petit texte lu dans une langue locale (s02q03). Veuillez corriger ou donner des explications au QG. </w:t>
-        <w:br/>
-        <w:t xml:space="preserve">- Peu probable! Sekou DIABY  n'arrive pas  à comprendre un petit texte lu dans une langue locale (s02q03). Veuillez corriger ou donner des explications au QG. Avertissement!! Sekou DIABY qui sait écrire en français doit pouvoir lire en français. </w:t>
-        <w:br/>
-        <w:t>- Peu probable! fatoumata DIABY 1  n'arrive pas  à comprendre un petit texte lu dans une langue locale (s02q03). Veuillez corriger ou donner des explications au QG. Incohérence!! fatoumata DIABY 1 fréquente l'école  mais ne paie ni la scolarité ni la cotisation, prière de corriger ou fournir une explication à cela.</w:t>
+        <w:t xml:space="preserve">- Avertissement!!! L'âge de Mariama Tanou KANTE avec son niveau d'étude (Fondamental 2) semble incoherent, veuillez confirmer cette information avec le QG ou corriger l'incohérence. </w:t>
+        <w:br/>
+        <w:t xml:space="preserve">- Peu probable! Adama Hawa KEITA  n'arrive pas  à comprendre un petit texte lu dans une langue locale (s02q03). Veuillez corriger ou donner des explications au QG. </w:t>
+        <w:br/>
+        <w:t xml:space="preserve">- Peu probable! Aladji Bakary KANTE  n'arrive pas  à comprendre un petit texte lu dans une langue locale (s02q03). Veuillez corriger ou donner des explications au QG. Peu probable! Aladji Bakary KANTE  ne sait ni lire, ni écrire, ni comprendre dans aucune des langues  (s02q01,s02q02,s02q03). Veuillez corriger ou donner des explications au QG. </w:t>
+        <w:br/>
+        <w:t xml:space="preserve">- Peu probable! Dieynabou KEITA  n'arrive pas  à comprendre un petit texte lu dans une langue locale (s02q03). Veuillez corriger ou donner des explications au QG. </w:t>
+        <w:br/>
+        <w:t xml:space="preserve">- Peu probable! Hawa KANTE  n'arrive pas  à comprendre un petit texte lu dans une langue locale (s02q03). Veuillez corriger ou donner des explications au QG. </w:t>
+        <w:br/>
+        <w:t>- Peu probable! Kaba FOFANA  n'arrive pas  à comprendre un petit texte lu dans une langue locale (s02q03). Veuillez corriger ou donner des explications au QG. Peu probable! Kaba FOFANA  ne sait ni lire, ni écrire, ni comprendre dans aucune des langues  (s02q01,s02q02,s02q03). Veuillez corriger ou donner des explications au QG.</w:t>
       </w:r>
     </w:p>
     <w:p>
@@ -1609,15 +5120,11 @@
         <w:rPr>
           <w:sz w:val="20"/>
         </w:rPr>
-        <w:t xml:space="preserve">- Le montant(500 FCFA) des dépenses pour chaque visite prénatale de Sianding GASSAMA semble faible (voir nul) ou élevé, prière de corriger. </w:t>
-        <w:br/>
-        <w:t xml:space="preserve">- Le principal problème de santé que Goundo SISSOKHO a eu est anémie et semble exister dans les modalités, prière de prendre attache avec le QG pour plus d'explication afin de la classer bien. Le dernier problème de santé pour lequel Goundo SISSOKHO a été hospitalisé au cours des 12 derniers mois est anémie et semble exister dans les modalités, prière de prendre attache avec le QG pour plus d'explication afin de la classer bien. </w:t>
-        <w:br/>
-        <w:t xml:space="preserve">- Le principal problème de santé que Nounou DIABY a eu est tension et semble exister dans les modalités, prière de prendre attache avec le QG pour plus d'explication afin de la classer bien. Le dernier problème de santé pour lequel Nounou DIABY a été hospitalisé au cours des 12 derniers mois est tension et semble exister dans les modalités, prière de prendre attache avec le QG pour plus d'explication afin de la classer bien. </w:t>
-        <w:br/>
-        <w:t xml:space="preserve">- Le principal problème de santé que Oumou DIABY a eu est allergie et bouton sur le corp et semble exister dans les modalités, prière de prendre attache avec le QG pour plus d'explication afin de la classer bien. </w:t>
-        <w:br/>
-        <w:t>- Le principal problème de santé que fatoumata DIABY 1 a eu est allergie et bouton sur son corps et semble exister dans les modalités, prière de prendre attache avec le QG pour plus d'explication afin de la classer bien.</w:t>
+        <w:t xml:space="preserve">- Le principal problème de santé que Adama Hawa KEITA a eu est maux de dent et semble exister dans les modalités, prière de prendre attache avec le QG pour plus d'explication afin de la classer bien. </w:t>
+        <w:br/>
+        <w:t xml:space="preserve">- Le principal problème de santé que Aladji Bakary KANTE a eu est maux de ventre et semble exister dans les modalités, prière de prendre attache avec le QG pour plus d'explication afin de la classer bien. </w:t>
+        <w:br/>
+        <w:t>- Le principal problème de santé que Dieynabou KEITA a eu est maux de ventre et semble exister dans les modalités, prière de prendre attache avec le QG pour plus d'explication afin de la classer bien.</w:t>
       </w:r>
     </w:p>
     <w:p>
@@ -1638,15 +5145,7 @@
         <w:rPr>
           <w:sz w:val="20"/>
         </w:rPr>
-        <w:t xml:space="preserve">- AvertissementAmy Sylla  travaille mais les questions relatives à son emploi principal ne sont pas renseignées à 100%, prière de les renseigner. </w:t>
-        <w:br/>
-        <w:t xml:space="preserve">-  AvertissementFatoumata DIABY  travaille mais les questions relatives à son emploi principal ne sont pas renseignées à 100%, prière de les renseigner. </w:t>
-        <w:br/>
-        <w:t xml:space="preserve">-  AvertissementNounou DIABY  travaille mais les questions relatives à son emploi principal ne sont pas renseignées à 100%, prière de les renseigner. Vous avez sélectionné l'option 'Ne sait pas' pour la catégorie socioprofessionnelle de Nounou DIABY ou vous ne l'avez pas renseigné. prière de corriger. </w:t>
-        <w:br/>
-        <w:t xml:space="preserve">-  AvertissementSianding GASSAMA  travaille mais les questions relatives à son emploi principal ne sont pas renseignées à 100%, prière de les renseigner. Attention! le nombre d'heure que Sianding GASSAMA a travaillé par jour semble être inferieur à 4, veuillez s'il vous plait confirmer cette information avec le QG. Avertissement!! Le montant de Sianding GASSAMA semble trop faible pour un revenu net gagné par an. Veuillez, s'il vous plaît, confirmer cette information avec le QG ou la corriger. </w:t>
-        <w:br/>
-        <w:t>-  Avertissementkabading GASSAMA  travaille mais les questions relatives à son emploi principal ne sont pas renseignées à 100%, prière de les renseigner. Attention! le nombre d'heure que kabading GASSAMA a travaillé par jour semble être inferieur à 4, veuillez s'il vous plait confirmer cette information avec le QG.</w:t>
+        <w:t>- Attention! le nombre d'heure que Adama Hawa KEITA a travaillé par jour semble être inferieur à 4, veuillez s'il vous plait confirmer cette information avec le QG.</w:t>
       </w:r>
     </w:p>
     <w:p>
@@ -1667,7 +5166,11 @@
         <w:rPr>
           <w:sz w:val="20"/>
         </w:rPr>
-        <w:t>- Avertissementkabading GASSAMA  travaille mais les questions relatives à son emploi secondaire ne sont pas renseignées à 100%, prière de les renseigner. Avertissement!!! la branche d'activité de kabading GASSAMA est identique dans l'emploi principale et secondaire, prière de confirmer cette information avec le QG ou de corriger. Avertissement!!! les informations de kabading GASSAMA sur le nombre de mois, jours ou heures de son emploi secondaire sont superieur a celles de son emploi principal , veuillez corriger ou confirmer aupres du QG.</w:t>
+        <w:t xml:space="preserve">- Attention ! Le nombre de jours que Hawa KANTE a travaillés par mois semble être inférieur à 15. Veuillez, s'il vous plaît, confirmer cette information. </w:t>
+        <w:br/>
+        <w:t xml:space="preserve">- Avertissement!! Le montant de Dembo KANTE semble trop faible pour un revenu net gagné par an. Veuillez, s'il vous plaît, confirmer cette information avec le QG ou la corriger. Avertissement!!! les informations de Dembo KANTE sur le nombre de mois, jours ou heures de son emploi secondaire sont superieur a celles de son emploi principal , veuillez corriger ou confirmer aupres du QG. </w:t>
+        <w:br/>
+        <w:t>- Avertissement!!! les informations de Adama Hawa KEITA sur le nombre de mois, jours ou heures de son emploi secondaire sont superieur a celles de son emploi principal , veuillez corriger ou confirmer aupres du QG.</w:t>
       </w:r>
     </w:p>
     <w:p>
@@ -1688,23 +5191,7 @@
         <w:rPr>
           <w:sz w:val="20"/>
         </w:rPr>
-        <w:t xml:space="preserve">- Il est impératif de renseigner la question : #Est-ce que Aliou DIABY possède un compte dans les établissements financiers suivants ou une carte prépayée ?# même si la personne ne dispose pas de compte, veuillez les renseigner s'il vous plaît. </w:t>
-        <w:br/>
-        <w:t xml:space="preserve">- Il est impératif de renseigner la question : #Est-ce que Amy Sylla possède un compte dans les établissements financiers suivants ou une carte prépayée ?# même si la personne ne dispose pas de compte, veuillez les renseigner s'il vous plaît. </w:t>
-        <w:br/>
-        <w:t xml:space="preserve">- Il est impératif de renseigner la question : #Est-ce que Bandiata DIABY possède un compte dans les établissements financiers suivants ou une carte prépayée ?# même si la personne ne dispose pas de compte, veuillez les renseigner s'il vous plaît. </w:t>
-        <w:br/>
-        <w:t xml:space="preserve">- Il est impératif de renseigner la question : #Est-ce que Fatoumata GASSAMA possède un compte dans les établissements financiers suivants ou une carte prépayée ?# même si la personne ne dispose pas de compte, veuillez les renseigner s'il vous plaît. </w:t>
-        <w:br/>
-        <w:t xml:space="preserve">- Il est impératif de renseigner la question : #Est-ce que Goundo SISSOKHO possède un compte dans les établissements financiers suivants ou une carte prépayée ?# même si la personne ne dispose pas de compte, veuillez les renseigner s'il vous plaît. </w:t>
-        <w:br/>
-        <w:t xml:space="preserve">- Il est impératif de renseigner la question : #Est-ce que Nounou DIABY possède un compte dans les établissements financiers suivants ou une carte prépayée ?# même si la personne ne dispose pas de compte, veuillez les renseigner s'il vous plaît. </w:t>
-        <w:br/>
-        <w:t xml:space="preserve">- Il est impératif de renseigner la question : #Est-ce que Oumou DIABY possède un compte dans les établissements financiers suivants ou une carte prépayée ?# même si la personne ne dispose pas de compte, veuillez les renseigner s'il vous plaît. </w:t>
-        <w:br/>
-        <w:t xml:space="preserve">- Il est impératif de renseigner la question : #Est-ce que Sekou DIABY possède un compte dans les établissements financiers suivants ou une carte prépayée ?# même si la personne ne dispose pas de compte, veuillez les renseigner s'il vous plaît. </w:t>
-        <w:br/>
-        <w:t>- Il est impératif de renseigner la question : #Est-ce que Tiguida DIABY possède un compte dans les établissements financiers suivants ou une carte prépayée ?# même si la personne ne dispose pas de compte, veuillez les renseigner s'il vous plaît.</w:t>
+        <w:t>- Avertissement!!! Adama Hawa KEITA a demandé un crédit auprès d'une institution financière au cours des 12 derniers mois, qui a obtenu un crédit auprès d'une de ces institutions au cours des 12 derniers mois dit n'avoir pas beneficer de crédit immobilier. Veuillez vous rassurez réellement que la personne n'a pas affecté de crédit immobilier.</w:t>
       </w:r>
     </w:p>
     <w:p>
@@ -1714,7 +5201,7 @@
           <w:color w:val="4672C4"/>
           <w:sz w:val="22"/>
         </w:rPr>
-        <w:t>&gt;&gt; Section7a1 - Repas pris a l'exterieur du menage</w:t>
+        <w:t>&gt;&gt; Section7b - Consommation alimentaire - 7 jours</w:t>
       </w:r>
     </w:p>
     <w:p>
@@ -1725,7 +5212,558 @@
         <w:rPr>
           <w:sz w:val="20"/>
         </w:rPr>
-        <w:t>- Attention ! La section sur le repas pris à l'extérieur du ménage n'est pas renseignée à 100 %. Prière de vérifier l'ensemble des questions relatives à cette section et de les renseigner en totalité.</w:t>
+        <w:t>- Attention ! Le prix unitaire d'achat (1000 Fcfa) de Oignon frais en Kg (taille unique) est relativement élevé par rapport aux autres prix observés dans cette zone. Prière de corriger ou de confirmer avec le QG. Attention ! Le prix unitaire d'achat (133.3333 Fcfa) de Ail en Gousse (Petit) est relativement élevé par rapport aux autres prix observés dans cette zone. Prière de corriger ou de confirmer avec le QG. Attention ! Soupçons de quantité anormale! Le ménage de DEMBO KANTE avec une taille de 9 personnes a consommé 12 Sachets en Petit de Lait caillé qui est relativement élevé comme consommation par rapport à la condition de vie des autres ménages de même taille dans cette zone. Prière de corriger ou de confirmer avec le QG. Avertissement!!! Le ménage a consommé 14 Paquet Petit de Thé en sachet, cette quantité semble anormale pour une consommation des 7 derniers jours.Prière de corriger ou de confirmer avec le QG. Avertissement!! le prix unitaire (100 Fcfa) de Thé en sachet (unité: Paquet) de taille Petit est très faible ou élevé. Prière de corriger ou de confirmer avec le QG. Avertissement!!! Le ménage a consommé 18 Pièce Petit de Caramel, bonbons, confiseries, etc., cette quantité semble anormale pour une consommation des 7 derniers jours.Prière de corriger ou de confirmer avec le QG. Attention ! Le prix unitaire d'achat (100 Fcfa) de Caramel, bonbons, confiseries, etc. en Pièce (Petit) est relativement élevé par rapport aux autres prix observés dans cette zone. Prière de corriger ou de confirmer avec le QG. Incohérence!! Dans ce ménage, chaque individus consomme par jour 14.30746 Kg  de cereale; Prière de revoir les quantités prises de ces produits. Incohérence!! Dans ce ménage, chaque individus consomme par jour 14.30746 Kg  de cereale; Prière de revoir les quantités prises de ces produits.</w:t>
+      </w:r>
+    </w:p>
+    <w:p>
+      <w:r>
+        <w:rPr>
+          <w:b/>
+          <w:color w:val="4672C4"/>
+          <w:sz w:val="22"/>
+        </w:rPr>
+        <w:t>&gt;&gt; Section9c - Depenses non-alimentaires - 30 jours</w:t>
+      </w:r>
+    </w:p>
+    <w:p>
+      <w:pPr>
+        <w:ind w:left="283"/>
+      </w:pPr>
+      <w:r>
+        <w:rPr>
+          <w:sz w:val="20"/>
+        </w:rPr>
+        <w:t>- La dernière fois que vous avez acheté Bois de chauffe ramassé/coupé (estimer la valeur) est brousse et semble exister dans les modalités, prière de prendre attache avec le QG pour plus d'explication afin de la classer bien.</w:t>
+      </w:r>
+    </w:p>
+    <w:p>
+      <w:r>
+        <w:rPr>
+          <w:b/>
+          <w:color w:val="4672C4"/>
+          <w:sz w:val="22"/>
+        </w:rPr>
+        <w:t>&gt;&gt; Section10b - caracteristiques entreprise non agricole</w:t>
+      </w:r>
+    </w:p>
+    <w:p>
+      <w:pPr>
+        <w:ind w:left="283"/>
+      </w:pPr>
+      <w:r>
+        <w:rPr>
+          <w:sz w:val="20"/>
+        </w:rPr>
+        <w:t>- Le salaire qu'une personne de cette catégorie (10.62) a travaillé(e) dans cette entreprise produit des boulettes est élevé ou faible. Prière de confirmer cette information avec le QG ou de corriger.</w:t>
+      </w:r>
+    </w:p>
+    <w:p>
+      <w:r>
+        <w:rPr>
+          <w:b/>
+          <w:color w:val="4672C4"/>
+          <w:sz w:val="22"/>
+        </w:rPr>
+        <w:t>&gt;&gt; Section11 - Caracteristiques logement</w:t>
+      </w:r>
+    </w:p>
+    <w:p>
+      <w:pPr>
+        <w:ind w:left="283"/>
+      </w:pPr>
+      <w:r>
+        <w:rPr>
+          <w:sz w:val="20"/>
+        </w:rPr>
+        <w:t>- Le temps mis (en heure et en minute) pour s'approvisionner en eau de boisson une fois à la source est  5 fois plus élevé que le temps mis (en minutes) pour se rendre à la principale source d'approvisionnement en eau de boisson, prière de corriger.  Le principal mode d'évacuation des eaux usées du ménage est ferme et ouvre un autre et semble exister dans les modalités, prière de prendre attache avec le QG pour plus d'explication afin de la classer bien.</w:t>
+      </w:r>
+    </w:p>
+    <w:p>
+      <w:r>
+        <w:rPr>
+          <w:b/>
+          <w:color w:val="4672C4"/>
+          <w:sz w:val="22"/>
+        </w:rPr>
+        <w:t>&gt;&gt; Section13a - Transferts recus</w:t>
+      </w:r>
+    </w:p>
+    <w:p>
+      <w:pPr>
+        <w:ind w:left="283"/>
+      </w:pPr>
+      <w:r>
+        <w:rPr>
+          <w:sz w:val="20"/>
+        </w:rPr>
+        <w:t>- L'enquêteur prière de fournir d'effort pour avoir le niveau d'étude et l'âge de celui qui a envoyé/donné de l'argent dans la section 13a (Transfert reçu). L'âge de celui qui a envoyé/donné de l'argent dans la section 13a (Transfert reçu) semble  élévé, prière de corriger ou confirmer ave le QG. Incohérence!! Vous avez dit que celui qui a envoyé ou donné de l'argent n'a aucun lien avec celui qui a reçu de l'argent mais vous avez dit encore qu'il a vécu dans ce ménage dans le passé, prière de corriger.</w:t>
+      </w:r>
+    </w:p>
+    <w:p>
+      <w:r>
+        <w:rPr>
+          <w:b/>
+          <w:color w:val="4672C4"/>
+          <w:sz w:val="22"/>
+        </w:rPr>
+        <w:t>&gt;&gt; Section16a - Champs et parcelles</w:t>
+      </w:r>
+    </w:p>
+    <w:p>
+      <w:pPr>
+        <w:ind w:left="283"/>
+      </w:pPr>
+      <w:r>
+        <w:rPr>
+          <w:sz w:val="20"/>
+        </w:rPr>
+        <w:t xml:space="preserve">- La parcelle Arachide n'a pas été mésurée pour des raisons comme qu'elle est trop petite, GPS en panne et que le Ménage indisponible. Nous vous rappelons que ces raisons ne passent pas pour la non mesure des parcelles prière de les mésurer. </w:t>
+        <w:br/>
+        <w:t xml:space="preserve">- La parcelle Riz n'a pas été mésurée pour des raisons comme qu'elle est trop petite, GPS en panne et que le Ménage indisponible. Nous vous rappelons que ces raisons ne passent pas pour la non mesure des parcelles prière de les mésurer. </w:t>
+        <w:br/>
+        <w:t xml:space="preserve">- La quantité de fumure appliquée dans la parcelle Arachide est de 98  qui semble élevé ou ne sait pas, prière de fournir d'effort pour estimer la quantité afin de corriger. Le nombre de jours total de la main-d'oeuvre non-familiale sur cette parcelle Arachide au cours de la campagne pour la période de préparation du sol (labour) est de 21 jours qui semble faible ou élevé. Merci de corriger. Le salaire total payé de toutes catégories confondues par le ménage DEMBO KANTE pour la main-d'oeuvre non-familiale sur la parcelle Arachide au cours de la campagne pour la période de préparation du sol (labour) et des semis est de 0 qui semble élevé ou faible. Merci de corriger. Le salaire total payé de toutes catégories confondues par le ménage DEMBO KANTE pour la main-d'oeuvre non-familiale sur la parcelle Arachide au cours de la campagne pour la période d'entretien du sol (sarclage, etc.) est de 0 qui semble élevé ou faible. Merci de corriger. Le salaire total payé de toutes catégories confondues par le ménage DEMBO KANTE pour la main-d'oeuvre non-familiale sur la parcelle Arachide au cours de la campagne pour la période des récoltes est de 0 qui semble élevé ou faible. Merci de corriger. La parcelle Arachide n'a pas été mésurée pour des raisons comme qu'elle est trop petite, GPS en panne et que le Ménage indisponible. Nous vous rappelons que ces raisons ne passent pas pour la non mesure des parcelles prière de les mésurer. Le document légal (titre, acte, certificat etc. ) qui affirme votre possession de la parcelle Arachide est  et semble exister dans les modalités, prière de prendre attache avec le QG pour plus d'explication afin de la classer bien. </w:t>
+        <w:br/>
+        <w:t xml:space="preserve">- La quantité de fumure appliquée dans la parcelle Arachide est de 98  qui semble élevé ou ne sait pas, prière de fournir d'effort pour estimer la quantité afin de corriger. Le salaire total payé de toutes catégories confondues par le ménage DEMBO KANTE pour la main-d'oeuvre non-familiale sur la parcelle Arachide au cours de la campagne pour la période de préparation du sol (labour) et des semis est de 0 qui semble élevé ou faible. Merci de corriger. Le salaire total payé de toutes catégories confondues par le ménage DEMBO KANTE pour la main-d'oeuvre non-familiale sur la parcelle Arachide au cours de la campagne pour la période d'entretien du sol (sarclage, etc.) est de 0 qui semble élevé ou faible. Merci de corriger. La parcelle Arachide n'a pas été mésurée pour des raisons comme qu'elle est trop petite, GPS en panne et que le Ménage indisponible. Nous vous rappelons que ces raisons ne passent pas pour la non mesure des parcelles prière de les mésurer. </w:t>
+        <w:br/>
+        <w:t xml:space="preserve">- La quantité de fumure appliquée dans la parcelle Arachide est de 98  qui semble élevé ou ne sait pas, prière de fournir d'effort pour estimer la quantité afin de corriger. Le salaire total payé de toutes catégories confondues par le ménage DEMBO KANTE pour la main-d'oeuvre non-familiale sur la parcelle Arachide au cours de la campagne pour la période de préparation du sol (labour) et des semis est de 0 qui semble élevé ou faible. Merci de corriger. Le salaire total payé de toutes catégories confondues par le ménage DEMBO KANTE pour la main-d'oeuvre non-familiale sur la parcelle Arachide au cours de la campagne pour la période d'entretien du sol (sarclage, etc.) est de 0 qui semble élevé ou faible. Merci de corriger. Le salaire total payé de toutes catégories confondues par le ménage DEMBO KANTE pour la main-d'oeuvre non-familiale sur la parcelle Arachide au cours de la campagne pour la période des récoltes est de 0 qui semble élevé ou faible. Merci de corriger. La parcelle Arachide n'a pas été mésurée pour des raisons comme qu'elle est trop petite, GPS en panne et que le Ménage indisponible. Nous vous rappelons que ces raisons ne passent pas pour la non mesure des parcelles prière de les mésurer. Le document légal (titre, acte, certificat etc. ) qui affirme votre possession de la parcelle Arachide est  et semble exister dans les modalités, prière de prendre attache avec le QG pour plus d'explication afin de la classer bien. </w:t>
+        <w:br/>
+        <w:t xml:space="preserve">- Le salaire total payé de toutes catégories confondues par le ménage DEMBO KANTE pour la main-d'oeuvre non-familiale sur la parcelle Arachide au cours de la campagne pour la période de préparation du sol (labour) et des semis est de 0 qui semble élevé ou faible. Merci de corriger. Le salaire total payé de toutes catégories confondues par le ménage DEMBO KANTE pour la main-d'oeuvre non-familiale sur la parcelle Arachide au cours de la campagne pour la période d'entretien du sol (sarclage, etc.) est de 0 qui semble élevé ou faible. Merci de corriger. Le salaire total payé de toutes catégories confondues par le ménage DEMBO KANTE pour la main-d'oeuvre non-familiale sur la parcelle Arachide au cours de la campagne pour la période des récoltes est de 0 qui semble élevé ou faible. Merci de corriger. La parcelle Arachide n'a pas été mésurée pour des raisons comme qu'elle est trop petite, GPS en panne et que le Ménage indisponible. Nous vous rappelons que ces raisons ne passent pas pour la non mesure des parcelles prière de les mésurer. </w:t>
+        <w:br/>
+        <w:t xml:space="preserve">- Le salaire total payé de toutes catégories confondues par le ménage DEMBO KANTE pour la main-d'oeuvre non-familiale sur la parcelle Arachide au cours de la campagne pour la période de préparation du sol (labour) et des semis est de 0 qui semble élevé ou faible. Merci de corriger. Le salaire total payé de toutes catégories confondues par le ménage DEMBO KANTE pour la main-d'oeuvre non-familiale sur la parcelle Arachide au cours de la campagne pour la période des récoltes est de 0 qui semble élevé ou faible. Merci de corriger. La parcelle Arachide n'a pas été mésurée pour des raisons comme qu'elle est trop petite, GPS en panne et que le Ménage indisponible. Nous vous rappelons que ces raisons ne passent pas pour la non mesure des parcelles prière de les mésurer. </w:t>
+        <w:br/>
+        <w:t>- Le salaire total payé de toutes catégories confondues par le ménage DEMBO KANTE pour la main-d'oeuvre non-familiale sur la parcelle Riz au cours de la campagne pour la période de préparation du sol (labour) et des semis est de 0 qui semble élevé ou faible. Merci de corriger. Le salaire total payé de toutes catégories confondues par le ménage DEMBO KANTE pour la main-d'oeuvre non-familiale sur la parcelle Riz au cours de la campagne pour la période d'entretien du sol (sarclage, etc.) est de 0 qui semble élevé ou faible. Merci de corriger. Le salaire total payé de toutes catégories confondues par le ménage DEMBO KANTE pour la main-d'oeuvre non-familiale sur la parcelle Riz au cours de la campagne pour la période des récoltes est de 0 qui semble élevé ou faible. Merci de corriger. La parcelle Riz n'a pas été mésurée pour des raisons comme qu'elle est trop petite, GPS en panne et que le Ménage indisponible. Nous vous rappelons que ces raisons ne passent pas pour la non mesure des parcelles prière de les mésurer.</w:t>
+      </w:r>
+    </w:p>
+    <w:p>
+      <w:r>
+        <w:rPr>
+          <w:b/>
+          <w:color w:val="4672C4"/>
+          <w:sz w:val="22"/>
+        </w:rPr>
+        <w:t>&gt;&gt; Section19 - Equipements agricoles</w:t>
+      </w:r>
+    </w:p>
+    <w:p>
+      <w:pPr>
+        <w:ind w:left="283"/>
+      </w:pPr>
+      <w:r>
+        <w:rPr>
+          <w:sz w:val="20"/>
+        </w:rPr>
+        <w:t xml:space="preserve">- Attention ! Houe/daba/hilaire a été revendu à 3000 Fcfa qui est relativement élevé par rapport aux autres prix de revente observés dans cette zone. Prière de corriger ou de confirmer avec le QG. </w:t>
+        <w:br/>
+        <w:t>- Avertissement!! Le prix d'achat (250000 FCFA) de Animaux de labour est inférieur aux prix de revente (400000 FCFA), prière de verifier et corriger ou confirmer l'information avec le QG.</w:t>
+      </w:r>
+    </w:p>
+    <w:p>
+      <w:r>
+        <w:t>________________________________________________________________________________</w:t>
+      </w:r>
+    </w:p>
+    <w:p>
+      <w:pPr>
+        <w:pStyle w:val="Heading2"/>
+      </w:pPr>
+      <w:r>
+        <w:t>Menage 10</w:t>
+      </w:r>
+    </w:p>
+    <w:tbl>
+      <w:tblPr>
+        <w:tblStyle w:val="TableGrid"/>
+        <w:tblW w:type="auto" w:w="0"/>
+        <w:tblLook w:firstColumn="1" w:firstRow="1" w:lastColumn="0" w:lastRow="0" w:noHBand="0" w:noVBand="1" w:val="04A0"/>
+      </w:tblPr>
+      <w:tblGrid>
+        <w:gridCol w:w="1662"/>
+        <w:gridCol w:w="1662"/>
+        <w:gridCol w:w="1662"/>
+        <w:gridCol w:w="1662"/>
+        <w:gridCol w:w="1662"/>
+        <w:gridCol w:w="1662"/>
+      </w:tblGrid>
+      <w:tr>
+        <w:tc>
+          <w:tcPr>
+            <w:tcW w:type="dxa" w:w="1662"/>
+            <w:shd w:fill="5B9BD5"/>
+          </w:tcPr>
+          <w:p>
+            <w:r>
+              <w:rPr>
+                <w:b/>
+                <w:color w:val="FFFFFF"/>
+                <w:sz w:val="16"/>
+              </w:rPr>
+              <w:t>Interview Key</w:t>
+            </w:r>
+          </w:p>
+        </w:tc>
+        <w:tc>
+          <w:tcPr>
+            <w:tcW w:type="dxa" w:w="1662"/>
+            <w:shd w:fill="5B9BD5"/>
+          </w:tcPr>
+          <w:p>
+            <w:r>
+              <w:rPr>
+                <w:b/>
+                <w:color w:val="FFFFFF"/>
+                <w:sz w:val="16"/>
+              </w:rPr>
+              <w:t>Interview ID</w:t>
+            </w:r>
+          </w:p>
+        </w:tc>
+        <w:tc>
+          <w:tcPr>
+            <w:tcW w:type="dxa" w:w="1662"/>
+            <w:shd w:fill="5B9BD5"/>
+          </w:tcPr>
+          <w:p>
+            <w:r>
+              <w:rPr>
+                <w:b/>
+                <w:color w:val="FFFFFF"/>
+                <w:sz w:val="16"/>
+              </w:rPr>
+              <w:t>ID Agent</w:t>
+            </w:r>
+          </w:p>
+        </w:tc>
+        <w:tc>
+          <w:tcPr>
+            <w:tcW w:type="dxa" w:w="1662"/>
+            <w:shd w:fill="5B9BD5"/>
+          </w:tcPr>
+          <w:p>
+            <w:r>
+              <w:rPr>
+                <w:b/>
+                <w:color w:val="FFFFFF"/>
+                <w:sz w:val="16"/>
+              </w:rPr>
+              <w:t>ID Equipe</w:t>
+            </w:r>
+          </w:p>
+        </w:tc>
+        <w:tc>
+          <w:tcPr>
+            <w:tcW w:type="dxa" w:w="1662"/>
+            <w:shd w:fill="5B9BD5"/>
+          </w:tcPr>
+          <w:p>
+            <w:r>
+              <w:rPr>
+                <w:b/>
+                <w:color w:val="FFFFFF"/>
+                <w:sz w:val="16"/>
+              </w:rPr>
+              <w:t>Agent</w:t>
+            </w:r>
+          </w:p>
+        </w:tc>
+        <w:tc>
+          <w:tcPr>
+            <w:tcW w:type="dxa" w:w="1662"/>
+            <w:shd w:fill="5B9BD5"/>
+          </w:tcPr>
+          <w:p>
+            <w:r>
+              <w:rPr>
+                <w:b/>
+                <w:color w:val="FFFFFF"/>
+                <w:sz w:val="16"/>
+              </w:rPr>
+              <w:t>Chef d'equipe</w:t>
+            </w:r>
+          </w:p>
+        </w:tc>
+      </w:tr>
+      <w:tr>
+        <w:tc>
+          <w:tcPr>
+            <w:tcW w:type="dxa" w:w="1662"/>
+          </w:tcPr>
+          <w:p>
+            <w:r>
+              <w:rPr>
+                <w:sz w:val="14"/>
+              </w:rPr>
+              <w:t>23-87-56-96</w:t>
+            </w:r>
+          </w:p>
+        </w:tc>
+        <w:tc>
+          <w:tcPr>
+            <w:tcW w:type="dxa" w:w="1662"/>
+          </w:tcPr>
+          <w:p>
+            <w:r>
+              <w:rPr>
+                <w:sz w:val="14"/>
+              </w:rPr>
+              <w:t>a89d8000c59e4a1a9fef5f6ebd875294</w:t>
+            </w:r>
+          </w:p>
+        </w:tc>
+        <w:tc>
+          <w:tcPr>
+            <w:tcW w:type="dxa" w:w="1662"/>
+          </w:tcPr>
+          <w:p>
+            <w:r>
+              <w:rPr>
+                <w:sz w:val="14"/>
+              </w:rPr>
+              <w:t>EQ32_enq2</w:t>
+            </w:r>
+          </w:p>
+        </w:tc>
+        <w:tc>
+          <w:tcPr>
+            <w:tcW w:type="dxa" w:w="1662"/>
+          </w:tcPr>
+          <w:p>
+            <w:r>
+              <w:rPr>
+                <w:sz w:val="14"/>
+              </w:rPr>
+              <w:t>Equipe32</w:t>
+            </w:r>
+          </w:p>
+        </w:tc>
+        <w:tc>
+          <w:tcPr>
+            <w:tcW w:type="dxa" w:w="1662"/>
+          </w:tcPr>
+          <w:p>
+            <w:r>
+              <w:rPr>
+                <w:sz w:val="14"/>
+              </w:rPr>
+              <w:t>Mamadou Mourtalla  DIENG</w:t>
+            </w:r>
+          </w:p>
+        </w:tc>
+        <w:tc>
+          <w:tcPr>
+            <w:tcW w:type="dxa" w:w="1662"/>
+          </w:tcPr>
+          <w:p>
+            <w:r>
+              <w:rPr>
+                <w:sz w:val="14"/>
+              </w:rPr>
+              <w:t>Doudou SANE</w:t>
+            </w:r>
+          </w:p>
+        </w:tc>
+      </w:tr>
+    </w:tbl>
+    <w:p/>
+    <w:tbl>
+      <w:tblPr>
+        <w:tblStyle w:val="TableGrid"/>
+        <w:tblW w:type="auto" w:w="0"/>
+        <w:tblLook w:firstColumn="1" w:firstRow="1" w:lastColumn="0" w:lastRow="0" w:noHBand="0" w:noVBand="1" w:val="04A0"/>
+      </w:tblPr>
+      <w:tblGrid>
+        <w:gridCol w:w="3324"/>
+        <w:gridCol w:w="3324"/>
+        <w:gridCol w:w="3324"/>
+      </w:tblGrid>
+      <w:tr>
+        <w:tc>
+          <w:tcPr>
+            <w:tcW w:type="dxa" w:w="3324"/>
+            <w:shd w:fill="70AD47"/>
+          </w:tcPr>
+          <w:p>
+            <w:r>
+              <w:rPr>
+                <w:b/>
+                <w:color w:val="FFFFFF"/>
+                <w:sz w:val="18"/>
+              </w:rPr>
+              <w:t>Chef de Menage</w:t>
+            </w:r>
+          </w:p>
+        </w:tc>
+        <w:tc>
+          <w:tcPr>
+            <w:tcW w:type="dxa" w:w="3324"/>
+            <w:shd w:fill="70AD47"/>
+          </w:tcPr>
+          <w:p>
+            <w:r>
+              <w:rPr>
+                <w:b/>
+                <w:color w:val="FFFFFF"/>
+                <w:sz w:val="18"/>
+              </w:rPr>
+              <w:t>Quartier/Village (s00q05)</w:t>
+            </w:r>
+          </w:p>
+        </w:tc>
+        <w:tc>
+          <w:tcPr>
+            <w:tcW w:type="dxa" w:w="3324"/>
+            <w:shd w:fill="70AD47"/>
+          </w:tcPr>
+          <w:p>
+            <w:r>
+              <w:rPr>
+                <w:b/>
+                <w:color w:val="FFFFFF"/>
+                <w:sz w:val="18"/>
+              </w:rPr>
+              <w:t>Localisation GPS</w:t>
+            </w:r>
+          </w:p>
+        </w:tc>
+      </w:tr>
+      <w:tr>
+        <w:tc>
+          <w:tcPr>
+            <w:tcW w:type="dxa" w:w="3324"/>
+          </w:tcPr>
+          <w:p>
+            <w:r>
+              <w:rPr>
+                <w:sz w:val="18"/>
+              </w:rPr>
+              <w:t>KADE CAMARA</w:t>
+            </w:r>
+          </w:p>
+        </w:tc>
+        <w:tc>
+          <w:tcPr>
+            <w:tcW w:type="dxa" w:w="3324"/>
+          </w:tcPr>
+          <w:p>
+            <w:r>
+              <w:rPr>
+                <w:sz w:val="18"/>
+              </w:rPr>
+              <w:t>N/A</w:t>
+            </w:r>
+          </w:p>
+        </w:tc>
+        <w:tc>
+          <w:tcPr>
+            <w:tcW w:type="dxa" w:w="3324"/>
+          </w:tcPr>
+          <w:p>
+            <w:r/>
+            <w:hyperlink r:id="rId16">
+              <w:r>
+                <w:rPr>
+                  <w:color w:val="0563C1"/>
+                  <w:u w:val="single"/>
+                </w:rPr>
+                <w:t>LINGUEKHOTO</w:t>
+              </w:r>
+            </w:hyperlink>
+          </w:p>
+        </w:tc>
+      </w:tr>
+    </w:tbl>
+    <w:p/>
+    <w:p>
+      <w:r>
+        <w:rPr>
+          <w:b/>
+          <w:color w:val="4672C4"/>
+          <w:sz w:val="22"/>
+        </w:rPr>
+        <w:t>&gt;&gt; Section0 - Identification et renseignements de controle</w:t>
+      </w:r>
+    </w:p>
+    <w:p>
+      <w:pPr>
+        <w:ind w:left="283"/>
+      </w:pPr>
+      <w:r>
+        <w:rPr>
+          <w:sz w:val="20"/>
+        </w:rPr>
+        <w:t>- Vous avez declaré que le questionnaire est complètement fini mais le questionnaire est en statut partiel, prière de mettre le questionnaire en statut complet s'il est fini.</w:t>
+      </w:r>
+    </w:p>
+    <w:p>
+      <w:r>
+        <w:rPr>
+          <w:b/>
+          <w:color w:val="4672C4"/>
+          <w:sz w:val="22"/>
+        </w:rPr>
+        <w:t>&gt;&gt; Section1 - Caracteristiques des membres</w:t>
+      </w:r>
+    </w:p>
+    <w:p>
+      <w:pPr>
+        <w:ind w:left="283"/>
+      </w:pPr>
+      <w:r>
+        <w:rPr>
+          <w:sz w:val="20"/>
+        </w:rPr>
+        <w:t>- Avertissement!!!  Balla KEITA  possède un téléphone android mais dit n'avoir pas accès à l'internet, prière de confirmer cette information avec le QG ou la corriger.</w:t>
+      </w:r>
+    </w:p>
+    <w:p>
+      <w:r>
+        <w:rPr>
+          <w:b/>
+          <w:color w:val="4672C4"/>
+          <w:sz w:val="22"/>
+        </w:rPr>
+        <w:t>&gt;&gt; Section2 - Education</w:t>
+      </w:r>
+    </w:p>
+    <w:p>
+      <w:pPr>
+        <w:ind w:left="283"/>
+      </w:pPr>
+      <w:r>
+        <w:rPr>
+          <w:sz w:val="20"/>
+        </w:rPr>
+        <w:t xml:space="preserve">- Peu probable! Aïssatou KEITA  n'arrive pas  à comprendre un petit texte lu dans une langue locale (s02q03). Veuillez corriger ou donner des explications au QG. Peu probable! Aïssatou KEITA  ne sait ni lire, ni écrire, ni comprendre dans aucune des langues  (s02q01,s02q02,s02q03). Veuillez corriger ou donner des explications au QG. </w:t>
+        <w:br/>
+        <w:t xml:space="preserve">- Peu probable! Boubacar Keita  n'arrive pas  à comprendre un petit texte lu dans une langue locale (s02q03). Veuillez corriger ou donner des explications au QG.  Incohérence ! le montant payé de Boubacar Keita pour les frais de scolarité est très faible. veuillez, s'il vous plait, confirmer ces informations avec le QG ou apporter les corrections nécessaires. Dans les milieux ruraux les frais d'uniformes de Boubacar Keita sont peut-être obligatoire et sont payés aussi dans les écoles privés, prière de verifier pour corriger ou confirmer avec le QG. Attention ! Le frais de scolarité (10000 Fcfa) de Boubacar Keita en 3ème année de Secondaire 1 (Moyen) Général est relativement élevé par rapport aux autres frais de scolarités observés dans cette zone. Prière de corriger ou de confirmer avec le QG. </w:t>
+        <w:br/>
+        <w:t xml:space="preserve">- Peu probable! Diabou KEITA  n'arrive pas  à comprendre un petit texte lu dans une langue locale (s02q03). Veuillez corriger ou donner des explications au QG.  Incohérence ! le montant payé de Diabou KEITA pour la cotisation est très faible . veuillez, s'il vous plait, confirmer ces informations avec le QG ou apporter les corrections nécessaires. Attention ! Le frais de scolarité (300 Fcfa) de Diabou KEITA en 6ème année de Primaire est relativement faible par rapport aux autres frais de scolarités observés dans cette zone. Prière de corriger ou de confirmer avec le QG. </w:t>
+        <w:br/>
+        <w:t xml:space="preserve">- Peu probable! Dieynabou  KEITA  n'arrive pas  à comprendre un petit texte lu dans une langue locale (s02q03). Veuillez corriger ou donner des explications au QG.  Incohérence ! le montant payé de Dieynabou  KEITA pour la cotisation est très faible . veuillez, s'il vous plait, confirmer ces informations avec le QG ou apporter les corrections nécessaires. </w:t>
+        <w:br/>
+        <w:t xml:space="preserve">- Peu probable! Kadé CAMARA  n'arrive pas  à comprendre un petit texte lu dans une langue locale (s02q03). Veuillez corriger ou donner des explications au QG. Avertissement!! Kadé CAMARA qui sait écrire en français doit pouvoir lire en français. </w:t>
+        <w:br/>
+        <w:t>- Peu probable! Mansour KEITA  n'arrive pas  à comprendre un petit texte lu dans une langue locale (s02q03). Veuillez corriger ou donner des explications au QG. Incohérence!! Mansour KEITA fréquente l'école  mais ne paie ni la scolarité ni la cotisation, prière de corriger ou fournir une explication à cela.</w:t>
+      </w:r>
+    </w:p>
+    <w:p>
+      <w:r>
+        <w:rPr>
+          <w:b/>
+          <w:color w:val="4672C4"/>
+          <w:sz w:val="22"/>
+        </w:rPr>
+        <w:t>&gt;&gt; Section3 - Sante</w:t>
+      </w:r>
+    </w:p>
+    <w:p>
+      <w:pPr>
+        <w:ind w:left="283"/>
+      </w:pPr>
+      <w:r>
+        <w:rPr>
+          <w:sz w:val="20"/>
+        </w:rPr>
+        <w:t>- Le montant(80000 FCFA) des dépenses liées à l'accouchement de Kadé CAMARA est faible ou élevé, prière de corriger. Le montant(500 FCFA) des dépenses pour chaque visite prénatale de Kadé CAMARA semble faible (voir nul) ou élevé, prière de corriger. Le principal problème de santé que Kadé CAMARA a eu est tension et semble exister dans les modalités, prière de prendre attache avec le QG pour plus d'explication afin de la classer bien.</w:t>
       </w:r>
     </w:p>
     <w:p>
@@ -1746,39 +5784,7 @@
         <w:rPr>
           <w:sz w:val="20"/>
         </w:rPr>
-        <w:t xml:space="preserve">- La section sur le repas pris à l'extérieur du ménage du membre Amy Sylla n'est pas renseignée à 100 %. Prière de vérifier l'ensemble des questions relatives à ce membre et de les renseigner en totalité. </w:t>
-        <w:br/>
-        <w:t xml:space="preserve">- La section sur le repas pris à l'extérieur du ménage du membre Bakary DIABY n'est pas renseignée à 100 %. Prière de vérifier l'ensemble des questions relatives à ce membre et de les renseigner en totalité. </w:t>
-        <w:br/>
-        <w:t xml:space="preserve">- La section sur le repas pris à l'extérieur du ménage du membre Bandiata DIABY n'est pas renseignée à 100 %. Prière de vérifier l'ensemble des questions relatives à ce membre et de les renseigner en totalité. </w:t>
-        <w:br/>
-        <w:t xml:space="preserve">- La section sur le repas pris à l'extérieur du ménage du membre Coumba DANSOKHO n'est pas renseignée à 100 %. Prière de vérifier l'ensemble des questions relatives à ce membre et de les renseigner en totalité. </w:t>
-        <w:br/>
-        <w:t xml:space="preserve">- La section sur le repas pris à l'extérieur du ménage du membre Fatoumata DIABY n'est pas renseignée à 100 %. Prière de vérifier l'ensemble des questions relatives à ce membre et de les renseigner en totalité. </w:t>
-        <w:br/>
-        <w:t xml:space="preserve">- La section sur le repas pris à l'extérieur du ménage du membre Fatoumata GASSAMA n'est pas renseignée à 100 %. Prière de vérifier l'ensemble des questions relatives à ce membre et de les renseigner en totalité. </w:t>
-        <w:br/>
-        <w:t xml:space="preserve">- La section sur le repas pris à l'extérieur du ménage du membre Goundo SISSOKHO n'est pas renseignée à 100 %. Prière de vérifier l'ensemble des questions relatives à ce membre et de les renseigner en totalité. </w:t>
-        <w:br/>
-        <w:t xml:space="preserve">- La section sur le repas pris à l'extérieur du ménage du membre Hawa DIABY n'est pas renseignée à 100 %. Prière de vérifier l'ensemble des questions relatives à ce membre et de les renseigner en totalité. </w:t>
-        <w:br/>
-        <w:t xml:space="preserve">- La section sur le repas pris à l'extérieur du ménage du membre Mamadou DIABY 1 n'est pas renseignée à 100 %. Prière de vérifier l'ensemble des questions relatives à ce membre et de les renseigner en totalité. </w:t>
-        <w:br/>
-        <w:t xml:space="preserve">- La section sur le repas pris à l'extérieur du ménage du membre Mamadou DIABY 2 n'est pas renseignée à 100 %. Prière de vérifier l'ensemble des questions relatives à ce membre et de les renseigner en totalité. </w:t>
-        <w:br/>
-        <w:t xml:space="preserve">- La section sur le repas pris à l'extérieur du ménage du membre Mamadou DIABY n'est pas renseignée à 100 %. Prière de vérifier l'ensemble des questions relatives à ce membre et de les renseigner en totalité. </w:t>
-        <w:br/>
-        <w:t xml:space="preserve">- La section sur le repas pris à l'extérieur du ménage du membre Nounou DIABY n'est pas renseignée à 100 %. Prière de vérifier l'ensemble des questions relatives à ce membre et de les renseigner en totalité. </w:t>
-        <w:br/>
-        <w:t xml:space="preserve">- La section sur le repas pris à l'extérieur du ménage du membre Oumou DIABY n'est pas renseignée à 100 %. Prière de vérifier l'ensemble des questions relatives à ce membre et de les renseigner en totalité. </w:t>
-        <w:br/>
-        <w:t xml:space="preserve">- La section sur le repas pris à l'extérieur du ménage du membre Sekou DIABY n'est pas renseignée à 100 %. Prière de vérifier l'ensemble des questions relatives à ce membre et de les renseigner en totalité. </w:t>
-        <w:br/>
-        <w:t xml:space="preserve">- La section sur le repas pris à l'extérieur du ménage du membre Sianding GASSAMA n'est pas renseignée à 100 %. Prière de vérifier l'ensemble des questions relatives à ce membre et de les renseigner en totalité. </w:t>
-        <w:br/>
-        <w:t xml:space="preserve">- La section sur le repas pris à l'extérieur du ménage du membre fatoumata DIABY 1 n'est pas renseignée à 100 %. Prière de vérifier l'ensemble des questions relatives à ce membre et de les renseigner en totalité. </w:t>
-        <w:br/>
-        <w:t>- La section sur le repas pris à l'extérieur du ménage du membre kabading GASSAMA n'est pas renseignée à 100 %. Prière de vérifier l'ensemble des questions relatives à ce membre et de les renseigner en totalité.</w:t>
+        <w:t>- Le montant total declaré de Balla KEITA concernant les repas pris à l'extérieur du ménage au cours des 7 jours semble élevé. Prière de vérifier et de corriger ou de confirmer ces informations avec le QG.</w:t>
       </w:r>
     </w:p>
     <w:p>
@@ -1799,7 +5805,7 @@
         <w:rPr>
           <w:sz w:val="20"/>
         </w:rPr>
-        <w:t>- Le ménage a consommé Biscuits mais les informations sur la quantité, l'unité ou la taille ne sont pas renseignées.Prière de renseigner.</w:t>
+        <w:t>- Attention ! Le prix unitaire d'achat (25 Fcfa) de Poivre en Sachets industriel (Tres petit) est relativement faible par rapport aux autres prix observés dans cette zone. Prière de corriger ou de confirmer avec le QG. Attention ! Le prix unitaire d'achat (500 Fcfa) de Niébé/Haricots secs en Kg (taille unique) est relativement faible par rapport aux autres prix observés dans cette zone. Prière de corriger ou de confirmer avec le QG. Avertissement!!! Le ménage a consommé 13 Sachets Petit de Sucre en poudre , cette quantité semble anormale pour une consommation des 7 derniers jours.Prière de corriger ou de confirmer avec le QG. Avertissement!!! Le ménage a consommé 14 Tas Tres petit de Caramel, bonbons, confiseries, etc., cette quantité semble anormale pour une consommation des 7 derniers jours.Prière de corriger ou de confirmer avec le QG. Avertissement!!! Le ménage a consommé 7 Paquet Petit de Thé en sachet, cette quantité semble anormale pour une consommation des 7 derniers jours.Prière de corriger ou de confirmer avec le QG. Avertissement!! le prix unitaire (100 Fcfa) de Thé en sachet (unité: Paquet) de taille Petit est très faible ou élevé. Prière de corriger ou de confirmer avec le QG. Avertissement!!! Le ménage a consommé 8 Cuillère Moyen de Pâte d'arachide, cette quantité semble anormale pour une consommation des 7 derniers jours. Etes vous sur d'avoir selectionner la bonne unitée ? prière de verifier et corriger. Incohérence!! Dans ce ménage, chaque individus consomme par jour 56.40625 Kg  de cereale; Prière de revoir les quantités prises de ces produits. Incohérence!! Dans ce ménage, chaque individus consomme par jour 56.40625 Kg  de cereale; Prière de revoir les quantités prises de ces produits. Le prix d'achat unitaire (1500 Fcfa) de Sel en Sac (25 Kg) de taille taille unique est très faible, prière de regarder les reponses prises dans les questions s07bq07a s07bq07b s07bq07c s07bq08 pour mieux corriger.</w:t>
       </w:r>
     </w:p>
     <w:p>
@@ -1809,7 +5815,7 @@
           <w:color w:val="4672C4"/>
           <w:sz w:val="22"/>
         </w:rPr>
-        <w:t>&gt;&gt; Section8 - Sécurite alimentaire</w:t>
+        <w:t>&gt;&gt; Section9b - Depenses non-alimentaires - 7 jours</w:t>
       </w:r>
     </w:p>
     <w:p>
@@ -1820,7 +5826,7 @@
         <w:rPr>
           <w:sz w:val="20"/>
         </w:rPr>
-        <w:t>- Prière de fournir d'effort pour avoir des réponses exactes au lieu de NSP ou Refus. Prière de demander le ménage pour renseigner le reste (Section 8).</w:t>
+        <w:t>- Il est difficile d'avoir un ménage qui n'a effectué aucune des dépenses mentionnées au cours de 7 derniers jours, prière de revoir la section 9B pour ce ménage.</w:t>
       </w:r>
     </w:p>
     <w:p>
@@ -1841,9 +5847,1771 @@
         <w:rPr>
           <w:sz w:val="20"/>
         </w:rPr>
-        <w:t xml:space="preserve">- La dernière fois que vous avez acheté Bois de chauffe ramassé/coupé (estimer la valeur) est brousse et semble exister dans les modalités, prière de prendre attache avec le QG pour plus d'explication afin de la classer bien. </w:t>
-        <w:br/>
-        <w:t>- Peu plausible! le montant de la dépense pour  Savon de toilette, shampoing semble trop élevé. Veuillez, s'il vous plaît, confirmer cette information avec le QG ou la corriger.</w:t>
+        <w:t>- La dernière fois que vous avez acheté Bois de chauffe ramassé/coupé (estimer la valeur) est a la brousse et semble exister dans les modalités, prière de prendre attache avec le QG pour plus d'explication afin de la classer bien.</w:t>
+      </w:r>
+    </w:p>
+    <w:p>
+      <w:r>
+        <w:rPr>
+          <w:b/>
+          <w:color w:val="4672C4"/>
+          <w:sz w:val="22"/>
+        </w:rPr>
+        <w:t>&gt;&gt; Section9e - Depenses non-alimentaires - 6 mois</w:t>
+      </w:r>
+    </w:p>
+    <w:p>
+      <w:pPr>
+        <w:ind w:left="283"/>
+      </w:pPr>
+      <w:r>
+        <w:rPr>
+          <w:sz w:val="20"/>
+        </w:rPr>
+        <w:t>- Peu plausible! le montant de la dépense pour Frais de confection et de réparation de vêtements femme: robe, pantalon, jupe, ensemble, réparation, location, etc. semble faible. Veuillez, s'il vous plaît, confirmer cette information avec le QG ou la corriger.</w:t>
+      </w:r>
+    </w:p>
+    <w:p>
+      <w:r>
+        <w:rPr>
+          <w:b/>
+          <w:color w:val="4672C4"/>
+          <w:sz w:val="22"/>
+        </w:rPr>
+        <w:t>&gt;&gt; Section10a - Existence entreprise non agricole</w:t>
+      </w:r>
+    </w:p>
+    <w:p>
+      <w:pPr>
+        <w:ind w:left="283"/>
+      </w:pPr>
+      <w:r>
+        <w:rPr>
+          <w:sz w:val="20"/>
+        </w:rPr>
+        <w:t>- Avertissement!!! Le ménage de Balla KEITA a comme taille 8 personnes dont ils vivent à KEDOUGOU Rural et aucune d'entre ne possède une entreprise non agricole, prière de revoir cette partie de la section 10 de ce menage.</w:t>
+      </w:r>
+    </w:p>
+    <w:p>
+      <w:r>
+        <w:rPr>
+          <w:b/>
+          <w:color w:val="4672C4"/>
+          <w:sz w:val="22"/>
+        </w:rPr>
+        <w:t>&gt;&gt; Section11 - Caracteristiques logement</w:t>
+      </w:r>
+    </w:p>
+    <w:p>
+      <w:pPr>
+        <w:ind w:left="283"/>
+      </w:pPr>
+      <w:r>
+        <w:rPr>
+          <w:sz w:val="20"/>
+        </w:rPr>
+        <w:t>- Le principal mode d'évacuation des eaux usées du ménage est ferme et ouvre un autre et semble exister dans les modalités, prière de prendre attache avec le QG pour plus d'explication afin de la classer bien.</w:t>
+      </w:r>
+    </w:p>
+    <w:p>
+      <w:r>
+        <w:rPr>
+          <w:b/>
+          <w:color w:val="4672C4"/>
+          <w:sz w:val="22"/>
+        </w:rPr>
+        <w:t>&gt;&gt; Section16a - Champs et parcelles</w:t>
+      </w:r>
+    </w:p>
+    <w:p>
+      <w:pPr>
+        <w:ind w:left="283"/>
+      </w:pPr>
+      <w:r>
+        <w:rPr>
+          <w:sz w:val="20"/>
+        </w:rPr>
+        <w:t xml:space="preserve">- Le salaire total payé de toutes catégories confondues par le ménage Balla KEITA pour la main-d'oeuvre non-familiale sur la parcelle Maïs au cours de la campagne pour la période de préparation du sol (labour) et des semis est de 0 qui semble élevé ou faible. Merci de corriger. Le salaire total payé de toutes catégories confondues par le ménage Balla KEITA pour la main-d'oeuvre non-familiale sur la parcelle Maïs au cours de la campagne pour la période d'entretien du sol (sarclage, etc.) est de 0 qui semble élevé ou faible. Merci de corriger. Le salaire total payé de toutes catégories confondues par le ménage Balla KEITA pour la main-d'oeuvre non-familiale sur la parcelle Maïs au cours de la campagne pour la période des récoltes est de 0 qui semble élevé ou faible. Merci de corriger. La parcelle Maïs n'a pas été mésurée pour des raisons comme qu'elle est trop petite, GPS en panne et que le Ménage indisponible. Nous vous rappelons que ces raisons ne passent pas pour la non mesure des parcelles prière de les mésurer. Le document légal (titre, acte, certificat etc. ) qui affirme votre possession de la parcelle Maïs est  et semble exister dans les modalités, prière de prendre attache avec le QG pour plus d'explication afin de la classer bien. </w:t>
+        <w:br/>
+        <w:t>- Le salaire total payé de toutes catégories confondues par le ménage Balla KEITA pour la main-d'oeuvre non-familiale sur la parcelle Maïs au cours de la campagne pour la période de préparation du sol (labour) et des semis est de 0 qui semble élevé ou faible. Merci de corriger. Le salaire total payé de toutes catégories confondues par le ménage Balla KEITA pour la main-d'oeuvre non-familiale sur la parcelle Maïs au cours de la campagne pour la période d'entretien du sol (sarclage, etc.) est de 0 qui semble élevé ou faible. Merci de corriger. Le salaire total payé de toutes catégories confondues par le ménage Balla KEITA pour la main-d'oeuvre non-familiale sur la parcelle Maïs au cours de la campagne pour la période des récoltes est de 0 qui semble élevé ou faible. Merci de corriger. La parcelle Maïs n'a pas été mésurée pour des raisons comme qu'elle est trop petite, GPS en panne et que le Ménage indisponible. Nous vous rappelons que ces raisons ne passent pas pour la non mesure des parcelles prière de les mésurer. Le document légal (titre, acte, certificat etc. ) qui affirme votre possession de la parcelle Maïs est  et semble exister dans les modalités, prière de prendre attache avec le QG pour plus d'explication afin de la classer bien.</w:t>
+      </w:r>
+    </w:p>
+    <w:p>
+      <w:r>
+        <w:rPr>
+          <w:b/>
+          <w:color w:val="4672C4"/>
+          <w:sz w:val="22"/>
+        </w:rPr>
+        <w:t>&gt;&gt; Section19 - Equipements agricoles</w:t>
+      </w:r>
+    </w:p>
+    <w:p>
+      <w:pPr>
+        <w:ind w:left="283"/>
+      </w:pPr>
+      <w:r>
+        <w:rPr>
+          <w:sz w:val="20"/>
+        </w:rPr>
+        <w:t>- Attention ! Machette a été revendu à 4000 Fcfa qui est relativement élevé par rapport aux autres prix de revente observés dans cette zone. Prière de corriger ou de confirmer avec le QG.</w:t>
+      </w:r>
+    </w:p>
+    <w:p>
+      <w:r>
+        <w:t>________________________________________________________________________________</w:t>
+      </w:r>
+    </w:p>
+    <w:p>
+      <w:pPr>
+        <w:pStyle w:val="Heading2"/>
+      </w:pPr>
+      <w:r>
+        <w:t>Menage 11</w:t>
+      </w:r>
+    </w:p>
+    <w:tbl>
+      <w:tblPr>
+        <w:tblStyle w:val="TableGrid"/>
+        <w:tblW w:type="auto" w:w="0"/>
+        <w:tblLook w:firstColumn="1" w:firstRow="1" w:lastColumn="0" w:lastRow="0" w:noHBand="0" w:noVBand="1" w:val="04A0"/>
+      </w:tblPr>
+      <w:tblGrid>
+        <w:gridCol w:w="1662"/>
+        <w:gridCol w:w="1662"/>
+        <w:gridCol w:w="1662"/>
+        <w:gridCol w:w="1662"/>
+        <w:gridCol w:w="1662"/>
+        <w:gridCol w:w="1662"/>
+      </w:tblGrid>
+      <w:tr>
+        <w:tc>
+          <w:tcPr>
+            <w:tcW w:type="dxa" w:w="1662"/>
+            <w:shd w:fill="5B9BD5"/>
+          </w:tcPr>
+          <w:p>
+            <w:r>
+              <w:rPr>
+                <w:b/>
+                <w:color w:val="FFFFFF"/>
+                <w:sz w:val="16"/>
+              </w:rPr>
+              <w:t>Interview Key</w:t>
+            </w:r>
+          </w:p>
+        </w:tc>
+        <w:tc>
+          <w:tcPr>
+            <w:tcW w:type="dxa" w:w="1662"/>
+            <w:shd w:fill="5B9BD5"/>
+          </w:tcPr>
+          <w:p>
+            <w:r>
+              <w:rPr>
+                <w:b/>
+                <w:color w:val="FFFFFF"/>
+                <w:sz w:val="16"/>
+              </w:rPr>
+              <w:t>Interview ID</w:t>
+            </w:r>
+          </w:p>
+        </w:tc>
+        <w:tc>
+          <w:tcPr>
+            <w:tcW w:type="dxa" w:w="1662"/>
+            <w:shd w:fill="5B9BD5"/>
+          </w:tcPr>
+          <w:p>
+            <w:r>
+              <w:rPr>
+                <w:b/>
+                <w:color w:val="FFFFFF"/>
+                <w:sz w:val="16"/>
+              </w:rPr>
+              <w:t>ID Agent</w:t>
+            </w:r>
+          </w:p>
+        </w:tc>
+        <w:tc>
+          <w:tcPr>
+            <w:tcW w:type="dxa" w:w="1662"/>
+            <w:shd w:fill="5B9BD5"/>
+          </w:tcPr>
+          <w:p>
+            <w:r>
+              <w:rPr>
+                <w:b/>
+                <w:color w:val="FFFFFF"/>
+                <w:sz w:val="16"/>
+              </w:rPr>
+              <w:t>ID Equipe</w:t>
+            </w:r>
+          </w:p>
+        </w:tc>
+        <w:tc>
+          <w:tcPr>
+            <w:tcW w:type="dxa" w:w="1662"/>
+            <w:shd w:fill="5B9BD5"/>
+          </w:tcPr>
+          <w:p>
+            <w:r>
+              <w:rPr>
+                <w:b/>
+                <w:color w:val="FFFFFF"/>
+                <w:sz w:val="16"/>
+              </w:rPr>
+              <w:t>Agent</w:t>
+            </w:r>
+          </w:p>
+        </w:tc>
+        <w:tc>
+          <w:tcPr>
+            <w:tcW w:type="dxa" w:w="1662"/>
+            <w:shd w:fill="5B9BD5"/>
+          </w:tcPr>
+          <w:p>
+            <w:r>
+              <w:rPr>
+                <w:b/>
+                <w:color w:val="FFFFFF"/>
+                <w:sz w:val="16"/>
+              </w:rPr>
+              <w:t>Chef d'equipe</w:t>
+            </w:r>
+          </w:p>
+        </w:tc>
+      </w:tr>
+      <w:tr>
+        <w:tc>
+          <w:tcPr>
+            <w:tcW w:type="dxa" w:w="1662"/>
+          </w:tcPr>
+          <w:p>
+            <w:r>
+              <w:rPr>
+                <w:sz w:val="14"/>
+              </w:rPr>
+              <w:t>38-77-09-74</w:t>
+            </w:r>
+          </w:p>
+        </w:tc>
+        <w:tc>
+          <w:tcPr>
+            <w:tcW w:type="dxa" w:w="1662"/>
+          </w:tcPr>
+          <w:p>
+            <w:r>
+              <w:rPr>
+                <w:sz w:val="14"/>
+              </w:rPr>
+              <w:t>9c70a55e52684d9ca38effe49536cc9a</w:t>
+            </w:r>
+          </w:p>
+        </w:tc>
+        <w:tc>
+          <w:tcPr>
+            <w:tcW w:type="dxa" w:w="1662"/>
+          </w:tcPr>
+          <w:p>
+            <w:r>
+              <w:rPr>
+                <w:sz w:val="14"/>
+              </w:rPr>
+              <w:t>EQ32_enq2</w:t>
+            </w:r>
+          </w:p>
+        </w:tc>
+        <w:tc>
+          <w:tcPr>
+            <w:tcW w:type="dxa" w:w="1662"/>
+          </w:tcPr>
+          <w:p>
+            <w:r>
+              <w:rPr>
+                <w:sz w:val="14"/>
+              </w:rPr>
+              <w:t>Equipe32</w:t>
+            </w:r>
+          </w:p>
+        </w:tc>
+        <w:tc>
+          <w:tcPr>
+            <w:tcW w:type="dxa" w:w="1662"/>
+          </w:tcPr>
+          <w:p>
+            <w:r>
+              <w:rPr>
+                <w:sz w:val="14"/>
+              </w:rPr>
+              <w:t>Mamadou Mourtalla  DIENG</w:t>
+            </w:r>
+          </w:p>
+        </w:tc>
+        <w:tc>
+          <w:tcPr>
+            <w:tcW w:type="dxa" w:w="1662"/>
+          </w:tcPr>
+          <w:p>
+            <w:r>
+              <w:rPr>
+                <w:sz w:val="14"/>
+              </w:rPr>
+              <w:t>Doudou SANE</w:t>
+            </w:r>
+          </w:p>
+        </w:tc>
+      </w:tr>
+    </w:tbl>
+    <w:p/>
+    <w:tbl>
+      <w:tblPr>
+        <w:tblStyle w:val="TableGrid"/>
+        <w:tblW w:type="auto" w:w="0"/>
+        <w:tblLook w:firstColumn="1" w:firstRow="1" w:lastColumn="0" w:lastRow="0" w:noHBand="0" w:noVBand="1" w:val="04A0"/>
+      </w:tblPr>
+      <w:tblGrid>
+        <w:gridCol w:w="3324"/>
+        <w:gridCol w:w="3324"/>
+        <w:gridCol w:w="3324"/>
+      </w:tblGrid>
+      <w:tr>
+        <w:tc>
+          <w:tcPr>
+            <w:tcW w:type="dxa" w:w="3324"/>
+            <w:shd w:fill="70AD47"/>
+          </w:tcPr>
+          <w:p>
+            <w:r>
+              <w:rPr>
+                <w:b/>
+                <w:color w:val="FFFFFF"/>
+                <w:sz w:val="18"/>
+              </w:rPr>
+              <w:t>Chef de Menage</w:t>
+            </w:r>
+          </w:p>
+        </w:tc>
+        <w:tc>
+          <w:tcPr>
+            <w:tcW w:type="dxa" w:w="3324"/>
+            <w:shd w:fill="70AD47"/>
+          </w:tcPr>
+          <w:p>
+            <w:r>
+              <w:rPr>
+                <w:b/>
+                <w:color w:val="FFFFFF"/>
+                <w:sz w:val="18"/>
+              </w:rPr>
+              <w:t>Quartier/Village (s00q05)</w:t>
+            </w:r>
+          </w:p>
+        </w:tc>
+        <w:tc>
+          <w:tcPr>
+            <w:tcW w:type="dxa" w:w="3324"/>
+            <w:shd w:fill="70AD47"/>
+          </w:tcPr>
+          <w:p>
+            <w:r>
+              <w:rPr>
+                <w:b/>
+                <w:color w:val="FFFFFF"/>
+                <w:sz w:val="18"/>
+              </w:rPr>
+              <w:t>Localisation GPS</w:t>
+            </w:r>
+          </w:p>
+        </w:tc>
+      </w:tr>
+      <w:tr>
+        <w:tc>
+          <w:tcPr>
+            <w:tcW w:type="dxa" w:w="3324"/>
+          </w:tcPr>
+          <w:p>
+            <w:r>
+              <w:rPr>
+                <w:sz w:val="18"/>
+              </w:rPr>
+              <w:t>MADY CAMARA</w:t>
+            </w:r>
+          </w:p>
+        </w:tc>
+        <w:tc>
+          <w:tcPr>
+            <w:tcW w:type="dxa" w:w="3324"/>
+          </w:tcPr>
+          <w:p>
+            <w:r>
+              <w:rPr>
+                <w:sz w:val="18"/>
+              </w:rPr>
+              <w:t>N/A</w:t>
+            </w:r>
+          </w:p>
+        </w:tc>
+        <w:tc>
+          <w:tcPr>
+            <w:tcW w:type="dxa" w:w="3324"/>
+          </w:tcPr>
+          <w:p>
+            <w:r/>
+            <w:hyperlink r:id="rId17">
+              <w:r>
+                <w:rPr>
+                  <w:color w:val="0563C1"/>
+                  <w:u w:val="single"/>
+                </w:rPr>
+                <w:t>LINGUEKHOTO</w:t>
+              </w:r>
+            </w:hyperlink>
+          </w:p>
+        </w:tc>
+      </w:tr>
+    </w:tbl>
+    <w:p/>
+    <w:p>
+      <w:r>
+        <w:rPr>
+          <w:b/>
+          <w:color w:val="4672C4"/>
+          <w:sz w:val="22"/>
+        </w:rPr>
+        <w:t>&gt;&gt; Section1 - Caracteristiques des membres</w:t>
+      </w:r>
+    </w:p>
+    <w:p>
+      <w:pPr>
+        <w:ind w:left="283"/>
+      </w:pPr>
+      <w:r>
+        <w:rPr>
+          <w:sz w:val="20"/>
+        </w:rPr>
+        <w:t xml:space="preserve">- La catégorie socioprofessionnelle de la mère biologique de  Hawa CAMARA n'est pas coherente avec les réponses des questions s01q35 et s01q36, prière de corriger ou de confirmer cette informations avec le QG. </w:t>
+        <w:br/>
+        <w:t xml:space="preserve">- Les catégories socioprofessionnelles du père biologique de  Mamadou Dian CAMARA  ne sont pas coherentes, prière de corriger.  Avertissement!!!  Mamadou Dian CAMARA  ne possède pas le téléphone android, n'utilise régulièrement pas un téléphone appartenant à une autre personne mais a accès à l'internet, merci de confirmer cette information avec le QG. </w:t>
+        <w:br/>
+        <w:t xml:space="preserve">- Les informations sur l'acte de naissance (ni Jours, ni mois et ni années) de  Aïssatou CAMARA  manquent, s'il vous plait pouvez-vous fournir d'effort pour avoir ces informations. Attention ! Vous avez déclaré en s01q00 que le répondant est la personne elle-même, or Aïssatou CAMARA est trop jeune (8 ans) pour fournir des informations correctes. Prière de refaire la section 1 pour Aïssatou CAMARA en demandant à un adulte de répondre aux questions à sa place. </w:t>
+        <w:br/>
+        <w:t xml:space="preserve">- Les informations sur l'acte de naissance (ni Jours, ni mois et ni années) de  Dieynabou SADIAKHO  manquent, s'il vous plait pouvez-vous fournir d'effort pour avoir ces informations. </w:t>
+        <w:br/>
+        <w:t>- Les informations sur l'acte de naissance (ni Jours, ni mois et ni années) de  Hassana CAMARA  manquent, s'il vous plait pouvez-vous fournir d'effort pour avoir ces informations.</w:t>
+      </w:r>
+    </w:p>
+    <w:p>
+      <w:r>
+        <w:rPr>
+          <w:b/>
+          <w:color w:val="4672C4"/>
+          <w:sz w:val="22"/>
+        </w:rPr>
+        <w:t>&gt;&gt; Section2 - Education</w:t>
+      </w:r>
+    </w:p>
+    <w:p>
+      <w:pPr>
+        <w:ind w:left="283"/>
+      </w:pPr>
+      <w:r>
+        <w:rPr>
+          <w:sz w:val="20"/>
+        </w:rPr>
+        <w:t xml:space="preserve">- Le montant des autres depenses pour l'année scolaire de Taye CAMARA est faible ou élevé. veuillez, s'il vous plait, confirmer ces informations avec le QG ou apporter les corrections nécessaires. </w:t>
+        <w:br/>
+        <w:t xml:space="preserve">- Peu probable! Aïssatou CAMARA  n'arrive pas  à comprendre un petit texte lu dans une langue locale (s02q03). Veuillez corriger ou donner des explications au QG. Le montant des frais de cantines ou de restauration pour l'année scolaire de Aïssatou CAMARA est faible ou élevé. veuillez, s'il vous plait, confirmer ces informations avec le QG ou apporter les corrections nécessaires. </w:t>
+        <w:br/>
+        <w:t xml:space="preserve">- Peu probable! Dieynabou CAMARA  n'arrive pas  à comprendre un petit texte lu dans une langue locale (s02q03). Veuillez corriger ou donner des explications au QG. </w:t>
+        <w:br/>
+        <w:t xml:space="preserve">- Peu probable! Dieynabou SADIAKHO  n'arrive pas  à comprendre un petit texte lu dans une langue locale (s02q03). Veuillez corriger ou donner des explications au QG. </w:t>
+        <w:br/>
+        <w:t xml:space="preserve">- Peu probable! Fatoumata Bintou CAMARA  n'arrive pas  à comprendre un petit texte lu dans une langue locale (s02q03). Veuillez corriger ou donner des explications au QG. Peu probable! Fatoumata Bintou CAMARA  ne sait ni lire, ni écrire, ni comprendre dans aucune des langues  (s02q01,s02q02,s02q03). Veuillez corriger ou donner des explications au QG. </w:t>
+        <w:br/>
+        <w:t xml:space="preserve">- Peu probable! Hawa CAMARA  n'arrive pas  à comprendre un petit texte lu dans une langue locale (s02q03). Veuillez corriger ou donner des explications au QG. Le montant des frais pour les cahiers et autres matériels scolaires pour l'année scolaire de Hawa CAMARA est de 0 FCFA, Hawa CAMARA a fait comment pour payer ces cahiers et autres matériels scolaires (SAC, stylo, craie, ardoise, crayon...) ? prière de corriger. Le montant des frais de cantines ou de restauration pour l'année scolaire de Hawa CAMARA est faible ou élevé. veuillez, s'il vous plait, confirmer ces informations avec le QG ou apporter les corrections nécessaires. Attention ! Le frais de scolarité (7000 Fcfa) de Hawa CAMARA en 4ème année de Primaire est relativement élevé par rapport aux autres frais de scolarités observés dans cette zone. Prière de corriger ou de confirmer avec le QG. </w:t>
+        <w:br/>
+        <w:t xml:space="preserve">- Peu probable! Kadidiatou CAMARA  n'arrive pas  à comprendre un petit texte lu dans une langue locale (s02q03). Veuillez corriger ou donner des explications au QG. </w:t>
+        <w:br/>
+        <w:t xml:space="preserve">- Peu probable! Lamarana CAMARA  n'arrive pas  à comprendre un petit texte lu dans une langue locale (s02q03). Veuillez corriger ou donner des explications au QG. Le montant des frais de cantines ou de restauration pour l'année scolaire de Lamarana CAMARA est faible ou élevé. veuillez, s'il vous plait, confirmer ces informations avec le QG ou apporter les corrections nécessaires. Le montant des autres depenses pour l'année scolaire de Lamarana CAMARA est faible ou élevé. veuillez, s'il vous plait, confirmer ces informations avec le QG ou apporter les corrections nécessaires. Attention ! Le frais de scolarité (1500 Fcfa) de Lamarana CAMARA en 6ème année de Primaire est relativement élevé par rapport aux autres frais de scolarités observés dans cette zone. Prière de corriger ou de confirmer avec le QG. </w:t>
+        <w:br/>
+        <w:t xml:space="preserve">- Peu probable! Mady CAMARA  n'arrive pas  à comprendre un petit texte lu dans une langue locale (s02q03). Veuillez corriger ou donner des explications au QG. </w:t>
+        <w:br/>
+        <w:t xml:space="preserve">- Peu probable! Mamadou Dian CAMARA  n'arrive pas  à comprendre un petit texte lu dans une langue locale (s02q03). Veuillez corriger ou donner des explications au QG. Attention ! Le frais de scolarité (1500 Fcfa) de Mamadou Dian CAMARA en 6ème année de Primaire est relativement élevé par rapport aux autres frais de scolarités observés dans cette zone. Prière de corriger ou de confirmer avec le QG. </w:t>
+        <w:br/>
+        <w:t xml:space="preserve">- Peu probable! Oumou CAMARA  n'arrive pas  à comprendre un petit texte lu dans une langue locale (s02q03). Veuillez corriger ou donner des explications au QG. Peu probable! Oumou CAMARA  ne sait ni lire, ni écrire, ni comprendre dans aucune des langues  (s02q01,s02q02,s02q03). Veuillez corriger ou donner des explications au QG. </w:t>
+        <w:br/>
+        <w:t>- Peu probable! Souleymane CAMARA  n'arrive pas  à comprendre un petit texte lu dans une langue locale (s02q03). Veuillez corriger ou donner des explications au QG. Le montant des frais pour les cahiers et autres matériels scolaires pour l'année scolaire de Souleymane CAMARA est de 0 FCFA, Souleymane CAMARA a fait comment pour payer ces cahiers et autres matériels scolaires (SAC, stylo, craie, ardoise, crayon...) ? prière de corriger.</w:t>
+      </w:r>
+    </w:p>
+    <w:p>
+      <w:r>
+        <w:rPr>
+          <w:b/>
+          <w:color w:val="4672C4"/>
+          <w:sz w:val="22"/>
+        </w:rPr>
+        <w:t>&gt;&gt; Section3 - Sante</w:t>
+      </w:r>
+    </w:p>
+    <w:p>
+      <w:pPr>
+        <w:ind w:left="283"/>
+      </w:pPr>
+      <w:r>
+        <w:rPr>
+          <w:sz w:val="20"/>
+        </w:rPr>
+        <w:t xml:space="preserve">- Le dernier problème de santé pour lequel Sara CAMARA a été hospitalisé au cours des 12 derniers mois est operation au pieds et semble exister dans les modalités, prière de prendre attache avec le QG pour plus d'explication afin de la classer bien. </w:t>
+        <w:br/>
+        <w:t>- Le principal problème de santé que Dieynabou CAMARA a eu est maux de ventre et semble exister dans les modalités, prière de prendre attache avec le QG pour plus d'explication afin de la classer bien.</w:t>
+      </w:r>
+    </w:p>
+    <w:p>
+      <w:r>
+        <w:rPr>
+          <w:b/>
+          <w:color w:val="4672C4"/>
+          <w:sz w:val="22"/>
+        </w:rPr>
+        <w:t>&gt;&gt; Section4b - Emploi - Activite principale</w:t>
+      </w:r>
+    </w:p>
+    <w:p>
+      <w:pPr>
+        <w:ind w:left="283"/>
+      </w:pPr>
+      <w:r>
+        <w:rPr>
+          <w:sz w:val="20"/>
+        </w:rPr>
+        <w:t>- || Avertissement!! Sara CAMARA travaille dans le commerce, Esthéticiens, coiffeurs, cuisinier etc... dit avoir bénéficié de congé payer ou des congés de maladie, prière de confirmer avec le QG ou corriger ces informations.</w:t>
+      </w:r>
+    </w:p>
+    <w:p>
+      <w:r>
+        <w:rPr>
+          <w:b/>
+          <w:color w:val="4672C4"/>
+          <w:sz w:val="22"/>
+        </w:rPr>
+        <w:t>&gt;&gt; Section4c - Emploi - Activite secondaire</w:t>
+      </w:r>
+    </w:p>
+    <w:p>
+      <w:pPr>
+        <w:ind w:left="283"/>
+      </w:pPr>
+      <w:r>
+        <w:rPr>
+          <w:sz w:val="20"/>
+        </w:rPr>
+        <w:t xml:space="preserve">- Attention ! Le nombre de jours que Mady CAMARA a travaillés par mois semble être inférieur à 15. Veuillez, s'il vous plaît, confirmer cette information. </w:t>
+        <w:br/>
+        <w:t xml:space="preserve">- Attention ! Le nombre de jours que Oumou CAMARA a travaillés par mois semble être inférieur à 15. Veuillez, s'il vous plaît, confirmer cette information. </w:t>
+        <w:br/>
+        <w:t>- Attention ! Le nombre de jours que Sara CAMARA a travaillés par mois semble être inférieur à 15. Veuillez, s'il vous plaît, confirmer cette information.</w:t>
+      </w:r>
+    </w:p>
+    <w:p>
+      <w:r>
+        <w:rPr>
+          <w:b/>
+          <w:color w:val="4672C4"/>
+          <w:sz w:val="22"/>
+        </w:rPr>
+        <w:t>&gt;&gt; Section6 - Epargne et credit</w:t>
+      </w:r>
+    </w:p>
+    <w:p>
+      <w:pPr>
+        <w:ind w:left="283"/>
+      </w:pPr>
+      <w:r>
+        <w:rPr>
+          <w:sz w:val="20"/>
+        </w:rPr>
+        <w:t>- Avertissement!!! Sara CAMARA a demandé un crédit auprès d'une institution financière au cours des 12 derniers mois, qui a obtenu un crédit auprès d'une de ces institutions au cours des 12 derniers mois dit n'avoir pas beneficer de crédit immobilier. Veuillez vous rassurez réellement que la personne n'a pas affecté de crédit immobilier.</w:t>
+      </w:r>
+    </w:p>
+    <w:p>
+      <w:r>
+        <w:rPr>
+          <w:b/>
+          <w:color w:val="4672C4"/>
+          <w:sz w:val="22"/>
+        </w:rPr>
+        <w:t>&gt;&gt; Section7a2 - Repas pris a l'exterieur du menage</w:t>
+      </w:r>
+    </w:p>
+    <w:p>
+      <w:pPr>
+        <w:ind w:left="283"/>
+      </w:pPr>
+      <w:r>
+        <w:rPr>
+          <w:sz w:val="20"/>
+        </w:rPr>
+        <w:t>- Le montant total declaré de Sara CAMARA concernant les repas pris à l'extérieur du ménage au cours des 7 jours semble élevé. Prière de vérifier et de corriger ou de confirmer ces informations avec le QG.</w:t>
+      </w:r>
+    </w:p>
+    <w:p>
+      <w:r>
+        <w:rPr>
+          <w:b/>
+          <w:color w:val="4672C4"/>
+          <w:sz w:val="22"/>
+        </w:rPr>
+        <w:t>&gt;&gt; Section7b - Consommation alimentaire - 7 jours</w:t>
+      </w:r>
+    </w:p>
+    <w:p>
+      <w:pPr>
+        <w:ind w:left="283"/>
+      </w:pPr>
+      <w:r>
+        <w:rPr>
+          <w:sz w:val="20"/>
+        </w:rPr>
+        <w:t>- Attention ! Le prix unitaire d'achat (1000 Fcfa) de Mâchoiron Frais en Kg (taille unique) est relativement faible par rapport aux autres prix observés dans cette zone. Prière de corriger ou de confirmer avec le QG. Avertissement!!! Le ménage a consommé 14 Paquet Petit de Thé en sachet, cette quantité semble anormale pour une consommation des 7 derniers jours.Prière de corriger ou de confirmer avec le QG. Avertissement!! le prix unitaire (100 Fcfa) de Thé en sachet (unité: Paquet) de taille Petit est très faible ou élevé. Prière de corriger ou de confirmer avec le QG. Avertissement!!! Le ménage a consommé 31 Sachets Tres petit de Sucre en poudre , cette quantité semble anormale pour une consommation des 7 derniers jours.Prière de corriger ou de confirmer avec le QG. Avertissement!!! Le ménage a consommé 42 Pièce Petit de Caramel, bonbons, confiseries, etc., cette quantité semble anormale pour une consommation des 7 derniers jours.Prière de corriger ou de confirmer avec le QG. Incohérence!! Dans ce ménage, chaque individus consomme par jour 27.07257 Kg  de cereale; Prière de revoir les quantités prises de ces produits. Incohérence!! Dans ce ménage, chaque individus consomme par jour 27.07257 Kg  de cereale; Prière de revoir les quantités prises de ces produits. Le prix d'achat unitaire (1 Fcfa) de Gombo en poudre en Sachets de taille Tres petit  est invraisemblable, prière de regarder les reponses prises dans les questions s07bq07a s07bq07b s07bq07c s07bq08 pour mieux corriger. Attention ! Le prix unitaire d'achat (1 Fcfa) de Gombo en poudre en Sachets (Tres petit) est relativement faible par rapport aux autres prix observés dans cette zone. Prière de corriger ou de confirmer avec le QG.</w:t>
+      </w:r>
+    </w:p>
+    <w:p>
+      <w:r>
+        <w:rPr>
+          <w:b/>
+          <w:color w:val="4672C4"/>
+          <w:sz w:val="22"/>
+        </w:rPr>
+        <w:t>&gt;&gt; Section9c - Depenses non-alimentaires - 30 jours</w:t>
+      </w:r>
+    </w:p>
+    <w:p>
+      <w:pPr>
+        <w:ind w:left="283"/>
+      </w:pPr>
+      <w:r>
+        <w:rPr>
+          <w:sz w:val="20"/>
+        </w:rPr>
+        <w:t>- La dernière fois que vous avez acheté Bois de chauffe ramassé/coupé (estimer la valeur) est a la brousse et semble exister dans les modalités, prière de prendre attache avec le QG pour plus d'explication afin de la classer bien.</w:t>
+      </w:r>
+    </w:p>
+    <w:p>
+      <w:r>
+        <w:rPr>
+          <w:b/>
+          <w:color w:val="4672C4"/>
+          <w:sz w:val="22"/>
+        </w:rPr>
+        <w:t>&gt;&gt; Section16a - Champs et parcelles</w:t>
+      </w:r>
+    </w:p>
+    <w:p>
+      <w:pPr>
+        <w:ind w:left="283"/>
+      </w:pPr>
+      <w:r>
+        <w:rPr>
+          <w:sz w:val="20"/>
+        </w:rPr>
+        <w:t xml:space="preserve">- Le salaire total payé de toutes catégories confondues par le ménage MADY CAMARA pour la main-d'oeuvre non-familiale sur la parcelle Arachide au cours de la campagne pour la période de préparation du sol (labour) et des semis est de 0 qui semble élevé ou faible. Merci de corriger. La parcelle Arachide n'a pas été mésurée pour des raisons comme qu'elle est trop petite, GPS en panne et que le Ménage indisponible. Nous vous rappelons que ces raisons ne passent pas pour la non mesure des parcelles prière de les mésurer. </w:t>
+        <w:br/>
+        <w:t>- Le salaire total payé de toutes catégories confondues par le ménage MADY CAMARA pour la main-d'oeuvre non-familiale sur la parcelle Maïs au cours de la campagne pour la période de préparation du sol (labour) et des semis est de 0 qui semble élevé ou faible. Merci de corriger. Le salaire total payé de toutes catégories confondues par le ménage MADY CAMARA pour la main-d'oeuvre non-familiale sur la parcelle Maïs au cours de la campagne pour la période d'entretien du sol (sarclage, etc.) est de 0 qui semble élevé ou faible. Merci de corriger. La superficie de la parcelle Maïs selon les mesures GPS est de 5000 hectare qui semble élevé ou faible, prière de corriger.</w:t>
+      </w:r>
+    </w:p>
+    <w:p>
+      <w:r>
+        <w:rPr>
+          <w:b/>
+          <w:color w:val="4672C4"/>
+          <w:sz w:val="22"/>
+        </w:rPr>
+        <w:t>&gt;&gt; Section17 - Elevage</w:t>
+      </w:r>
+    </w:p>
+    <w:p>
+      <w:pPr>
+        <w:ind w:left="283"/>
+      </w:pPr>
+      <w:r>
+        <w:rPr>
+          <w:sz w:val="20"/>
+        </w:rPr>
+        <w:t>- Avertissement! Le prix unitaire (22500 Fcfa) d'un Ovins (Moutons) est trop petit ou élevé. Veuillez confirmer ces informations avec le QG ou apporter les corrections nécessaires.</w:t>
+      </w:r>
+    </w:p>
+    <w:p>
+      <w:r>
+        <w:rPr>
+          <w:b/>
+          <w:color w:val="4672C4"/>
+          <w:sz w:val="22"/>
+        </w:rPr>
+        <w:t>&gt;&gt; Section19 - Equipements agricoles</w:t>
+      </w:r>
+    </w:p>
+    <w:p>
+      <w:pPr>
+        <w:ind w:left="283"/>
+      </w:pPr>
+      <w:r>
+        <w:rPr>
+          <w:sz w:val="20"/>
+        </w:rPr>
+        <w:t>- Attention ! Houe/daba/hilaire a été revendu à 3500 Fcfa qui est relativement élevé par rapport aux autres prix de revente observés dans cette zone. Prière de corriger ou de confirmer avec le QG.</w:t>
+      </w:r>
+    </w:p>
+    <w:p>
+      <w:r>
+        <w:t>________________________________________________________________________________</w:t>
+      </w:r>
+    </w:p>
+    <w:p>
+      <w:pPr>
+        <w:pStyle w:val="Heading2"/>
+      </w:pPr>
+      <w:r>
+        <w:t>Menage 12</w:t>
+      </w:r>
+    </w:p>
+    <w:tbl>
+      <w:tblPr>
+        <w:tblStyle w:val="TableGrid"/>
+        <w:tblW w:type="auto" w:w="0"/>
+        <w:tblLook w:firstColumn="1" w:firstRow="1" w:lastColumn="0" w:lastRow="0" w:noHBand="0" w:noVBand="1" w:val="04A0"/>
+      </w:tblPr>
+      <w:tblGrid>
+        <w:gridCol w:w="1662"/>
+        <w:gridCol w:w="1662"/>
+        <w:gridCol w:w="1662"/>
+        <w:gridCol w:w="1662"/>
+        <w:gridCol w:w="1662"/>
+        <w:gridCol w:w="1662"/>
+      </w:tblGrid>
+      <w:tr>
+        <w:tc>
+          <w:tcPr>
+            <w:tcW w:type="dxa" w:w="1662"/>
+            <w:shd w:fill="5B9BD5"/>
+          </w:tcPr>
+          <w:p>
+            <w:r>
+              <w:rPr>
+                <w:b/>
+                <w:color w:val="FFFFFF"/>
+                <w:sz w:val="16"/>
+              </w:rPr>
+              <w:t>Interview Key</w:t>
+            </w:r>
+          </w:p>
+        </w:tc>
+        <w:tc>
+          <w:tcPr>
+            <w:tcW w:type="dxa" w:w="1662"/>
+            <w:shd w:fill="5B9BD5"/>
+          </w:tcPr>
+          <w:p>
+            <w:r>
+              <w:rPr>
+                <w:b/>
+                <w:color w:val="FFFFFF"/>
+                <w:sz w:val="16"/>
+              </w:rPr>
+              <w:t>Interview ID</w:t>
+            </w:r>
+          </w:p>
+        </w:tc>
+        <w:tc>
+          <w:tcPr>
+            <w:tcW w:type="dxa" w:w="1662"/>
+            <w:shd w:fill="5B9BD5"/>
+          </w:tcPr>
+          <w:p>
+            <w:r>
+              <w:rPr>
+                <w:b/>
+                <w:color w:val="FFFFFF"/>
+                <w:sz w:val="16"/>
+              </w:rPr>
+              <w:t>ID Agent</w:t>
+            </w:r>
+          </w:p>
+        </w:tc>
+        <w:tc>
+          <w:tcPr>
+            <w:tcW w:type="dxa" w:w="1662"/>
+            <w:shd w:fill="5B9BD5"/>
+          </w:tcPr>
+          <w:p>
+            <w:r>
+              <w:rPr>
+                <w:b/>
+                <w:color w:val="FFFFFF"/>
+                <w:sz w:val="16"/>
+              </w:rPr>
+              <w:t>ID Equipe</w:t>
+            </w:r>
+          </w:p>
+        </w:tc>
+        <w:tc>
+          <w:tcPr>
+            <w:tcW w:type="dxa" w:w="1662"/>
+            <w:shd w:fill="5B9BD5"/>
+          </w:tcPr>
+          <w:p>
+            <w:r>
+              <w:rPr>
+                <w:b/>
+                <w:color w:val="FFFFFF"/>
+                <w:sz w:val="16"/>
+              </w:rPr>
+              <w:t>Agent</w:t>
+            </w:r>
+          </w:p>
+        </w:tc>
+        <w:tc>
+          <w:tcPr>
+            <w:tcW w:type="dxa" w:w="1662"/>
+            <w:shd w:fill="5B9BD5"/>
+          </w:tcPr>
+          <w:p>
+            <w:r>
+              <w:rPr>
+                <w:b/>
+                <w:color w:val="FFFFFF"/>
+                <w:sz w:val="16"/>
+              </w:rPr>
+              <w:t>Chef d'equipe</w:t>
+            </w:r>
+          </w:p>
+        </w:tc>
+      </w:tr>
+      <w:tr>
+        <w:tc>
+          <w:tcPr>
+            <w:tcW w:type="dxa" w:w="1662"/>
+          </w:tcPr>
+          <w:p>
+            <w:r>
+              <w:rPr>
+                <w:sz w:val="14"/>
+              </w:rPr>
+              <w:t>50-04-84-42</w:t>
+            </w:r>
+          </w:p>
+        </w:tc>
+        <w:tc>
+          <w:tcPr>
+            <w:tcW w:type="dxa" w:w="1662"/>
+          </w:tcPr>
+          <w:p>
+            <w:r>
+              <w:rPr>
+                <w:sz w:val="14"/>
+              </w:rPr>
+              <w:t>4845e03491334218b263c659ca496e13</w:t>
+            </w:r>
+          </w:p>
+        </w:tc>
+        <w:tc>
+          <w:tcPr>
+            <w:tcW w:type="dxa" w:w="1662"/>
+          </w:tcPr>
+          <w:p>
+            <w:r>
+              <w:rPr>
+                <w:sz w:val="14"/>
+              </w:rPr>
+              <w:t>EQ32_enq1</w:t>
+            </w:r>
+          </w:p>
+        </w:tc>
+        <w:tc>
+          <w:tcPr>
+            <w:tcW w:type="dxa" w:w="1662"/>
+          </w:tcPr>
+          <w:p>
+            <w:r>
+              <w:rPr>
+                <w:sz w:val="14"/>
+              </w:rPr>
+              <w:t>Equipe32</w:t>
+            </w:r>
+          </w:p>
+        </w:tc>
+        <w:tc>
+          <w:tcPr>
+            <w:tcW w:type="dxa" w:w="1662"/>
+          </w:tcPr>
+          <w:p>
+            <w:r>
+              <w:rPr>
+                <w:sz w:val="14"/>
+              </w:rPr>
+              <w:t>Ibrahima DIALLO</w:t>
+            </w:r>
+          </w:p>
+        </w:tc>
+        <w:tc>
+          <w:tcPr>
+            <w:tcW w:type="dxa" w:w="1662"/>
+          </w:tcPr>
+          <w:p>
+            <w:r>
+              <w:rPr>
+                <w:sz w:val="14"/>
+              </w:rPr>
+              <w:t>Doudou SANE</w:t>
+            </w:r>
+          </w:p>
+        </w:tc>
+      </w:tr>
+    </w:tbl>
+    <w:p/>
+    <w:tbl>
+      <w:tblPr>
+        <w:tblStyle w:val="TableGrid"/>
+        <w:tblW w:type="auto" w:w="0"/>
+        <w:tblLook w:firstColumn="1" w:firstRow="1" w:lastColumn="0" w:lastRow="0" w:noHBand="0" w:noVBand="1" w:val="04A0"/>
+      </w:tblPr>
+      <w:tblGrid>
+        <w:gridCol w:w="3324"/>
+        <w:gridCol w:w="3324"/>
+        <w:gridCol w:w="3324"/>
+      </w:tblGrid>
+      <w:tr>
+        <w:tc>
+          <w:tcPr>
+            <w:tcW w:type="dxa" w:w="3324"/>
+            <w:shd w:fill="70AD47"/>
+          </w:tcPr>
+          <w:p>
+            <w:r>
+              <w:rPr>
+                <w:b/>
+                <w:color w:val="FFFFFF"/>
+                <w:sz w:val="18"/>
+              </w:rPr>
+              <w:t>Chef de Menage</w:t>
+            </w:r>
+          </w:p>
+        </w:tc>
+        <w:tc>
+          <w:tcPr>
+            <w:tcW w:type="dxa" w:w="3324"/>
+            <w:shd w:fill="70AD47"/>
+          </w:tcPr>
+          <w:p>
+            <w:r>
+              <w:rPr>
+                <w:b/>
+                <w:color w:val="FFFFFF"/>
+                <w:sz w:val="18"/>
+              </w:rPr>
+              <w:t>Quartier/Village (s00q05)</w:t>
+            </w:r>
+          </w:p>
+        </w:tc>
+        <w:tc>
+          <w:tcPr>
+            <w:tcW w:type="dxa" w:w="3324"/>
+            <w:shd w:fill="70AD47"/>
+          </w:tcPr>
+          <w:p>
+            <w:r>
+              <w:rPr>
+                <w:b/>
+                <w:color w:val="FFFFFF"/>
+                <w:sz w:val="18"/>
+              </w:rPr>
+              <w:t>Localisation GPS</w:t>
+            </w:r>
+          </w:p>
+        </w:tc>
+      </w:tr>
+      <w:tr>
+        <w:tc>
+          <w:tcPr>
+            <w:tcW w:type="dxa" w:w="3324"/>
+          </w:tcPr>
+          <w:p>
+            <w:r>
+              <w:rPr>
+                <w:sz w:val="18"/>
+              </w:rPr>
+              <w:t>MAMADOU AMIROU BALDE</w:t>
+            </w:r>
+          </w:p>
+        </w:tc>
+        <w:tc>
+          <w:tcPr>
+            <w:tcW w:type="dxa" w:w="3324"/>
+          </w:tcPr>
+          <w:p>
+            <w:r>
+              <w:rPr>
+                <w:sz w:val="18"/>
+              </w:rPr>
+              <w:t>N/A</w:t>
+            </w:r>
+          </w:p>
+        </w:tc>
+        <w:tc>
+          <w:tcPr>
+            <w:tcW w:type="dxa" w:w="3324"/>
+          </w:tcPr>
+          <w:p>
+            <w:r/>
+            <w:hyperlink r:id="rId18">
+              <w:r>
+                <w:rPr>
+                  <w:color w:val="0563C1"/>
+                  <w:u w:val="single"/>
+                </w:rPr>
+                <w:t>DANS LA CONCESSION</w:t>
+              </w:r>
+            </w:hyperlink>
+          </w:p>
+        </w:tc>
+      </w:tr>
+    </w:tbl>
+    <w:p/>
+    <w:p>
+      <w:r>
+        <w:rPr>
+          <w:b/>
+          <w:color w:val="4672C4"/>
+          <w:sz w:val="22"/>
+        </w:rPr>
+        <w:t>&gt;&gt; Section2 - Education</w:t>
+      </w:r>
+    </w:p>
+    <w:p>
+      <w:pPr>
+        <w:ind w:left="283"/>
+      </w:pPr>
+      <w:r>
+        <w:rPr>
+          <w:sz w:val="20"/>
+        </w:rPr>
+        <w:t xml:space="preserve">- Peu probable! ALPHA OUMAR BALDE  n'arrive pas  à comprendre un petit texte lu dans une langue locale (s02q03). Veuillez corriger ou donner des explications au QG. Incohérence!! ALPHA OUMAR BALDE fréquente l'école  mais ne paie ni la scolarité ni la cotisation, prière de corriger ou fournir une explication à cela. </w:t>
+        <w:br/>
+        <w:t xml:space="preserve">- Peu probable! MAMADOU AMIROU BALDE  n'arrive pas  à comprendre un petit texte lu dans une langue locale (s02q03). Veuillez corriger ou donner des explications au QG. Peu probable! MAMADOU AMIROU BALDE  ne sait ni lire, ni écrire, ni comprendre dans aucune des langues  (s02q01,s02q02,s02q03). Veuillez corriger ou donner des explications au QG. </w:t>
+        <w:br/>
+        <w:t xml:space="preserve">- Peu probable! MARIAMA BINTE DIALLO  n'arrive pas  à comprendre un petit texte lu dans une langue locale (s02q03). Veuillez corriger ou donner des explications au QG. Peu probable! MARIAMA BINTE DIALLO  ne sait ni lire, ni écrire, ni comprendre dans aucune des langues  (s02q01,s02q02,s02q03). Veuillez corriger ou donner des explications au QG. </w:t>
+        <w:br/>
+        <w:t xml:space="preserve">- Peu probable! RAï BALDE  n'arrive pas  à comprendre un petit texte lu dans une langue locale (s02q03). Veuillez corriger ou donner des explications au QG. Attention ! Le frais de scolarité (4500 Fcfa) de RAï BALDE en 5ème année de Primaire est relativement élevé par rapport aux autres frais de scolarités observés dans cette zone. Prière de corriger ou de confirmer avec le QG. </w:t>
+        <w:br/>
+        <w:t xml:space="preserve">- Peu probable! WOURY BALDE  n'arrive pas  à comprendre un petit texte lu dans une langue locale (s02q03). Veuillez corriger ou donner des explications au QG. </w:t>
+        <w:br/>
+        <w:t>- Peu probable! YACINE BALDE  n'arrive pas  à comprendre un petit texte lu dans une langue locale (s02q03). Veuillez corriger ou donner des explications au QG. Peu probable! YACINE BALDE  ne sait ni lire, ni écrire, ni comprendre dans aucune des langues  (s02q01,s02q02,s02q03). Veuillez corriger ou donner des explications au QG.</w:t>
+      </w:r>
+    </w:p>
+    <w:p>
+      <w:r>
+        <w:rPr>
+          <w:b/>
+          <w:color w:val="4672C4"/>
+          <w:sz w:val="22"/>
+        </w:rPr>
+        <w:t>&gt;&gt; Section4b - Emploi - Activite principale</w:t>
+      </w:r>
+    </w:p>
+    <w:p>
+      <w:pPr>
+        <w:ind w:left="283"/>
+      </w:pPr>
+      <w:r>
+        <w:rPr>
+          <w:sz w:val="20"/>
+        </w:rPr>
+        <w:t>- Avertissement!! Le montant de MAMADOU AMIROU BALDE semble trop faible pour un revenu net gagné par an. Veuillez, s'il vous plaît, confirmer cette information avec le QG ou la corriger.</w:t>
+      </w:r>
+    </w:p>
+    <w:p>
+      <w:r>
+        <w:rPr>
+          <w:b/>
+          <w:color w:val="4672C4"/>
+          <w:sz w:val="22"/>
+        </w:rPr>
+        <w:t>&gt;&gt; Section4c - Emploi - Activite secondaire</w:t>
+      </w:r>
+    </w:p>
+    <w:p>
+      <w:pPr>
+        <w:ind w:left="283"/>
+      </w:pPr>
+      <w:r>
+        <w:rPr>
+          <w:sz w:val="20"/>
+        </w:rPr>
+        <w:t>- Attention ! Le nombre de jours que MAMADOU AMIROU BALDE a travaillés par mois semble être inférieur à 15. Veuillez, s'il vous plaît, confirmer cette information. Avertissement!!! les informations de MAMADOU AMIROU BALDE sur le nombre de mois, jours ou heures de son emploi secondaire sont superieur a celles de son emploi principal , veuillez corriger ou confirmer aupres du QG.</w:t>
+      </w:r>
+    </w:p>
+    <w:p>
+      <w:r>
+        <w:rPr>
+          <w:b/>
+          <w:color w:val="4672C4"/>
+          <w:sz w:val="22"/>
+        </w:rPr>
+        <w:t>&gt;&gt; Section7b - Consommation alimentaire - 7 jours</w:t>
+      </w:r>
+    </w:p>
+    <w:p>
+      <w:pPr>
+        <w:ind w:left="283"/>
+      </w:pPr>
+      <w:r>
+        <w:rPr>
+          <w:sz w:val="20"/>
+        </w:rPr>
+        <w:t>- Attention ! Le prix unitaire d'achat (50 Fcfa) de Beignets de farine de boulangerie en Sachets (Petit) est relativement faible par rapport aux autres prix observés dans cette zone. Prière de corriger ou de confirmer avec le QG. Avertissement!!! Le ménage a consommé 10 Pièce Petit de Caramel, bonbons, confiseries, etc., cette quantité semble anormale pour une consommation des 7 derniers jours.Prière de corriger ou de confirmer avec le QG. Avertissement!!! Le ménage a consommé 14 Paquet Tres petit de Thé en sachet, cette quantité semble anormale pour une consommation des 7 derniers jours.Prière de corriger ou de confirmer avec le QG. Avertissement!! le prix unitaire (100 Fcfa) de Thé en sachet (unité: Paquet) de taille Tres petit est très faible ou élevé. Prière de corriger ou de confirmer avec le QG. Incohérence!! Dans ce ménage, chaque individus consomme par jour 62.15476 Kg  de cereale; Prière de revoir les quantités prises de ces produits. Incohérence!! Dans ce ménage, chaque individus consomme par jour 62.15476 Kg  de cereale; Prière de revoir les quantités prises de ces produits. Attention ! Soupçons de quantité anormale! Le ménage de MAMADOU AMIROU BALDE avec une taille de 6 personnes a consommé 10 Kg en taille unique de Maïs en grain qui est relativement élevé comme consommation par rapport à la condition de vie des autres ménages de même taille dans cette zone. Prière de corriger ou de confirmer avec le QG.</w:t>
+      </w:r>
+    </w:p>
+    <w:p>
+      <w:r>
+        <w:rPr>
+          <w:b/>
+          <w:color w:val="4672C4"/>
+          <w:sz w:val="22"/>
+        </w:rPr>
+        <w:t>&gt;&gt; Section9b - Depenses non-alimentaires - 7 jours</w:t>
+      </w:r>
+    </w:p>
+    <w:p>
+      <w:pPr>
+        <w:ind w:left="283"/>
+      </w:pPr>
+      <w:r>
+        <w:rPr>
+          <w:sz w:val="20"/>
+        </w:rPr>
+        <w:t>- Il est difficile d'avoir un ménage qui n'a effectué aucune des dépenses mentionnées au cours de 7 derniers jours, prière de revoir la section 9B pour ce ménage.</w:t>
+      </w:r>
+    </w:p>
+    <w:p>
+      <w:r>
+        <w:rPr>
+          <w:b/>
+          <w:color w:val="4672C4"/>
+          <w:sz w:val="22"/>
+        </w:rPr>
+        <w:t>&gt;&gt; Section9c - Depenses non-alimentaires - 30 jours</w:t>
+      </w:r>
+    </w:p>
+    <w:p>
+      <w:pPr>
+        <w:ind w:left="283"/>
+      </w:pPr>
+      <w:r>
+        <w:rPr>
+          <w:sz w:val="20"/>
+        </w:rPr>
+        <w:t>- La dernière fois que vous avez acheté Bois de chauffe ramassé/coupé (estimer la valeur) est dans la brousse et semble exister dans les modalités, prière de prendre attache avec le QG pour plus d'explication afin de la classer bien.</w:t>
+      </w:r>
+    </w:p>
+    <w:p>
+      <w:r>
+        <w:rPr>
+          <w:b/>
+          <w:color w:val="4672C4"/>
+          <w:sz w:val="22"/>
+        </w:rPr>
+        <w:t>&gt;&gt; Section11 - Caracteristiques logement</w:t>
+      </w:r>
+    </w:p>
+    <w:p>
+      <w:pPr>
+        <w:ind w:left="283"/>
+      </w:pPr>
+      <w:r>
+        <w:rPr>
+          <w:sz w:val="20"/>
+        </w:rPr>
+        <w:t>- Le temps mis (en heure et en minute) pour s'approvisionner en eau de boisson une fois à la source est  5 fois plus élevé que le temps mis (en minutes) pour se rendre à la principale source d'approvisionnement en eau de boisson, prière de corriger.</w:t>
+      </w:r>
+    </w:p>
+    <w:p>
+      <w:r>
+        <w:rPr>
+          <w:b/>
+          <w:color w:val="4672C4"/>
+          <w:sz w:val="22"/>
+        </w:rPr>
+        <w:t>&gt;&gt; Section16a - Champs et parcelles</w:t>
+      </w:r>
+    </w:p>
+    <w:p>
+      <w:pPr>
+        <w:ind w:left="283"/>
+      </w:pPr>
+      <w:r>
+        <w:rPr>
+          <w:sz w:val="20"/>
+        </w:rPr>
+        <w:t xml:space="preserve">- La parcelle arachide n'a pas été mésurée pour des raisons comme qu'elle est trop petite, GPS en panne et que le Ménage indisponible. Nous vous rappelons que ces raisons ne passent pas pour la non mesure des parcelles prière de les mésurer. </w:t>
+        <w:br/>
+        <w:t>- La parcelle maïs n'a pas été mésurée pour des raisons comme qu'elle est trop petite, GPS en panne et que le Ménage indisponible. Nous vous rappelons que ces raisons ne passent pas pour la non mesure des parcelles prière de les mésurer. Le document légal (titre, acte, certificat etc. ) qui affirme votre possession de la parcelle maïs est  et semble exister dans les modalités, prière de prendre attache avec le QG pour plus d'explication afin de la classer bien.</w:t>
+      </w:r>
+    </w:p>
+    <w:p>
+      <w:r>
+        <w:rPr>
+          <w:b/>
+          <w:color w:val="4672C4"/>
+          <w:sz w:val="22"/>
+        </w:rPr>
+        <w:t>&gt;&gt; Section18c - Cueillette</w:t>
+      </w:r>
+    </w:p>
+    <w:p>
+      <w:pPr>
+        <w:ind w:left="283"/>
+      </w:pPr>
+      <w:r>
+        <w:rPr>
+          <w:sz w:val="20"/>
+        </w:rPr>
+        <w:t xml:space="preserve">- Prière de renseigner la valeur de ce produit consommé ou stocké par votre ménage au cours des 12 derniers mois, prière de fournir d'effort pour avoir une estimation (s18cq03) au lieu de 9999. </w:t>
+        <w:br/>
+        <w:t xml:space="preserve">- Prière de renseigner la valeur de ce produit consommé ou stocké par votre ménage au cours des 12 derniers mois, prière de fournir d'effort pour avoir une estimation (s18cq03) au lieu de 9999. </w:t>
+        <w:br/>
+        <w:t>- Prière de renseigner la valeur de ce produit consommé ou stocké par votre ménage au cours des 12 derniers mois, prière de fournir d'effort pour avoir une estimation (s18cq03) au lieu de 9999.</w:t>
+      </w:r>
+    </w:p>
+    <w:p>
+      <w:r>
+        <w:t>________________________________________________________________________________</w:t>
+      </w:r>
+    </w:p>
+    <w:p>
+      <w:pPr>
+        <w:pStyle w:val="Heading2"/>
+      </w:pPr>
+      <w:r>
+        <w:t>Menage 14</w:t>
+      </w:r>
+    </w:p>
+    <w:tbl>
+      <w:tblPr>
+        <w:tblStyle w:val="TableGrid"/>
+        <w:tblW w:type="auto" w:w="0"/>
+        <w:tblLook w:firstColumn="1" w:firstRow="1" w:lastColumn="0" w:lastRow="0" w:noHBand="0" w:noVBand="1" w:val="04A0"/>
+      </w:tblPr>
+      <w:tblGrid>
+        <w:gridCol w:w="1662"/>
+        <w:gridCol w:w="1662"/>
+        <w:gridCol w:w="1662"/>
+        <w:gridCol w:w="1662"/>
+        <w:gridCol w:w="1662"/>
+        <w:gridCol w:w="1662"/>
+      </w:tblGrid>
+      <w:tr>
+        <w:tc>
+          <w:tcPr>
+            <w:tcW w:type="dxa" w:w="1662"/>
+            <w:shd w:fill="5B9BD5"/>
+          </w:tcPr>
+          <w:p>
+            <w:r>
+              <w:rPr>
+                <w:b/>
+                <w:color w:val="FFFFFF"/>
+                <w:sz w:val="16"/>
+              </w:rPr>
+              <w:t>Interview Key</w:t>
+            </w:r>
+          </w:p>
+        </w:tc>
+        <w:tc>
+          <w:tcPr>
+            <w:tcW w:type="dxa" w:w="1662"/>
+            <w:shd w:fill="5B9BD5"/>
+          </w:tcPr>
+          <w:p>
+            <w:r>
+              <w:rPr>
+                <w:b/>
+                <w:color w:val="FFFFFF"/>
+                <w:sz w:val="16"/>
+              </w:rPr>
+              <w:t>Interview ID</w:t>
+            </w:r>
+          </w:p>
+        </w:tc>
+        <w:tc>
+          <w:tcPr>
+            <w:tcW w:type="dxa" w:w="1662"/>
+            <w:shd w:fill="5B9BD5"/>
+          </w:tcPr>
+          <w:p>
+            <w:r>
+              <w:rPr>
+                <w:b/>
+                <w:color w:val="FFFFFF"/>
+                <w:sz w:val="16"/>
+              </w:rPr>
+              <w:t>ID Agent</w:t>
+            </w:r>
+          </w:p>
+        </w:tc>
+        <w:tc>
+          <w:tcPr>
+            <w:tcW w:type="dxa" w:w="1662"/>
+            <w:shd w:fill="5B9BD5"/>
+          </w:tcPr>
+          <w:p>
+            <w:r>
+              <w:rPr>
+                <w:b/>
+                <w:color w:val="FFFFFF"/>
+                <w:sz w:val="16"/>
+              </w:rPr>
+              <w:t>ID Equipe</w:t>
+            </w:r>
+          </w:p>
+        </w:tc>
+        <w:tc>
+          <w:tcPr>
+            <w:tcW w:type="dxa" w:w="1662"/>
+            <w:shd w:fill="5B9BD5"/>
+          </w:tcPr>
+          <w:p>
+            <w:r>
+              <w:rPr>
+                <w:b/>
+                <w:color w:val="FFFFFF"/>
+                <w:sz w:val="16"/>
+              </w:rPr>
+              <w:t>Agent</w:t>
+            </w:r>
+          </w:p>
+        </w:tc>
+        <w:tc>
+          <w:tcPr>
+            <w:tcW w:type="dxa" w:w="1662"/>
+            <w:shd w:fill="5B9BD5"/>
+          </w:tcPr>
+          <w:p>
+            <w:r>
+              <w:rPr>
+                <w:b/>
+                <w:color w:val="FFFFFF"/>
+                <w:sz w:val="16"/>
+              </w:rPr>
+              <w:t>Chef d'equipe</w:t>
+            </w:r>
+          </w:p>
+        </w:tc>
+      </w:tr>
+      <w:tr>
+        <w:tc>
+          <w:tcPr>
+            <w:tcW w:type="dxa" w:w="1662"/>
+          </w:tcPr>
+          <w:p>
+            <w:r>
+              <w:rPr>
+                <w:sz w:val="14"/>
+              </w:rPr>
+              <w:t>27-39-23-35</w:t>
+            </w:r>
+          </w:p>
+        </w:tc>
+        <w:tc>
+          <w:tcPr>
+            <w:tcW w:type="dxa" w:w="1662"/>
+          </w:tcPr>
+          <w:p>
+            <w:r>
+              <w:rPr>
+                <w:sz w:val="14"/>
+              </w:rPr>
+              <w:t>9af589c8f7e1438e81aad04a2b7e54d9</w:t>
+            </w:r>
+          </w:p>
+        </w:tc>
+        <w:tc>
+          <w:tcPr>
+            <w:tcW w:type="dxa" w:w="1662"/>
+          </w:tcPr>
+          <w:p>
+            <w:r>
+              <w:rPr>
+                <w:sz w:val="14"/>
+              </w:rPr>
+              <w:t>EQ32_enq1</w:t>
+            </w:r>
+          </w:p>
+        </w:tc>
+        <w:tc>
+          <w:tcPr>
+            <w:tcW w:type="dxa" w:w="1662"/>
+          </w:tcPr>
+          <w:p>
+            <w:r>
+              <w:rPr>
+                <w:sz w:val="14"/>
+              </w:rPr>
+              <w:t>Equipe32</w:t>
+            </w:r>
+          </w:p>
+        </w:tc>
+        <w:tc>
+          <w:tcPr>
+            <w:tcW w:type="dxa" w:w="1662"/>
+          </w:tcPr>
+          <w:p>
+            <w:r>
+              <w:rPr>
+                <w:sz w:val="14"/>
+              </w:rPr>
+              <w:t>Ibrahima DIALLO</w:t>
+            </w:r>
+          </w:p>
+        </w:tc>
+        <w:tc>
+          <w:tcPr>
+            <w:tcW w:type="dxa" w:w="1662"/>
+          </w:tcPr>
+          <w:p>
+            <w:r>
+              <w:rPr>
+                <w:sz w:val="14"/>
+              </w:rPr>
+              <w:t>Doudou SANE</w:t>
+            </w:r>
+          </w:p>
+        </w:tc>
+      </w:tr>
+    </w:tbl>
+    <w:p/>
+    <w:tbl>
+      <w:tblPr>
+        <w:tblStyle w:val="TableGrid"/>
+        <w:tblW w:type="auto" w:w="0"/>
+        <w:tblLook w:firstColumn="1" w:firstRow="1" w:lastColumn="0" w:lastRow="0" w:noHBand="0" w:noVBand="1" w:val="04A0"/>
+      </w:tblPr>
+      <w:tblGrid>
+        <w:gridCol w:w="3324"/>
+        <w:gridCol w:w="3324"/>
+        <w:gridCol w:w="3324"/>
+      </w:tblGrid>
+      <w:tr>
+        <w:tc>
+          <w:tcPr>
+            <w:tcW w:type="dxa" w:w="3324"/>
+            <w:shd w:fill="70AD47"/>
+          </w:tcPr>
+          <w:p>
+            <w:r>
+              <w:rPr>
+                <w:b/>
+                <w:color w:val="FFFFFF"/>
+                <w:sz w:val="18"/>
+              </w:rPr>
+              <w:t>Chef de Menage</w:t>
+            </w:r>
+          </w:p>
+        </w:tc>
+        <w:tc>
+          <w:tcPr>
+            <w:tcW w:type="dxa" w:w="3324"/>
+            <w:shd w:fill="70AD47"/>
+          </w:tcPr>
+          <w:p>
+            <w:r>
+              <w:rPr>
+                <w:b/>
+                <w:color w:val="FFFFFF"/>
+                <w:sz w:val="18"/>
+              </w:rPr>
+              <w:t>Quartier/Village (s00q05)</w:t>
+            </w:r>
+          </w:p>
+        </w:tc>
+        <w:tc>
+          <w:tcPr>
+            <w:tcW w:type="dxa" w:w="3324"/>
+            <w:shd w:fill="70AD47"/>
+          </w:tcPr>
+          <w:p>
+            <w:r>
+              <w:rPr>
+                <w:b/>
+                <w:color w:val="FFFFFF"/>
+                <w:sz w:val="18"/>
+              </w:rPr>
+              <w:t>Localisation GPS</w:t>
+            </w:r>
+          </w:p>
+        </w:tc>
+      </w:tr>
+      <w:tr>
+        <w:tc>
+          <w:tcPr>
+            <w:tcW w:type="dxa" w:w="3324"/>
+          </w:tcPr>
+          <w:p>
+            <w:r>
+              <w:rPr>
+                <w:sz w:val="18"/>
+              </w:rPr>
+              <w:t>RAYENATOU BALDE</w:t>
+            </w:r>
+          </w:p>
+        </w:tc>
+        <w:tc>
+          <w:tcPr>
+            <w:tcW w:type="dxa" w:w="3324"/>
+          </w:tcPr>
+          <w:p>
+            <w:r>
+              <w:rPr>
+                <w:sz w:val="18"/>
+              </w:rPr>
+              <w:t>N/A</w:t>
+            </w:r>
+          </w:p>
+        </w:tc>
+        <w:tc>
+          <w:tcPr>
+            <w:tcW w:type="dxa" w:w="3324"/>
+          </w:tcPr>
+          <w:p>
+            <w:r/>
+            <w:hyperlink r:id="rId19">
+              <w:r>
+                <w:rPr>
+                  <w:color w:val="0563C1"/>
+                  <w:u w:val="single"/>
+                </w:rPr>
+                <w:t>DANS LA CONCESSION</w:t>
+              </w:r>
+            </w:hyperlink>
+          </w:p>
+        </w:tc>
+      </w:tr>
+    </w:tbl>
+    <w:p/>
+    <w:p>
+      <w:r>
+        <w:rPr>
+          <w:b/>
+          <w:color w:val="4672C4"/>
+          <w:sz w:val="22"/>
+        </w:rPr>
+        <w:t>&gt;&gt; Section0 - Identification et renseignements de controle</w:t>
+      </w:r>
+    </w:p>
+    <w:p>
+      <w:pPr>
+        <w:ind w:left="283"/>
+      </w:pPr>
+      <w:r>
+        <w:rPr>
+          <w:sz w:val="20"/>
+        </w:rPr>
+        <w:t>- Le questionnaire semble ne pas être complètement fini mais le questionnaire est en statut complet, prière de compléter le questionnaire.</w:t>
+      </w:r>
+    </w:p>
+    <w:p>
+      <w:r>
+        <w:rPr>
+          <w:b/>
+          <w:color w:val="4672C4"/>
+          <w:sz w:val="22"/>
+        </w:rPr>
+        <w:t>&gt;&gt; Section1 - Caracteristiques des membres</w:t>
+      </w:r>
+    </w:p>
+    <w:p>
+      <w:pPr>
+        <w:ind w:left="283"/>
+      </w:pPr>
+      <w:r>
+        <w:rPr>
+          <w:sz w:val="20"/>
+        </w:rPr>
+        <w:t xml:space="preserve">- Incoherence! AMADOU TIDIANE BALDE dispose d'un téléphone portable à s01q39, donc la raison évoquée ne peut pas être (ne dispose pas d'appareil). </w:t>
+        <w:br/>
+        <w:t xml:space="preserve">- Incoherence! AMIROU BALDE dispose d'un téléphone portable à s01q39, donc la raison évoquée ne peut pas être (ne dispose pas d'appareil). </w:t>
+        <w:br/>
+        <w:t xml:space="preserve">- Incoherence! FATOUMATA DIALLO dispose d'un téléphone portable à s01q39, donc la raison évoquée ne peut pas être (ne dispose pas d'appareil). </w:t>
+        <w:br/>
+        <w:t xml:space="preserve">- Incoherence! MAMADOU LAMARANA BALDE dispose d'un téléphone portable à s01q39, donc la raison évoquée ne peut pas être (ne dispose pas d'appareil). La raison principale pour laquelle que MAMADOU LAMARANA BALDE est venu vivre dans cette localité est pour travail et semble exister dans les modalités, prière de prendre attache avec le QG pour plus d'explication afin de la classer bien. </w:t>
+        <w:br/>
+        <w:t xml:space="preserve">- Incoherence! RAYEHANATOU BALDE dispose d'un téléphone portable à s01q39, donc la raison évoquée ne peut pas être (ne dispose pas d'appareil). </w:t>
+        <w:br/>
+        <w:t xml:space="preserve">- Les informations sur l'acte de naissance (ni Jours, ni mois et ni années) de  FATOUMATA BALDE  manquent, s'il vous plait pouvez-vous fournir d'effort pour avoir ces informations. Le mois de l'enfant ( FATOUMATA BALDE ) n'est pas connu mais vous avez declaré en s01q04a le nombre de mois, prière de changer NSP au niveau de s01q03b. </w:t>
+        <w:br/>
+        <w:t>- Les informations sur l'acte de naissance (ni Jours, ni mois et ni années) de  YACINE DIALLO  manquent, s'il vous plait pouvez-vous fournir d'effort pour avoir ces informations. Incoherence! YACINE DIALLO dispose d'un téléphone portable à s01q39, donc la raison évoquée ne peut pas être (ne dispose pas d'appareil). La raison principale pour laquelle que YACINE DIALLO est venu vivre dans cette localité est chez sa tante et semble exister dans les modalités, prière de prendre attache avec le QG pour plus d'explication afin de la classer bien.</w:t>
+      </w:r>
+    </w:p>
+    <w:p>
+      <w:r>
+        <w:rPr>
+          <w:b/>
+          <w:color w:val="4672C4"/>
+          <w:sz w:val="22"/>
+        </w:rPr>
+        <w:t>&gt;&gt; Section2 - Education</w:t>
+      </w:r>
+    </w:p>
+    <w:p>
+      <w:pPr>
+        <w:ind w:left="283"/>
+      </w:pPr>
+      <w:r>
+        <w:rPr>
+          <w:sz w:val="20"/>
+        </w:rPr>
+        <w:t xml:space="preserve">- Peu probable! AMADOU CIRE BALDE  n'arrive pas  à comprendre un petit texte lu dans une langue locale (s02q03). Veuillez corriger ou donner des explications au QG. Peu probable! AMADOU CIRE BALDE  ne sait ni lire, ni écrire, ni comprendre dans aucune des langues  (s02q01,s02q02,s02q03). Veuillez corriger ou donner des explications au QG. Peu plausible AMADOU CIRE BALDE fréquente au minimum le fondamental 1 mais ne sait ni lire ni comprendre la langue française, prière de corriger ou de confirmer avec le QG merci. Avertissement!! AMADOU CIRE BALDE fréquente au minimum la troisième année de fondamental 1 mais ne sait pas écrire, prière de corriger ou confirmer avec le QG. Le montant des frais de cantines ou de restauration pour l'année scolaire de AMADOU CIRE BALDE est faible ou élevé. veuillez, s'il vous plait, confirmer ces informations avec le QG ou apporter les corrections nécessaires. </w:t>
+        <w:br/>
+        <w:t xml:space="preserve">- Peu probable! AMADOU TIDIANE BALDE  n'arrive pas  à comprendre un petit texte lu dans une langue locale (s02q03). Veuillez corriger ou donner des explications au QG. </w:t>
+        <w:br/>
+        <w:t xml:space="preserve">- Peu probable! AMIROU BALDE  n'arrive pas  à comprendre un petit texte lu dans une langue locale (s02q03). Veuillez corriger ou donner des explications au QG. </w:t>
+        <w:br/>
+        <w:t xml:space="preserve">- Peu probable! FATOUMATA DIALLO  n'arrive pas  à comprendre un petit texte lu dans une langue locale (s02q03). Veuillez corriger ou donner des explications au QG. Peu probable! FATOUMATA DIALLO  ne sait ni lire, ni écrire, ni comprendre dans aucune des langues  (s02q01,s02q02,s02q03). Veuillez corriger ou donner des explications au QG. La raison principale que FATOUMATA DIALLO n'a pas fait des études dans une école formelle est trop age et semble exister dans les modalités, prière de prendre attache avec le QG pour plus d'explication afin de la classer bien. </w:t>
+        <w:br/>
+        <w:t xml:space="preserve">- Peu probable! MAMADOU LAMARANA BALDE  n'arrive pas  à comprendre un petit texte lu dans une langue locale (s02q03). Veuillez corriger ou donner des explications au QG. Peu probable! MAMADOU LAMARANA BALDE  ne sait ni lire, ni écrire, ni comprendre dans aucune des langues  (s02q01,s02q02,s02q03). Veuillez corriger ou donner des explications au QG. La raison principale que MAMADOU LAMARANA BALDE n'a pas fait des études dans une école formelle est trop age et semble exister dans les modalités, prière de prendre attache avec le QG pour plus d'explication afin de la classer bien. </w:t>
+        <w:br/>
+        <w:t xml:space="preserve">- Peu probable! RAYEHANATOU BALDE  n'arrive pas  à comprendre un petit texte lu dans une langue locale (s02q03). Veuillez corriger ou donner des explications au QG. Peu probable! RAYEHANATOU BALDE  ne sait ni lire, ni écrire, ni comprendre dans aucune des langues  (s02q01,s02q02,s02q03). Veuillez corriger ou donner des explications au QG. La raison principale que RAYEHANATOU BALDE n'a pas fait des études dans une école formelle est trop age et semble exister dans les modalités, prière de prendre attache avec le QG pour plus d'explication afin de la classer bien. </w:t>
+        <w:br/>
+        <w:t>- Peu probable! YACINE DIALLO  n'arrive pas  à comprendre un petit texte lu dans une langue locale (s02q03). Veuillez corriger ou donner des explications au QG. Peu probable! YACINE DIALLO  ne sait ni lire, ni écrire, ni comprendre dans aucune des langues  (s02q01,s02q02,s02q03). Veuillez corriger ou donner des explications au QG. La raison principale que YACINE DIALLO n'a pas fait des études dans une école formelle est mariage et semble exister dans les modalités, prière de prendre attache avec le QG pour plus d'explication afin de la classer bien.</w:t>
+      </w:r>
+    </w:p>
+    <w:p>
+      <w:r>
+        <w:rPr>
+          <w:b/>
+          <w:color w:val="4672C4"/>
+          <w:sz w:val="22"/>
+        </w:rPr>
+        <w:t>&gt;&gt; Section3 - Sante</w:t>
+      </w:r>
+    </w:p>
+    <w:p>
+      <w:pPr>
+        <w:ind w:left="283"/>
+      </w:pPr>
+      <w:r>
+        <w:rPr>
+          <w:sz w:val="20"/>
+        </w:rPr>
+        <w:t xml:space="preserve">- Le principal problème de santé que AMIROU BALDE a eu est maux de dos et semble exister dans les modalités, prière de prendre attache avec le QG pour plus d'explication afin de la classer bien. </w:t>
+        <w:br/>
+        <w:t>- Le principal problème de santé que YACINE DIALLO a eu est maux de ventre et semble exister dans les modalités, prière de prendre attache avec le QG pour plus d'explication afin de la classer bien.</w:t>
+      </w:r>
+    </w:p>
+    <w:p>
+      <w:r>
+        <w:rPr>
+          <w:b/>
+          <w:color w:val="4672C4"/>
+          <w:sz w:val="22"/>
+        </w:rPr>
+        <w:t>&gt;&gt; Section4a - Emploi</w:t>
+      </w:r>
+    </w:p>
+    <w:p>
+      <w:pPr>
+        <w:ind w:left="283"/>
+      </w:pPr>
+      <w:r>
+        <w:rPr>
+          <w:sz w:val="20"/>
+        </w:rPr>
+        <w:t>- Avertissement! YACINE DIALLO travaille principalement dans l'agriculture ou élevage ou pêche et le secteur institutionnel déclaré semble  incohérent, prière de corriger ou confirmer avec le QG.  La  raison principale que YACINE DIALLO n'a pas cherché du travail au cours des 30 derniers jours est marie avec bebd et semble exister dans les modalités, prière de prendre attache avec le QG pour plus d'explication afin de la classer bien.</w:t>
+      </w:r>
+    </w:p>
+    <w:p>
+      <w:r>
+        <w:rPr>
+          <w:b/>
+          <w:color w:val="4672C4"/>
+          <w:sz w:val="22"/>
+        </w:rPr>
+        <w:t>&gt;&gt; Section4b - Emploi - Activite principale</w:t>
+      </w:r>
+    </w:p>
+    <w:p>
+      <w:pPr>
+        <w:ind w:left="283"/>
+      </w:pPr>
+      <w:r>
+        <w:rPr>
+          <w:sz w:val="20"/>
+        </w:rPr>
+        <w:t xml:space="preserve">- Nombre de mois exercé par FATOUMATA DIALLO dans l'emploi au cours des 12 derniers mois semble faible, veuillez corriger s'il vous plait ou comfirmer avec le QG. Attention ! Le nombre de jours que FATOUMATA DIALLO a travaillés par mois semble être inférieur à 15. Veuillez, s'il vous plaît, confirmer cette information. </w:t>
+        <w:br/>
+        <w:t>- Nombre de mois exercé par MAMADOU LAMARANA BALDE dans l'emploi au cours des 12 derniers mois semble faible, veuillez corriger s'il vous plait ou comfirmer avec le QG.</w:t>
+      </w:r>
+    </w:p>
+    <w:p>
+      <w:r>
+        <w:rPr>
+          <w:b/>
+          <w:color w:val="4672C4"/>
+          <w:sz w:val="22"/>
+        </w:rPr>
+        <w:t>&gt;&gt; Section4c - Emploi - Activite secondaire</w:t>
+      </w:r>
+    </w:p>
+    <w:p>
+      <w:pPr>
+        <w:ind w:left="283"/>
+      </w:pPr>
+      <w:r>
+        <w:rPr>
+          <w:sz w:val="20"/>
+        </w:rPr>
+        <w:t>- Nombre de mois exercé par FATOUMATA DIALLO dans l'emploi secondaire au cours des 12 derniers mois semble faible, veuillez corriger s'il vous plait ou comfirmer avec le QG. Avertissement!!! les informations de FATOUMATA DIALLO sur le nombre de mois, jours ou heures de son emploi secondaire sont superieur a celles de son emploi principal , veuillez corriger ou confirmer aupres du QG.</w:t>
+      </w:r>
+    </w:p>
+    <w:p>
+      <w:r>
+        <w:rPr>
+          <w:b/>
+          <w:color w:val="4672C4"/>
+          <w:sz w:val="22"/>
+        </w:rPr>
+        <w:t>&gt;&gt; Section6 - Epargne et credit</w:t>
+      </w:r>
+    </w:p>
+    <w:p>
+      <w:pPr>
+        <w:ind w:left="283"/>
+      </w:pPr>
+      <w:r>
+        <w:rPr>
+          <w:sz w:val="20"/>
+        </w:rPr>
+        <w:t>- La  raison pourquoi MAMADOU LAMARANA BALDE n'a pas demandé de crédit auprès d'une institution financière au cours des 12 derniers mois est n’ose pas et semble exister dans les modalités, prière de prendre attache avec le QG pour plus d'explication afin de la classer bien.  La   principale utilisation que MAMADOU LAMARANA BALDE a fait de ce dernier crédit est dans menage et semble exister dans les modalités, prière de prendre attache avec le QG pour plus d'explication afin de la classer bien.</w:t>
+      </w:r>
+    </w:p>
+    <w:p>
+      <w:r>
+        <w:rPr>
+          <w:b/>
+          <w:color w:val="4672C4"/>
+          <w:sz w:val="22"/>
+        </w:rPr>
+        <w:t>&gt;&gt; Section7b - Consommation alimentaire - 7 jours</w:t>
+      </w:r>
+    </w:p>
+    <w:p>
+      <w:pPr>
+        <w:ind w:left="283"/>
+      </w:pPr>
+      <w:r>
+        <w:rPr>
+          <w:sz w:val="20"/>
+        </w:rPr>
+        <w:t>- Avertissement!! Les quantités du Thé en feuille consommées en Sachets industriel semble incoherent car les ménages consomment géneralement en sachet ou en paquet, prière de corriger ou confirmer avec le QG. Avertissement!!! Le ménage a consommé 10 Sachets Petit de Sucre en poudre , cette quantité semble anormale pour une consommation des 7 derniers jours.Prière de corriger ou de confirmer avec le QG. Avertissement!!! Le ménage a consommé 6 Cuillère Moyen de Pâte d'arachide, cette quantité semble anormale pour une consommation des 7 derniers jours. Etes vous sur d'avoir selectionner la bonne unitée ? prière de verifier et corriger. Avertissement!!! Le ménage a consommé 7 Paquet Petit de Thé en sachet, cette quantité semble anormale pour une consommation des 7 derniers jours.Prière de corriger ou de confirmer avec le QG. Avertissement!! le prix unitaire (100 Fcfa) de Thé en sachet (unité: Paquet) de taille Petit est très faible ou élevé. Prière de corriger ou de confirmer avec le QG. Avertissement!!!Le ménage a consommé 222222 Pièce de Petit de Oignon frais  ce qui semble incoherent pour une consommation aucours des 7 derniers jours, prière de verifier et corriger. Avertissement!!! Le ménage a consommé 222222 Pièce Petit de Oignon frais, cette quantité semble anormale pour une consommation des 7 derniers jours.Prière de corriger ou de confirmer avec le QG. Incohérence!! Dans ce ménage, chaque individus consomme par jour 75.57786 Kg  de cereale; Prière de revoir les quantités prises de ces produits. Incohérence!! Dans ce ménage, chaque individus consomme par jour 75.57786 Kg  de cereale; Prière de revoir les quantités prises de ces produits.</w:t>
       </w:r>
     </w:p>
     <w:p>
@@ -1864,7 +7632,544 @@
         <w:rPr>
           <w:sz w:val="20"/>
         </w:rPr>
-        <w:t>- Peu plausible! le montant de la dépense pour Brosse à dents semble trop élevé. Veuillez, s'il vous plaît, confirmer cette information avec le QG ou la corriger.</w:t>
+        <w:t>- Peu plausible! le montant de la dépense pour Médicaments achetés en pharmacie sans ordonnance: alcool, pansements, paracétamol, médicaments les affections courantes (paludisme, toux, rhume, diarrhée/disenterie, vers intestinaux, etc. ) semble trop faible. Veuillez, s'il vous plaît, confirmer cette information avec le QG ou la corriger.</w:t>
+      </w:r>
+    </w:p>
+    <w:p>
+      <w:r>
+        <w:rPr>
+          <w:b/>
+          <w:color w:val="4672C4"/>
+          <w:sz w:val="22"/>
+        </w:rPr>
+        <w:t>&gt;&gt; Section10b - caracteristiques entreprise non agricole</w:t>
+      </w:r>
+    </w:p>
+    <w:p>
+      <w:pPr>
+        <w:ind w:left="283"/>
+      </w:pPr>
+      <w:r>
+        <w:rPr>
+          <w:sz w:val="20"/>
+        </w:rPr>
+        <w:t xml:space="preserve">- L'entreprise fabrication de karite dit avoir réçu une somme sur la vente de ces produits transformés (s10q48 est differnt de 0) mais n'a depensé aucune somme sur l'achat des matières premières (s10q49==0), prière de fournir de l'effort pour estimer le montant obtenu en achat de matières premières. </w:t>
+        <w:br/>
+        <w:t>- L'entreprise fabrication de pain de singe dit avoir réçu une somme sur la vente de ces produits transformés (s10q48 est differnt de 0) mais n'a depensé aucune somme sur l'achat des matières premières (s10q49==0), prière de fournir de l'effort pour estimer le montant obtenu en achat de matières premières.</w:t>
+      </w:r>
+    </w:p>
+    <w:p>
+      <w:r>
+        <w:rPr>
+          <w:b/>
+          <w:color w:val="4672C4"/>
+          <w:sz w:val="22"/>
+        </w:rPr>
+        <w:t>&gt;&gt; Section11 - Caracteristiques logement</w:t>
+      </w:r>
+    </w:p>
+    <w:p>
+      <w:pPr>
+        <w:ind w:left="283"/>
+      </w:pPr>
+      <w:r>
+        <w:rPr>
+          <w:sz w:val="20"/>
+        </w:rPr>
+        <w:t>- Le  principal matériau de construction est aucun et semble exister dans les modalités, prière de prendre attache avec le QG pour plus d'explication afin de la classer bien.</w:t>
+      </w:r>
+    </w:p>
+    <w:p>
+      <w:r>
+        <w:rPr>
+          <w:b/>
+          <w:color w:val="4672C4"/>
+          <w:sz w:val="22"/>
+        </w:rPr>
+        <w:t>&gt;&gt; Section16a - Champs et parcelles</w:t>
+      </w:r>
+    </w:p>
+    <w:p>
+      <w:pPr>
+        <w:ind w:left="283"/>
+      </w:pPr>
+      <w:r>
+        <w:rPr>
+          <w:sz w:val="20"/>
+        </w:rPr>
+        <w:t xml:space="preserve">- La parcelle maïs n'a pas été mésurée pour des raisons comme qu'elle est trop petite, GPS en panne et que le Ménage indisponible. Nous vous rappelons que ces raisons ne passent pas pour la non mesure des parcelles prière de les mésurer. Le document légal (titre, acte, certificat etc. ) qui affirme votre possession de la parcelle maïs est  et semble exister dans les modalités, prière de prendre attache avec le QG pour plus d'explication afin de la classer bien. </w:t>
+        <w:br/>
+        <w:t xml:space="preserve">- Le salaire total payé de toutes catégories confondues par le ménage RAYEHANATOU BALDE pour la main-d'oeuvre non-familiale sur la parcelle arachide au cours de la campagne pour la période des récoltes est de 0 qui semble élevé ou faible. Merci de corriger. La parcelle arachide n'a pas été mésurée pour des raisons comme qu'elle est trop petite, GPS en panne et que le Ménage indisponible. Nous vous rappelons que ces raisons ne passent pas pour la non mesure des parcelles prière de les mésurer. Le document légal (titre, acte, certificat etc. ) qui affirme votre possession de la parcelle arachide est  et semble exister dans les modalités, prière de prendre attache avec le QG pour plus d'explication afin de la classer bien. </w:t>
+        <w:br/>
+        <w:t>- Le salaire total payé de toutes catégories confondues par le ménage RAYEHANATOU BALDE pour la main-d'oeuvre non-familiale sur la parcelle coton au cours de la campagne pour la période des récoltes est de 0 qui semble élevé ou faible. Merci de corriger. La parcelle coton n'a pas été mésurée pour des raisons comme qu'elle est trop petite, GPS en panne et que le Ménage indisponible. Nous vous rappelons que ces raisons ne passent pas pour la non mesure des parcelles prière de les mésurer. Le document légal (titre, acte, certificat etc. ) qui affirme votre possession de la parcelle coton est  et semble exister dans les modalités, prière de prendre attache avec le QG pour plus d'explication afin de la classer bien.</w:t>
+      </w:r>
+    </w:p>
+    <w:p>
+      <w:r>
+        <w:rPr>
+          <w:b/>
+          <w:color w:val="4672C4"/>
+          <w:sz w:val="22"/>
+        </w:rPr>
+        <w:t>&gt;&gt; Section18c - Cueillette</w:t>
+      </w:r>
+    </w:p>
+    <w:p>
+      <w:pPr>
+        <w:ind w:left="283"/>
+      </w:pPr>
+      <w:r>
+        <w:rPr>
+          <w:sz w:val="20"/>
+        </w:rPr>
+        <w:t xml:space="preserve">- Prière de renseigner la valeur de ce produit consommé ou stocké par votre ménage au cours des 12 derniers mois, prière de fournir d'effort pour avoir une estimation (s18cq03) au lieu de 9999. </w:t>
+        <w:br/>
+        <w:t xml:space="preserve">- Prière de renseigner la valeur de ce produit consommé ou stocké par votre ménage au cours des 12 derniers mois, prière de fournir d'effort pour avoir une estimation (s18cq03) au lieu de 9999. </w:t>
+        <w:br/>
+        <w:t>- Prière de renseigner la valeur de ce produit consommé ou stocké par votre ménage au cours des 12 derniers mois, prière de fournir d'effort pour avoir une estimation (s18cq03) au lieu de 9999.</w:t>
+      </w:r>
+    </w:p>
+    <w:p>
+      <w:r>
+        <w:rPr>
+          <w:b/>
+          <w:color w:val="4672C4"/>
+          <w:sz w:val="22"/>
+        </w:rPr>
+        <w:t>&gt;&gt; Section19 - Equipements agricoles</w:t>
+      </w:r>
+    </w:p>
+    <w:p>
+      <w:pPr>
+        <w:ind w:left="283"/>
+      </w:pPr>
+      <w:r>
+        <w:rPr>
+          <w:sz w:val="20"/>
+        </w:rPr>
+        <w:t>- Attention ! Faucheuse a été revendu à 2000 Fcfa qui est relativement élevé par rapport aux autres prix de revente observés dans cette zone. Prière de corriger ou de confirmer avec le QG.</w:t>
+      </w:r>
+    </w:p>
+    <w:p>
+      <w:r>
+        <w:t>________________________________________________________________________________</w:t>
+      </w:r>
+    </w:p>
+    <w:p>
+      <w:pPr>
+        <w:pStyle w:val="Heading2"/>
+      </w:pPr>
+      <w:r>
+        <w:t>Menage 15</w:t>
+      </w:r>
+    </w:p>
+    <w:tbl>
+      <w:tblPr>
+        <w:tblStyle w:val="TableGrid"/>
+        <w:tblW w:type="auto" w:w="0"/>
+        <w:tblLook w:firstColumn="1" w:firstRow="1" w:lastColumn="0" w:lastRow="0" w:noHBand="0" w:noVBand="1" w:val="04A0"/>
+      </w:tblPr>
+      <w:tblGrid>
+        <w:gridCol w:w="1662"/>
+        <w:gridCol w:w="1662"/>
+        <w:gridCol w:w="1662"/>
+        <w:gridCol w:w="1662"/>
+        <w:gridCol w:w="1662"/>
+        <w:gridCol w:w="1662"/>
+      </w:tblGrid>
+      <w:tr>
+        <w:tc>
+          <w:tcPr>
+            <w:tcW w:type="dxa" w:w="1662"/>
+            <w:shd w:fill="5B9BD5"/>
+          </w:tcPr>
+          <w:p>
+            <w:r>
+              <w:rPr>
+                <w:b/>
+                <w:color w:val="FFFFFF"/>
+                <w:sz w:val="16"/>
+              </w:rPr>
+              <w:t>Interview Key</w:t>
+            </w:r>
+          </w:p>
+        </w:tc>
+        <w:tc>
+          <w:tcPr>
+            <w:tcW w:type="dxa" w:w="1662"/>
+            <w:shd w:fill="5B9BD5"/>
+          </w:tcPr>
+          <w:p>
+            <w:r>
+              <w:rPr>
+                <w:b/>
+                <w:color w:val="FFFFFF"/>
+                <w:sz w:val="16"/>
+              </w:rPr>
+              <w:t>Interview ID</w:t>
+            </w:r>
+          </w:p>
+        </w:tc>
+        <w:tc>
+          <w:tcPr>
+            <w:tcW w:type="dxa" w:w="1662"/>
+            <w:shd w:fill="5B9BD5"/>
+          </w:tcPr>
+          <w:p>
+            <w:r>
+              <w:rPr>
+                <w:b/>
+                <w:color w:val="FFFFFF"/>
+                <w:sz w:val="16"/>
+              </w:rPr>
+              <w:t>ID Agent</w:t>
+            </w:r>
+          </w:p>
+        </w:tc>
+        <w:tc>
+          <w:tcPr>
+            <w:tcW w:type="dxa" w:w="1662"/>
+            <w:shd w:fill="5B9BD5"/>
+          </w:tcPr>
+          <w:p>
+            <w:r>
+              <w:rPr>
+                <w:b/>
+                <w:color w:val="FFFFFF"/>
+                <w:sz w:val="16"/>
+              </w:rPr>
+              <w:t>ID Equipe</w:t>
+            </w:r>
+          </w:p>
+        </w:tc>
+        <w:tc>
+          <w:tcPr>
+            <w:tcW w:type="dxa" w:w="1662"/>
+            <w:shd w:fill="5B9BD5"/>
+          </w:tcPr>
+          <w:p>
+            <w:r>
+              <w:rPr>
+                <w:b/>
+                <w:color w:val="FFFFFF"/>
+                <w:sz w:val="16"/>
+              </w:rPr>
+              <w:t>Agent</w:t>
+            </w:r>
+          </w:p>
+        </w:tc>
+        <w:tc>
+          <w:tcPr>
+            <w:tcW w:type="dxa" w:w="1662"/>
+            <w:shd w:fill="5B9BD5"/>
+          </w:tcPr>
+          <w:p>
+            <w:r>
+              <w:rPr>
+                <w:b/>
+                <w:color w:val="FFFFFF"/>
+                <w:sz w:val="16"/>
+              </w:rPr>
+              <w:t>Chef d'equipe</w:t>
+            </w:r>
+          </w:p>
+        </w:tc>
+      </w:tr>
+      <w:tr>
+        <w:tc>
+          <w:tcPr>
+            <w:tcW w:type="dxa" w:w="1662"/>
+          </w:tcPr>
+          <w:p>
+            <w:r>
+              <w:rPr>
+                <w:sz w:val="14"/>
+              </w:rPr>
+              <w:t>67-17-59-40</w:t>
+            </w:r>
+          </w:p>
+        </w:tc>
+        <w:tc>
+          <w:tcPr>
+            <w:tcW w:type="dxa" w:w="1662"/>
+          </w:tcPr>
+          <w:p>
+            <w:r>
+              <w:rPr>
+                <w:sz w:val="14"/>
+              </w:rPr>
+              <w:t>e8da91dc3ee6419799d432a286b2489d</w:t>
+            </w:r>
+          </w:p>
+        </w:tc>
+        <w:tc>
+          <w:tcPr>
+            <w:tcW w:type="dxa" w:w="1662"/>
+          </w:tcPr>
+          <w:p>
+            <w:r>
+              <w:rPr>
+                <w:sz w:val="14"/>
+              </w:rPr>
+              <w:t>EQ32_enq3</w:t>
+            </w:r>
+          </w:p>
+        </w:tc>
+        <w:tc>
+          <w:tcPr>
+            <w:tcW w:type="dxa" w:w="1662"/>
+          </w:tcPr>
+          <w:p>
+            <w:r>
+              <w:rPr>
+                <w:sz w:val="14"/>
+              </w:rPr>
+              <w:t>Equipe32</w:t>
+            </w:r>
+          </w:p>
+        </w:tc>
+        <w:tc>
+          <w:tcPr>
+            <w:tcW w:type="dxa" w:w="1662"/>
+          </w:tcPr>
+          <w:p>
+            <w:r>
+              <w:rPr>
+                <w:sz w:val="14"/>
+              </w:rPr>
+              <w:t>Almemy SAGNA</w:t>
+            </w:r>
+          </w:p>
+        </w:tc>
+        <w:tc>
+          <w:tcPr>
+            <w:tcW w:type="dxa" w:w="1662"/>
+          </w:tcPr>
+          <w:p>
+            <w:r>
+              <w:rPr>
+                <w:sz w:val="14"/>
+              </w:rPr>
+              <w:t>Doudou SANE</w:t>
+            </w:r>
+          </w:p>
+        </w:tc>
+      </w:tr>
+    </w:tbl>
+    <w:p/>
+    <w:tbl>
+      <w:tblPr>
+        <w:tblStyle w:val="TableGrid"/>
+        <w:tblW w:type="auto" w:w="0"/>
+        <w:tblLook w:firstColumn="1" w:firstRow="1" w:lastColumn="0" w:lastRow="0" w:noHBand="0" w:noVBand="1" w:val="04A0"/>
+      </w:tblPr>
+      <w:tblGrid>
+        <w:gridCol w:w="3324"/>
+        <w:gridCol w:w="3324"/>
+        <w:gridCol w:w="3324"/>
+      </w:tblGrid>
+      <w:tr>
+        <w:tc>
+          <w:tcPr>
+            <w:tcW w:type="dxa" w:w="3324"/>
+            <w:shd w:fill="70AD47"/>
+          </w:tcPr>
+          <w:p>
+            <w:r>
+              <w:rPr>
+                <w:b/>
+                <w:color w:val="FFFFFF"/>
+                <w:sz w:val="18"/>
+              </w:rPr>
+              <w:t>Chef de Menage</w:t>
+            </w:r>
+          </w:p>
+        </w:tc>
+        <w:tc>
+          <w:tcPr>
+            <w:tcW w:type="dxa" w:w="3324"/>
+            <w:shd w:fill="70AD47"/>
+          </w:tcPr>
+          <w:p>
+            <w:r>
+              <w:rPr>
+                <w:b/>
+                <w:color w:val="FFFFFF"/>
+                <w:sz w:val="18"/>
+              </w:rPr>
+              <w:t>Quartier/Village (s00q05)</w:t>
+            </w:r>
+          </w:p>
+        </w:tc>
+        <w:tc>
+          <w:tcPr>
+            <w:tcW w:type="dxa" w:w="3324"/>
+            <w:shd w:fill="70AD47"/>
+          </w:tcPr>
+          <w:p>
+            <w:r>
+              <w:rPr>
+                <w:b/>
+                <w:color w:val="FFFFFF"/>
+                <w:sz w:val="18"/>
+              </w:rPr>
+              <w:t>Localisation GPS</w:t>
+            </w:r>
+          </w:p>
+        </w:tc>
+      </w:tr>
+      <w:tr>
+        <w:tc>
+          <w:tcPr>
+            <w:tcW w:type="dxa" w:w="3324"/>
+          </w:tcPr>
+          <w:p>
+            <w:r>
+              <w:rPr>
+                <w:sz w:val="18"/>
+              </w:rPr>
+              <w:t>AMADOU WOURY SOUARE</w:t>
+            </w:r>
+          </w:p>
+        </w:tc>
+        <w:tc>
+          <w:tcPr>
+            <w:tcW w:type="dxa" w:w="3324"/>
+          </w:tcPr>
+          <w:p>
+            <w:r>
+              <w:rPr>
+                <w:sz w:val="18"/>
+              </w:rPr>
+              <w:t>N/A</w:t>
+            </w:r>
+          </w:p>
+        </w:tc>
+        <w:tc>
+          <w:tcPr>
+            <w:tcW w:type="dxa" w:w="3324"/>
+          </w:tcPr>
+          <w:p>
+            <w:r/>
+            <w:hyperlink r:id="rId20">
+              <w:r>
+                <w:rPr>
+                  <w:color w:val="0563C1"/>
+                  <w:u w:val="single"/>
+                </w:rPr>
+                <w:t>DANS LA CONCESSION</w:t>
+              </w:r>
+            </w:hyperlink>
+          </w:p>
+        </w:tc>
+      </w:tr>
+    </w:tbl>
+    <w:p/>
+    <w:p>
+      <w:r>
+        <w:rPr>
+          <w:b/>
+          <w:color w:val="4672C4"/>
+          <w:sz w:val="22"/>
+        </w:rPr>
+        <w:t>&gt;&gt; Section1 - Caracteristiques des membres</w:t>
+      </w:r>
+    </w:p>
+    <w:p>
+      <w:pPr>
+        <w:ind w:left="283"/>
+      </w:pPr>
+      <w:r>
+        <w:rPr>
+          <w:sz w:val="20"/>
+        </w:rPr>
+        <w:t xml:space="preserve">- Incoherence! AMADOU WOURY SOUARE dispose d'un téléphone portable à s01q39, donc la raison évoquée ne peut pas être (ne dispose pas d'appareil). </w:t>
+        <w:br/>
+        <w:t>- Les informations sur l'acte de naissance (ni Jours, ni mois et ni années) de  FATOUMATA SOUARE  manquent, s'il vous plait pouvez-vous fournir d'effort pour avoir ces informations. Incoherence! FATOUMATA SOUARE dispose d'un téléphone portable à s01q39, donc la raison évoquée ne peut pas être (ne dispose pas d'appareil).</w:t>
+      </w:r>
+    </w:p>
+    <w:p>
+      <w:r>
+        <w:rPr>
+          <w:b/>
+          <w:color w:val="4672C4"/>
+          <w:sz w:val="22"/>
+        </w:rPr>
+        <w:t>&gt;&gt; Section2 - Education</w:t>
+      </w:r>
+    </w:p>
+    <w:p>
+      <w:pPr>
+        <w:ind w:left="283"/>
+      </w:pPr>
+      <w:r>
+        <w:rPr>
+          <w:sz w:val="20"/>
+        </w:rPr>
+        <w:t>- Peu probable! FATOUMATA SOUARE  n'arrive pas  à comprendre un petit texte lu dans une langue locale (s02q03). Veuillez corriger ou donner des explications au QG. Peu probable! FATOUMATA SOUARE  ne sait ni lire, ni écrire, ni comprendre dans aucune des langues  (s02q01,s02q02,s02q03). Veuillez corriger ou donner des explications au QG.</w:t>
+      </w:r>
+    </w:p>
+    <w:p>
+      <w:r>
+        <w:rPr>
+          <w:b/>
+          <w:color w:val="4672C4"/>
+          <w:sz w:val="22"/>
+        </w:rPr>
+        <w:t>&gt;&gt; Section4b - Emploi - Activite principale</w:t>
+      </w:r>
+    </w:p>
+    <w:p>
+      <w:pPr>
+        <w:ind w:left="283"/>
+      </w:pPr>
+      <w:r>
+        <w:rPr>
+          <w:sz w:val="20"/>
+        </w:rPr>
+        <w:t>- || Attention ! Le nombre de jours que FATOUMATA SOUARE a travaillés par mois semble être inférieur à 15. Veuillez, s'il vous plaît, confirmer cette information. Attention! le nombre d'heure que FATOUMATA SOUARE a travaillé par jour semble être inferieur à 4, veuillez s'il vous plait confirmer cette information avec le QG.</w:t>
+      </w:r>
+    </w:p>
+    <w:p>
+      <w:r>
+        <w:rPr>
+          <w:b/>
+          <w:color w:val="4672C4"/>
+          <w:sz w:val="22"/>
+        </w:rPr>
+        <w:t>&gt;&gt; Section7b - Consommation alimentaire - 7 jours</w:t>
+      </w:r>
+    </w:p>
+    <w:p>
+      <w:pPr>
+        <w:ind w:left="283"/>
+      </w:pPr>
+      <w:r>
+        <w:rPr>
+          <w:sz w:val="20"/>
+        </w:rPr>
+        <w:t>- Avertissement!!! Le ménage a consommé 7 Paquet Tres petit de Thé en sachet, cette quantité semble anormale pour une consommation des 7 derniers jours.Prière de corriger ou de confirmer avec le QG. Avertissement!! le prix unitaire (100 Fcfa) de Thé en sachet (unité: Paquet) de taille Tres petit est très faible ou élevé. Prière de corriger ou de confirmer avec le QG.</w:t>
+      </w:r>
+    </w:p>
+    <w:p>
+      <w:r>
+        <w:rPr>
+          <w:b/>
+          <w:color w:val="4672C4"/>
+          <w:sz w:val="22"/>
+        </w:rPr>
+        <w:t>&gt;&gt; Section9c - Depenses non-alimentaires - 30 jours</w:t>
+      </w:r>
+    </w:p>
+    <w:p>
+      <w:pPr>
+        <w:ind w:left="283"/>
+      </w:pPr>
+      <w:r>
+        <w:rPr>
+          <w:sz w:val="20"/>
+        </w:rPr>
+        <w:t>- La dernière fois que vous avez acheté Frais de mouture des céréales est Moulin et semble exister dans les modalités, prière de prendre attache avec le QG pour plus d'explication afin de la classer bien.</w:t>
       </w:r>
     </w:p>
     <w:p>
@@ -1885,7 +8190,7 @@
         <w:rPr>
           <w:sz w:val="20"/>
         </w:rPr>
-        <w:t>- La section 10a du ménage de NOUMOU DIABY n'est pas totalement renseigné ou n'a pas commencé, prière de renseigner toutes les questions de la section 10 avant d'entamer la section 10b</w:t>
+        <w:t>- Avertissement!!! Le ménage de AMADOU WOURY SOUARE a comme taille 2 personnes dont ils vivent à KEDOUGOU Rural et aucune d'entre ne possède une entreprise non agricole, prière de revoir cette partie de la section 10 de ce menage.</w:t>
       </w:r>
     </w:p>
     <w:p>
@@ -1906,30 +8211,7 @@
         <w:rPr>
           <w:sz w:val="20"/>
         </w:rPr>
-        <w:t>- Le montant (FCFA) du loyer mensuel payé pour un logement comme le votre dans ce village/quartier est trop élevé, Veuillez s'il vous plaît corriger cette information. Le temps mis (en heure et en minute) pour s'approvisionner en eau de boisson une fois à la source est  5 fois plus élevé que le temps mis (en minutes) pour se rendre à la principale source d'approvisionnement en eau de boisson, prière de corriger. le montant supporté par le ménage pour cette source d’énergie au cours des 30 derniers jours semble élevé, prière de confirmer ou corriger.  Le moyen que le ménage utilise pour se débarrasser des excréments hors de la concession est ferme et ouvre un autre et semble exister dans les modalités, prière de prendre attache avec le QG pour plus d'explication afin de la classer bien.</w:t>
-      </w:r>
-    </w:p>
-    <w:p>
-      <w:r>
-        <w:rPr>
-          <w:b/>
-          <w:color w:val="4672C4"/>
-          <w:sz w:val="22"/>
-        </w:rPr>
-        <w:t>&gt;&gt; Section15 - Filets sociaux</w:t>
-      </w:r>
-    </w:p>
-    <w:p>
-      <w:pPr>
-        <w:ind w:left="283"/>
-      </w:pPr>
-      <w:r>
-        <w:rPr>
-          <w:sz w:val="20"/>
-        </w:rPr>
-        <w:t xml:space="preserve">- Le nombre de fois que le ménage a réçu pour Programme national de bourses de sécurité familiales (PNBSF) ne doit pas etre égal à 0. Prière de confirmer ou de corriger. Le mois ou l'année que le ménage a réçu pour Programme national de bourses de sécurité familiales (PNBSF) doivent être renseigner. Prière de reneigner. </w:t>
-        <w:br/>
-        <w:t>- Prière de renseigner Don de moustiquaire imprégnée  dans la section 15, même si le ménage n'a pas eu de programme entendu, prendre non et renseigner le reste des questions.</w:t>
+        <w:t>- Le nombre de pièces occupés est superieur aux nombre de personne vivant dans le ménage. Avertissement!! La distance (en mètres) qui sépare le ménage de la principale source d'approvisionnement en eau de boisson semble très élevé, prière de corriger ou confirmer avec le QG.  Le  principal matériau de construction est CRINTIN et semble exister dans les modalités, prière de prendre attache avec le QG pour plus d'explication afin de la classer bien.</w:t>
       </w:r>
     </w:p>
     <w:p>
@@ -1950,9 +8232,53 @@
         <w:rPr>
           <w:sz w:val="20"/>
         </w:rPr>
-        <w:t xml:space="preserve">- Nous constatons que la question qui porte sur la mésure du champs de la parcelle Arachide n'a pas été renseigné, la collecte était-il encours ou s'agit-il de quoi ? prière de verifier et corriger. Le document légal (titre, acte, certificat etc. ) qui affirme votre possession de la parcelle Arachide est  et semble exister dans les modalités, prière de prendre attache avec le QG pour plus d'explication afin de la classer bien. </w:t>
-        <w:br/>
-        <w:t>- Nous constatons que la question qui porte sur la mésure du champs de la parcelle Arachide n'a pas été renseigné, la collecte était-il encours ou s'agit-il de quoi ? prière de verifier et corriger. Le document légal (titre, acte, certificat etc. ) qui affirme votre possession de la parcelle Arachide est  et semble exister dans les modalités, prière de prendre attache avec le QG pour plus d'explication afin de la classer bien.</w:t>
+        <w:t xml:space="preserve">- Avertissement!! La parcelle a comme nom (PARCELLE 1 Arachide) qui ne semble pas être un bon nom ou contient des lettres, prière de mettre le vrai nom de la parcelle. La quantité de fumure appliquée dans la parcelle PARCELLE 1 Arachide est de 98  qui semble élevé ou ne sait pas, prière de fournir d'effort pour estimer la quantité afin de corriger. La superficie de la parcelle PARCELLE 1 Arachide selon les mesures GPS est de 0 hectare qui semble élevé ou faible, prière de corriger. </w:t>
+        <w:br/>
+        <w:t>- Avertissement!! La parcelle a comme nom (PARCELLE 1 Arachide) qui ne semble pas être un bon nom ou contient des lettres, prière de mettre le vrai nom de la parcelle. La quantité de fumure appliquée dans la parcelle PARCELLE 1 Arachide est de 98  qui semble élevé ou ne sait pas, prière de fournir d'effort pour estimer la quantité afin de corriger. La superficie de la parcelle PARCELLE 1 Arachide selon les mesures GPS est de 0 hectare qui semble élevé ou faible, prière de corriger.</w:t>
+      </w:r>
+    </w:p>
+    <w:p>
+      <w:r>
+        <w:rPr>
+          <w:b/>
+          <w:color w:val="4672C4"/>
+          <w:sz w:val="22"/>
+        </w:rPr>
+        <w:t>&gt;&gt; Section16c - Cultures</w:t>
+      </w:r>
+    </w:p>
+    <w:p>
+      <w:pPr>
+        <w:ind w:left="283"/>
+      </w:pPr>
+      <w:r>
+        <w:rPr>
+          <w:sz w:val="20"/>
+        </w:rPr>
+        <w:t xml:space="preserve">- La quantité estimée en Kg est incorrecte (Exemple : si le ménage a eu 10 sacs de 100kg = 10*100=1000kg), prière de corriger merci. </w:t>
+        <w:br/>
+        <w:t>- La quantité estimée en Kg est incorrecte (Exemple : si le ménage a eu 10 sacs de 100kg = 10*100=1000kg), prière de corriger merci.</w:t>
+      </w:r>
+    </w:p>
+    <w:p>
+      <w:r>
+        <w:rPr>
+          <w:b/>
+          <w:color w:val="4672C4"/>
+          <w:sz w:val="22"/>
+        </w:rPr>
+        <w:t>&gt;&gt; Section19 - Equipements agricoles</w:t>
+      </w:r>
+    </w:p>
+    <w:p>
+      <w:pPr>
+        <w:ind w:left="283"/>
+      </w:pPr>
+      <w:r>
+        <w:rPr>
+          <w:sz w:val="20"/>
+        </w:rPr>
+        <w:t>- Attention ! Houe/daba/hilaire a été revendu à 2500 Fcfa qui est relativement élevé par rapport aux autres prix de revente observés dans cette zone. Prière de corriger ou de confirmer avec le QG.</w:t>
       </w:r>
     </w:p>
     <w:p>
